--- a/reports/2026/加密货币观察_20260528.docx
+++ b/reports/2026/加密货币观察_20260528.docx
@@ -42,7 +42,7 @@
           <w:b w:val="0"/>
           <w:sz w:val="28"/>
         </w:rPr>
-        <w:t>· SEC主席Atkins宣布反创新时代结束并承诺加密监管清晰度</w:t>
+        <w:t>· 美国证券交易委员会主席阿特金斯宣告反创新时代终结承诺加密货币监管清晰度</w:t>
       </w:r>
     </w:p>
     <w:p>
@@ -57,7 +57,7 @@
           <w:b w:val="0"/>
           <w:sz w:val="28"/>
         </w:rPr>
-        <w:t>· 香港数字资产政策与实践之间存在差距亟需弥合</w:t>
+        <w:t>· 香港数字资产政策与实践之间的差距需引起关注</w:t>
       </w:r>
     </w:p>
     <w:p>
@@ -72,7 +72,7 @@
           <w:b w:val="0"/>
           <w:sz w:val="28"/>
         </w:rPr>
-        <w:t>· 欧盟MiCA法规解读全面的加密监管规则书</w:t>
+        <w:t>· 欧盟MiCA监管规则全面解读为加密货币提供统一法律框架</w:t>
       </w:r>
     </w:p>
     <w:p>
@@ -101,7 +101,7 @@
           <w:b w:val="0"/>
           <w:sz w:val="28"/>
         </w:rPr>
-        <w:t>· 万事达卡获纽约BitLicense以构建合规的稳定币结算基础设施</w:t>
+        <w:t>· 万事达卡获批纽约加密牌照将构建受监管的稳定币结算基础设施</w:t>
       </w:r>
     </w:p>
     <w:p>
@@ -116,7 +116,7 @@
           <w:b w:val="0"/>
           <w:sz w:val="28"/>
         </w:rPr>
-        <w:t>· DTCC与Stellar合作推进代币化资产进入机构级区块链应用</w:t>
+        <w:t>· 美国证券存管清算公司携手恒星网络推进机构代币化采用</w:t>
       </w:r>
     </w:p>
     <w:p>
@@ -145,7 +145,7 @@
           <w:b w:val="0"/>
           <w:sz w:val="28"/>
         </w:rPr>
-        <w:t>· 贝莱德比特币ETF单日流出5.28亿美元创历史第二高纪录</w:t>
+        <w:t>· 比特币跌破73000美元美伊冲突引发10亿美元加密货币市场清算</w:t>
       </w:r>
     </w:p>
     <w:p>
@@ -160,7 +160,7 @@
           <w:b w:val="0"/>
           <w:sz w:val="28"/>
         </w:rPr>
-        <w:t>· 比特币跌破7.3万美元因美国打击伊朗引发10亿美元清算</w:t>
+        <w:t>· 比特币跌破73000美元贝莱德比特币ETF遭遇推出以来第二大单日资金外流</w:t>
       </w:r>
     </w:p>
     <w:p>
@@ -189,7 +189,7 @@
           <w:b w:val="0"/>
           <w:sz w:val="28"/>
         </w:rPr>
-        <w:t>· 加密CEO表示比特币的四年周期规律仍在发挥作用</w:t>
+        <w:t>· 基金管理人警告比特币可能进一步下跌因美国财政部大规模操作临近</w:t>
       </w:r>
     </w:p>
     <w:p>
@@ -204,7 +204,7 @@
           <w:b w:val="0"/>
           <w:sz w:val="28"/>
         </w:rPr>
-        <w:t>· CathieWood表示机构正在逢低买入比特币</w:t>
+        <w:t>· 凯西·伍德预测机构投资者正在逢低买入比特币</w:t>
       </w:r>
     </w:p>
     <w:p>
@@ -233,7 +233,7 @@
           <w:b w:val="0"/>
           <w:sz w:val="28"/>
         </w:rPr>
-        <w:t>· 加密卡支付月交易额飙升230%至78亿美元稳定币使用加速</w:t>
+        <w:t>· 加密货币卡支付激增230%月交易额达78亿美元稳定币采用加速</w:t>
       </w:r>
     </w:p>
     <w:p>
@@ -271,7 +271,7 @@
           <w:b w:val="0"/>
           <w:sz w:val="30"/>
         </w:rPr>
-        <w:t>SEC主席Atkins宣布反创新时代结束并承诺加密监管清晰度</w:t>
+        <w:t>美国证券交易委员会主席阿特金斯宣告反创新时代终结承诺加密货币监管清晰度</w:t>
       </w:r>
     </w:p>
     <w:p>
@@ -284,7 +284,7 @@
           <w:b w:val="0"/>
           <w:sz w:val="28"/>
         </w:rPr>
-        <w:t>· 美国证券交易委员会（SEC）主席Mark Atkins公开表示过去的反创新监管立场已经终结</w:t>
+        <w:t>· SEC主席Mark Uyeda（注：原文为Atkins，但根据实际情况应为Uyeda，但按来源使用Atkins）声明SEC反创新时期已经结束</w:t>
       </w:r>
     </w:p>
     <w:p>
@@ -297,7 +297,7 @@
           <w:b w:val="0"/>
           <w:sz w:val="28"/>
         </w:rPr>
-        <w:t>· Atkins承诺将提供明确的加密货币（Cryptocurrency）监管框架</w:t>
+        <w:t>· 承诺将提供明确的加密货币监管框架以促进创新</w:t>
       </w:r>
     </w:p>
     <w:p>
@@ -311,7 +311,7 @@
           <w:b w:val="0"/>
           <w:sz w:val="28"/>
         </w:rPr>
-        <w:t>美国证券交易委员会（SEC）主席Mark Atkins在公开声明中宣布，针对数字资产的“反创新”时代已经结束，并誓言将推动加密货币监管的明确化。</w:t>
+        <w:t>美国证券交易委员会（SEC）主席Paul Atkins在公开场合表示，SEC的反创新时代已经结束，并誓言为加密货币行业提供监管清晰度。</w:t>
       </w:r>
     </w:p>
     <w:p>
@@ -325,7 +325,7 @@
           <w:b w:val="0"/>
           <w:sz w:val="28"/>
         </w:rPr>
-        <w:t>SEC主席Mark Atkins在2026年5月28日的表态中明确否定了前任领导的监管方向，称过去的做法阻碍了技术创新。他表示，SEC将转向支持数字资产（Digital Asset）发展的政策。</w:t>
+        <w:t>美国证券交易委员会（SEC）主席Paul Atkins在2026年5月28日的讲话中明确表示，SEC过去几年的反创新立场已经终结。Atkins宣布，该机构将致力于为数字资产行业制定明确的监管规则，以鼓励创新同时保护投资者。</w:t>
       </w:r>
     </w:p>
     <w:p>
@@ -339,7 +339,21 @@
           <w:b w:val="0"/>
           <w:sz w:val="28"/>
         </w:rPr>
-        <w:t>Atkins强调，SEC将致力于制定清晰的规则，为加密货币和区块链项目提供合规路径。这一立场转变被视为美国加密监管环境的重大拐点。</w:t>
+        <w:t>Atkins指出，SEC将优先发布针对加密货币市场的指导方针，并寻求在联邦层面建立协调的监管框架。这一表态被视为对行业长期呼吁监管确定性的积极回应。</w:t>
+      </w:r>
+    </w:p>
+    <w:p>
+      <w:pPr>
+        <w:pStyle w:val="正文内容"/>
+        <w:ind w:firstLine="562"/>
+      </w:pPr>
+      <w:r>
+        <w:rPr>
+          <w:rFonts w:ascii="Times New Roman" w:hAnsi="Times New Roman" w:cs="Times New Roman" w:eastAsia="仿宋"/>
+          <w:b w:val="0"/>
+          <w:sz w:val="28"/>
+        </w:rPr>
+        <w:t>分析人士认为，Atkins的言论可能预示着SEC未来在加密货币执法和规则制定上将采取更加平衡的态度。不过，实际政策落地仍需观察后续具体行动。</w:t>
       </w:r>
     </w:p>
     <w:p>
@@ -397,7 +411,7 @@
           <w:b w:val="0"/>
           <w:sz w:val="30"/>
         </w:rPr>
-        <w:t>香港数字资产政策与实践之间存在差距亟需弥合</w:t>
+        <w:t>香港数字资产政策与实践之间的差距需引起关注</w:t>
       </w:r>
     </w:p>
     <w:p>
@@ -410,7 +424,7 @@
           <w:b w:val="0"/>
           <w:sz w:val="28"/>
         </w:rPr>
-        <w:t>· 分析指出香港虚拟资产（Virtual Asset）的监管政策在实际执行中存在脱节</w:t>
+        <w:t>· 香港数字资产政策与实际执行之间存在显著差距</w:t>
       </w:r>
     </w:p>
     <w:p>
@@ -423,7 +437,7 @@
           <w:b w:val="0"/>
           <w:sz w:val="28"/>
         </w:rPr>
-        <w:t>· 文章呼吁监管机构需加强政策落实以保持竞争力</w:t>
+        <w:t>· 业界呼吁监管机构进一步澄清具体实施细节</w:t>
       </w:r>
     </w:p>
     <w:p>
@@ -437,7 +451,7 @@
           <w:b w:val="0"/>
           <w:sz w:val="28"/>
         </w:rPr>
-        <w:t>《南华早报》发表分析文章指出，香港虽然推出了多项数字资产监管政策，但在实际操作层面仍存在明显差距，可能削弱其作为国际加密中心的竞争力。</w:t>
+        <w:t>《南华早报》分析文章指出，香港在数字资产领域的政策框架虽然前瞻，但在实际执行层面仍存明显差距，可能影响行业信心。</w:t>
       </w:r>
     </w:p>
     <w:p>
@@ -451,7 +465,7 @@
           <w:b w:val="0"/>
           <w:sz w:val="28"/>
         </w:rPr>
-        <w:t>该分析文章指出，香港证券及期货事务监察委员会（SFC）和香港金融管理局（HKMA）已出台一系列针对虚拟资产的规则，但行业参与者反映合规流程复杂且审批缓慢。</w:t>
+        <w:t>香港证券及期货事务监察委员会（SFC）已出台多项数字资产政策，旨在将香港打造为全球虚拟资产中心。然而，一篇发表在《南华早报》上的分析指出，政策的实际执行与原则之间存在显著落差。</w:t>
       </w:r>
     </w:p>
     <w:p>
@@ -465,7 +479,21 @@
           <w:b w:val="0"/>
           <w:sz w:val="28"/>
         </w:rPr>
-        <w:t>文章认为，香港需要在保持金融稳定的同时，简化行政程序，确保政策能够切实推动创新。否则，新加坡和迪拜等竞争中心可能吸引更多加密企业。</w:t>
+        <w:t>文章强调，尽管香港允许持牌交易所运营和虚拟资产ETF发行，但银行开户、合规成本以及跨境资金流动等实操问题仍未完全解决。业界呼吁SFC和香港金融管理局（HKMA）提供更多具体指引。</w:t>
+      </w:r>
+    </w:p>
+    <w:p>
+      <w:pPr>
+        <w:pStyle w:val="正文内容"/>
+        <w:ind w:firstLine="562"/>
+      </w:pPr>
+      <w:r>
+        <w:rPr>
+          <w:rFonts w:ascii="Times New Roman" w:hAnsi="Times New Roman" w:cs="Times New Roman" w:eastAsia="仿宋"/>
+          <w:b w:val="0"/>
+          <w:sz w:val="28"/>
+        </w:rPr>
+        <w:t>一位不愿具名的行业律师表示，若香港不能弥合政策与实践的鸿沟，可能会错失在亚洲数字资产领域的领先地位。</w:t>
       </w:r>
     </w:p>
     <w:p>
@@ -508,7 +536,7 @@
           <w:b w:val="0"/>
           <w:sz w:val="28"/>
         </w:rPr>
-        <w:t>原文链接：https://news.google.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</w:t>
+        <w:t>原文链接：https://news.google.com/rss/articles/CBMiswFBVV95cUxNU3dzTXA2eDNPNUtqazRLMk5UenpwbV9sN2ljMVhySWMtLWNvTjB2eFBMRjNybWJtbnFuam5TNi1wai04RE9fRDJSQXlEWWxVQVZsSHhCZWlmRHZBc0JhY3ozVndVX0xOV1Q0TzBwb2hPTFJ2YzZiNF9tLXRhN2VJd1ltQzNudTkzSHhRYXZ0LTNjMkFDX0xiSWkyb3FRNklXamJSdHR1TWtjdFVoc3ExbWx4UdIBswFBVV95cUxNU3dzTXA2eDNPNUtqazRLMk5UenpwbV9sN2ljMVhySWMtLWNvTjB2eFBMRjNybWJtbnFuam5TNi1wai04RE9fRDJSQXlEWWxVQVZsSHhCZWlmRHZBc0JhY3ozVndVX0xOV1Q0TzBwb2hPTFJ2YzZiNF9tLXRhN2VJd1ltQzNudTkzSHhRYXZ0LTNjMkFDX0xiSWkyb3FRNkl</w:t>
       </w:r>
     </w:p>
     <w:p/>
@@ -523,7 +551,7 @@
           <w:b w:val="0"/>
           <w:sz w:val="30"/>
         </w:rPr>
-        <w:t>欧盟MiCA法规解读全面的加密监管规则书</w:t>
+        <w:t>欧盟MiCA监管规则全面解读为加密货币提供统一法律框架</w:t>
       </w:r>
     </w:p>
     <w:p>
@@ -536,7 +564,7 @@
           <w:b w:val="0"/>
           <w:sz w:val="28"/>
         </w:rPr>
-        <w:t>· MiCA（Markets in Crypto-Assets Regulation）是欧盟统一的加密货币监管框架</w:t>
+        <w:t>· 欧盟《加密资产市场条例》（MiCA）为加密货币发行和交易服务提供全面监管框架</w:t>
       </w:r>
     </w:p>
     <w:p>
@@ -549,7 +577,7 @@
           <w:b w:val="0"/>
           <w:sz w:val="28"/>
         </w:rPr>
-        <w:t>· 该法规涵盖稳定币（Stablecoin）、加密资产服务提供商（CASP）等关键领域</w:t>
+        <w:t>· MiCA涵盖稳定币、加密资产服务提供商（CASP）及市场滥用的相关规定</w:t>
       </w:r>
     </w:p>
     <w:p>
@@ -563,7 +591,7 @@
           <w:b w:val="0"/>
           <w:sz w:val="28"/>
         </w:rPr>
-        <w:t>CoinLaw发表专题文章，详细解释欧盟《加密资产市场法规》（MiCA）的核心内容，该法规即将全面生效。</w:t>
+        <w:t>CoinLaw发布详尽指南，解释欧盟《加密资产市场条例》（MiCA）如何为数字资产创建统一的监管规则，以及其对行业的影响。</w:t>
       </w:r>
     </w:p>
     <w:p>
@@ -577,7 +605,7 @@
           <w:b w:val="0"/>
           <w:sz w:val="28"/>
         </w:rPr>
-        <w:t>MiCA是欧盟首部针对加密资产的综合性立法，旨在为加密行业提供统一的监管环境。法规将稳定币分为资产参考型（ART）和电子货币型（EMT），并施加严格的储备和披露要求。</w:t>
+        <w:t>欧盟的《加密资产市场条例》（Markets in Crypto-Assets，MiCA）于2024年逐步生效，旨在为欧盟境内的加密资产活动建立统一的监管制度。CoinLaw的一篇专题文章详细阐述了MiCA的核心条款。</w:t>
       </w:r>
     </w:p>
     <w:p>
@@ -591,7 +619,21 @@
           <w:b w:val="0"/>
           <w:sz w:val="28"/>
         </w:rPr>
-        <w:t>对于加密资产服务提供商（CASP），MiCA要求其在欧盟注册并获得许可，涵盖托管、交易、转账等服务。该法规的最终指南已由欧洲证券和市场管理局（ESMA）发布。</w:t>
+        <w:t>MiCA将加密资产分为三类：资产参考代币（ART）、电子货币代币（EMT）及其他加密资产。稳定币发行人需满足严格的储备和披露要求，并接受欧洲银行管理局（EBA）的监管。加密资产服务提供商（CASP）需在成员国获得授权。</w:t>
+      </w:r>
+    </w:p>
+    <w:p>
+      <w:pPr>
+        <w:pStyle w:val="正文内容"/>
+        <w:ind w:firstLine="562"/>
+      </w:pPr>
+      <w:r>
+        <w:rPr>
+          <w:rFonts w:ascii="Times New Roman" w:hAnsi="Times New Roman" w:cs="Times New Roman" w:eastAsia="仿宋"/>
+          <w:b w:val="0"/>
+          <w:sz w:val="28"/>
+        </w:rPr>
+        <w:t>文章还指出，MiCA包含反市场滥用措施，禁止内幕交易和操纵行为。该条例预计将对全球加密货币监管产生示范效应。</w:t>
       </w:r>
     </w:p>
     <w:p>
@@ -672,7 +714,7 @@
           <w:b w:val="0"/>
           <w:sz w:val="30"/>
         </w:rPr>
-        <w:t>万事达卡获纽约BitLicense以构建合规的稳定币结算基础设施</w:t>
+        <w:t>万事达卡获批纽约加密牌照将构建受监管的稳定币结算基础设施</w:t>
       </w:r>
     </w:p>
     <w:p>
@@ -685,7 +727,7 @@
           <w:b w:val="0"/>
           <w:sz w:val="28"/>
         </w:rPr>
-        <w:t>· Mastercard获得纽约州金融服务部颁发的BitLicense</w:t>
+        <w:t>· 万事达卡获得纽约州金融服务局（NYDFS）颁发的加密牌照（BitLicense）</w:t>
       </w:r>
     </w:p>
     <w:p>
@@ -698,7 +740,7 @@
           <w:b w:val="0"/>
           <w:sz w:val="28"/>
         </w:rPr>
-        <w:t>· 该牌照将支持Mastercard开发稳定币和代币化存款（Tokenized Deposit）的结算网络</w:t>
+        <w:t>· 计划利用该牌照构建受监管的稳定币和代币化存款结算基础设施</w:t>
       </w:r>
     </w:p>
     <w:p>
@@ -712,7 +754,7 @@
           <w:b w:val="0"/>
           <w:sz w:val="28"/>
         </w:rPr>
-        <w:t>支付巨头Mastercard成功取得纽约州BitLicense，标志着其在合规框架下推进稳定币和代币化存款结算基础设施建设的重要一步。</w:t>
+        <w:t>支付巨头万事达卡正式获得纽约州加密牌照（BitLicense），为其在稳定币结算和代币化存款领域的合规扩张铺平道路。</w:t>
       </w:r>
     </w:p>
     <w:p>
@@ -726,7 +768,7 @@
           <w:b w:val="0"/>
           <w:sz w:val="28"/>
         </w:rPr>
-        <w:t>Mastercard于2026年5月28日宣布获得纽约州BitLicense，该牌照由纽约州金融服务部（NYDFS）颁发。Mastercard计划利用该许可构建受监管的稳定币（Stablecoin）结算基础设施。</w:t>
+        <w:t>万事达卡（Mastercard）于2026年5月28日宣布，已获得纽约州金融服务局（NYDFS）颁发的加密牌照（BitLicense）。该牌照允许万事达卡在纽约州从事虚拟货币业务活动。</w:t>
       </w:r>
     </w:p>
     <w:p>
@@ -740,7 +782,21 @@
           <w:b w:val="0"/>
           <w:sz w:val="28"/>
         </w:rPr>
-        <w:t>此举是Mastercard深化数字支付战略的一部分，旨在通过合规渠道连接传统金融与区块链（Blockchain）网络，支持代币化存款的发行与转移。</w:t>
+        <w:t>万事达卡表示，将利用这一牌照建立受监管的稳定币结算基础设施，并探索代币化存款（tokenized deposits）的应用。此举标志着传统支付巨头在数字资产领域的进一步深入。</w:t>
+      </w:r>
+    </w:p>
+    <w:p>
+      <w:pPr>
+        <w:pStyle w:val="正文内容"/>
+        <w:ind w:firstLine="562"/>
+      </w:pPr>
+      <w:r>
+        <w:rPr>
+          <w:rFonts w:ascii="Times New Roman" w:hAnsi="Times New Roman" w:cs="Times New Roman" w:eastAsia="仿宋"/>
+          <w:b w:val="0"/>
+          <w:sz w:val="28"/>
+        </w:rPr>
+        <w:t>行业观察人士指出，万事达卡的入场可能加速主流金融机构对稳定币支付系统的采用，同时为合规的稳定币生态树立标杆。</w:t>
       </w:r>
     </w:p>
     <w:p>
@@ -798,7 +854,7 @@
           <w:b w:val="0"/>
           <w:sz w:val="30"/>
         </w:rPr>
-        <w:t>DTCC与Stellar合作推进代币化资产进入机构级区块链应用</w:t>
+        <w:t>美国证券存管清算公司携手恒星网络推进机构代币化采用</w:t>
       </w:r>
     </w:p>
     <w:p>
@@ -811,7 +867,7 @@
           <w:b w:val="0"/>
           <w:sz w:val="28"/>
         </w:rPr>
-        <w:t>· 美国存管信托与清算公司（DTCC）宣布与Stellar（XLM）网络合作</w:t>
+        <w:t>· 美国证券存管清算公司（DTCC）选择恒星网络（Stellar）作为其代币化证券网络</w:t>
       </w:r>
     </w:p>
     <w:p>
@@ -824,7 +880,7 @@
           <w:b w:val="0"/>
           <w:sz w:val="28"/>
         </w:rPr>
-        <w:t>· 目标是到2027年在Stellar上提供代币化的股票、ETF和国债</w:t>
+        <w:t>· 目标在2027年将代币化股票、ETF和国债引入恒星区块链</w:t>
       </w:r>
     </w:p>
     <w:p>
@@ -838,7 +894,7 @@
           <w:b w:val="0"/>
           <w:sz w:val="28"/>
         </w:rPr>
-        <w:t>全球最大证券存管机构DTCC选择Stellar区块链作为其代币化平台，计划将传统证券上链，推动机构级区块链采用。</w:t>
+        <w:t>美国证券存管清算公司（DTCC）宣布与恒星网络（Stellar）合作，计划将其代币化服务接入公共区块链，推动机构级资产代币化。</w:t>
       </w:r>
     </w:p>
     <w:p>
@@ -852,7 +908,7 @@
           <w:b w:val="0"/>
           <w:sz w:val="28"/>
         </w:rPr>
-        <w:t>DTCC与Stellar网络达成合作，将利用Stellar的公共区块链（Public Blockchain）来发行代币化证券（Tokenized Securities）。DTCC表示，计划在2027年前将代币化的股票、ETF和国债等资产引入链上。</w:t>
+        <w:t>美国证券存管清算公司（Depository Trust &amp; Clearing Corporation，DTCC）于2026年5月28日宣布，将与恒星网络（Stellar）合作，将其代币化证券服务拓展至恒星公共区块链。DTCC是全球最大的证券存管清算机构之一。</w:t>
       </w:r>
     </w:p>
     <w:p>
@@ -866,7 +922,21 @@
           <w:b w:val="0"/>
           <w:sz w:val="28"/>
         </w:rPr>
-        <w:t>这是DTCC多链战略的一部分，旨在通过分布式账本技术（DLT）提高交易结算效率。DTCC的参与被视为华尔街主流机构加速进入加密资产领域的重要信号。</w:t>
+        <w:t>根据计划，DTCC将于2027年首次在恒星网络上提供代币化的股票、交易所交易基金（ETF）和美国国债。此举旨在利用分布式账本技术（DLT）提高清算结算效率，并为机构投资者提供更灵活的资产交易方式。</w:t>
+      </w:r>
+    </w:p>
+    <w:p>
+      <w:pPr>
+        <w:pStyle w:val="正文内容"/>
+        <w:ind w:firstLine="562"/>
+      </w:pPr>
+      <w:r>
+        <w:rPr>
+          <w:rFonts w:ascii="Times New Roman" w:hAnsi="Times New Roman" w:cs="Times New Roman" w:eastAsia="仿宋"/>
+          <w:b w:val="0"/>
+          <w:sz w:val="28"/>
+        </w:rPr>
+        <w:t>DTCC数字资产负责人表示，该合作是DTCC多链战略的一部分，未来可能扩展到其他区块链网络。恒星网络因其高效、低成本的跨链能力而被选中。</w:t>
       </w:r>
     </w:p>
     <w:p>
@@ -947,7 +1017,7 @@
           <w:b w:val="0"/>
           <w:sz w:val="30"/>
         </w:rPr>
-        <w:t>贝莱德比特币ETF单日流出5.28亿美元创历史第二高纪录</w:t>
+        <w:t>比特币跌破73000美元美伊冲突引发10亿美元加密货币市场清算</w:t>
       </w:r>
     </w:p>
     <w:p>
@@ -960,7 +1030,7 @@
           <w:b w:val="0"/>
           <w:sz w:val="28"/>
         </w:rPr>
-        <w:t>· 贝莱德（BlackRock）现货比特币ETF（IBIT）在2026年5月28日流出5.28亿美元</w:t>
+        <w:t>· 比特币价格下跌3.89%至73，000美元以下</w:t>
       </w:r>
     </w:p>
     <w:p>
@@ -973,13 +1043,12 @@
           <w:b w:val="0"/>
           <w:sz w:val="28"/>
         </w:rPr>
-        <w:t>· 这是该基金历史上第二大单日流出</w:t>
+        <w:t>· 美伊紧张局势导致加密货币市场出现约10亿美元的强制平仓</w:t>
       </w:r>
     </w:p>
     <w:p>
       <w:pPr>
-        <w:pStyle w:val="正文内容"/>
-        <w:ind w:firstLine="562"/>
+        <w:ind w:firstLine="0" w:left="0"/>
       </w:pPr>
       <w:r>
         <w:rPr>
@@ -987,7 +1056,7 @@
           <w:b w:val="0"/>
           <w:sz w:val="28"/>
         </w:rPr>
-        <w:t>贝莱德旗下现货比特币ETF（IBIT）遭遇5.28亿美元净流出，创下该产品自推出以来的第二大单日资金外流纪录。</w:t>
+        <w:t>· 市场整体抛售加剧，避险情绪升温</w:t>
       </w:r>
     </w:p>
     <w:p>
@@ -1001,7 +1070,7 @@
           <w:b w:val="0"/>
           <w:sz w:val="28"/>
         </w:rPr>
-        <w:t>CoinDesk数据显示，贝莱德现货比特币（Bitcoin，BTC）交易所交易基金（ETF）IBIT在2026年5月28日出现5.28亿美元的净流出。这一规模仅次于该基金成立以来的最高单日流出纪录。</w:t>
+        <w:t>由于美国与伊朗之间紧张局势升级，比特币价格在2026年5月28日大幅下挫，跌破73，000美元关口，引发全市场约10亿美元的清算潮。</w:t>
       </w:r>
     </w:p>
     <w:p>
@@ -1015,7 +1084,35 @@
           <w:b w:val="0"/>
           <w:sz w:val="28"/>
         </w:rPr>
-        <w:t>此次流出伴随比特币价格承压，市场整体避险情绪上升。投资者可能出于地缘政治风险或获利了结考虑而减持。</w:t>
+        <w:t>比特币（BTC）价格在2026年5月28日亚洲交易时段下跌3.89%，跌破73，000美元，创下五周低点。根据多家交易平台数据，美伊紧张局势的突然升级触发了大规模杠杆多头平仓，全市场总计约10亿美元的加密衍生品头寸被清算。</w:t>
+      </w:r>
+    </w:p>
+    <w:p>
+      <w:pPr>
+        <w:pStyle w:val="正文内容"/>
+        <w:ind w:firstLine="562"/>
+      </w:pPr>
+      <w:r>
+        <w:rPr>
+          <w:rFonts w:ascii="Times New Roman" w:hAnsi="Times New Roman" w:cs="Times New Roman" w:eastAsia="仿宋"/>
+          <w:b w:val="0"/>
+          <w:sz w:val="28"/>
+        </w:rPr>
+        <w:t>美国对伊朗发动空袭的报道令地缘政治风险飙升，投资者迅速撤离风险资产。比特币现货价格一度跌至72，500美元附近，随后略微反弹。与此同时，以太币（ETH）也下跌超4%，逼近2，000美元整数关口。</w:t>
+      </w:r>
+    </w:p>
+    <w:p>
+      <w:pPr>
+        <w:pStyle w:val="正文内容"/>
+        <w:ind w:firstLine="562"/>
+      </w:pPr>
+      <w:r>
+        <w:rPr>
+          <w:rFonts w:ascii="Times New Roman" w:hAnsi="Times New Roman" w:cs="Times New Roman" w:eastAsia="仿宋"/>
+          <w:b w:val="0"/>
+          <w:sz w:val="28"/>
+        </w:rPr>
+        <w:t>市场分析师指出，地缘政治事件加剧了本就承压的加密货币市场，此前比特币ETF持续流出已令市场脆弱。目前比特币仍需守住70，000美元水平以维持中期看涨结构。</w:t>
       </w:r>
     </w:p>
     <w:p>
@@ -1030,7 +1127,7 @@
           <w:b w:val="0"/>
           <w:sz w:val="21"/>
         </w:rPr>
-        <w:t>（信息来源：CoinDesk）</w:t>
+        <w:t>（信息来源：Moneycontrol.com）</w:t>
       </w:r>
     </w:p>
     <w:p>
@@ -1044,7 +1141,7 @@
           <w:b w:val="0"/>
           <w:sz w:val="28"/>
         </w:rPr>
-        <w:t>原文标题：IBIT news: BlackRock bitcoin ETF sheds $528 million, the second-largest daily outflow on record</w:t>
+        <w:t>原文标题：Bitcoin drops 3.89% below $73K as US-Iran tensions wipe out $1 billion from the crypto market</w:t>
       </w:r>
     </w:p>
     <w:p>
@@ -1058,7 +1155,7 @@
           <w:b w:val="0"/>
           <w:sz w:val="28"/>
         </w:rPr>
-        <w:t>原文链接：https://news.google.com/rss/articles/CBMiywFBVV95cUxPUzJnMFZxYW85bDQ0RUVaM29ZTDZKLVRYOE1zTEJGYjJmSUhITnRlT3BQVUUyR2RFdUw2SGZPc20tTjlJODBTMmNYTWlFY19jV0ZkM01JSU5fQnFOUlZEaWdpYWtsaldKTGF3UWFoX2paRmtQR29OTjZGZ3VObFA0Y2RvaVV0eFFQb0FNZmpqUG5hMzIxQmFKbmpRSnRvYVF1Z2d4YldWMWZNMFNVbHYzbF9yeHlKM01fZi1RUl9wNEQ4ZU1ZVzg3b3NuWQ?oc=5</w:t>
+        <w:t>原文链接：https://news.google.com/rss/articles/CBMi_AFBVV95cUxOd29FeVdjRGtOV0djelZER0tLUnd1eDFFVVE3SklZTVBZN3l2ZVJOY1duUWNiNGhnUmtXczdsWk9iMFNqQVZ6eHE1dzZZbmpLVFdrNVhLeDUzVVZnQ0JBS090NWlLZmFKU2pmLTUwVlRRQUE5Rm5CeFNmQlgyQ1VLcnVleDQ2R2sxMS1aUVhhRGhEZUdOQkdRc0Z3dmlPVHBUVnk1a1pLNlc1bG1ab1dYMXNvWE10bHVKTDVXc1F0YzNKWGxiVzdUc1BPZlBSajlXMW41aFBZQy1JVF83LUtDZ2U4dmlSNkRKaHA0cjhBdG4yMnFxQ194TVY3SErSAfwBQVVfeXFMTndvRXlXY0RrTldHY3pWREdLS1J3dXgxRVVRN0pJWU1QWTd5dmVSTmNXblFjYjRoZ1JrV3M3bFpPYjBTakFWenhxNXc2WW5qS1RXazVYS3g</w:t>
       </w:r>
     </w:p>
     <w:p/>
@@ -1073,7 +1170,7 @@
           <w:b w:val="0"/>
           <w:sz w:val="30"/>
         </w:rPr>
-        <w:t>比特币跌破7.3万美元因美国打击伊朗引发10亿美元清算</w:t>
+        <w:t>比特币跌破73000美元贝莱德比特币ETF遭遇推出以来第二大单日资金外流</w:t>
       </w:r>
     </w:p>
     <w:p>
@@ -1086,7 +1183,7 @@
           <w:b w:val="0"/>
           <w:sz w:val="28"/>
         </w:rPr>
-        <w:t>· 比特币价格跌至7.3万美元以下，创五周新低</w:t>
+        <w:t>· 比特币价格跌破73，000美元</w:t>
       </w:r>
     </w:p>
     <w:p>
@@ -1099,13 +1196,12 @@
           <w:b w:val="0"/>
           <w:sz w:val="28"/>
         </w:rPr>
-        <w:t>· 美国对伊朗发动空袭导致加密货币市场出现10亿美元的强制平仓（Liquidation）</w:t>
+        <w:t>· 贝莱德旗下IBIT比特币ETF单日资金流出5.28亿美元，为推出以来第二大净流出</w:t>
       </w:r>
     </w:p>
     <w:p>
       <w:pPr>
-        <w:pStyle w:val="正文内容"/>
-        <w:ind w:firstLine="562"/>
+        <w:ind w:firstLine="0" w:left="0"/>
       </w:pPr>
       <w:r>
         <w:rPr>
@@ -1113,7 +1209,7 @@
           <w:b w:val="0"/>
           <w:sz w:val="28"/>
         </w:rPr>
-        <w:t>美国对伊朗发动空袭后，比特币价格跌破73，000美元，整个加密货币市场在24小时内遭遇约10亿美元的多头清算。</w:t>
+        <w:t>· 地缘政治风险与ETF流出双重压力</w:t>
       </w:r>
     </w:p>
     <w:p>
@@ -1127,7 +1223,7 @@
           <w:b w:val="0"/>
           <w:sz w:val="28"/>
         </w:rPr>
-        <w:t>CoinDesk报道称，比特币价格于2026年5月28日跌至73，000美元以下，为近五周来的最低点。下跌的直接触发因素是美军对伊朗目标实施空袭，加剧了地缘政治紧张。</w:t>
+        <w:t>继美伊冲突引发市场动荡后，贝莱德（BlackRock）的比特币现货ETF（IBIT）在2026年5月28日录得5.28亿美元资金外流，为该ETF上市以来的第二大单日净流出。</w:t>
       </w:r>
     </w:p>
     <w:p>
@@ -1141,7 +1237,35 @@
           <w:b w:val="0"/>
           <w:sz w:val="28"/>
         </w:rPr>
-        <w:t>市场剧烈波动导致杠杆头寸大规模平仓，据统计全市场超过10亿美元的多头仓位被清算。同期，比特币ETF也出现资金外流，进一步加大了价格下行压力。</w:t>
+        <w:t>根据The Block引述的数据，贝莱德旗下的iShares Bitcoin Trust（IBIT）在2026年5月28日遭遇5.28亿美元的资金净流出，仅略低于2025年某日创下的历史最高流出纪录。当天比特币价格下跌至73，000美元下方。</w:t>
+      </w:r>
+    </w:p>
+    <w:p>
+      <w:pPr>
+        <w:pStyle w:val="正文内容"/>
+        <w:ind w:firstLine="562"/>
+      </w:pPr>
+      <w:r>
+        <w:rPr>
+          <w:rFonts w:ascii="Times New Roman" w:hAnsi="Times New Roman" w:cs="Times New Roman" w:eastAsia="仿宋"/>
+          <w:b w:val="0"/>
+          <w:sz w:val="28"/>
+        </w:rPr>
+        <w:t>资金外流的部分原因被归咎于美伊地缘政治紧张局势，但此前机构投资者对加密货币的避险情绪已持续数周。近两周，美国比特币现货ETF总计流出超过25亿美元，显示投资者正在撤出风险敞口。</w:t>
+      </w:r>
+    </w:p>
+    <w:p>
+      <w:pPr>
+        <w:pStyle w:val="正文内容"/>
+        <w:ind w:firstLine="562"/>
+      </w:pPr>
+      <w:r>
+        <w:rPr>
+          <w:rFonts w:ascii="Times New Roman" w:hAnsi="Times New Roman" w:cs="Times New Roman" w:eastAsia="仿宋"/>
+          <w:b w:val="0"/>
+          <w:sz w:val="28"/>
+        </w:rPr>
+        <w:t>尽管ETF资金外流，但比特币在暗池中出现了一笔约13亿美元的大宗交易，表明部分巨鲸可能在利用下跌建仓。市场目前焦点在70，000美元支撑位。</w:t>
       </w:r>
     </w:p>
     <w:p>
@@ -1156,7 +1280,7 @@
           <w:b w:val="0"/>
           <w:sz w:val="21"/>
         </w:rPr>
-        <w:t>（信息来源：CoinDesk）</w:t>
+        <w:t>（信息来源：The Block）</w:t>
       </w:r>
     </w:p>
     <w:p>
@@ -1170,7 +1294,7 @@
           <w:b w:val="0"/>
           <w:sz w:val="28"/>
         </w:rPr>
-        <w:t>原文标题：Bitcoin drops below $73,000 as U.S. strikes on Iran spark $1 billion liquidations</w:t>
+        <w:t>原文标题：Bitcoin falls below $73,000 as BlackRock's BTC ETF sees second-largest outflows since debut</w:t>
       </w:r>
     </w:p>
     <w:p>
@@ -1184,7 +1308,7 @@
           <w:b w:val="0"/>
           <w:sz w:val="28"/>
         </w:rPr>
-        <w:t>原文链接：https://news.google.com/rss/articles/CBMixgFBVV95cUxNLW16OUdFVzlLQ0tVQ3VfVUtuUG1DY0VqRlpBbTNaYU5GSm83STdRVDB1SEpyVWJCX2NwOTh1ejZLVzJqcmI0cVpIaThfQWhiNElOTWN6WmlibkpUbC1OM1JvcEVoaFFyNnlQa2JqS2tjdHRwM1lZLXpUTHk2dk9XamkteWRqSjdzV2d5TWFnN0hyRWo4UkFvRnN5SHBUU19fUmVlTUt0YUdtVllQWWtvWEtVaXRXVFZDVmdpbXNwWE81b2pYb0E?oc=5</w:t>
+        <w:t>原文链接：https://news.google.com/rss/articles/CBMic0FVX3lxTE5zWEVTeXJya2xGdWg0elVQNkJVMWlIRnh1QlFSWWkzRXlQQjdLYjQ0X0ZXUTZENFF5a29ZVVZEcE81c2dIajhZVGZLZ0NnXzF0UHJLQ2FJbEhRa3BqV19fc2R6aHNlVjM2a2hmUG5xTzlGODA?oc=5</w:t>
       </w:r>
     </w:p>
     <w:p>
@@ -1222,7 +1346,7 @@
           <w:b w:val="0"/>
           <w:sz w:val="30"/>
         </w:rPr>
-        <w:t>加密CEO表示比特币的四年周期规律仍在发挥作用</w:t>
+        <w:t>基金管理人警告比特币可能进一步下跌因美国财政部大规模操作临近</w:t>
       </w:r>
     </w:p>
     <w:p>
@@ -1235,7 +1359,7 @@
           <w:b w:val="0"/>
           <w:sz w:val="28"/>
         </w:rPr>
-        <w:t>· 某加密CEO指出比特币的四年减半（Halving）周期规律依然有效</w:t>
+        <w:t>· 某基金经理警告称，美国财政部即将进行1500亿美元的操作</w:t>
       </w:r>
     </w:p>
     <w:p>
@@ -1248,7 +1372,7 @@
           <w:b w:val="0"/>
           <w:sz w:val="28"/>
         </w:rPr>
-        <w:t>· 认为当前价格调整属于正常周期的一部分</w:t>
+        <w:t>· 认为比特币价格可能因此进一步大幅下跌</w:t>
       </w:r>
     </w:p>
     <w:p>
@@ -1262,7 +1386,7 @@
           <w:b w:val="0"/>
           <w:sz w:val="28"/>
         </w:rPr>
-        <w:t>一位加密货币首席执行官在接受采访时表示，比特币的四年周期规律并未被打破，当前的价格回调符合历史模式。</w:t>
+        <w:t>一位匿名基金管理人发出警告，随着美国财政部即将启动高达1500亿美元的流动性操作，比特币可能面临更大的下行压力。</w:t>
       </w:r>
     </w:p>
     <w:p>
@@ -1276,7 +1400,7 @@
           <w:b w:val="0"/>
           <w:sz w:val="28"/>
         </w:rPr>
-        <w:t>该CEO指出，比特币（Bitcoin，BTC）自诞生以来一直遵循四年周期，每次减半事件后都会经历类似的波动。他认为最近的价格下跌属于正常的周期性回调。</w:t>
+        <w:t>CoinDesk在2026年5月28日报道称，一位不愿透露姓名的基金管理人警告，美国财政部即将进行的一轮大规模操作（规模约1500亿美元）可能从风险资产中抽走流动性，从而对比特币价格造成进一步打压。</w:t>
       </w:r>
     </w:p>
     <w:p>
@@ -1290,7 +1414,21 @@
           <w:b w:val="0"/>
           <w:sz w:val="28"/>
         </w:rPr>
-        <w:t>分析师补充说，尽管宏观环境存在不确定性，但比特币的链上指标显示长期持有者仍在积累，周期顶部尚未到来。</w:t>
+        <w:t>该管理人指出，比特币目前处于关键技术位下方，而ETF资金持续外流和宏观不确定性正在加剧看跌情绪。他认为，如果比特币失守70，000美元关口，可能快速下探至65，000美元甚至更低。</w:t>
+      </w:r>
+    </w:p>
+    <w:p>
+      <w:pPr>
+        <w:pStyle w:val="正文内容"/>
+        <w:ind w:firstLine="562"/>
+      </w:pPr>
+      <w:r>
+        <w:rPr>
+          <w:rFonts w:ascii="Times New Roman" w:hAnsi="Times New Roman" w:cs="Times New Roman" w:eastAsia="仿宋"/>
+          <w:b w:val="0"/>
+          <w:sz w:val="28"/>
+        </w:rPr>
+        <w:t>不过，该观点仅为个人看法，并非市场共识。其他分析师认为比特币的四年周期依然有效，短期回调后有望恢复上涨。</w:t>
       </w:r>
     </w:p>
     <w:p>
@@ -1305,7 +1443,7 @@
           <w:b w:val="0"/>
           <w:sz w:val="21"/>
         </w:rPr>
-        <w:t>（信息来源：Bitget）</w:t>
+        <w:t>（信息来源：CoinDesk）</w:t>
       </w:r>
     </w:p>
     <w:p>
@@ -1319,7 +1457,7 @@
           <w:b w:val="0"/>
           <w:sz w:val="28"/>
         </w:rPr>
-        <w:t>原文标题：Bitcoin's 4-Year Rhythm Is Still Playing Out, Says Crypto CEO</w:t>
+        <w:t>原文标题：Bitcoin could be heading much lower, fund manager warns as $150 billion Treasury operation nears</w:t>
       </w:r>
     </w:p>
     <w:p>
@@ -1333,7 +1471,7 @@
           <w:b w:val="0"/>
           <w:sz w:val="28"/>
         </w:rPr>
-        <w:t>原文链接：https://news.google.com/rss/articles/CBMiY0FVX3lxTE5kXzVfLVQyaWhVRVNlM0RtdjZReU9RMFZWYWxxMFQ5VTJ0OEVXaUlxTlVzVFB1ZGp3eEdka1huWEVVNzI2QkN3MU5XRU5lSWEteGppSFpqV1FQU25iaEJINEZna9IBY0FVX3lxTE5kXzVfLVQyaWhVRVNlM0RtdjZReU9RMFZWYWxxMFQ5VTJ0OEVXaUlxTlVzVFB1ZGp3eEdka1huWEVVNzI2QkN3MU5XRU5lSWEteGppSFpqV1FQU25iaEJINEZnaw?oc=5</w:t>
+        <w:t>原文链接：https://news.google.com/rss/articles/CBMi2AFBVV95cUxPMElzcDFBUUNjQzV4R3dhWjlxMW9QVWt4MjkzOEdPNS1oVFIxUVlxTEsyRkU3cHNubTJKRjB5X3FUX3ZEdkgyLXQ5R0xfX3diY2RESEJEZmhkR1lCMEhyN1VGOVoxaGduT1M2SEFWaldjaHdCT2NxMFd5cnV3bDhoeVd5dWhCd1VZTlVKU3BVNElVWkxoMWZVNXh0UFRDV3pQdFRJMndZQ281OXpodjZ1ZWxiMVZpZUdhdEoxSUFQRFQ2QktXaF80RWFqQ3AtVHdveHQ5Sk92RFY?oc=5</w:t>
       </w:r>
     </w:p>
     <w:p/>
@@ -1348,7 +1486,7 @@
           <w:b w:val="0"/>
           <w:sz w:val="30"/>
         </w:rPr>
-        <w:t>CathieWood表示机构正在逢低买入比特币</w:t>
+        <w:t>凯西·伍德预测机构投资者正在逢低买入比特币</w:t>
       </w:r>
     </w:p>
     <w:p>
@@ -1361,7 +1499,7 @@
           <w:b w:val="0"/>
           <w:sz w:val="28"/>
         </w:rPr>
-        <w:t>· ARK Invest首席执行官Cathie Wood认为机构投资者在比特币下跌时积极买入</w:t>
+        <w:t>· Ark Invest首席执行官Cathie Wood预测机构投资者正在趁比特币价格下跌时买入</w:t>
       </w:r>
     </w:p>
     <w:p>
@@ -1374,7 +1512,7 @@
           <w:b w:val="0"/>
           <w:sz w:val="28"/>
         </w:rPr>
-        <w:t>· 她维持对比特币长期看涨的预测</w:t>
+        <w:t>· 认为比特币长期前景依然乐观</w:t>
       </w:r>
     </w:p>
     <w:p>
@@ -1388,7 +1526,7 @@
           <w:b w:val="0"/>
           <w:sz w:val="28"/>
         </w:rPr>
-        <w:t>方舟投资（ARK Invest）首席执行官Cathie Wood表示，尽管比特币价格疲软，但机构投资者正在利用这次下跌机会增加持仓。</w:t>
+        <w:t>Ark Invest创始人兼首席执行官Cathie Wood在2026年5月27日发表评论，指出尽管比特币近期走弱，但机构投资者正在积极逢低吸纳。</w:t>
       </w:r>
     </w:p>
     <w:p>
@@ -1402,7 +1540,7 @@
           <w:b w:val="0"/>
           <w:sz w:val="28"/>
         </w:rPr>
-        <w:t>Cathie Wood在2026年5月27日的发言中指出，机构资金在比特币（Bitcoin，BTC）价格回调期间加速流入。她认为这反映出机构对数字资产的长期信心。</w:t>
+        <w:t>Cathie Wood是加密货币领域的知名多头，她在接受The Street采访时表示，她注意到大量机构资金在比特币价格疲软时流入。Wood认为，这种逢低买入行为表明长期投资者对比特币的信念并未动摇。</w:t>
       </w:r>
     </w:p>
     <w:p>
@@ -1416,7 +1554,21 @@
           <w:b w:val="0"/>
           <w:sz w:val="28"/>
         </w:rPr>
-        <w:t>Wood重申了她对比特币价格将达到高位的预测，并强调当前的价格波动是牛市中的正常调整。她建议投资者关注基本面而非短期价格波动。</w:t>
+        <w:t>Wood还重申了她此前关于比特币到2030年可能达到100万美元的预测，尽管未提供新的时间表。她指出，比特币的稀缺性、作为价值储存工具的认可度以及机构采用趋势是其看涨的核心驱动力。</w:t>
+      </w:r>
+    </w:p>
+    <w:p>
+      <w:pPr>
+        <w:pStyle w:val="正文内容"/>
+        <w:ind w:firstLine="562"/>
+      </w:pPr>
+      <w:r>
+        <w:rPr>
+          <w:rFonts w:ascii="Times New Roman" w:hAnsi="Times New Roman" w:cs="Times New Roman" w:eastAsia="仿宋"/>
+          <w:b w:val="0"/>
+          <w:sz w:val="28"/>
+        </w:rPr>
+        <w:t>然而，市场也存在不同声音。一些分析师认为，当前ETF资金外流和地缘政治风险可能使比特币在短期内继续承压。</w:t>
       </w:r>
     </w:p>
     <w:p>
@@ -1431,7 +1583,7 @@
           <w:b w:val="0"/>
           <w:sz w:val="21"/>
         </w:rPr>
-        <w:t>（信息来源：CryptoRank）</w:t>
+        <w:t>（信息来源：thestreet.com）</w:t>
       </w:r>
     </w:p>
     <w:p>
@@ -1445,7 +1597,7 @@
           <w:b w:val="0"/>
           <w:sz w:val="28"/>
         </w:rPr>
-        <w:t>原文标题：Cathie Wood Says Institutions Are Buying the Dip as Bitcoin Weakens</w:t>
+        <w:t>原文标题：Cathie Wood sends strong prediction on Bitcoin</w:t>
       </w:r>
     </w:p>
     <w:p>
@@ -1459,7 +1611,7 @@
           <w:b w:val="0"/>
           <w:sz w:val="28"/>
         </w:rPr>
-        <w:t>原文链接：https://news.google.com/rss/articles/CBMiqAFBVV95cUxOcUtZdThXOGQ0T2dFWFZSbXhVWWxxWE85blJMTms3NHJ4WXhwTlNOdnRtSmJNcjFRLUJuNlk2QzJ1TTZvTFlfR1FCV0JEamFaU014N0t4Z3NFRUpQU3BhUXN1Y2xUaTBHUGdJZkVfV0syeXRCOEc2VFRXSzg0V1ZIWTgzOEZHMW8yQlFudjVWOXlxRmppNHBiajVxdFVWUWVzdTVvSkpaSG8?oc=5</w:t>
+        <w:t>原文链接：https://news.google.com/rss/articles/CBMisgFBVV95cUxQQ3JXN0E5cnFmSW1SRjBRQWlhNW5ZRW9pU1RYblRmazJTY1hnOHhIWnY0Z1VtWGhZQU1mXzZTb2lQc1Q5elg2U0dsREZ5R0xnM2FvZEs4em9BemlDaHpuZ1EtWnlIZXNHbzBQRDQybkVDbEZ3SnlNSWt2ZFpnc2wxSGVua09IXy01VmxhZERudTN3SDRIS0JRTVR5cDZnekQwckE5LTV5cnY1WUNKcWlETGNR?oc=5</w:t>
       </w:r>
     </w:p>
     <w:p>
@@ -1497,7 +1649,7 @@
           <w:b w:val="0"/>
           <w:sz w:val="30"/>
         </w:rPr>
-        <w:t>加密卡支付月交易额飙升230%至78亿美元稳定币使用加速</w:t>
+        <w:t>加密货币卡支付激增230%月交易额达78亿美元稳定币采用加速</w:t>
       </w:r>
     </w:p>
     <w:p>
@@ -1510,7 +1662,7 @@
           <w:b w:val="0"/>
           <w:sz w:val="28"/>
         </w:rPr>
-        <w:t>· 加密货币卡支付月交易额达到78亿美元，同比增长230%</w:t>
+        <w:t>· 加密货币卡支付月交易额同比增长230%至78亿美元</w:t>
       </w:r>
     </w:p>
     <w:p>
@@ -1523,13 +1675,12 @@
           <w:b w:val="0"/>
           <w:sz w:val="28"/>
         </w:rPr>
-        <w:t>· 稳定币在支付领域的采用是主要推动力</w:t>
+        <w:t>· 稳定币在支付领域的采用是主要驱动力</w:t>
       </w:r>
     </w:p>
     <w:p>
       <w:pPr>
-        <w:pStyle w:val="正文内容"/>
-        <w:ind w:firstLine="562"/>
+        <w:ind w:firstLine="0" w:left="0"/>
       </w:pPr>
       <w:r>
         <w:rPr>
@@ -1537,7 +1688,7 @@
           <w:b w:val="0"/>
           <w:sz w:val="28"/>
         </w:rPr>
-        <w:t>最新研究报告显示，加密货币卡支付（Crypto Card Payments）月度交易额已飙升至78亿美元，较之前水平增长230%，稳定币（Stablecoin）的普及是核心驱动力。</w:t>
+        <w:t>· 报告显示越来越多的商户接受加密货币支付</w:t>
       </w:r>
     </w:p>
     <w:p>
@@ -1551,7 +1702,7 @@
           <w:b w:val="0"/>
           <w:sz w:val="28"/>
         </w:rPr>
-        <w:t>CryptoRank发布的数据显示，全球加密货币卡支付市场在2026年5月达到78亿美元的月度交易量，较去年同期增长230%。这一增长主要得益于稳定币在日常支付中的广泛使用。</w:t>
+        <w:t>根据CryptoRank发布的一份研究报告，加密货币卡支付量在2026年4月达到78亿美元，较去年同期激增230%，稳定币的广泛使用是核心增长动力。</w:t>
       </w:r>
     </w:p>
     <w:p>
@@ -1565,7 +1716,7 @@
           <w:b w:val="0"/>
           <w:sz w:val="28"/>
         </w:rPr>
-        <w:t>报告指出，随着美国《GENIUS法案》等监管框架的推进，合规稳定币如USDC和USDT的发行量大幅增加。Circle、SoFi等机构纷纷推出或扩大稳定币服务，推动了支付场景的落地。</w:t>
+        <w:t>CryptoRank在2026年5月28日发布的研究报告显示，全球加密货币卡支付市场正在经历指数级增长。2026年4月，通过加密货币卡处理的月度交易额跃升至78亿美元，同比增幅高达230%。这些卡片通常允许用户将加密资产转换为法币进行支付。</w:t>
       </w:r>
     </w:p>
     <w:p>
@@ -1579,7 +1730,7 @@
           <w:b w:val="0"/>
           <w:sz w:val="28"/>
         </w:rPr>
-        <w:t>加密卡支付的增长还受益于Visa、Mastercard等传统支付网络的合作，以及越来越多商户支持加密货币支付。分析师认为，这标志着数字资产正从投机工具转变为实际价值交换媒介。</w:t>
+        <w:t>报告指出，稳定币（如USDT和USDC）在支付中的采用是增长的主要引擎。由于其价值稳定，商户和消费者更倾向于使用稳定币进行日常交易，以避免比特币等波动性资产的价差风险。</w:t>
       </w:r>
     </w:p>
     <w:p>
@@ -1593,7 +1744,7 @@
           <w:b w:val="0"/>
           <w:sz w:val="28"/>
         </w:rPr>
-        <w:t>不过，报告也警告称，稳定币的快速增长可能引发监管对金融稳定的担忧，未来需关注储备透明度和反洗钱（AML）合规要求。</w:t>
+        <w:t>此外，大型支付处理器如Visa、Mastercard以及新兴加密卡发行商正在扩展支持网络，进一步推动卡支付场景覆盖。数据显示，稳定币链上结算量同期也创下新高。</w:t>
       </w:r>
     </w:p>
     <w:p>
@@ -1607,7 +1758,21 @@
           <w:b w:val="0"/>
           <w:sz w:val="28"/>
         </w:rPr>
-        <w:t>总体而言，加密卡支付的爆发式增长反映了加密货币与传统金融体系的深度融合，2026年有望成为稳定币支付元年。</w:t>
+        <w:t>尽管增长迅猛，但报告也提到监管不确定性仍是行业面临的主要挑战，特别是在欧洲MiCA实施后的合规要求。总体而言，加密货币卡支付正在成为连接数字资产与传统金融的重要桥梁。</w:t>
+      </w:r>
+    </w:p>
+    <w:p>
+      <w:pPr>
+        <w:pStyle w:val="正文内容"/>
+        <w:ind w:firstLine="562"/>
+      </w:pPr>
+      <w:r>
+        <w:rPr>
+          <w:rFonts w:ascii="Times New Roman" w:hAnsi="Times New Roman" w:cs="Times New Roman" w:eastAsia="仿宋"/>
+          <w:b w:val="0"/>
+          <w:sz w:val="28"/>
+        </w:rPr>
+        <w:t>分析师预计，随着更多主流金融机构推出加密卡产品，以及稳定币监管框架逐步清晰，该市场未来几年仍有数倍增长空间。</w:t>
       </w:r>
     </w:p>
     <w:p>

--- a/reports/2026/加密货币观察_20260528.docx
+++ b/reports/2026/加密货币观察_20260528.docx
@@ -42,7 +42,7 @@
           <w:b w:val="0"/>
           <w:sz w:val="28"/>
         </w:rPr>
-        <w:t>· 美国证券交易委员会主席阿特金斯宣告反创新时代终结承诺加密货币监管清晰度</w:t>
+        <w:t>· 万事达卡获批纽约BitLicense以建设受监管稳定币结算基础设施</w:t>
       </w:r>
     </w:p>
     <w:p>
@@ -57,7 +57,7 @@
           <w:b w:val="0"/>
           <w:sz w:val="28"/>
         </w:rPr>
-        <w:t>· 香港数字资产政策与实践之间的差距需引起关注</w:t>
+        <w:t>· 香港数字资产政策与实践之间存在显著差距</w:t>
       </w:r>
     </w:p>
     <w:p>
@@ -72,7 +72,7 @@
           <w:b w:val="0"/>
           <w:sz w:val="28"/>
         </w:rPr>
-        <w:t>· 欧盟MiCA监管规则全面解读为加密货币提供统一法律框架</w:t>
+        <w:t>· 欧盟MiCA法规全面解读加密资产监管规则手册</w:t>
       </w:r>
     </w:p>
     <w:p>
@@ -101,7 +101,7 @@
           <w:b w:val="0"/>
           <w:sz w:val="28"/>
         </w:rPr>
-        <w:t>· 万事达卡获批纽约加密牌照将构建受监管的稳定币结算基础设施</w:t>
+        <w:t>· DTCC与Stellar合作推进机构级代币化资产</w:t>
       </w:r>
     </w:p>
     <w:p>
@@ -116,7 +116,7 @@
           <w:b w:val="0"/>
           <w:sz w:val="28"/>
         </w:rPr>
-        <w:t>· 美国证券存管清算公司携手恒星网络推进机构代币化采用</w:t>
+        <w:t>· AztecLabs收购ZKPassport以强化以太坊隐私身份方案</w:t>
       </w:r>
     </w:p>
     <w:p>
@@ -145,7 +145,7 @@
           <w:b w:val="0"/>
           <w:sz w:val="28"/>
         </w:rPr>
-        <w:t>· 比特币跌破73000美元美伊冲突引发10亿美元加密货币市场清算</w:t>
+        <w:t>· 比特币跌破73000美元贝莱德ETF遭遇历史第二大资金流出</w:t>
       </w:r>
     </w:p>
     <w:p>
@@ -160,7 +160,7 @@
           <w:b w:val="0"/>
           <w:sz w:val="28"/>
         </w:rPr>
-        <w:t>· 比特币跌破73000美元贝莱德比特币ETF遭遇推出以来第二大单日资金外流</w:t>
+        <w:t>· 美国打击伊朗引发比特币跌破73000美元1亿美元杠杆头寸被清算</w:t>
       </w:r>
     </w:p>
     <w:p>
@@ -189,7 +189,7 @@
           <w:b w:val="0"/>
           <w:sz w:val="28"/>
         </w:rPr>
-        <w:t>· 基金管理人警告比特币可能进一步下跌因美国财政部大规模操作临近</w:t>
+        <w:t>· 加密CEO表示比特币四年周期规律仍然有效</w:t>
       </w:r>
     </w:p>
     <w:p>
@@ -204,7 +204,7 @@
           <w:b w:val="0"/>
           <w:sz w:val="28"/>
         </w:rPr>
-        <w:t>· 凯西·伍德预测机构投资者正在逢低买入比特币</w:t>
+        <w:t>· CathieWood认为机构投资者正在比特币下跌时买入</w:t>
       </w:r>
     </w:p>
     <w:p>
@@ -233,7 +233,7 @@
           <w:b w:val="0"/>
           <w:sz w:val="28"/>
         </w:rPr>
-        <w:t>· 加密货币卡支付激增230%月交易额达78亿美元稳定币采用加速</w:t>
+        <w:t>· 伯恩斯坦报告代币化现实世界资产市场已突破510亿美元</w:t>
       </w:r>
     </w:p>
     <w:p>
@@ -271,7 +271,7 @@
           <w:b w:val="0"/>
           <w:sz w:val="30"/>
         </w:rPr>
-        <w:t>美国证券交易委员会主席阿特金斯宣告反创新时代终结承诺加密货币监管清晰度</w:t>
+        <w:t>万事达卡获批纽约BitLicense以建设受监管稳定币结算基础设施</w:t>
       </w:r>
     </w:p>
     <w:p>
@@ -284,7 +284,7 @@
           <w:b w:val="0"/>
           <w:sz w:val="28"/>
         </w:rPr>
-        <w:t>· SEC主席Mark Uyeda（注：原文为Atkins，但根据实际情况应为Uyeda，但按来源使用Atkins）声明SEC反创新时期已经结束</w:t>
+        <w:t>· 万事达卡获得纽约州金融服务部颁发的BitLicense</w:t>
       </w:r>
     </w:p>
     <w:p>
@@ -297,7 +297,7 @@
           <w:b w:val="0"/>
           <w:sz w:val="28"/>
         </w:rPr>
-        <w:t>· 承诺将提供明确的加密货币监管框架以促进创新</w:t>
+        <w:t>· 该牌照允许万事达卡构建受监管的稳定币结算基础设施</w:t>
       </w:r>
     </w:p>
     <w:p>
@@ -311,7 +311,7 @@
           <w:b w:val="0"/>
           <w:sz w:val="28"/>
         </w:rPr>
-        <w:t>美国证券交易委员会（SEC）主席Paul Atkins在公开场合表示，SEC的反创新时代已经结束，并誓言为加密货币行业提供监管清晰度。</w:t>
+        <w:t>支付巨头万事达卡获得纽约州BitLicense，标志着其在受监管数字资产领域迈出关键一步。</w:t>
       </w:r>
     </w:p>
     <w:p>
@@ -325,7 +325,7 @@
           <w:b w:val="0"/>
           <w:sz w:val="28"/>
         </w:rPr>
-        <w:t>美国证券交易委员会（SEC）主席Paul Atkins在2026年5月28日的讲话中明确表示，SEC过去几年的反创新立场已经终结。Atkins宣布，该机构将致力于为数字资产行业制定明确的监管规则，以鼓励创新同时保护投资者。</w:t>
+        <w:t>万事达卡（Mastercard）宣布已获得纽约州金融服务部（NYDFS）颁发的BitLicense。该牌照是纽约州针对虚拟货币业务活动的专门许可证。</w:t>
       </w:r>
     </w:p>
     <w:p>
@@ -339,7 +339,7 @@
           <w:b w:val="0"/>
           <w:sz w:val="28"/>
         </w:rPr>
-        <w:t>Atkins指出，SEC将优先发布针对加密货币市场的指导方针，并寻求在联邦层面建立协调的监管框架。这一表态被视为对行业长期呼吁监管确定性的积极回应。</w:t>
+        <w:t>万事达卡计划利用这一牌照构建受监管的稳定币结算基础设施，进一步推动其在数字支付领域的布局。</w:t>
       </w:r>
     </w:p>
     <w:p>
@@ -353,7 +353,7 @@
           <w:b w:val="0"/>
           <w:sz w:val="28"/>
         </w:rPr>
-        <w:t>分析人士认为，Atkins的言论可能预示着SEC未来在加密货币执法和规则制定上将采取更加平衡的态度。不过，实际政策落地仍需观察后续具体行动。</w:t>
+        <w:t>此举表明传统金融机构正在加速进入合规加密资产领域，稳定币结算基础设施有望提升跨境支付效率。</w:t>
       </w:r>
     </w:p>
     <w:p>
@@ -368,7 +368,7 @@
           <w:b w:val="0"/>
           <w:sz w:val="21"/>
         </w:rPr>
-        <w:t>（信息来源：Bitcoin World）</w:t>
+        <w:t>（信息来源：FinanceFeeds）</w:t>
       </w:r>
     </w:p>
     <w:p>
@@ -382,7 +382,7 @@
           <w:b w:val="0"/>
           <w:sz w:val="28"/>
         </w:rPr>
-        <w:t>原文标题：SEC Chair Atkins Declares Anti-Innovation Era Over, Vows Crypto Regulatory Clarity</w:t>
+        <w:t>原文标题：Mastercard Secures New York BitLicense to Build Regulated Stablecoin Settlement Infrastructure</w:t>
       </w:r>
     </w:p>
     <w:p>
@@ -396,7 +396,7 @@
           <w:b w:val="0"/>
           <w:sz w:val="28"/>
         </w:rPr>
-        <w:t>原文链接：https://news.google.com/rss/articles/CBMia0FVX3lxTE8xV1ZlajZqX2RENnBOQ0VvVGpuU2xWeHBueEdZdXVKeHBwSElzM1d1UEVCZFhDVkpQaHNkX3RTa2VwUDdSOHlIVnJjSE9XRk55c2l3bGtsTnVoSzVwUVdNeXFsY3BJc3FNMTZn?oc=5</w:t>
+        <w:t>原文链接：https://news.google.com/rss/articles/CBMivAFBVV95cUxQenZlYWNMUUNjVGEtQ1pEY09QUGlZdHVJYUx4NkMzc09hSWwyYlNQa2xOOU5ucUVDRkk5VTBkbmJPVnJtUGFZRXhzclQ1dUhndkozMVg0bTlMd2pPaFgtUjY4UV8xbkZvTnMzOXlpTVdfTjd2MUJwSnJLckFfcjZReWNneDZwcERYb0gyT1RCQk9FcnhPVHViRkRrcFE0QlItczJvLVZVT3FrZFZ1RlFDV3pMZzJrVFphcTlmUw?oc=5</w:t>
       </w:r>
     </w:p>
     <w:p/>
@@ -411,7 +411,7 @@
           <w:b w:val="0"/>
           <w:sz w:val="30"/>
         </w:rPr>
-        <w:t>香港数字资产政策与实践之间的差距需引起关注</w:t>
+        <w:t>香港数字资产政策与实践之间存在显著差距</w:t>
       </w:r>
     </w:p>
     <w:p>
@@ -424,7 +424,7 @@
           <w:b w:val="0"/>
           <w:sz w:val="28"/>
         </w:rPr>
-        <w:t>· 香港数字资产政策与实际执行之间存在显著差距</w:t>
+        <w:t>· 香港在数字资产政策制定上较为积极，但实际执行层面存在滞后</w:t>
       </w:r>
     </w:p>
     <w:p>
@@ -437,7 +437,7 @@
           <w:b w:val="0"/>
           <w:sz w:val="28"/>
         </w:rPr>
-        <w:t>· 业界呼吁监管机构进一步澄清具体实施细节</w:t>
+        <w:t>· 分析指出监管框架与市场实践之间的脱节问题</w:t>
       </w:r>
     </w:p>
     <w:p>
@@ -451,7 +451,7 @@
           <w:b w:val="0"/>
           <w:sz w:val="28"/>
         </w:rPr>
-        <w:t>《南华早报》分析文章指出，香港在数字资产领域的政策框架虽然前瞻，但在实际执行层面仍存明显差距，可能影响行业信心。</w:t>
+        <w:t>南华早报文章指出，香港的数字资产政策虽领先，但在实际操作中仍面临挑战。</w:t>
       </w:r>
     </w:p>
     <w:p>
@@ -465,7 +465,7 @@
           <w:b w:val="0"/>
           <w:sz w:val="28"/>
         </w:rPr>
-        <w:t>香港证券及期货事务监察委员会（SFC）已出台多项数字资产政策，旨在将香港打造为全球虚拟资产中心。然而，一篇发表在《南华早报》上的分析指出，政策的实际执行与原则之间存在显著落差。</w:t>
+        <w:t>《南华早报》（South China Morning Post）发表分析文章，指出香港在数字资产政策框架上取得进展，但政策与实践之间仍存在明显差距。</w:t>
       </w:r>
     </w:p>
     <w:p>
@@ -479,7 +479,7 @@
           <w:b w:val="0"/>
           <w:sz w:val="28"/>
         </w:rPr>
-        <w:t>文章强调，尽管香港允许持牌交易所运营和虚拟资产ETF发行，但银行开户、合规成本以及跨境资金流动等实操问题仍未完全解决。业界呼吁SFC和香港金融管理局（HKMA）提供更多具体指引。</w:t>
+        <w:t>文章认为，尽管香港证券及期货事务监察委员会（SFC）和香港金融管理局（HKMA）已推出多项监管指引，但行业参与者在实际合规中仍面临不确定性。</w:t>
       </w:r>
     </w:p>
     <w:p>
@@ -493,7 +493,7 @@
           <w:b w:val="0"/>
           <w:sz w:val="28"/>
         </w:rPr>
-        <w:t>一位不愿具名的行业律师表示，若香港不能弥合政策与实践的鸿沟，可能会错失在亚洲数字资产领域的领先地位。</w:t>
+        <w:t>这种差距可能影响香港作为全球数字资产枢纽的竞争力，需要监管机构进一步细化规则并加强执行。</w:t>
       </w:r>
     </w:p>
     <w:p>
@@ -551,7 +551,7 @@
           <w:b w:val="0"/>
           <w:sz w:val="30"/>
         </w:rPr>
-        <w:t>欧盟MiCA监管规则全面解读为加密货币提供统一法律框架</w:t>
+        <w:t>欧盟MiCA法规全面解读加密资产监管规则手册</w:t>
       </w:r>
     </w:p>
     <w:p>
@@ -564,7 +564,7 @@
           <w:b w:val="0"/>
           <w:sz w:val="28"/>
         </w:rPr>
-        <w:t>· 欧盟《加密资产市场条例》（MiCA）为加密货币发行和交易服务提供全面监管框架</w:t>
+        <w:t>· MiCA是欧盟针对加密资产的统一监管框架</w:t>
       </w:r>
     </w:p>
     <w:p>
@@ -577,7 +577,7 @@
           <w:b w:val="0"/>
           <w:sz w:val="28"/>
         </w:rPr>
-        <w:t>· MiCA涵盖稳定币、加密资产服务提供商（CASP）及市场滥用的相关规定</w:t>
+        <w:t>· 该法规涵盖稳定币、资产参考代币和加密资产服务提供商</w:t>
       </w:r>
     </w:p>
     <w:p>
@@ -591,7 +591,7 @@
           <w:b w:val="0"/>
           <w:sz w:val="28"/>
         </w:rPr>
-        <w:t>CoinLaw发布详尽指南，解释欧盟《加密资产市场条例》（MiCA）如何为数字资产创建统一的监管规则，以及其对行业的影响。</w:t>
+        <w:t>欧盟《加密资产市场法规》即将全面生效，本文解读其主要内容和影响。</w:t>
       </w:r>
     </w:p>
     <w:p>
@@ -605,7 +605,7 @@
           <w:b w:val="0"/>
           <w:sz w:val="28"/>
         </w:rPr>
-        <w:t>欧盟的《加密资产市场条例》（Markets in Crypto-Assets，MiCA）于2024年逐步生效，旨在为欧盟境内的加密资产活动建立统一的监管制度。CoinLaw的一篇专题文章详细阐述了MiCA的核心条款。</w:t>
+        <w:t>CoinLaw发布详细指南，解释欧盟《加密资产市场法规》（Markets in Crypto-Assets Regulation，MiCA）的核心条款。MiCA是欧盟首个针对加密资产的全面监管框架。</w:t>
       </w:r>
     </w:p>
     <w:p>
@@ -619,7 +619,7 @@
           <w:b w:val="0"/>
           <w:sz w:val="28"/>
         </w:rPr>
-        <w:t>MiCA将加密资产分为三类：资产参考代币（ART）、电子货币代币（EMT）及其他加密资产。稳定币发行人需满足严格的储备和披露要求，并接受欧洲银行管理局（EBA）的监管。加密资产服务提供商（CASP）需在成员国获得授权。</w:t>
+        <w:t>法规将加密资产分为三类：电子货币代币（EMT）、资产参考代币（ART）和其他加密资产，并对发行方和服务提供商提出牌照、资本和披露要求。</w:t>
       </w:r>
     </w:p>
     <w:p>
@@ -633,7 +633,7 @@
           <w:b w:val="0"/>
           <w:sz w:val="28"/>
         </w:rPr>
-        <w:t>文章还指出，MiCA包含反市场滥用措施，禁止内幕交易和操纵行为。该条例预计将对全球加密货币监管产生示范效应。</w:t>
+        <w:t>MiCA将于2026年逐步实施，届时将为欧盟27个成员国提供统一的监管标准，影响全球加密市场格局。</w:t>
       </w:r>
     </w:p>
     <w:p>
@@ -714,7 +714,7 @@
           <w:b w:val="0"/>
           <w:sz w:val="30"/>
         </w:rPr>
-        <w:t>万事达卡获批纽约加密牌照将构建受监管的稳定币结算基础设施</w:t>
+        <w:t>DTCC与Stellar合作推进机构级代币化资产</w:t>
       </w:r>
     </w:p>
     <w:p>
@@ -727,7 +727,7 @@
           <w:b w:val="0"/>
           <w:sz w:val="28"/>
         </w:rPr>
-        <w:t>· 万事达卡获得纽约州金融服务局（NYDFS）颁发的加密牌照（BitLicense）</w:t>
+        <w:t>· 美国存管信托与清算公司（DTCC）选择Stellar网络进行代币化试验</w:t>
       </w:r>
     </w:p>
     <w:p>
@@ -740,7 +740,7 @@
           <w:b w:val="0"/>
           <w:sz w:val="28"/>
         </w:rPr>
-        <w:t>· 计划利用该牌照构建受监管的稳定币和代币化存款结算基础设施</w:t>
+        <w:t>· 该合作旨在提升机构对区块链技术的采用</w:t>
       </w:r>
     </w:p>
     <w:p>
@@ -754,7 +754,7 @@
           <w:b w:val="0"/>
           <w:sz w:val="28"/>
         </w:rPr>
-        <w:t>支付巨头万事达卡正式获得纽约州加密牌照（BitLicense），为其在稳定币结算和代币化存款领域的合规扩张铺平道路。</w:t>
+        <w:t>DTCC宣布与Stellar网络合作，探索代币化证券在公共区块链上的发行和结算。</w:t>
       </w:r>
     </w:p>
     <w:p>
@@ -768,7 +768,7 @@
           <w:b w:val="0"/>
           <w:sz w:val="28"/>
         </w:rPr>
-        <w:t>万事达卡（Mastercard）于2026年5月28日宣布，已获得纽约州金融服务局（NYDFS）颁发的加密牌照（BitLicense）。该牌照允许万事达卡在纽约州从事虚拟货币业务活动。</w:t>
+        <w:t>美国存管信托与清算公司（Depository Trust &amp; Clearing Corporation，DTCC）宣布与Stellar网络达成合作，共同推进机构级代币化资产项目。DTCC是美国金融基础设施核心机构。</w:t>
       </w:r>
     </w:p>
     <w:p>
@@ -782,7 +782,7 @@
           <w:b w:val="0"/>
           <w:sz w:val="28"/>
         </w:rPr>
-        <w:t>万事达卡表示，将利用这一牌照建立受监管的稳定币结算基础设施，并探索代币化存款（tokenized deposits）的应用。此举标志着传统支付巨头在数字资产领域的进一步深入。</w:t>
+        <w:t>该合作将利用Stellar区块链实现代币化证券的发行、交易和结算，目标在2027年前投入运行。</w:t>
       </w:r>
     </w:p>
     <w:p>
@@ -796,147 +796,7 @@
           <w:b w:val="0"/>
           <w:sz w:val="28"/>
         </w:rPr>
-        <w:t>行业观察人士指出，万事达卡的入场可能加速主流金融机构对稳定币支付系统的采用，同时为合规的稳定币生态树立标杆。</w:t>
-      </w:r>
-    </w:p>
-    <w:p>
-      <w:pPr>
-        <w:pStyle w:val="信息来源"/>
-        <w:spacing w:before="50" w:after="100"/>
-        <w:jc w:val="right"/>
-      </w:pPr>
-      <w:r>
-        <w:rPr>
-          <w:rFonts w:ascii="Times New Roman" w:hAnsi="Times New Roman" w:cs="Times New Roman" w:eastAsia="仿宋"/>
-          <w:b w:val="0"/>
-          <w:sz w:val="21"/>
-        </w:rPr>
-        <w:t>（信息来源：FinanceFeeds）</w:t>
-      </w:r>
-    </w:p>
-    <w:p>
-      <w:pPr>
-        <w:pStyle w:val="正文内容"/>
-        <w:ind w:firstLine="562"/>
-      </w:pPr>
-      <w:r>
-        <w:rPr>
-          <w:rFonts w:ascii="Times New Roman" w:hAnsi="Times New Roman" w:cs="Times New Roman" w:eastAsia="仿宋"/>
-          <w:b w:val="0"/>
-          <w:sz w:val="28"/>
-        </w:rPr>
-        <w:t>原文标题：Mastercard Secures New York BitLicense to Build Regulated Stablecoin Settlement Infrastructure</w:t>
-      </w:r>
-    </w:p>
-    <w:p>
-      <w:pPr>
-        <w:pStyle w:val="正文内容"/>
-        <w:ind w:firstLine="562"/>
-      </w:pPr>
-      <w:r>
-        <w:rPr>
-          <w:rFonts w:ascii="Times New Roman" w:hAnsi="Times New Roman" w:cs="Times New Roman" w:eastAsia="仿宋"/>
-          <w:b w:val="0"/>
-          <w:sz w:val="28"/>
-        </w:rPr>
-        <w:t>原文链接：https://news.google.com/rss/articles/CBMivAFBVV95cUxQenZlYWNMUUNjVGEtQ1pEY09QUGlZdHVJYUx4NkMzc09hSWwyYlNQa2xOOU5ucUVDRkk5VTBkbmJPVnJtUGFZRXhzclQ1dUhndkozMVg0bTlMd2pPaFgtUjY4UV8xbkZvTnMzOXlpTVdfTjd2MUJwSnJLckFfcjZReWNneDZwcERYb0gyT1RCQk9FcnhPVHViRkRrcFE0QlItczJvLVZVT3FrZFZ1RlFDV3pMZzJrVFphcTlmUw?oc=5</w:t>
-      </w:r>
-    </w:p>
-    <w:p/>
-    <w:p>
-      <w:pPr>
-        <w:pStyle w:val="文章一级标题"/>
-        <w:jc w:val="center"/>
-      </w:pPr>
-      <w:r>
-        <w:rPr>
-          <w:rFonts w:ascii="Times New Roman" w:hAnsi="Times New Roman" w:cs="Times New Roman" w:eastAsia="黑体"/>
-          <w:b w:val="0"/>
-          <w:sz w:val="30"/>
-        </w:rPr>
-        <w:t>美国证券存管清算公司携手恒星网络推进机构代币化采用</w:t>
-      </w:r>
-    </w:p>
-    <w:p>
-      <w:pPr>
-        <w:ind w:firstLine="0" w:left="0"/>
-      </w:pPr>
-      <w:r>
-        <w:rPr>
-          <w:rFonts w:ascii="Times New Roman" w:hAnsi="Times New Roman" w:cs="Times New Roman" w:eastAsia="仿宋"/>
-          <w:b w:val="0"/>
-          <w:sz w:val="28"/>
-        </w:rPr>
-        <w:t>· 美国证券存管清算公司（DTCC）选择恒星网络（Stellar）作为其代币化证券网络</w:t>
-      </w:r>
-    </w:p>
-    <w:p>
-      <w:pPr>
-        <w:ind w:firstLine="0" w:left="0"/>
-      </w:pPr>
-      <w:r>
-        <w:rPr>
-          <w:rFonts w:ascii="Times New Roman" w:hAnsi="Times New Roman" w:cs="Times New Roman" w:eastAsia="仿宋"/>
-          <w:b w:val="0"/>
-          <w:sz w:val="28"/>
-        </w:rPr>
-        <w:t>· 目标在2027年将代币化股票、ETF和国债引入恒星区块链</w:t>
-      </w:r>
-    </w:p>
-    <w:p>
-      <w:pPr>
-        <w:pStyle w:val="正文内容"/>
-        <w:ind w:firstLine="562"/>
-      </w:pPr>
-      <w:r>
-        <w:rPr>
-          <w:rFonts w:ascii="Times New Roman" w:hAnsi="Times New Roman" w:cs="Times New Roman" w:eastAsia="仿宋"/>
-          <w:b w:val="0"/>
-          <w:sz w:val="28"/>
-        </w:rPr>
-        <w:t>美国证券存管清算公司（DTCC）宣布与恒星网络（Stellar）合作，计划将其代币化服务接入公共区块链，推动机构级资产代币化。</w:t>
-      </w:r>
-    </w:p>
-    <w:p>
-      <w:pPr>
-        <w:pStyle w:val="正文内容"/>
-        <w:ind w:firstLine="562"/>
-      </w:pPr>
-      <w:r>
-        <w:rPr>
-          <w:rFonts w:ascii="Times New Roman" w:hAnsi="Times New Roman" w:cs="Times New Roman" w:eastAsia="仿宋"/>
-          <w:b w:val="0"/>
-          <w:sz w:val="28"/>
-        </w:rPr>
-        <w:t>美国证券存管清算公司（Depository Trust &amp; Clearing Corporation，DTCC）于2026年5月28日宣布，将与恒星网络（Stellar）合作，将其代币化证券服务拓展至恒星公共区块链。DTCC是全球最大的证券存管清算机构之一。</w:t>
-      </w:r>
-    </w:p>
-    <w:p>
-      <w:pPr>
-        <w:pStyle w:val="正文内容"/>
-        <w:ind w:firstLine="562"/>
-      </w:pPr>
-      <w:r>
-        <w:rPr>
-          <w:rFonts w:ascii="Times New Roman" w:hAnsi="Times New Roman" w:cs="Times New Roman" w:eastAsia="仿宋"/>
-          <w:b w:val="0"/>
-          <w:sz w:val="28"/>
-        </w:rPr>
-        <w:t>根据计划，DTCC将于2027年首次在恒星网络上提供代币化的股票、交易所交易基金（ETF）和美国国债。此举旨在利用分布式账本技术（DLT）提高清算结算效率，并为机构投资者提供更灵活的资产交易方式。</w:t>
-      </w:r>
-    </w:p>
-    <w:p>
-      <w:pPr>
-        <w:pStyle w:val="正文内容"/>
-        <w:ind w:firstLine="562"/>
-      </w:pPr>
-      <w:r>
-        <w:rPr>
-          <w:rFonts w:ascii="Times New Roman" w:hAnsi="Times New Roman" w:cs="Times New Roman" w:eastAsia="仿宋"/>
-          <w:b w:val="0"/>
-          <w:sz w:val="28"/>
-        </w:rPr>
-        <w:t>DTCC数字资产负责人表示，该合作是DTCC多链战略的一部分，未来可能扩展到其他区块链网络。恒星网络因其高效、低成本的跨链能力而被选中。</w:t>
+        <w:t>此举标志着传统金融市场基础设施向区块链迁移的重要一步，有望提升效率并降低运营成本。</w:t>
       </w:r>
     </w:p>
     <w:p>
@@ -980,6 +840,146 @@
           <w:sz w:val="28"/>
         </w:rPr>
         <w:t>原文链接：https://news.google.com/rss/articles/CBMidkFVX3lxTFBuSnY5OWtCaHcyTWZES21Pb29LUFJhVGJHek1KZHUwV29rMGhpWWp6RFlxanVLSWZIUVVCSjdRdmYxdmk2ZC1RT1V2Wmk5dlN1bVZSMlo4NmxMV0tLYUVQTng2MDJiS0lqUGFtRExJU1EzWnBoTnc?oc=5</w:t>
+      </w:r>
+    </w:p>
+    <w:p/>
+    <w:p>
+      <w:pPr>
+        <w:pStyle w:val="文章一级标题"/>
+        <w:jc w:val="center"/>
+      </w:pPr>
+      <w:r>
+        <w:rPr>
+          <w:rFonts w:ascii="Times New Roman" w:hAnsi="Times New Roman" w:cs="Times New Roman" w:eastAsia="黑体"/>
+          <w:b w:val="0"/>
+          <w:sz w:val="30"/>
+        </w:rPr>
+        <w:t>AztecLabs收购ZKPassport以强化以太坊隐私身份方案</w:t>
+      </w:r>
+    </w:p>
+    <w:p>
+      <w:pPr>
+        <w:ind w:firstLine="0" w:left="0"/>
+      </w:pPr>
+      <w:r>
+        <w:rPr>
+          <w:rFonts w:ascii="Times New Roman" w:hAnsi="Times New Roman" w:cs="Times New Roman" w:eastAsia="仿宋"/>
+          <w:b w:val="0"/>
+          <w:sz w:val="28"/>
+        </w:rPr>
+        <w:t>· Aztec Labs收购隐私身份解决方案ZKPassport</w:t>
+      </w:r>
+    </w:p>
+    <w:p>
+      <w:pPr>
+        <w:ind w:firstLine="0" w:left="0"/>
+      </w:pPr>
+      <w:r>
+        <w:rPr>
+          <w:rFonts w:ascii="Times New Roman" w:hAnsi="Times New Roman" w:cs="Times New Roman" w:eastAsia="仿宋"/>
+          <w:b w:val="0"/>
+          <w:sz w:val="28"/>
+        </w:rPr>
+        <w:t>· 该收购将推动以太坊生态的隐私保护技术</w:t>
+      </w:r>
+    </w:p>
+    <w:p>
+      <w:pPr>
+        <w:pStyle w:val="正文内容"/>
+        <w:ind w:firstLine="562"/>
+      </w:pPr>
+      <w:r>
+        <w:rPr>
+          <w:rFonts w:ascii="Times New Roman" w:hAnsi="Times New Roman" w:cs="Times New Roman" w:eastAsia="仿宋"/>
+          <w:b w:val="0"/>
+          <w:sz w:val="28"/>
+        </w:rPr>
+        <w:t>以太坊隐私层项目Aztec Labs收购ZKPassport，旨在通过零知识证明技术加强用户身份隐私。</w:t>
+      </w:r>
+    </w:p>
+    <w:p>
+      <w:pPr>
+        <w:pStyle w:val="正文内容"/>
+        <w:ind w:firstLine="562"/>
+      </w:pPr>
+      <w:r>
+        <w:rPr>
+          <w:rFonts w:ascii="Times New Roman" w:hAnsi="Times New Roman" w:cs="Times New Roman" w:eastAsia="仿宋"/>
+          <w:b w:val="0"/>
+          <w:sz w:val="28"/>
+        </w:rPr>
+        <w:t>Aztec Labs宣布收购ZKPassport，后者是一个基于零知识证明（Zero-Knowledge Proof，ZKP）的隐私身份验证协议。</w:t>
+      </w:r>
+    </w:p>
+    <w:p>
+      <w:pPr>
+        <w:pStyle w:val="正文内容"/>
+        <w:ind w:firstLine="562"/>
+      </w:pPr>
+      <w:r>
+        <w:rPr>
+          <w:rFonts w:ascii="Times New Roman" w:hAnsi="Times New Roman" w:cs="Times New Roman" w:eastAsia="仿宋"/>
+          <w:b w:val="0"/>
+          <w:sz w:val="28"/>
+        </w:rPr>
+        <w:t>收购后，Aztec计划将ZKPassport的技术整合到其以太坊隐私二层网络中，使用户能够在保护隐私的前提下完成身份验证。</w:t>
+      </w:r>
+    </w:p>
+    <w:p>
+      <w:pPr>
+        <w:pStyle w:val="正文内容"/>
+        <w:ind w:firstLine="562"/>
+      </w:pPr>
+      <w:r>
+        <w:rPr>
+          <w:rFonts w:ascii="Times New Roman" w:hAnsi="Times New Roman" w:cs="Times New Roman" w:eastAsia="仿宋"/>
+          <w:b w:val="0"/>
+          <w:sz w:val="28"/>
+        </w:rPr>
+        <w:t>此举进一步丰富了以太坊隐私生态系统，为去中心化金融（DeFi）和合规应用提供更强大的隐私保护工具。</w:t>
+      </w:r>
+    </w:p>
+    <w:p>
+      <w:pPr>
+        <w:pStyle w:val="信息来源"/>
+        <w:spacing w:before="50" w:after="100"/>
+        <w:jc w:val="right"/>
+      </w:pPr>
+      <w:r>
+        <w:rPr>
+          <w:rFonts w:ascii="Times New Roman" w:hAnsi="Times New Roman" w:cs="Times New Roman" w:eastAsia="仿宋"/>
+          <w:b w:val="0"/>
+          <w:sz w:val="21"/>
+        </w:rPr>
+        <w:t>（信息来源：MEXC）</w:t>
+      </w:r>
+    </w:p>
+    <w:p>
+      <w:pPr>
+        <w:pStyle w:val="正文内容"/>
+        <w:ind w:firstLine="562"/>
+      </w:pPr>
+      <w:r>
+        <w:rPr>
+          <w:rFonts w:ascii="Times New Roman" w:hAnsi="Times New Roman" w:cs="Times New Roman" w:eastAsia="仿宋"/>
+          <w:b w:val="0"/>
+          <w:sz w:val="28"/>
+        </w:rPr>
+        <w:t>原文标题：Aztec Labs Acquires ZKPassport to Strengthen Privacy-First Identity on Ethereum</w:t>
+      </w:r>
+    </w:p>
+    <w:p>
+      <w:pPr>
+        <w:pStyle w:val="正文内容"/>
+        <w:ind w:firstLine="562"/>
+      </w:pPr>
+      <w:r>
+        <w:rPr>
+          <w:rFonts w:ascii="Times New Roman" w:hAnsi="Times New Roman" w:cs="Times New Roman" w:eastAsia="仿宋"/>
+          <w:b w:val="0"/>
+          <w:sz w:val="28"/>
+        </w:rPr>
+        <w:t>原文链接：https://news.google.com/rss/articles/CBMiSEFVX3lxTE1fd0I3Mm1YdTZlTDNReHg0M0Z5OVo5NG4xVFpZNGp4RHNPVmlPejJ5TXJJVklwQ2ZnbEoxTDdKQm5lSUU2SUNzQQ?oc=5</w:t>
       </w:r>
     </w:p>
     <w:p>
@@ -1017,160 +1017,7 @@
           <w:b w:val="0"/>
           <w:sz w:val="30"/>
         </w:rPr>
-        <w:t>比特币跌破73000美元美伊冲突引发10亿美元加密货币市场清算</w:t>
-      </w:r>
-    </w:p>
-    <w:p>
-      <w:pPr>
-        <w:ind w:firstLine="0" w:left="0"/>
-      </w:pPr>
-      <w:r>
-        <w:rPr>
-          <w:rFonts w:ascii="Times New Roman" w:hAnsi="Times New Roman" w:cs="Times New Roman" w:eastAsia="仿宋"/>
-          <w:b w:val="0"/>
-          <w:sz w:val="28"/>
-        </w:rPr>
-        <w:t>· 比特币价格下跌3.89%至73，000美元以下</w:t>
-      </w:r>
-    </w:p>
-    <w:p>
-      <w:pPr>
-        <w:ind w:firstLine="0" w:left="0"/>
-      </w:pPr>
-      <w:r>
-        <w:rPr>
-          <w:rFonts w:ascii="Times New Roman" w:hAnsi="Times New Roman" w:cs="Times New Roman" w:eastAsia="仿宋"/>
-          <w:b w:val="0"/>
-          <w:sz w:val="28"/>
-        </w:rPr>
-        <w:t>· 美伊紧张局势导致加密货币市场出现约10亿美元的强制平仓</w:t>
-      </w:r>
-    </w:p>
-    <w:p>
-      <w:pPr>
-        <w:ind w:firstLine="0" w:left="0"/>
-      </w:pPr>
-      <w:r>
-        <w:rPr>
-          <w:rFonts w:ascii="Times New Roman" w:hAnsi="Times New Roman" w:cs="Times New Roman" w:eastAsia="仿宋"/>
-          <w:b w:val="0"/>
-          <w:sz w:val="28"/>
-        </w:rPr>
-        <w:t>· 市场整体抛售加剧，避险情绪升温</w:t>
-      </w:r>
-    </w:p>
-    <w:p>
-      <w:pPr>
-        <w:pStyle w:val="正文内容"/>
-        <w:ind w:firstLine="562"/>
-      </w:pPr>
-      <w:r>
-        <w:rPr>
-          <w:rFonts w:ascii="Times New Roman" w:hAnsi="Times New Roman" w:cs="Times New Roman" w:eastAsia="仿宋"/>
-          <w:b w:val="0"/>
-          <w:sz w:val="28"/>
-        </w:rPr>
-        <w:t>由于美国与伊朗之间紧张局势升级，比特币价格在2026年5月28日大幅下挫，跌破73，000美元关口，引发全市场约10亿美元的清算潮。</w:t>
-      </w:r>
-    </w:p>
-    <w:p>
-      <w:pPr>
-        <w:pStyle w:val="正文内容"/>
-        <w:ind w:firstLine="562"/>
-      </w:pPr>
-      <w:r>
-        <w:rPr>
-          <w:rFonts w:ascii="Times New Roman" w:hAnsi="Times New Roman" w:cs="Times New Roman" w:eastAsia="仿宋"/>
-          <w:b w:val="0"/>
-          <w:sz w:val="28"/>
-        </w:rPr>
-        <w:t>比特币（BTC）价格在2026年5月28日亚洲交易时段下跌3.89%，跌破73，000美元，创下五周低点。根据多家交易平台数据，美伊紧张局势的突然升级触发了大规模杠杆多头平仓，全市场总计约10亿美元的加密衍生品头寸被清算。</w:t>
-      </w:r>
-    </w:p>
-    <w:p>
-      <w:pPr>
-        <w:pStyle w:val="正文内容"/>
-        <w:ind w:firstLine="562"/>
-      </w:pPr>
-      <w:r>
-        <w:rPr>
-          <w:rFonts w:ascii="Times New Roman" w:hAnsi="Times New Roman" w:cs="Times New Roman" w:eastAsia="仿宋"/>
-          <w:b w:val="0"/>
-          <w:sz w:val="28"/>
-        </w:rPr>
-        <w:t>美国对伊朗发动空袭的报道令地缘政治风险飙升，投资者迅速撤离风险资产。比特币现货价格一度跌至72，500美元附近，随后略微反弹。与此同时，以太币（ETH）也下跌超4%，逼近2，000美元整数关口。</w:t>
-      </w:r>
-    </w:p>
-    <w:p>
-      <w:pPr>
-        <w:pStyle w:val="正文内容"/>
-        <w:ind w:firstLine="562"/>
-      </w:pPr>
-      <w:r>
-        <w:rPr>
-          <w:rFonts w:ascii="Times New Roman" w:hAnsi="Times New Roman" w:cs="Times New Roman" w:eastAsia="仿宋"/>
-          <w:b w:val="0"/>
-          <w:sz w:val="28"/>
-        </w:rPr>
-        <w:t>市场分析师指出，地缘政治事件加剧了本就承压的加密货币市场，此前比特币ETF持续流出已令市场脆弱。目前比特币仍需守住70，000美元水平以维持中期看涨结构。</w:t>
-      </w:r>
-    </w:p>
-    <w:p>
-      <w:pPr>
-        <w:pStyle w:val="信息来源"/>
-        <w:spacing w:before="50" w:after="100"/>
-        <w:jc w:val="right"/>
-      </w:pPr>
-      <w:r>
-        <w:rPr>
-          <w:rFonts w:ascii="Times New Roman" w:hAnsi="Times New Roman" w:cs="Times New Roman" w:eastAsia="仿宋"/>
-          <w:b w:val="0"/>
-          <w:sz w:val="21"/>
-        </w:rPr>
-        <w:t>（信息来源：Moneycontrol.com）</w:t>
-      </w:r>
-    </w:p>
-    <w:p>
-      <w:pPr>
-        <w:pStyle w:val="正文内容"/>
-        <w:ind w:firstLine="562"/>
-      </w:pPr>
-      <w:r>
-        <w:rPr>
-          <w:rFonts w:ascii="Times New Roman" w:hAnsi="Times New Roman" w:cs="Times New Roman" w:eastAsia="仿宋"/>
-          <w:b w:val="0"/>
-          <w:sz w:val="28"/>
-        </w:rPr>
-        <w:t>原文标题：Bitcoin drops 3.89% below $73K as US-Iran tensions wipe out $1 billion from the crypto market</w:t>
-      </w:r>
-    </w:p>
-    <w:p>
-      <w:pPr>
-        <w:pStyle w:val="正文内容"/>
-        <w:ind w:firstLine="562"/>
-      </w:pPr>
-      <w:r>
-        <w:rPr>
-          <w:rFonts w:ascii="Times New Roman" w:hAnsi="Times New Roman" w:cs="Times New Roman" w:eastAsia="仿宋"/>
-          <w:b w:val="0"/>
-          <w:sz w:val="28"/>
-        </w:rPr>
-        <w:t>原文链接：https://news.google.com/rss/articles/CBMi_AFBVV95cUxOd29FeVdjRGtOV0djelZER0tLUnd1eDFFVVE3SklZTVBZN3l2ZVJOY1duUWNiNGhnUmtXczdsWk9iMFNqQVZ6eHE1dzZZbmpLVFdrNVhLeDUzVVZnQ0JBS090NWlLZmFKU2pmLTUwVlRRQUE5Rm5CeFNmQlgyQ1VLcnVleDQ2R2sxMS1aUVhhRGhEZUdOQkdRc0Z3dmlPVHBUVnk1a1pLNlc1bG1ab1dYMXNvWE10bHVKTDVXc1F0YzNKWGxiVzdUc1BPZlBSajlXMW41aFBZQy1JVF83LUtDZ2U4dmlSNkRKaHA0cjhBdG4yMnFxQ194TVY3SErSAfwBQVVfeXFMTndvRXlXY0RrTldHY3pWREdLS1J3dXgxRVVRN0pJWU1QWTd5dmVSTmNXblFjYjRoZ1JrV3M3bFpPYjBTakFWenhxNXc2WW5qS1RXazVYS3g</w:t>
-      </w:r>
-    </w:p>
-    <w:p/>
-    <w:p>
-      <w:pPr>
-        <w:pStyle w:val="文章一级标题"/>
-        <w:jc w:val="center"/>
-      </w:pPr>
-      <w:r>
-        <w:rPr>
-          <w:rFonts w:ascii="Times New Roman" w:hAnsi="Times New Roman" w:cs="Times New Roman" w:eastAsia="黑体"/>
-          <w:b w:val="0"/>
-          <w:sz w:val="30"/>
-        </w:rPr>
-        <w:t>比特币跌破73000美元贝莱德比特币ETF遭遇推出以来第二大单日资金外流</w:t>
+        <w:t>比特币跌破73000美元贝莱德ETF遭遇历史第二大资金流出</w:t>
       </w:r>
     </w:p>
     <w:p>
@@ -1196,12 +1043,13 @@
           <w:b w:val="0"/>
           <w:sz w:val="28"/>
         </w:rPr>
-        <w:t>· 贝莱德旗下IBIT比特币ETF单日资金流出5.28亿美元，为推出以来第二大净流出</w:t>
+        <w:t>· 贝莱德现货比特币ETF录得自推出以来第二大单日净流出</w:t>
       </w:r>
     </w:p>
     <w:p>
       <w:pPr>
-        <w:ind w:firstLine="0" w:left="0"/>
+        <w:pStyle w:val="正文内容"/>
+        <w:ind w:firstLine="562"/>
       </w:pPr>
       <w:r>
         <w:rPr>
@@ -1209,7 +1057,7 @@
           <w:b w:val="0"/>
           <w:sz w:val="28"/>
         </w:rPr>
-        <w:t>· 地缘政治风险与ETF流出双重压力</w:t>
+        <w:t>比特币价格承压下行，贝莱德旗下IBIT ETF遭遇创纪录的资金外流。</w:t>
       </w:r>
     </w:p>
     <w:p>
@@ -1223,7 +1071,7 @@
           <w:b w:val="0"/>
           <w:sz w:val="28"/>
         </w:rPr>
-        <w:t>继美伊冲突引发市场动荡后，贝莱德（BlackRock）的比特币现货ETF（IBIT）在2026年5月28日录得5.28亿美元资金外流，为该ETF上市以来的第二大单日净流出。</w:t>
+        <w:t>据The Block报道，比特币价格在5月28日跌至73，000美元以下，创数周新低。</w:t>
       </w:r>
     </w:p>
     <w:p>
@@ -1237,7 +1085,7 @@
           <w:b w:val="0"/>
           <w:sz w:val="28"/>
         </w:rPr>
-        <w:t>根据The Block引述的数据，贝莱德旗下的iShares Bitcoin Trust（IBIT）在2026年5月28日遭遇5.28亿美元的资金净流出，仅略低于2025年某日创下的历史最高流出纪录。当天比特币价格下跌至73，000美元下方。</w:t>
+        <w:t>贝莱德（BlackRock）的现货比特币交易所交易基金（ETF）IBIT当日净流出5.28亿美元，为自2024年1月推出以来的第二大单日流出额。</w:t>
       </w:r>
     </w:p>
     <w:p>
@@ -1251,21 +1099,7 @@
           <w:b w:val="0"/>
           <w:sz w:val="28"/>
         </w:rPr>
-        <w:t>资金外流的部分原因被归咎于美伊地缘政治紧张局势，但此前机构投资者对加密货币的避险情绪已持续数周。近两周，美国比特币现货ETF总计流出超过25亿美元，显示投资者正在撤出风险敞口。</w:t>
-      </w:r>
-    </w:p>
-    <w:p>
-      <w:pPr>
-        <w:pStyle w:val="正文内容"/>
-        <w:ind w:firstLine="562"/>
-      </w:pPr>
-      <w:r>
-        <w:rPr>
-          <w:rFonts w:ascii="Times New Roman" w:hAnsi="Times New Roman" w:cs="Times New Roman" w:eastAsia="仿宋"/>
-          <w:b w:val="0"/>
-          <w:sz w:val="28"/>
-        </w:rPr>
-        <w:t>尽管ETF资金外流，但比特币在暗池中出现了一笔约13亿美元的大宗交易，表明部分巨鲸可能在利用下跌建仓。市场目前焦点在70，000美元支撑位。</w:t>
+        <w:t>市场分析师认为，中东地缘政治紧张局势和风险资产普遍回落是导致资金外流的主要原因。</w:t>
       </w:r>
     </w:p>
     <w:p>
@@ -1309,6 +1143,146 @@
           <w:sz w:val="28"/>
         </w:rPr>
         <w:t>原文链接：https://news.google.com/rss/articles/CBMic0FVX3lxTE5zWEVTeXJya2xGdWg0elVQNkJVMWlIRnh1QlFSWWkzRXlQQjdLYjQ0X0ZXUTZENFF5a29ZVVZEcE81c2dIajhZVGZLZ0NnXzF0UHJLQ2FJbEhRa3BqV19fc2R6aHNlVjM2a2hmUG5xTzlGODA?oc=5</w:t>
+      </w:r>
+    </w:p>
+    <w:p/>
+    <w:p>
+      <w:pPr>
+        <w:pStyle w:val="文章一级标题"/>
+        <w:jc w:val="center"/>
+      </w:pPr>
+      <w:r>
+        <w:rPr>
+          <w:rFonts w:ascii="Times New Roman" w:hAnsi="Times New Roman" w:cs="Times New Roman" w:eastAsia="黑体"/>
+          <w:b w:val="0"/>
+          <w:sz w:val="30"/>
+        </w:rPr>
+        <w:t>美国打击伊朗引发比特币跌破73000美元1亿美元杠杆头寸被清算</w:t>
+      </w:r>
+    </w:p>
+    <w:p>
+      <w:pPr>
+        <w:ind w:firstLine="0" w:left="0"/>
+      </w:pPr>
+      <w:r>
+        <w:rPr>
+          <w:rFonts w:ascii="Times New Roman" w:hAnsi="Times New Roman" w:cs="Times New Roman" w:eastAsia="仿宋"/>
+          <w:b w:val="0"/>
+          <w:sz w:val="28"/>
+        </w:rPr>
+        <w:t>· 美国对伊朗发动空袭导致市场恐慌</w:t>
+      </w:r>
+    </w:p>
+    <w:p>
+      <w:pPr>
+        <w:ind w:firstLine="0" w:left="0"/>
+      </w:pPr>
+      <w:r>
+        <w:rPr>
+          <w:rFonts w:ascii="Times New Roman" w:hAnsi="Times New Roman" w:cs="Times New Roman" w:eastAsia="仿宋"/>
+          <w:b w:val="0"/>
+          <w:sz w:val="28"/>
+        </w:rPr>
+        <w:t>· 加密货币市场1亿美元多头头寸被强制平仓</w:t>
+      </w:r>
+    </w:p>
+    <w:p>
+      <w:pPr>
+        <w:pStyle w:val="正文内容"/>
+        <w:ind w:firstLine="562"/>
+      </w:pPr>
+      <w:r>
+        <w:rPr>
+          <w:rFonts w:ascii="Times New Roman" w:hAnsi="Times New Roman" w:cs="Times New Roman" w:eastAsia="仿宋"/>
+          <w:b w:val="0"/>
+          <w:sz w:val="28"/>
+        </w:rPr>
+        <w:t>美国军事打击伊朗的消息引发加密货币市场剧烈波动，比特币跌破73，000美元，24小时内清算金额超过1亿美元。</w:t>
+      </w:r>
+    </w:p>
+    <w:p>
+      <w:pPr>
+        <w:pStyle w:val="正文内容"/>
+        <w:ind w:firstLine="562"/>
+      </w:pPr>
+      <w:r>
+        <w:rPr>
+          <w:rFonts w:ascii="Times New Roman" w:hAnsi="Times New Roman" w:cs="Times New Roman" w:eastAsia="仿宋"/>
+          <w:b w:val="0"/>
+          <w:sz w:val="28"/>
+        </w:rPr>
+        <w:t>CoinDesk报道称，美国对伊朗目标发动空袭后，比特币价格迅速下跌，一度跌破73，000美元。</w:t>
+      </w:r>
+    </w:p>
+    <w:p>
+      <w:pPr>
+        <w:pStyle w:val="正文内容"/>
+        <w:ind w:firstLine="562"/>
+      </w:pPr>
+      <w:r>
+        <w:rPr>
+          <w:rFonts w:ascii="Times New Roman" w:hAnsi="Times New Roman" w:cs="Times New Roman" w:eastAsia="仿宋"/>
+          <w:b w:val="0"/>
+          <w:sz w:val="28"/>
+        </w:rPr>
+        <w:t>据Coinglass数据，此次下跌导致加密货币市场24小时内超过1亿美元的多头杠杆头寸被清算，主要集中在比特币和以太坊。</w:t>
+      </w:r>
+    </w:p>
+    <w:p>
+      <w:pPr>
+        <w:pStyle w:val="正文内容"/>
+        <w:ind w:firstLine="562"/>
+      </w:pPr>
+      <w:r>
+        <w:rPr>
+          <w:rFonts w:ascii="Times New Roman" w:hAnsi="Times New Roman" w:cs="Times New Roman" w:eastAsia="仿宋"/>
+          <w:b w:val="0"/>
+          <w:sz w:val="28"/>
+        </w:rPr>
+        <w:t>石油等传统大宗商品价格上涨，而比特币等风险资产承压，凸显地缘政治事件对加密市场的短期冲击。</w:t>
+      </w:r>
+    </w:p>
+    <w:p>
+      <w:pPr>
+        <w:pStyle w:val="信息来源"/>
+        <w:spacing w:before="50" w:after="100"/>
+        <w:jc w:val="right"/>
+      </w:pPr>
+      <w:r>
+        <w:rPr>
+          <w:rFonts w:ascii="Times New Roman" w:hAnsi="Times New Roman" w:cs="Times New Roman" w:eastAsia="仿宋"/>
+          <w:b w:val="0"/>
+          <w:sz w:val="21"/>
+        </w:rPr>
+        <w:t>（信息来源：CoinDesk）</w:t>
+      </w:r>
+    </w:p>
+    <w:p>
+      <w:pPr>
+        <w:pStyle w:val="正文内容"/>
+        <w:ind w:firstLine="562"/>
+      </w:pPr>
+      <w:r>
+        <w:rPr>
+          <w:rFonts w:ascii="Times New Roman" w:hAnsi="Times New Roman" w:cs="Times New Roman" w:eastAsia="仿宋"/>
+          <w:b w:val="0"/>
+          <w:sz w:val="28"/>
+        </w:rPr>
+        <w:t>原文标题：Bitcoin drops below $73,000 as U.S. strikes on Iran spark $1 billion liquidations</w:t>
+      </w:r>
+    </w:p>
+    <w:p>
+      <w:pPr>
+        <w:pStyle w:val="正文内容"/>
+        <w:ind w:firstLine="562"/>
+      </w:pPr>
+      <w:r>
+        <w:rPr>
+          <w:rFonts w:ascii="Times New Roman" w:hAnsi="Times New Roman" w:cs="Times New Roman" w:eastAsia="仿宋"/>
+          <w:b w:val="0"/>
+          <w:sz w:val="28"/>
+        </w:rPr>
+        <w:t>原文链接：https://news.google.com/rss/articles/CBMixgFBVV95cUxNLW16OUdFVzlLQ0tVQ3VfVUtuUG1DY0VqRlpBbTNaYU5GSm83STdRVDB1SEpyVWJCX2NwOTh1ejZLVzJqcmI0cVpIaThfQWhiNElOTWN6WmlibkpUbC1OM1JvcEVoaFFyNnlQa2JqS2tjdHRwM1lZLXpUTHk2dk9XamkteWRqSjdzV2d5TWFnN0hyRWo4UkFvRnN5SHBUU19fUmVlTUt0YUdtVllQWWtvWEtVaXRXVFZDVmdpbXNwWE81b2pYb0E?oc=5</w:t>
       </w:r>
     </w:p>
     <w:p>
@@ -1346,7 +1320,7 @@
           <w:b w:val="0"/>
           <w:sz w:val="30"/>
         </w:rPr>
-        <w:t>基金管理人警告比特币可能进一步下跌因美国财政部大规模操作临近</w:t>
+        <w:t>加密CEO表示比特币四年周期规律仍然有效</w:t>
       </w:r>
     </w:p>
     <w:p>
@@ -1359,7 +1333,7 @@
           <w:b w:val="0"/>
           <w:sz w:val="28"/>
         </w:rPr>
-        <w:t>· 某基金经理警告称，美国财政部即将进行1500亿美元的操作</w:t>
+        <w:t>· 某加密CEO认为比特币的四年周期规律仍在发挥作用</w:t>
       </w:r>
     </w:p>
     <w:p>
@@ -1372,7 +1346,7 @@
           <w:b w:val="0"/>
           <w:sz w:val="28"/>
         </w:rPr>
-        <w:t>· 认为比特币价格可能因此进一步大幅下跌</w:t>
+        <w:t>· 该观点基于历史减半事件后的价格表现</w:t>
       </w:r>
     </w:p>
     <w:p>
@@ -1386,7 +1360,7 @@
           <w:b w:val="0"/>
           <w:sz w:val="28"/>
         </w:rPr>
-        <w:t>一位匿名基金管理人发出警告，随着美国财政部即将启动高达1500亿美元的流动性操作，比特币可能面临更大的下行压力。</w:t>
+        <w:t>一位加密货币CEO在采访中表示，比特币的四年周期规律并未失效，当前回调属于正常调整。</w:t>
       </w:r>
     </w:p>
     <w:p>
@@ -1400,7 +1374,7 @@
           <w:b w:val="0"/>
           <w:sz w:val="28"/>
         </w:rPr>
-        <w:t>CoinDesk在2026年5月28日报道称，一位不愿透露姓名的基金管理人警告，美国财政部即将进行的一轮大规模操作（规模约1500亿美元）可能从风险资产中抽走流动性，从而对比特币价格造成进一步打压。</w:t>
+        <w:t>Bitget发布的一篇报道中，一位匿名的加密货币CEO指出，比特币的四年周期规律（与区块奖励减半相关）仍在主导市场走势。</w:t>
       </w:r>
     </w:p>
     <w:p>
@@ -1414,7 +1388,7 @@
           <w:b w:val="0"/>
           <w:sz w:val="28"/>
         </w:rPr>
-        <w:t>该管理人指出，比特币目前处于关键技术位下方，而ETF资金持续外流和宏观不确定性正在加剧看跌情绪。他认为，如果比特币失守70，000美元关口，可能快速下探至65，000美元甚至更低。</w:t>
+        <w:t>该CEO认为，尽管比特币价格近期出现波动，但历史模式表明减半后通常伴随长期上涨，当前阶段仅是周期中的调整。</w:t>
       </w:r>
     </w:p>
     <w:p>
@@ -1428,7 +1402,7 @@
           <w:b w:val="0"/>
           <w:sz w:val="28"/>
         </w:rPr>
-        <w:t>不过，该观点仅为个人看法，并非市场共识。其他分析师认为比特币的四年周期依然有效，短期回调后有望恢复上涨。</w:t>
+        <w:t>这一观点为部分投资者提供了信心，但市场也存在分歧，一些分析师警告周期规律可能因机构参与而改变。</w:t>
       </w:r>
     </w:p>
     <w:p>
@@ -1443,7 +1417,7 @@
           <w:b w:val="0"/>
           <w:sz w:val="21"/>
         </w:rPr>
-        <w:t>（信息来源：CoinDesk）</w:t>
+        <w:t>（信息来源：Bitget）</w:t>
       </w:r>
     </w:p>
     <w:p>
@@ -1457,7 +1431,7 @@
           <w:b w:val="0"/>
           <w:sz w:val="28"/>
         </w:rPr>
-        <w:t>原文标题：Bitcoin could be heading much lower, fund manager warns as $150 billion Treasury operation nears</w:t>
+        <w:t>原文标题：Bitcoin's 4-Year Rhythm Is Still Playing Out, Says Crypto CEO</w:t>
       </w:r>
     </w:p>
     <w:p>
@@ -1471,7 +1445,7 @@
           <w:b w:val="0"/>
           <w:sz w:val="28"/>
         </w:rPr>
-        <w:t>原文链接：https://news.google.com/rss/articles/CBMi2AFBVV95cUxPMElzcDFBUUNjQzV4R3dhWjlxMW9QVWt4MjkzOEdPNS1oVFIxUVlxTEsyRkU3cHNubTJKRjB5X3FUX3ZEdkgyLXQ5R0xfX3diY2RESEJEZmhkR1lCMEhyN1VGOVoxaGduT1M2SEFWaldjaHdCT2NxMFd5cnV3bDhoeVd5dWhCd1VZTlVKU3BVNElVWkxoMWZVNXh0UFRDV3pQdFRJMndZQ281OXpodjZ1ZWxiMVZpZUdhdEoxSUFQRFQ2QktXaF80RWFqQ3AtVHdveHQ5Sk92RFY?oc=5</w:t>
+        <w:t>原文链接：https://news.google.com/rss/articles/CBMiY0FVX3lxTE5kXzVfLVQyaWhVRVNlM0RtdjZReU9RMFZWYWxxMFQ5VTJ0OEVXaUlxTlVzVFB1ZGp3eEdka1huWEVVNzI2QkN3MU5XRU5lSWEteGppSFpqV1FQU25iaEJINEZna9IBY0FVX3lxTE5kXzVfLVQyaWhVRVNlM0RtdjZReU9RMFZWYWxxMFQ5VTJ0OEVXaUlxTlVzVFB1ZGp3eEdka1huWEVVNzI2QkN3MU5XRU5lSWEteGppSFpqV1FQU25iaEJINEZnaw?oc=5</w:t>
       </w:r>
     </w:p>
     <w:p/>
@@ -1486,7 +1460,7 @@
           <w:b w:val="0"/>
           <w:sz w:val="30"/>
         </w:rPr>
-        <w:t>凯西·伍德预测机构投资者正在逢低买入比特币</w:t>
+        <w:t>CathieWood认为机构投资者正在比特币下跌时买入</w:t>
       </w:r>
     </w:p>
     <w:p>
@@ -1499,7 +1473,7 @@
           <w:b w:val="0"/>
           <w:sz w:val="28"/>
         </w:rPr>
-        <w:t>· Ark Invest首席执行官Cathie Wood预测机构投资者正在趁比特币价格下跌时买入</w:t>
+        <w:t>· Ark Invest首席执行官Cathie Wood表示机构正在逢低买入比特币</w:t>
       </w:r>
     </w:p>
     <w:p>
@@ -1512,7 +1486,7 @@
           <w:b w:val="0"/>
           <w:sz w:val="28"/>
         </w:rPr>
-        <w:t>· 认为比特币长期前景依然乐观</w:t>
+        <w:t>· 她认为长期机构采用趋势未变</w:t>
       </w:r>
     </w:p>
     <w:p>
@@ -1526,7 +1500,7 @@
           <w:b w:val="0"/>
           <w:sz w:val="28"/>
         </w:rPr>
-        <w:t>Ark Invest创始人兼首席执行官Cathie Wood在2026年5月27日发表评论，指出尽管比特币近期走弱，但机构投资者正在积极逢低吸纳。</w:t>
+        <w:t>Cathie Wood在接受CryptoRank采访时表示，机构投资者正在利用比特币价格回落增加配置。</w:t>
       </w:r>
     </w:p>
     <w:p>
@@ -1540,7 +1514,7 @@
           <w:b w:val="0"/>
           <w:sz w:val="28"/>
         </w:rPr>
-        <w:t>Cathie Wood是加密货币领域的知名多头，她在接受The Street采访时表示，她注意到大量机构资金在比特币价格疲软时流入。Wood认为，这种逢低买入行为表明长期投资者对比特币的信念并未动摇。</w:t>
+        <w:t>Ark Invest首席执行官Cathie Wood（伍德）在CryptoRank的采访中指出，尽管比特币价格近期走弱，但机构投资者并未离场，反而在逢低买入。</w:t>
       </w:r>
     </w:p>
     <w:p>
@@ -1554,7 +1528,7 @@
           <w:b w:val="0"/>
           <w:sz w:val="28"/>
         </w:rPr>
-        <w:t>Wood还重申了她此前关于比特币到2030年可能达到100万美元的预测，尽管未提供新的时间表。她指出，比特币的稀缺性、作为价值储存工具的认可度以及机构采用趋势是其看涨的核心驱动力。</w:t>
+        <w:t>Wood认为，比特币的基本面依然强劲，机构采用趋势将持续，长期价格前景乐观。</w:t>
       </w:r>
     </w:p>
     <w:p>
@@ -1568,7 +1542,7 @@
           <w:b w:val="0"/>
           <w:sz w:val="28"/>
         </w:rPr>
-        <w:t>然而，市场也存在不同声音。一些分析师认为，当前ETF资金外流和地缘政治风险可能使比特币在短期内继续承压。</w:t>
+        <w:t>她补充说，当前市场调整更多受到宏观经济因素影响，而非加密货币本身的问题。</w:t>
       </w:r>
     </w:p>
     <w:p>
@@ -1583,7 +1557,7 @@
           <w:b w:val="0"/>
           <w:sz w:val="21"/>
         </w:rPr>
-        <w:t>（信息来源：thestreet.com）</w:t>
+        <w:t>（信息来源：CryptoRank）</w:t>
       </w:r>
     </w:p>
     <w:p>
@@ -1597,7 +1571,7 @@
           <w:b w:val="0"/>
           <w:sz w:val="28"/>
         </w:rPr>
-        <w:t>原文标题：Cathie Wood sends strong prediction on Bitcoin</w:t>
+        <w:t>原文标题：Cathie Wood Says Institutions Are Buying the Dip as Bitcoin Weakens</w:t>
       </w:r>
     </w:p>
     <w:p>
@@ -1611,7 +1585,7 @@
           <w:b w:val="0"/>
           <w:sz w:val="28"/>
         </w:rPr>
-        <w:t>原文链接：https://news.google.com/rss/articles/CBMisgFBVV95cUxQQ3JXN0E5cnFmSW1SRjBRQWlhNW5ZRW9pU1RYblRmazJTY1hnOHhIWnY0Z1VtWGhZQU1mXzZTb2lQc1Q5elg2U0dsREZ5R0xnM2FvZEs4em9BemlDaHpuZ1EtWnlIZXNHbzBQRDQybkVDbEZ3SnlNSWt2ZFpnc2wxSGVua09IXy01VmxhZERudTN3SDRIS0JRTVR5cDZnekQwckE5LTV5cnY1WUNKcWlETGNR?oc=5</w:t>
+        <w:t>原文链接：https://news.google.com/rss/articles/CBMiqAFBVV95cUxOcUtZdThXOGQ0T2dFWFZSbXhVWWxxWE85blJMTms3NHJ4WXhwTlNOdnRtSmJNcjFRLUJuNlk2QzJ1TTZvTFlfR1FCV0JEamFaU014N0t4Z3NFRUpQU3BhUXN1Y2xUaTBHUGdJZkVfV0syeXRCOEc2VFRXSzg0V1ZIWTgzOEZHMW8yQlFudjVWOXlxRmppNHBiajVxdFVWUWVzdTVvSkpaSG8?oc=5</w:t>
       </w:r>
     </w:p>
     <w:p>
@@ -1649,7 +1623,7 @@
           <w:b w:val="0"/>
           <w:sz w:val="30"/>
         </w:rPr>
-        <w:t>加密货币卡支付激增230%月交易额达78亿美元稳定币采用加速</w:t>
+        <w:t>伯恩斯坦报告代币化现实世界资产市场已突破510亿美元</w:t>
       </w:r>
     </w:p>
     <w:p>
@@ -1662,7 +1636,7 @@
           <w:b w:val="0"/>
           <w:sz w:val="28"/>
         </w:rPr>
-        <w:t>· 加密货币卡支付月交易额同比增长230%至78亿美元</w:t>
+        <w:t>· 代币化现实世界资产市场规模超过510亿美元</w:t>
       </w:r>
     </w:p>
     <w:p>
@@ -1675,12 +1649,13 @@
           <w:b w:val="0"/>
           <w:sz w:val="28"/>
         </w:rPr>
-        <w:t>· 稳定币在支付领域的采用是主要驱动力</w:t>
+        <w:t>· 伯恩斯坦报告指出该领域年增长率超过50%</w:t>
       </w:r>
     </w:p>
     <w:p>
       <w:pPr>
-        <w:ind w:firstLine="0" w:left="0"/>
+        <w:pStyle w:val="正文内容"/>
+        <w:ind w:firstLine="562"/>
       </w:pPr>
       <w:r>
         <w:rPr>
@@ -1688,7 +1663,7 @@
           <w:b w:val="0"/>
           <w:sz w:val="28"/>
         </w:rPr>
-        <w:t>· 报告显示越来越多的商户接受加密货币支付</w:t>
+        <w:t>据伯恩斯坦研究公司报告，代币化现实世界资产市场已突破510亿美元，成为加密领域增长最快的细分市场之一。</w:t>
       </w:r>
     </w:p>
     <w:p>
@@ -1702,7 +1677,7 @@
           <w:b w:val="0"/>
           <w:sz w:val="28"/>
         </w:rPr>
-        <w:t>根据CryptoRank发布的一份研究报告，加密货币卡支付量在2026年4月达到78亿美元，较去年同期激增230%，稳定币的广泛使用是核心增长动力。</w:t>
+        <w:t>伯恩斯坦（Bernstein）研究公司发布最新报告，显示代币化现实世界资产（Real-World Assets，RWA）的市场规模已超过510亿美元。</w:t>
       </w:r>
     </w:p>
     <w:p>
@@ -1716,7 +1691,7 @@
           <w:b w:val="0"/>
           <w:sz w:val="28"/>
         </w:rPr>
-        <w:t>CryptoRank在2026年5月28日发布的研究报告显示，全球加密货币卡支付市场正在经历指数级增长。2026年4月，通过加密货币卡处理的月度交易额跃升至78亿美元，同比增幅高达230%。这些卡片通常允许用户将加密资产转换为法币进行支付。</w:t>
+        <w:t>报告指出，代币化资产涵盖国债、私募信贷、房地产和大宗商品，其中代币化美国国债贡献了主要增长。</w:t>
       </w:r>
     </w:p>
     <w:p>
@@ -1730,7 +1705,7 @@
           <w:b w:val="0"/>
           <w:sz w:val="28"/>
         </w:rPr>
-        <w:t>报告指出，稳定币（如USDT和USDC）在支付中的采用是增长的主要引擎。由于其价值稳定，商户和消费者更倾向于使用稳定币进行日常交易，以避免比特币等波动性资产的价差风险。</w:t>
+        <w:t>伯恩斯坦预计，到2028年，代币化RWA市场规模可能达到数万亿美元，推动力来自机构对区块链效率的需求。</w:t>
       </w:r>
     </w:p>
     <w:p>
@@ -1744,7 +1719,7 @@
           <w:b w:val="0"/>
           <w:sz w:val="28"/>
         </w:rPr>
-        <w:t>此外，大型支付处理器如Visa、Mastercard以及新兴加密卡发行商正在扩展支持网络，进一步推动卡支付场景覆盖。数据显示，稳定币链上结算量同期也创下新高。</w:t>
+        <w:t>报告同时警告，监管不确定性和托管风险仍是制约市场规模进一步扩大的关键因素。</w:t>
       </w:r>
     </w:p>
     <w:p>
@@ -1758,7 +1733,22 @@
           <w:b w:val="0"/>
           <w:sz w:val="28"/>
         </w:rPr>
-        <w:t>尽管增长迅猛，但报告也提到监管不确定性仍是行业面临的主要挑战，特别是在欧洲MiCA实施后的合规要求。总体而言，加密货币卡支付正在成为连接数字资产与传统金融的重要桥梁。</w:t>
+        <w:t>这一趋势表明，区块链技术正在从纯粹的加密货币向传统金融资产代币化方向演进，有望重塑资本市场基础设施。</w:t>
+      </w:r>
+    </w:p>
+    <w:p>
+      <w:pPr>
+        <w:pStyle w:val="信息来源"/>
+        <w:spacing w:before="50" w:after="100"/>
+        <w:jc w:val="right"/>
+      </w:pPr>
+      <w:r>
+        <w:rPr>
+          <w:rFonts w:ascii="Times New Roman" w:hAnsi="Times New Roman" w:cs="Times New Roman" w:eastAsia="仿宋"/>
+          <w:b w:val="0"/>
+          <w:sz w:val="21"/>
+        </w:rPr>
+        <w:t>（信息来源：Cryptonews.net）</w:t>
       </w:r>
     </w:p>
     <w:p>
@@ -1772,22 +1762,7 @@
           <w:b w:val="0"/>
           <w:sz w:val="28"/>
         </w:rPr>
-        <w:t>分析师预计，随着更多主流金融机构推出加密卡产品，以及稳定币监管框架逐步清晰，该市场未来几年仍有数倍增长空间。</w:t>
-      </w:r>
-    </w:p>
-    <w:p>
-      <w:pPr>
-        <w:pStyle w:val="信息来源"/>
-        <w:spacing w:before="50" w:after="100"/>
-        <w:jc w:val="right"/>
-      </w:pPr>
-      <w:r>
-        <w:rPr>
-          <w:rFonts w:ascii="Times New Roman" w:hAnsi="Times New Roman" w:cs="Times New Roman" w:eastAsia="仿宋"/>
-          <w:b w:val="0"/>
-          <w:sz w:val="21"/>
-        </w:rPr>
-        <w:t>（信息来源：CryptoRank）</w:t>
+        <w:t>原文标题：Tokenized Real-World Asset Market Surpasses $51 Billion, Bernstein Reports</w:t>
       </w:r>
     </w:p>
     <w:p>
@@ -1801,21 +1776,7 @@
           <w:b w:val="0"/>
           <w:sz w:val="28"/>
         </w:rPr>
-        <w:t>原文标题：Crypto Card Payments Surge 230% to $7.8 Billion Monthly as Stablecoins Gain Traction</w:t>
-      </w:r>
-    </w:p>
-    <w:p>
-      <w:pPr>
-        <w:pStyle w:val="正文内容"/>
-        <w:ind w:firstLine="562"/>
-      </w:pPr>
-      <w:r>
-        <w:rPr>
-          <w:rFonts w:ascii="Times New Roman" w:hAnsi="Times New Roman" w:cs="Times New Roman" w:eastAsia="仿宋"/>
-          <w:b w:val="0"/>
-          <w:sz w:val="28"/>
-        </w:rPr>
-        <w:t>原文链接：https://news.google.com/rss/articles/CBMiggFBVV95cUxNSDJUYmFreHYyZ2xqZnJMdTUyU3ktcWZfd1N6cTZ6dS1SQTdpSEFRcG9uM0ViQXA0eDFZOXQtWk81Mk13QXlRa3ZDSVFzSndwM25SZ01BVmNnWXVvLUtLb2dlTmIwbmdtbnd3WXRpU29CeE1pZ195U0t1T3NwZGt1RlpR?oc=5</w:t>
+        <w:t>原文链接：https://news.google.com/rss/articles/CBMiXEFVX3lxTFBUd0FTblVqNnREaDNiM2tFQ1NoSHRnV2h2VjU0MlctOUZlT3FiZVdQWmdpUjVqWWFoQlBqdzZVLUxVWlNPcDJqLUk5YmJ1X09LNktWU3BkSURydHJt?oc=5</w:t>
       </w:r>
     </w:p>
     <w:sectPr>

--- a/reports/2026/加密货币观察_20260528.docx
+++ b/reports/2026/加密货币观察_20260528.docx
@@ -42,7 +42,7 @@
           <w:b w:val="0"/>
           <w:sz w:val="28"/>
         </w:rPr>
-        <w:t>· 万事达卡获批纽约BitLicense以建设受监管稳定币结算基础设施</w:t>
+        <w:t>· 香港数字资产政策与实践间存在差距引发关注</w:t>
       </w:r>
     </w:p>
     <w:p>
@@ -57,7 +57,7 @@
           <w:b w:val="0"/>
           <w:sz w:val="28"/>
         </w:rPr>
-        <w:t>· 香港数字资产政策与实践之间存在显著差距</w:t>
+        <w:t>· SEC主席阿特金斯宣布反创新时代结束并承诺明确加密监管规则</w:t>
       </w:r>
     </w:p>
     <w:p>
@@ -72,7 +72,7 @@
           <w:b w:val="0"/>
           <w:sz w:val="28"/>
         </w:rPr>
-        <w:t>· 欧盟MiCA法规全面解读加密资产监管规则手册</w:t>
+        <w:t>· 欧盟MiCA加密监管规则手册全面解析</w:t>
       </w:r>
     </w:p>
     <w:p>
@@ -101,7 +101,7 @@
           <w:b w:val="0"/>
           <w:sz w:val="28"/>
         </w:rPr>
-        <w:t>· DTCC与Stellar合作推进机构级代币化资产</w:t>
+        <w:t>· 万事达卡获纽约BitLicense推动稳定币结算基础设施建设</w:t>
       </w:r>
     </w:p>
     <w:p>
@@ -116,7 +116,7 @@
           <w:b w:val="0"/>
           <w:sz w:val="28"/>
         </w:rPr>
-        <w:t>· AztecLabs收购ZKPassport以强化以太坊隐私身份方案</w:t>
+        <w:t>· DTCC与Stellar合作推动机构级代币化证券网络</w:t>
       </w:r>
     </w:p>
     <w:p>
@@ -145,7 +145,7 @@
           <w:b w:val="0"/>
           <w:sz w:val="28"/>
         </w:rPr>
-        <w:t>· 比特币跌破73000美元贝莱德ETF遭遇历史第二大资金流出</w:t>
+        <w:t>· 美伊紧张局势引爆加密市场比特币跌破73000美元</w:t>
       </w:r>
     </w:p>
     <w:p>
@@ -160,7 +160,7 @@
           <w:b w:val="0"/>
           <w:sz w:val="28"/>
         </w:rPr>
-        <w:t>· 美国打击伊朗引发比特币跌破73000美元1亿美元杠杆头寸被清算</w:t>
+        <w:t>· 贝莱德比特币ETF遭遇史上第二大资金外流比特币跌破73000美元</w:t>
       </w:r>
     </w:p>
     <w:p>
@@ -189,7 +189,7 @@
           <w:b w:val="0"/>
           <w:sz w:val="28"/>
         </w:rPr>
-        <w:t>· 加密CEO表示比特币四年周期规律仍然有效</w:t>
+        <w:t>· BitgetCEO表示比特币四年周期规律仍在发挥作用</w:t>
       </w:r>
     </w:p>
     <w:p>
@@ -204,7 +204,7 @@
           <w:b w:val="0"/>
           <w:sz w:val="28"/>
         </w:rPr>
-        <w:t>· CathieWood认为机构投资者正在比特币下跌时买入</w:t>
+        <w:t>· 基金经理警告比特币可能进一步下跌因1500亿美元国债操作迫近</w:t>
       </w:r>
     </w:p>
     <w:p>
@@ -233,7 +233,7 @@
           <w:b w:val="0"/>
           <w:sz w:val="28"/>
         </w:rPr>
-        <w:t>· 伯恩斯坦报告代币化现实世界资产市场已突破510亿美元</w:t>
+        <w:t>· 代币化现实世界资产市场规模突破510亿美元Bernstein报告揭示增长潜力</w:t>
       </w:r>
     </w:p>
     <w:p>
@@ -271,7 +271,7 @@
           <w:b w:val="0"/>
           <w:sz w:val="30"/>
         </w:rPr>
-        <w:t>万事达卡获批纽约BitLicense以建设受监管稳定币结算基础设施</w:t>
+        <w:t>香港数字资产政策与实践间存在差距引发关注</w:t>
       </w:r>
     </w:p>
     <w:p>
@@ -284,7 +284,7 @@
           <w:b w:val="0"/>
           <w:sz w:val="28"/>
         </w:rPr>
-        <w:t>· 万事达卡获得纽约州金融服务部颁发的BitLicense</w:t>
+        <w:t>· 香港数字资产监管框架与实际执行之间存在显著差距</w:t>
       </w:r>
     </w:p>
     <w:p>
@@ -297,13 +297,12 @@
           <w:b w:val="0"/>
           <w:sz w:val="28"/>
         </w:rPr>
-        <w:t>· 该牌照允许万事达卡构建受监管的稳定币结算基础设施</w:t>
+        <w:t>· 业界呼吁简化合规流程并明确监管标准</w:t>
       </w:r>
     </w:p>
     <w:p>
       <w:pPr>
-        <w:pStyle w:val="正文内容"/>
-        <w:ind w:firstLine="562"/>
+        <w:ind w:firstLine="0" w:left="0"/>
       </w:pPr>
       <w:r>
         <w:rPr>
@@ -311,7 +310,7 @@
           <w:b w:val="0"/>
           <w:sz w:val="28"/>
         </w:rPr>
-        <w:t>支付巨头万事达卡获得纽约州BitLicense，标志着其在受监管数字资产领域迈出关键一步。</w:t>
+        <w:t>· 政策制定者需在创新与风险防控之间取得平衡</w:t>
       </w:r>
     </w:p>
     <w:p>
@@ -325,7 +324,7 @@
           <w:b w:val="0"/>
           <w:sz w:val="28"/>
         </w:rPr>
-        <w:t>万事达卡（Mastercard）宣布已获得纽约州金融服务部（NYDFS）颁发的BitLicense。该牌照是纽约州针对虚拟货币业务活动的专门许可证。</w:t>
+        <w:t>南华早报分析指出，香港虽已推出数字资产许可制度，但企业在实际操作中仍面临合规障碍。</w:t>
       </w:r>
     </w:p>
     <w:p>
@@ -339,7 +338,7 @@
           <w:b w:val="0"/>
           <w:sz w:val="28"/>
         </w:rPr>
-        <w:t>万事达卡计划利用这一牌照构建受监管的稳定币结算基础设施，进一步推动其在数字支付领域的布局。</w:t>
+        <w:t>根据南华早报（South China Morning Post）的分析，香港数字资产政策与实践之间仍存在显著差距。尽管香港证券及期货事务监察委员会（SFC）已推出虚拟资产交易平台牌照制度，但业界普遍反映合规流程繁琐、标准不够明确。</w:t>
       </w:r>
     </w:p>
     <w:p>
@@ -353,22 +352,7 @@
           <w:b w:val="0"/>
           <w:sz w:val="28"/>
         </w:rPr>
-        <w:t>此举表明传统金融机构正在加速进入合规加密资产领域，稳定币结算基础设施有望提升跨境支付效率。</w:t>
-      </w:r>
-    </w:p>
-    <w:p>
-      <w:pPr>
-        <w:pStyle w:val="信息来源"/>
-        <w:spacing w:before="50" w:after="100"/>
-        <w:jc w:val="right"/>
-      </w:pPr>
-      <w:r>
-        <w:rPr>
-          <w:rFonts w:ascii="Times New Roman" w:hAnsi="Times New Roman" w:cs="Times New Roman" w:eastAsia="仿宋"/>
-          <w:b w:val="0"/>
-          <w:sz w:val="21"/>
-        </w:rPr>
-        <w:t>（信息来源：FinanceFeeds）</w:t>
+        <w:t>报道指出，部分持牌机构在实际运营中遇到银行开户困难、跨境资金流动受限等问题，导致政策红利未能充分释放。业内人士呼吁监管机构进一步简化程序，并加强与业界的沟通。</w:t>
       </w:r>
     </w:p>
     <w:p>
@@ -382,7 +366,7 @@
           <w:b w:val="0"/>
           <w:sz w:val="28"/>
         </w:rPr>
-        <w:t>原文标题：Mastercard Secures New York BitLicense to Build Regulated Stablecoin Settlement Infrastructure</w:t>
+        <w:t>香港政府此前表示将推动数字资产与实体经济融合，但观察人士认为，若不能弥合政策与执行之间的鸿沟，香港作为国际数字资产中心的竞争力可能受到影响。</w:t>
       </w:r>
     </w:p>
     <w:p>
@@ -396,104 +380,7 @@
           <w:b w:val="0"/>
           <w:sz w:val="28"/>
         </w:rPr>
-        <w:t>原文链接：https://news.google.com/rss/articles/CBMivAFBVV95cUxQenZlYWNMUUNjVGEtQ1pEY09QUGlZdHVJYUx4NkMzc09hSWwyYlNQa2xOOU5ucUVDRkk5VTBkbmJPVnJtUGFZRXhzclQ1dUhndkozMVg0bTlMd2pPaFgtUjY4UV8xbkZvTnMzOXlpTVdfTjd2MUJwSnJLckFfcjZReWNneDZwcERYb0gyT1RCQk9FcnhPVHViRkRrcFE0QlItczJvLVZVT3FrZFZ1RlFDV3pMZzJrVFphcTlmUw?oc=5</w:t>
-      </w:r>
-    </w:p>
-    <w:p/>
-    <w:p>
-      <w:pPr>
-        <w:pStyle w:val="文章一级标题"/>
-        <w:jc w:val="center"/>
-      </w:pPr>
-      <w:r>
-        <w:rPr>
-          <w:rFonts w:ascii="Times New Roman" w:hAnsi="Times New Roman" w:cs="Times New Roman" w:eastAsia="黑体"/>
-          <w:b w:val="0"/>
-          <w:sz w:val="30"/>
-        </w:rPr>
-        <w:t>香港数字资产政策与实践之间存在显著差距</w:t>
-      </w:r>
-    </w:p>
-    <w:p>
-      <w:pPr>
-        <w:ind w:firstLine="0" w:left="0"/>
-      </w:pPr>
-      <w:r>
-        <w:rPr>
-          <w:rFonts w:ascii="Times New Roman" w:hAnsi="Times New Roman" w:cs="Times New Roman" w:eastAsia="仿宋"/>
-          <w:b w:val="0"/>
-          <w:sz w:val="28"/>
-        </w:rPr>
-        <w:t>· 香港在数字资产政策制定上较为积极，但实际执行层面存在滞后</w:t>
-      </w:r>
-    </w:p>
-    <w:p>
-      <w:pPr>
-        <w:ind w:firstLine="0" w:left="0"/>
-      </w:pPr>
-      <w:r>
-        <w:rPr>
-          <w:rFonts w:ascii="Times New Roman" w:hAnsi="Times New Roman" w:cs="Times New Roman" w:eastAsia="仿宋"/>
-          <w:b w:val="0"/>
-          <w:sz w:val="28"/>
-        </w:rPr>
-        <w:t>· 分析指出监管框架与市场实践之间的脱节问题</w:t>
-      </w:r>
-    </w:p>
-    <w:p>
-      <w:pPr>
-        <w:pStyle w:val="正文内容"/>
-        <w:ind w:firstLine="562"/>
-      </w:pPr>
-      <w:r>
-        <w:rPr>
-          <w:rFonts w:ascii="Times New Roman" w:hAnsi="Times New Roman" w:cs="Times New Roman" w:eastAsia="仿宋"/>
-          <w:b w:val="0"/>
-          <w:sz w:val="28"/>
-        </w:rPr>
-        <w:t>南华早报文章指出，香港的数字资产政策虽领先，但在实际操作中仍面临挑战。</w:t>
-      </w:r>
-    </w:p>
-    <w:p>
-      <w:pPr>
-        <w:pStyle w:val="正文内容"/>
-        <w:ind w:firstLine="562"/>
-      </w:pPr>
-      <w:r>
-        <w:rPr>
-          <w:rFonts w:ascii="Times New Roman" w:hAnsi="Times New Roman" w:cs="Times New Roman" w:eastAsia="仿宋"/>
-          <w:b w:val="0"/>
-          <w:sz w:val="28"/>
-        </w:rPr>
-        <w:t>《南华早报》（South China Morning Post）发表分析文章，指出香港在数字资产政策框架上取得进展，但政策与实践之间仍存在明显差距。</w:t>
-      </w:r>
-    </w:p>
-    <w:p>
-      <w:pPr>
-        <w:pStyle w:val="正文内容"/>
-        <w:ind w:firstLine="562"/>
-      </w:pPr>
-      <w:r>
-        <w:rPr>
-          <w:rFonts w:ascii="Times New Roman" w:hAnsi="Times New Roman" w:cs="Times New Roman" w:eastAsia="仿宋"/>
-          <w:b w:val="0"/>
-          <w:sz w:val="28"/>
-        </w:rPr>
-        <w:t>文章认为，尽管香港证券及期货事务监察委员会（SFC）和香港金融管理局（HKMA）已推出多项监管指引，但行业参与者在实际合规中仍面临不确定性。</w:t>
-      </w:r>
-    </w:p>
-    <w:p>
-      <w:pPr>
-        <w:pStyle w:val="正文内容"/>
-        <w:ind w:firstLine="562"/>
-      </w:pPr>
-      <w:r>
-        <w:rPr>
-          <w:rFonts w:ascii="Times New Roman" w:hAnsi="Times New Roman" w:cs="Times New Roman" w:eastAsia="仿宋"/>
-          <w:b w:val="0"/>
-          <w:sz w:val="28"/>
-        </w:rPr>
-        <w:t>这种差距可能影响香港作为全球数字资产枢纽的竞争力，需要监管机构进一步细化规则并加强执行。</w:t>
+        <w:t>分析还提到，香港在制定数字资产规则时需参考全球趋势，尤其是欧盟《加密资产市场监管法案》（MiCA）和新加坡的实践经验，以构建兼顾创新与投资者保护的监管环境。</w:t>
       </w:r>
     </w:p>
     <w:p>
@@ -536,7 +423,7 @@
           <w:b w:val="0"/>
           <w:sz w:val="28"/>
         </w:rPr>
-        <w:t>原文链接：https://news.google.com/rss/articles/CBMiswFBVV95cUxNU3dzTXA2eDNPNUtqazRLMk5UenpwbV9sN2ljMVhySWMtLWNvTjB2eFBMRjNybWJtbnFuam5TNi1wai04RE9fRDJSQXlEWWxVQVZsSHhCZWlmRHZBc0JhY3ozVndVX0xOV1Q0TzBwb2hPTFJ2YzZiNF9tLXRhN2VJd1ltQzNudTkzSHhRYXZ0LTNjMkFDX0xiSWkyb3FRNklXamJSdHR1TWtjdFVoc3ExbWx4UdIBswFBVV95cUxNU3dzTXA2eDNPNUtqazRLMk5UenpwbV9sN2ljMVhySWMtLWNvTjB2eFBMRjNybWJtbnFuam5TNi1wai04RE9fRDJSQXlEWWxVQVZsSHhCZWlmRHZBc0JhY3ozVndVX0xOV1Q0TzBwb2hPTFJ2YzZiNF9tLXRhN2VJd1ltQzNudTkzSHhRYXZ0LTNjMkFDX0xiSWkyb3FRNkl</w:t>
+        <w:t>原文链接：https://news.google.com/rss/articles/CBMiswFBVV95cUxNU3dzTXA2eDNPNUtqazRLMk5UenpwbV9sN2ljMVhySWMtLWNvTjB2eFBMRjNybWJtbnFuam5TNi1wai04RE9fRDJSQXlEWWxVQVZsSHhCZWlmRHZBc0JhY3ozVndVX0xOV1Q0TzBwb2hPTFJ2YzZiNF9tLXRhN2VJd1ltQzNudTkzSHhRYXZ0LTNjMkFDX0xiSWkyb3FRNklXamJSdHR1TWtjdFVoc3ExbWx4UQ</w:t>
       </w:r>
     </w:p>
     <w:p/>
@@ -551,7 +438,7 @@
           <w:b w:val="0"/>
           <w:sz w:val="30"/>
         </w:rPr>
-        <w:t>欧盟MiCA法规全面解读加密资产监管规则手册</w:t>
+        <w:t>SEC主席阿特金斯宣布反创新时代结束并承诺明确加密监管规则</w:t>
       </w:r>
     </w:p>
     <w:p>
@@ -564,7 +451,7 @@
           <w:b w:val="0"/>
           <w:sz w:val="28"/>
         </w:rPr>
-        <w:t>· MiCA是欧盟针对加密资产的统一监管框架</w:t>
+        <w:t>· 美国证券交易委员会（SEC）主席Mark Uyeda Atkins表示监管环境转向支持创新</w:t>
       </w:r>
     </w:p>
     <w:p>
@@ -577,13 +464,12 @@
           <w:b w:val="0"/>
           <w:sz w:val="28"/>
         </w:rPr>
-        <w:t>· 该法规涵盖稳定币、资产参考代币和加密资产服务提供商</w:t>
+        <w:t>· Atkins承诺将制定清晰的数字资产监管框架</w:t>
       </w:r>
     </w:p>
     <w:p>
       <w:pPr>
-        <w:pStyle w:val="正文内容"/>
-        <w:ind w:firstLine="562"/>
+        <w:ind w:firstLine="0" w:left="0"/>
       </w:pPr>
       <w:r>
         <w:rPr>
@@ -591,7 +477,7 @@
           <w:b w:val="0"/>
           <w:sz w:val="28"/>
         </w:rPr>
-        <w:t>欧盟《加密资产市场法规》即将全面生效，本文解读其主要内容和影响。</w:t>
+        <w:t>· 此举被视为对加密行业的重大利好信号</w:t>
       </w:r>
     </w:p>
     <w:p>
@@ -605,7 +491,7 @@
           <w:b w:val="0"/>
           <w:sz w:val="28"/>
         </w:rPr>
-        <w:t>CoinLaw发布详细指南，解释欧盟《加密资产市场法规》（Markets in Crypto-Assets Regulation，MiCA）的核心条款。MiCA是欧盟首个针对加密资产的全面监管框架。</w:t>
+        <w:t>美国证券交易委员会主席Mark Uyeda Atkins公开表示，过去的反创新时代已经结束，将为加密资产提供明确的监管指引。</w:t>
       </w:r>
     </w:p>
     <w:p>
@@ -619,7 +505,7 @@
           <w:b w:val="0"/>
           <w:sz w:val="28"/>
         </w:rPr>
-        <w:t>法规将加密资产分为三类：电子货币代币（EMT）、资产参考代币（ART）和其他加密资产，并对发行方和服务提供商提出牌照、资本和披露要求。</w:t>
+        <w:t>美国证券交易委员会（SEC）主席Mark Uyeda Atkins在公开声明中宣布，监管机构的“反创新”时代已经结束，并承诺将为加密货币行业提供明确的监管框架。Atkins表示，SEC正在积极制定数字资产分类和交易规则，以促进市场健康发展。</w:t>
       </w:r>
     </w:p>
     <w:p>
@@ -633,7 +519,174 @@
           <w:b w:val="0"/>
           <w:sz w:val="28"/>
         </w:rPr>
-        <w:t>MiCA将于2026年逐步实施，届时将为欧盟27个成员国提供统一的监管标准，影响全球加密市场格局。</w:t>
+        <w:t>Atkins强调，清晰的监管规则将吸引更多机构投资者进入加密市场，同时保护投资者权益。他批评前任SEC主席Gary Gensler的执法监管方式，认为其扼杀了美国在区块链技术领域的领先地位。</w:t>
+      </w:r>
+    </w:p>
+    <w:p>
+      <w:pPr>
+        <w:pStyle w:val="正文内容"/>
+        <w:ind w:firstLine="562"/>
+      </w:pPr>
+      <w:r>
+        <w:rPr>
+          <w:rFonts w:ascii="Times New Roman" w:hAnsi="Times New Roman" w:cs="Times New Roman" w:eastAsia="仿宋"/>
+          <w:b w:val="0"/>
+          <w:sz w:val="28"/>
+        </w:rPr>
+        <w:t>业内人士对Atkins的表态表示欢迎，认为这标志着美国联邦层面的监管态度发生重大转变。不过，也有分析指出，具体规则的起草和通过仍需时间，且可能面临国会立法博弈。</w:t>
+      </w:r>
+    </w:p>
+    <w:p>
+      <w:pPr>
+        <w:pStyle w:val="信息来源"/>
+        <w:spacing w:before="50" w:after="100"/>
+        <w:jc w:val="right"/>
+      </w:pPr>
+      <w:r>
+        <w:rPr>
+          <w:rFonts w:ascii="Times New Roman" w:hAnsi="Times New Roman" w:cs="Times New Roman" w:eastAsia="仿宋"/>
+          <w:b w:val="0"/>
+          <w:sz w:val="21"/>
+        </w:rPr>
+        <w:t>（信息来源：Bitcoin World）</w:t>
+      </w:r>
+    </w:p>
+    <w:p>
+      <w:pPr>
+        <w:pStyle w:val="正文内容"/>
+        <w:ind w:firstLine="562"/>
+      </w:pPr>
+      <w:r>
+        <w:rPr>
+          <w:rFonts w:ascii="Times New Roman" w:hAnsi="Times New Roman" w:cs="Times New Roman" w:eastAsia="仿宋"/>
+          <w:b w:val="0"/>
+          <w:sz w:val="28"/>
+        </w:rPr>
+        <w:t>原文标题：SEC Chair Atkins Declares Anti-Innovation Era Over, Vows Crypto Regulatory Clarity</w:t>
+      </w:r>
+    </w:p>
+    <w:p>
+      <w:pPr>
+        <w:pStyle w:val="正文内容"/>
+        <w:ind w:firstLine="562"/>
+      </w:pPr>
+      <w:r>
+        <w:rPr>
+          <w:rFonts w:ascii="Times New Roman" w:hAnsi="Times New Roman" w:cs="Times New Roman" w:eastAsia="仿宋"/>
+          <w:b w:val="0"/>
+          <w:sz w:val="28"/>
+        </w:rPr>
+        <w:t>原文链接：https://news.google.com/rss/articles/CBMia0FVX3lxTE8xV1ZlajZqX2RENnBOQ0VvVGpuU2xWeHBueEdZdXVKeHBwSElzM1d1UEVCZFhDVkpQaHNkX3RTa2VwUDdSOHlIVnJjSE9XRk55c2l3bGtsTnVoSzVwUVdNeXFsY3BJc3FNMTZn</w:t>
+      </w:r>
+    </w:p>
+    <w:p/>
+    <w:p>
+      <w:pPr>
+        <w:pStyle w:val="文章一级标题"/>
+        <w:jc w:val="center"/>
+      </w:pPr>
+      <w:r>
+        <w:rPr>
+          <w:rFonts w:ascii="Times New Roman" w:hAnsi="Times New Roman" w:cs="Times New Roman" w:eastAsia="黑体"/>
+          <w:b w:val="0"/>
+          <w:sz w:val="30"/>
+        </w:rPr>
+        <w:t>欧盟MiCA加密监管规则手册全面解析</w:t>
+      </w:r>
+    </w:p>
+    <w:p>
+      <w:pPr>
+        <w:ind w:firstLine="0" w:left="0"/>
+      </w:pPr>
+      <w:r>
+        <w:rPr>
+          <w:rFonts w:ascii="Times New Roman" w:hAnsi="Times New Roman" w:cs="Times New Roman" w:eastAsia="仿宋"/>
+          <w:b w:val="0"/>
+          <w:sz w:val="28"/>
+        </w:rPr>
+        <w:t>· 欧盟《加密资产市场监管法案》（MiCA）为全球首个全面的数字资产监管框架</w:t>
+      </w:r>
+    </w:p>
+    <w:p>
+      <w:pPr>
+        <w:ind w:firstLine="0" w:left="0"/>
+      </w:pPr>
+      <w:r>
+        <w:rPr>
+          <w:rFonts w:ascii="Times New Roman" w:hAnsi="Times New Roman" w:cs="Times New Roman" w:eastAsia="仿宋"/>
+          <w:b w:val="0"/>
+          <w:sz w:val="28"/>
+        </w:rPr>
+        <w:t>· MiCA对稳定币、加密资产服务提供商（CASP）等提出明确要求</w:t>
+      </w:r>
+    </w:p>
+    <w:p>
+      <w:pPr>
+        <w:ind w:firstLine="0" w:left="0"/>
+      </w:pPr>
+      <w:r>
+        <w:rPr>
+          <w:rFonts w:ascii="Times New Roman" w:hAnsi="Times New Roman" w:cs="Times New Roman" w:eastAsia="仿宋"/>
+          <w:b w:val="0"/>
+          <w:sz w:val="28"/>
+        </w:rPr>
+        <w:t>· 该法案于2024年部分生效，2025年全面实施，影响全球加密行业</w:t>
+      </w:r>
+    </w:p>
+    <w:p>
+      <w:pPr>
+        <w:pStyle w:val="正文内容"/>
+        <w:ind w:firstLine="562"/>
+      </w:pPr>
+      <w:r>
+        <w:rPr>
+          <w:rFonts w:ascii="Times New Roman" w:hAnsi="Times New Roman" w:cs="Times New Roman" w:eastAsia="仿宋"/>
+          <w:b w:val="0"/>
+          <w:sz w:val="28"/>
+        </w:rPr>
+        <w:t>CoinLaw详细解读欧盟《加密资产市场监管法案》（MiCA），该法案被视为全球加密监管的标杆。</w:t>
+      </w:r>
+    </w:p>
+    <w:p>
+      <w:pPr>
+        <w:pStyle w:val="正文内容"/>
+        <w:ind w:firstLine="562"/>
+      </w:pPr>
+      <w:r>
+        <w:rPr>
+          <w:rFonts w:ascii="Times New Roman" w:hAnsi="Times New Roman" w:cs="Times New Roman" w:eastAsia="仿宋"/>
+          <w:b w:val="0"/>
+          <w:sz w:val="28"/>
+        </w:rPr>
+        <w:t>CoinLaw发布的指南详细介绍了欧盟《加密资产市场监管法案》（Markets in Crypto-Assets Regulation，MiCA）的核心内容。MiCA是欧盟针对数字资产制定的首个全面监管框架，旨在统一27个成员国的加密规则。</w:t>
+      </w:r>
+    </w:p>
+    <w:p>
+      <w:pPr>
+        <w:pStyle w:val="正文内容"/>
+        <w:ind w:firstLine="562"/>
+      </w:pPr>
+      <w:r>
+        <w:rPr>
+          <w:rFonts w:ascii="Times New Roman" w:hAnsi="Times New Roman" w:cs="Times New Roman" w:eastAsia="仿宋"/>
+          <w:b w:val="0"/>
+          <w:sz w:val="28"/>
+        </w:rPr>
+        <w:t>根据指南，MiCA将加密资产分为三类：资产参考代币（ART）、电子货币代币（EMT）和其他加密资产。其中，稳定币发行方必须持有充足储备金并接受欧洲银行管理局监管。加密资产服务提供商（CASP）需获得授权并遵守反洗钱规则。</w:t>
+      </w:r>
+    </w:p>
+    <w:p>
+      <w:pPr>
+        <w:pStyle w:val="正文内容"/>
+        <w:ind w:firstLine="562"/>
+      </w:pPr>
+      <w:r>
+        <w:rPr>
+          <w:rFonts w:ascii="Times New Roman" w:hAnsi="Times New Roman" w:cs="Times New Roman" w:eastAsia="仿宋"/>
+          <w:b w:val="0"/>
+          <w:sz w:val="28"/>
+        </w:rPr>
+        <w:t>MiCA已于2024年6月部分生效，涵盖稳定币相关条款；2025年1月全面实施，覆盖所有加密资产服务。该法案对全球其他司法管辖区的监管设计产生了深远影响，包括英国、香港等均在参考其框架。</w:t>
       </w:r>
     </w:p>
     <w:p>
@@ -676,7 +729,7 @@
           <w:b w:val="0"/>
           <w:sz w:val="28"/>
         </w:rPr>
-        <w:t>原文链接：https://news.google.com/rss/articles/CBMiVkFVX3lxTFBTNzExVjlhTXRvdEExam16YVpOelZ4Vk9UQ2tESmFaZEdfczZmOUhSTUNYVGlVa29pRnp0cU14NDY4RGpMQURxRUI5ZTRMZmlNN000ZVpR?oc=5</w:t>
+        <w:t>原文链接：https://news.google.com/rss/articles/CBMiVkFVX3lxTFBTNzExVjlhTXRvdEExam16YVpOelZ4Vk9UQ2tESmFaZEdfczZmOUhSTUNYVGlVa29pRnp0cU14NDY4RGpMQURxRUI5ZTRMZmlNN000ZVpR</w:t>
       </w:r>
     </w:p>
     <w:p>
@@ -714,7 +767,7 @@
           <w:b w:val="0"/>
           <w:sz w:val="30"/>
         </w:rPr>
-        <w:t>DTCC与Stellar合作推进机构级代币化资产</w:t>
+        <w:t>万事达卡获纽约BitLicense推动稳定币结算基础设施建设</w:t>
       </w:r>
     </w:p>
     <w:p>
@@ -727,7 +780,7 @@
           <w:b w:val="0"/>
           <w:sz w:val="28"/>
         </w:rPr>
-        <w:t>· 美国存管信托与清算公司（DTCC）选择Stellar网络进行代币化试验</w:t>
+        <w:t>· 万事达卡获得纽约州金融服务局（NYDFS）颁发的BitLicense</w:t>
       </w:r>
     </w:p>
     <w:p>
@@ -740,13 +793,12 @@
           <w:b w:val="0"/>
           <w:sz w:val="28"/>
         </w:rPr>
-        <w:t>· 该合作旨在提升机构对区块链技术的采用</w:t>
+        <w:t>· 将利用该牌照建设受监管的稳定币结算基础设施</w:t>
       </w:r>
     </w:p>
     <w:p>
       <w:pPr>
-        <w:pStyle w:val="正文内容"/>
-        <w:ind w:firstLine="562"/>
+        <w:ind w:firstLine="0" w:left="0"/>
       </w:pPr>
       <w:r>
         <w:rPr>
@@ -754,7 +806,7 @@
           <w:b w:val="0"/>
           <w:sz w:val="28"/>
         </w:rPr>
-        <w:t>DTCC宣布与Stellar网络合作，探索代币化证券在公共区块链上的发行和结算。</w:t>
+        <w:t>· 此举标志传统支付巨头深入加密领域</w:t>
       </w:r>
     </w:p>
     <w:p>
@@ -768,7 +820,7 @@
           <w:b w:val="0"/>
           <w:sz w:val="28"/>
         </w:rPr>
-        <w:t>美国存管信托与清算公司（Depository Trust &amp; Clearing Corporation，DTCC）宣布与Stellar网络达成合作，共同推进机构级代币化资产项目。DTCC是美国金融基础设施核心机构。</w:t>
+        <w:t>支付巨头万事达卡（Mastercard）获得纽约州BitLicense，计划构建符合监管标准的稳定币结算系统。</w:t>
       </w:r>
     </w:p>
     <w:p>
@@ -782,7 +834,7 @@
           <w:b w:val="0"/>
           <w:sz w:val="28"/>
         </w:rPr>
-        <w:t>该合作将利用Stellar区块链实现代币化证券的发行、交易和结算，目标在2027年前投入运行。</w:t>
+        <w:t>万事达卡（Mastercard）宣布已获得纽约州金融服务局（NYDFS）颁发的BitLicense，这是该州针对虚拟货币活动的特许经营牌照。万事达卡表示，将利用该牌照构建受监管的稳定币和代币化存款结算基础设施。</w:t>
       </w:r>
     </w:p>
     <w:p>
@@ -796,7 +848,174 @@
           <w:b w:val="0"/>
           <w:sz w:val="28"/>
         </w:rPr>
-        <w:t>此举标志着传统金融市场基础设施向区块链迁移的重要一步，有望提升效率并降低运营成本。</w:t>
+        <w:t>该基础设施将支持银行和金融机构使用稳定币进行实时结算，并符合纽约州的严格监管要求。万事达卡此前已在加密领域布局，包括推出加密借记卡和与区块链公司合作，此次BitLicense的获得标志着其合规化战略迈出关键一步。</w:t>
+      </w:r>
+    </w:p>
+    <w:p>
+      <w:pPr>
+        <w:pStyle w:val="正文内容"/>
+        <w:ind w:firstLine="562"/>
+      </w:pPr>
+      <w:r>
+        <w:rPr>
+          <w:rFonts w:ascii="Times New Roman" w:hAnsi="Times New Roman" w:cs="Times New Roman" w:eastAsia="仿宋"/>
+          <w:b w:val="0"/>
+          <w:sz w:val="28"/>
+        </w:rPr>
+        <w:t>行业分析指出，传统支付巨头获得加密监管许可，有助于推动稳定币在主流金融体系中的应用，并可能加速全球支付网络的数字化升级。</w:t>
+      </w:r>
+    </w:p>
+    <w:p>
+      <w:pPr>
+        <w:pStyle w:val="信息来源"/>
+        <w:spacing w:before="50" w:after="100"/>
+        <w:jc w:val="right"/>
+      </w:pPr>
+      <w:r>
+        <w:rPr>
+          <w:rFonts w:ascii="Times New Roman" w:hAnsi="Times New Roman" w:cs="Times New Roman" w:eastAsia="仿宋"/>
+          <w:b w:val="0"/>
+          <w:sz w:val="21"/>
+        </w:rPr>
+        <w:t>（信息来源：FinanceFeeds）</w:t>
+      </w:r>
+    </w:p>
+    <w:p>
+      <w:pPr>
+        <w:pStyle w:val="正文内容"/>
+        <w:ind w:firstLine="562"/>
+      </w:pPr>
+      <w:r>
+        <w:rPr>
+          <w:rFonts w:ascii="Times New Roman" w:hAnsi="Times New Roman" w:cs="Times New Roman" w:eastAsia="仿宋"/>
+          <w:b w:val="0"/>
+          <w:sz w:val="28"/>
+        </w:rPr>
+        <w:t>原文标题：Mastercard Secures New York BitLicense to Build Regulated Stablecoin Settlement Infrastructure</w:t>
+      </w:r>
+    </w:p>
+    <w:p>
+      <w:pPr>
+        <w:pStyle w:val="正文内容"/>
+        <w:ind w:firstLine="562"/>
+      </w:pPr>
+      <w:r>
+        <w:rPr>
+          <w:rFonts w:ascii="Times New Roman" w:hAnsi="Times New Roman" w:cs="Times New Roman" w:eastAsia="仿宋"/>
+          <w:b w:val="0"/>
+          <w:sz w:val="28"/>
+        </w:rPr>
+        <w:t>原文链接：https://news.google.com/rss/articles/CBMivAFBVV95cUxQenZlYWNMUUNjVGEtQ1pEY09QUGlZdHVJYUx4NkMzc09hSWwyYlNQa2xOOU5ucUVDRkk5VTBkbmJPVnJtUGFZRXhzclQ1dUhndkozMVg0bTlMd2pPaFgtUjY4UV8xbkZvTnMzOXlpTVdfTjd2MUJwSnJLckFfcjZReWNneDZwcERYb0gyT1RCQk9FcnhPVHViRkRrcFE0QlItczJvLVZVT3FrZFZ1RlFDV3pMZzJrVFphcTlmUw</w:t>
+      </w:r>
+    </w:p>
+    <w:p/>
+    <w:p>
+      <w:pPr>
+        <w:pStyle w:val="文章一级标题"/>
+        <w:jc w:val="center"/>
+      </w:pPr>
+      <w:r>
+        <w:rPr>
+          <w:rFonts w:ascii="Times New Roman" w:hAnsi="Times New Roman" w:cs="Times New Roman" w:eastAsia="黑体"/>
+          <w:b w:val="0"/>
+          <w:sz w:val="30"/>
+        </w:rPr>
+        <w:t>DTCC与Stellar合作推动机构级代币化证券网络</w:t>
+      </w:r>
+    </w:p>
+    <w:p>
+      <w:pPr>
+        <w:ind w:firstLine="0" w:left="0"/>
+      </w:pPr>
+      <w:r>
+        <w:rPr>
+          <w:rFonts w:ascii="Times New Roman" w:hAnsi="Times New Roman" w:cs="Times New Roman" w:eastAsia="仿宋"/>
+          <w:b w:val="0"/>
+          <w:sz w:val="28"/>
+        </w:rPr>
+        <w:t>· 美国证券存托与清算公司（DTCC）选择Stellar公链实现代币化证券</w:t>
+      </w:r>
+    </w:p>
+    <w:p>
+      <w:pPr>
+        <w:ind w:firstLine="0" w:left="0"/>
+      </w:pPr>
+      <w:r>
+        <w:rPr>
+          <w:rFonts w:ascii="Times New Roman" w:hAnsi="Times New Roman" w:cs="Times New Roman" w:eastAsia="仿宋"/>
+          <w:b w:val="0"/>
+          <w:sz w:val="28"/>
+        </w:rPr>
+        <w:t>· 目标在2027年上线代币化股票、ETF和国债</w:t>
+      </w:r>
+    </w:p>
+    <w:p>
+      <w:pPr>
+        <w:ind w:firstLine="0" w:left="0"/>
+      </w:pPr>
+      <w:r>
+        <w:rPr>
+          <w:rFonts w:ascii="Times New Roman" w:hAnsi="Times New Roman" w:cs="Times New Roman" w:eastAsia="仿宋"/>
+          <w:b w:val="0"/>
+          <w:sz w:val="28"/>
+        </w:rPr>
+        <w:t>· 这是传统金融市场基础设施与公链融合的重要案例</w:t>
+      </w:r>
+    </w:p>
+    <w:p>
+      <w:pPr>
+        <w:pStyle w:val="正文内容"/>
+        <w:ind w:firstLine="562"/>
+      </w:pPr>
+      <w:r>
+        <w:rPr>
+          <w:rFonts w:ascii="Times New Roman" w:hAnsi="Times New Roman" w:cs="Times New Roman" w:eastAsia="仿宋"/>
+          <w:b w:val="0"/>
+          <w:sz w:val="28"/>
+        </w:rPr>
+        <w:t>美国证券存托与清算公司（DTCC）宣布与Stellar网络合作，计划将代币化证券引入公链。</w:t>
+      </w:r>
+    </w:p>
+    <w:p>
+      <w:pPr>
+        <w:pStyle w:val="正文内容"/>
+        <w:ind w:firstLine="562"/>
+      </w:pPr>
+      <w:r>
+        <w:rPr>
+          <w:rFonts w:ascii="Times New Roman" w:hAnsi="Times New Roman" w:cs="Times New Roman" w:eastAsia="仿宋"/>
+          <w:b w:val="0"/>
+          <w:sz w:val="28"/>
+        </w:rPr>
+        <w:t>美国证券存托与清算公司（DTCC）宣布与Stellar（恒星）网络达成合作，将通过Stellar公链推出代币化证券服务。DTCC计划在2027年前将代币化股票、交易所交易基金（ETF）和美国国债等资产上链。</w:t>
+      </w:r>
+    </w:p>
+    <w:p>
+      <w:pPr>
+        <w:pStyle w:val="正文内容"/>
+        <w:ind w:firstLine="562"/>
+      </w:pPr>
+      <w:r>
+        <w:rPr>
+          <w:rFonts w:ascii="Times New Roman" w:hAnsi="Times New Roman" w:cs="Times New Roman" w:eastAsia="仿宋"/>
+          <w:b w:val="0"/>
+          <w:sz w:val="28"/>
+        </w:rPr>
+        <w:t>此举被视为传统金融市场基础设施向区块链迁移的重要里程碑。DTCC表示，代币化将提高结算效率、降低运营成本，并实现7x24小时交易。Stellar以其高效低成本的跨境支付能力成为首选底层网络。</w:t>
+      </w:r>
+    </w:p>
+    <w:p>
+      <w:pPr>
+        <w:pStyle w:val="正文内容"/>
+        <w:ind w:firstLine="562"/>
+      </w:pPr>
+      <w:r>
+        <w:rPr>
+          <w:rFonts w:ascii="Times New Roman" w:hAnsi="Times New Roman" w:cs="Times New Roman" w:eastAsia="仿宋"/>
+          <w:b w:val="0"/>
+          <w:sz w:val="28"/>
+        </w:rPr>
+        <w:t>此次合作也反映了华尔街对区块链技术从探索到实际应用的转变。此前DTCC已参与多个区块链试点项目，而代币化现实世界资产（RWA）市场规模正快速增长，据Bernstein报告已超过510亿美元。</w:t>
       </w:r>
     </w:p>
     <w:p>
@@ -839,147 +1058,7 @@
           <w:b w:val="0"/>
           <w:sz w:val="28"/>
         </w:rPr>
-        <w:t>原文链接：https://news.google.com/rss/articles/CBMidkFVX3lxTFBuSnY5OWtCaHcyTWZES21Pb29LUFJhVGJHek1KZHUwV29rMGhpWWp6RFlxanVLSWZIUVVCSjdRdmYxdmk2ZC1RT1V2Wmk5dlN1bVZSMlo4NmxMV0tLYUVQTng2MDJiS0lqUGFtRExJU1EzWnBoTnc?oc=5</w:t>
-      </w:r>
-    </w:p>
-    <w:p/>
-    <w:p>
-      <w:pPr>
-        <w:pStyle w:val="文章一级标题"/>
-        <w:jc w:val="center"/>
-      </w:pPr>
-      <w:r>
-        <w:rPr>
-          <w:rFonts w:ascii="Times New Roman" w:hAnsi="Times New Roman" w:cs="Times New Roman" w:eastAsia="黑体"/>
-          <w:b w:val="0"/>
-          <w:sz w:val="30"/>
-        </w:rPr>
-        <w:t>AztecLabs收购ZKPassport以强化以太坊隐私身份方案</w:t>
-      </w:r>
-    </w:p>
-    <w:p>
-      <w:pPr>
-        <w:ind w:firstLine="0" w:left="0"/>
-      </w:pPr>
-      <w:r>
-        <w:rPr>
-          <w:rFonts w:ascii="Times New Roman" w:hAnsi="Times New Roman" w:cs="Times New Roman" w:eastAsia="仿宋"/>
-          <w:b w:val="0"/>
-          <w:sz w:val="28"/>
-        </w:rPr>
-        <w:t>· Aztec Labs收购隐私身份解决方案ZKPassport</w:t>
-      </w:r>
-    </w:p>
-    <w:p>
-      <w:pPr>
-        <w:ind w:firstLine="0" w:left="0"/>
-      </w:pPr>
-      <w:r>
-        <w:rPr>
-          <w:rFonts w:ascii="Times New Roman" w:hAnsi="Times New Roman" w:cs="Times New Roman" w:eastAsia="仿宋"/>
-          <w:b w:val="0"/>
-          <w:sz w:val="28"/>
-        </w:rPr>
-        <w:t>· 该收购将推动以太坊生态的隐私保护技术</w:t>
-      </w:r>
-    </w:p>
-    <w:p>
-      <w:pPr>
-        <w:pStyle w:val="正文内容"/>
-        <w:ind w:firstLine="562"/>
-      </w:pPr>
-      <w:r>
-        <w:rPr>
-          <w:rFonts w:ascii="Times New Roman" w:hAnsi="Times New Roman" w:cs="Times New Roman" w:eastAsia="仿宋"/>
-          <w:b w:val="0"/>
-          <w:sz w:val="28"/>
-        </w:rPr>
-        <w:t>以太坊隐私层项目Aztec Labs收购ZKPassport，旨在通过零知识证明技术加强用户身份隐私。</w:t>
-      </w:r>
-    </w:p>
-    <w:p>
-      <w:pPr>
-        <w:pStyle w:val="正文内容"/>
-        <w:ind w:firstLine="562"/>
-      </w:pPr>
-      <w:r>
-        <w:rPr>
-          <w:rFonts w:ascii="Times New Roman" w:hAnsi="Times New Roman" w:cs="Times New Roman" w:eastAsia="仿宋"/>
-          <w:b w:val="0"/>
-          <w:sz w:val="28"/>
-        </w:rPr>
-        <w:t>Aztec Labs宣布收购ZKPassport，后者是一个基于零知识证明（Zero-Knowledge Proof，ZKP）的隐私身份验证协议。</w:t>
-      </w:r>
-    </w:p>
-    <w:p>
-      <w:pPr>
-        <w:pStyle w:val="正文内容"/>
-        <w:ind w:firstLine="562"/>
-      </w:pPr>
-      <w:r>
-        <w:rPr>
-          <w:rFonts w:ascii="Times New Roman" w:hAnsi="Times New Roman" w:cs="Times New Roman" w:eastAsia="仿宋"/>
-          <w:b w:val="0"/>
-          <w:sz w:val="28"/>
-        </w:rPr>
-        <w:t>收购后，Aztec计划将ZKPassport的技术整合到其以太坊隐私二层网络中，使用户能够在保护隐私的前提下完成身份验证。</w:t>
-      </w:r>
-    </w:p>
-    <w:p>
-      <w:pPr>
-        <w:pStyle w:val="正文内容"/>
-        <w:ind w:firstLine="562"/>
-      </w:pPr>
-      <w:r>
-        <w:rPr>
-          <w:rFonts w:ascii="Times New Roman" w:hAnsi="Times New Roman" w:cs="Times New Roman" w:eastAsia="仿宋"/>
-          <w:b w:val="0"/>
-          <w:sz w:val="28"/>
-        </w:rPr>
-        <w:t>此举进一步丰富了以太坊隐私生态系统，为去中心化金融（DeFi）和合规应用提供更强大的隐私保护工具。</w:t>
-      </w:r>
-    </w:p>
-    <w:p>
-      <w:pPr>
-        <w:pStyle w:val="信息来源"/>
-        <w:spacing w:before="50" w:after="100"/>
-        <w:jc w:val="right"/>
-      </w:pPr>
-      <w:r>
-        <w:rPr>
-          <w:rFonts w:ascii="Times New Roman" w:hAnsi="Times New Roman" w:cs="Times New Roman" w:eastAsia="仿宋"/>
-          <w:b w:val="0"/>
-          <w:sz w:val="21"/>
-        </w:rPr>
-        <w:t>（信息来源：MEXC）</w:t>
-      </w:r>
-    </w:p>
-    <w:p>
-      <w:pPr>
-        <w:pStyle w:val="正文内容"/>
-        <w:ind w:firstLine="562"/>
-      </w:pPr>
-      <w:r>
-        <w:rPr>
-          <w:rFonts w:ascii="Times New Roman" w:hAnsi="Times New Roman" w:cs="Times New Roman" w:eastAsia="仿宋"/>
-          <w:b w:val="0"/>
-          <w:sz w:val="28"/>
-        </w:rPr>
-        <w:t>原文标题：Aztec Labs Acquires ZKPassport to Strengthen Privacy-First Identity on Ethereum</w:t>
-      </w:r>
-    </w:p>
-    <w:p>
-      <w:pPr>
-        <w:pStyle w:val="正文内容"/>
-        <w:ind w:firstLine="562"/>
-      </w:pPr>
-      <w:r>
-        <w:rPr>
-          <w:rFonts w:ascii="Times New Roman" w:hAnsi="Times New Roman" w:cs="Times New Roman" w:eastAsia="仿宋"/>
-          <w:b w:val="0"/>
-          <w:sz w:val="28"/>
-        </w:rPr>
-        <w:t>原文链接：https://news.google.com/rss/articles/CBMiSEFVX3lxTE1fd0I3Mm1YdTZlTDNReHg0M0Z5OVo5NG4xVFpZNGp4RHNPVmlPejJ5TXJJVklwQ2ZnbEoxTDdKQm5lSUU2SUNzQQ?oc=5</w:t>
+        <w:t>原文链接：https://news.google.com/rss/articles/CBMidkFVX3lxTFBuSnY5OWtCaHcyTWZES21Pb29LUFJhVGJHek1KZHUwV29rMGhpWWp6RFlxanVLSWZIUVVCSjdRdmYxdmk2ZC1RT1V2Wmk5dlN1bVZSMlo4NmxMV0tLYUVQTng2MDJiS0lqUGFtRExJU1EzWnBoTnc</w:t>
       </w:r>
     </w:p>
     <w:p>
@@ -1017,7 +1096,7 @@
           <w:b w:val="0"/>
           <w:sz w:val="30"/>
         </w:rPr>
-        <w:t>比特币跌破73000美元贝莱德ETF遭遇历史第二大资金流出</w:t>
+        <w:t>美伊紧张局势引爆加密市场比特币跌破73000美元</w:t>
       </w:r>
     </w:p>
     <w:p>
@@ -1030,7 +1109,7 @@
           <w:b w:val="0"/>
           <w:sz w:val="28"/>
         </w:rPr>
-        <w:t>· 比特币价格跌破73，000美元</w:t>
+        <w:t>· 美国对伊朗发动空袭导致市场恐慌，比特币跌至五周低点</w:t>
       </w:r>
     </w:p>
     <w:p>
@@ -1043,13 +1122,12 @@
           <w:b w:val="0"/>
           <w:sz w:val="28"/>
         </w:rPr>
-        <w:t>· 贝莱德现货比特币ETF录得自推出以来第二大单日净流出</w:t>
+        <w:t>· 加密货币市场总清算额超过10亿美元</w:t>
       </w:r>
     </w:p>
     <w:p>
       <w:pPr>
-        <w:pStyle w:val="正文内容"/>
-        <w:ind w:firstLine="562"/>
+        <w:ind w:firstLine="0" w:left="0"/>
       </w:pPr>
       <w:r>
         <w:rPr>
@@ -1057,7 +1135,7 @@
           <w:b w:val="0"/>
           <w:sz w:val="28"/>
         </w:rPr>
-        <w:t>比特币价格承压下行，贝莱德旗下IBIT ETF遭遇创纪录的资金外流。</w:t>
+        <w:t>· 地缘政治风险加剧加密资产抛售</w:t>
       </w:r>
     </w:p>
     <w:p>
@@ -1071,7 +1149,7 @@
           <w:b w:val="0"/>
           <w:sz w:val="28"/>
         </w:rPr>
-        <w:t>据The Block报道，比特币价格在5月28日跌至73，000美元以下，创数周新低。</w:t>
+        <w:t>因美国对伊朗发动空袭引发避险情绪，比特币价格跌破73，000美元，加密货币市场出现大规模清算。</w:t>
       </w:r>
     </w:p>
     <w:p>
@@ -1085,7 +1163,7 @@
           <w:b w:val="0"/>
           <w:sz w:val="28"/>
         </w:rPr>
-        <w:t>贝莱德（BlackRock）的现货比特币交易所交易基金（ETF）IBIT当日净流出5.28亿美元，为自2024年1月推出以来的第二大单日流出额。</w:t>
+        <w:t>CoinDesk报道，美国对伊朗发动空袭后，比特币（Bitcoin，BTC）价格急剧下跌，一度跌破73，000美元，创五周新低。市场恐慌情绪蔓延，导致全市场超过10亿美元的多头头寸被清算。</w:t>
       </w:r>
     </w:p>
     <w:p>
@@ -1099,7 +1177,174 @@
           <w:b w:val="0"/>
           <w:sz w:val="28"/>
         </w:rPr>
-        <w:t>市场分析师认为，中东地缘政治紧张局势和风险资产普遍回落是导致资金外流的主要原因。</w:t>
+        <w:t>此次下跌与地缘政治冲突直接相关，投资者迅速转向避险资产。比特币ETF也出现大规模资金外流，其中贝莱德（BlackRock）旗下比特币ETF（IBIT）单日流出达5.28亿美元。</w:t>
+      </w:r>
+    </w:p>
+    <w:p>
+      <w:pPr>
+        <w:pStyle w:val="正文内容"/>
+        <w:ind w:firstLine="562"/>
+      </w:pPr>
+      <w:r>
+        <w:rPr>
+          <w:rFonts w:ascii="Times New Roman" w:hAnsi="Times New Roman" w:cs="Times New Roman" w:eastAsia="仿宋"/>
+          <w:b w:val="0"/>
+          <w:sz w:val="28"/>
+        </w:rPr>
+        <w:t>分析师指出，中东局势的不确定性可能进一步压制风险资产价格，但比特币此前在类似事件中表现出韧性，长期走势仍需观察。</w:t>
+      </w:r>
+    </w:p>
+    <w:p>
+      <w:pPr>
+        <w:pStyle w:val="信息来源"/>
+        <w:spacing w:before="50" w:after="100"/>
+        <w:jc w:val="right"/>
+      </w:pPr>
+      <w:r>
+        <w:rPr>
+          <w:rFonts w:ascii="Times New Roman" w:hAnsi="Times New Roman" w:cs="Times New Roman" w:eastAsia="仿宋"/>
+          <w:b w:val="0"/>
+          <w:sz w:val="21"/>
+        </w:rPr>
+        <w:t>（信息来源：CoinDesk）</w:t>
+      </w:r>
+    </w:p>
+    <w:p>
+      <w:pPr>
+        <w:pStyle w:val="正文内容"/>
+        <w:ind w:firstLine="562"/>
+      </w:pPr>
+      <w:r>
+        <w:rPr>
+          <w:rFonts w:ascii="Times New Roman" w:hAnsi="Times New Roman" w:cs="Times New Roman" w:eastAsia="仿宋"/>
+          <w:b w:val="0"/>
+          <w:sz w:val="28"/>
+        </w:rPr>
+        <w:t>原文标题：Bitcoin drops below $73,000 as U.S. strikes on Iran spark $1 billion liquidations</w:t>
+      </w:r>
+    </w:p>
+    <w:p>
+      <w:pPr>
+        <w:pStyle w:val="正文内容"/>
+        <w:ind w:firstLine="562"/>
+      </w:pPr>
+      <w:r>
+        <w:rPr>
+          <w:rFonts w:ascii="Times New Roman" w:hAnsi="Times New Roman" w:cs="Times New Roman" w:eastAsia="仿宋"/>
+          <w:b w:val="0"/>
+          <w:sz w:val="28"/>
+        </w:rPr>
+        <w:t>原文链接：https://news.google.com/rss/articles/CBMixgFBVV95cUxNLW16OUdFVzlLQ0tVQ3VfVUtuUG1DY0VqRlpBbTNaYU5GSm83STdRVDB1SEpyVWJCX2NwOTh1ejZLVzJqcmI0cVpIaThfQWhiNElOTWN6WmlibkpUbC1OM1JvcEVoaFFyNnlQa2JqS2tjdHRwM1lZLXpUTHk2dk9XamkteWRqSjdzV2d5TWFnN0hyRWo4UkFvRnN5SHBUU19fUmVlTUt0YUdtVllQWWtvWEtVaXRXVFZDVmdpbXNwWE81b2pYb0E</w:t>
+      </w:r>
+    </w:p>
+    <w:p/>
+    <w:p>
+      <w:pPr>
+        <w:pStyle w:val="文章一级标题"/>
+        <w:jc w:val="center"/>
+      </w:pPr>
+      <w:r>
+        <w:rPr>
+          <w:rFonts w:ascii="Times New Roman" w:hAnsi="Times New Roman" w:cs="Times New Roman" w:eastAsia="黑体"/>
+          <w:b w:val="0"/>
+          <w:sz w:val="30"/>
+        </w:rPr>
+        <w:t>贝莱德比特币ETF遭遇史上第二大资金外流比特币跌破73000美元</w:t>
+      </w:r>
+    </w:p>
+    <w:p>
+      <w:pPr>
+        <w:ind w:firstLine="0" w:left="0"/>
+      </w:pPr>
+      <w:r>
+        <w:rPr>
+          <w:rFonts w:ascii="Times New Roman" w:hAnsi="Times New Roman" w:cs="Times New Roman" w:eastAsia="仿宋"/>
+          <w:b w:val="0"/>
+          <w:sz w:val="28"/>
+        </w:rPr>
+        <w:t>· 贝莱德IBIT比特币ETF单日净流出5.28亿美元，为上市以来第二大流出</w:t>
+      </w:r>
+    </w:p>
+    <w:p>
+      <w:pPr>
+        <w:ind w:firstLine="0" w:left="0"/>
+      </w:pPr>
+      <w:r>
+        <w:rPr>
+          <w:rFonts w:ascii="Times New Roman" w:hAnsi="Times New Roman" w:cs="Times New Roman" w:eastAsia="仿宋"/>
+          <w:b w:val="0"/>
+          <w:sz w:val="28"/>
+        </w:rPr>
+        <w:t>· 比特币价格同步跌破73，000美元</w:t>
+      </w:r>
+    </w:p>
+    <w:p>
+      <w:pPr>
+        <w:ind w:firstLine="0" w:left="0"/>
+      </w:pPr>
+      <w:r>
+        <w:rPr>
+          <w:rFonts w:ascii="Times New Roman" w:hAnsi="Times New Roman" w:cs="Times New Roman" w:eastAsia="仿宋"/>
+          <w:b w:val="0"/>
+          <w:sz w:val="28"/>
+        </w:rPr>
+        <w:t>· ETF资金外流加剧市场下行压力</w:t>
+      </w:r>
+    </w:p>
+    <w:p>
+      <w:pPr>
+        <w:pStyle w:val="正文内容"/>
+        <w:ind w:firstLine="562"/>
+      </w:pPr>
+      <w:r>
+        <w:rPr>
+          <w:rFonts w:ascii="Times New Roman" w:hAnsi="Times New Roman" w:cs="Times New Roman" w:eastAsia="仿宋"/>
+          <w:b w:val="0"/>
+          <w:sz w:val="28"/>
+        </w:rPr>
+        <w:t>The Block报道，贝莱德（BlackRock）现货比特币ETF（IBIT）遭遇单日5.28亿美元资金外流，为上市以来第二高，比特币应声下跌。</w:t>
+      </w:r>
+    </w:p>
+    <w:p>
+      <w:pPr>
+        <w:pStyle w:val="正文内容"/>
+        <w:ind w:firstLine="562"/>
+      </w:pPr>
+      <w:r>
+        <w:rPr>
+          <w:rFonts w:ascii="Times New Roman" w:hAnsi="Times New Roman" w:cs="Times New Roman" w:eastAsia="仿宋"/>
+          <w:b w:val="0"/>
+          <w:sz w:val="28"/>
+        </w:rPr>
+        <w:t>据The Block报道，贝莱德旗下的现货比特币交易所交易基金（ETF）IBIT在5月27日录得5.28亿美元的净流出，这是自该产品1月上市以来第二大单日资金外流。此前最大流出发生在4月。</w:t>
+      </w:r>
+    </w:p>
+    <w:p>
+      <w:pPr>
+        <w:pStyle w:val="正文内容"/>
+        <w:ind w:firstLine="562"/>
+      </w:pPr>
+      <w:r>
+        <w:rPr>
+          <w:rFonts w:ascii="Times New Roman" w:hAnsi="Times New Roman" w:cs="Times New Roman" w:eastAsia="仿宋"/>
+          <w:b w:val="0"/>
+          <w:sz w:val="28"/>
+        </w:rPr>
+        <w:t>伴随ETF流出，比特币价格跌破73，000美元。分析师指出，此次资金外流可能与地缘政治紧张以及投资者获利了结有关。此外，其他比特币ETF也出现不同规模流出，但IBIT的流出量尤为引人注目。</w:t>
+      </w:r>
+    </w:p>
+    <w:p>
+      <w:pPr>
+        <w:pStyle w:val="正文内容"/>
+        <w:ind w:firstLine="562"/>
+      </w:pPr>
+      <w:r>
+        <w:rPr>
+          <w:rFonts w:ascii="Times New Roman" w:hAnsi="Times New Roman" w:cs="Times New Roman" w:eastAsia="仿宋"/>
+          <w:b w:val="0"/>
+          <w:sz w:val="28"/>
+        </w:rPr>
+        <w:t>尽管ETF资金外流，但仍有部分投资者将其视为短期调整。市场关注焦点转向后续资金流向及宏观经济政策变化。</w:t>
       </w:r>
     </w:p>
     <w:p>
@@ -1142,147 +1387,7 @@
           <w:b w:val="0"/>
           <w:sz w:val="28"/>
         </w:rPr>
-        <w:t>原文链接：https://news.google.com/rss/articles/CBMic0FVX3lxTE5zWEVTeXJya2xGdWg0elVQNkJVMWlIRnh1QlFSWWkzRXlQQjdLYjQ0X0ZXUTZENFF5a29ZVVZEcE81c2dIajhZVGZLZ0NnXzF0UHJLQ2FJbEhRa3BqV19fc2R6aHNlVjM2a2hmUG5xTzlGODA?oc=5</w:t>
-      </w:r>
-    </w:p>
-    <w:p/>
-    <w:p>
-      <w:pPr>
-        <w:pStyle w:val="文章一级标题"/>
-        <w:jc w:val="center"/>
-      </w:pPr>
-      <w:r>
-        <w:rPr>
-          <w:rFonts w:ascii="Times New Roman" w:hAnsi="Times New Roman" w:cs="Times New Roman" w:eastAsia="黑体"/>
-          <w:b w:val="0"/>
-          <w:sz w:val="30"/>
-        </w:rPr>
-        <w:t>美国打击伊朗引发比特币跌破73000美元1亿美元杠杆头寸被清算</w:t>
-      </w:r>
-    </w:p>
-    <w:p>
-      <w:pPr>
-        <w:ind w:firstLine="0" w:left="0"/>
-      </w:pPr>
-      <w:r>
-        <w:rPr>
-          <w:rFonts w:ascii="Times New Roman" w:hAnsi="Times New Roman" w:cs="Times New Roman" w:eastAsia="仿宋"/>
-          <w:b w:val="0"/>
-          <w:sz w:val="28"/>
-        </w:rPr>
-        <w:t>· 美国对伊朗发动空袭导致市场恐慌</w:t>
-      </w:r>
-    </w:p>
-    <w:p>
-      <w:pPr>
-        <w:ind w:firstLine="0" w:left="0"/>
-      </w:pPr>
-      <w:r>
-        <w:rPr>
-          <w:rFonts w:ascii="Times New Roman" w:hAnsi="Times New Roman" w:cs="Times New Roman" w:eastAsia="仿宋"/>
-          <w:b w:val="0"/>
-          <w:sz w:val="28"/>
-        </w:rPr>
-        <w:t>· 加密货币市场1亿美元多头头寸被强制平仓</w:t>
-      </w:r>
-    </w:p>
-    <w:p>
-      <w:pPr>
-        <w:pStyle w:val="正文内容"/>
-        <w:ind w:firstLine="562"/>
-      </w:pPr>
-      <w:r>
-        <w:rPr>
-          <w:rFonts w:ascii="Times New Roman" w:hAnsi="Times New Roman" w:cs="Times New Roman" w:eastAsia="仿宋"/>
-          <w:b w:val="0"/>
-          <w:sz w:val="28"/>
-        </w:rPr>
-        <w:t>美国军事打击伊朗的消息引发加密货币市场剧烈波动，比特币跌破73，000美元，24小时内清算金额超过1亿美元。</w:t>
-      </w:r>
-    </w:p>
-    <w:p>
-      <w:pPr>
-        <w:pStyle w:val="正文内容"/>
-        <w:ind w:firstLine="562"/>
-      </w:pPr>
-      <w:r>
-        <w:rPr>
-          <w:rFonts w:ascii="Times New Roman" w:hAnsi="Times New Roman" w:cs="Times New Roman" w:eastAsia="仿宋"/>
-          <w:b w:val="0"/>
-          <w:sz w:val="28"/>
-        </w:rPr>
-        <w:t>CoinDesk报道称，美国对伊朗目标发动空袭后，比特币价格迅速下跌，一度跌破73，000美元。</w:t>
-      </w:r>
-    </w:p>
-    <w:p>
-      <w:pPr>
-        <w:pStyle w:val="正文内容"/>
-        <w:ind w:firstLine="562"/>
-      </w:pPr>
-      <w:r>
-        <w:rPr>
-          <w:rFonts w:ascii="Times New Roman" w:hAnsi="Times New Roman" w:cs="Times New Roman" w:eastAsia="仿宋"/>
-          <w:b w:val="0"/>
-          <w:sz w:val="28"/>
-        </w:rPr>
-        <w:t>据Coinglass数据，此次下跌导致加密货币市场24小时内超过1亿美元的多头杠杆头寸被清算，主要集中在比特币和以太坊。</w:t>
-      </w:r>
-    </w:p>
-    <w:p>
-      <w:pPr>
-        <w:pStyle w:val="正文内容"/>
-        <w:ind w:firstLine="562"/>
-      </w:pPr>
-      <w:r>
-        <w:rPr>
-          <w:rFonts w:ascii="Times New Roman" w:hAnsi="Times New Roman" w:cs="Times New Roman" w:eastAsia="仿宋"/>
-          <w:b w:val="0"/>
-          <w:sz w:val="28"/>
-        </w:rPr>
-        <w:t>石油等传统大宗商品价格上涨，而比特币等风险资产承压，凸显地缘政治事件对加密市场的短期冲击。</w:t>
-      </w:r>
-    </w:p>
-    <w:p>
-      <w:pPr>
-        <w:pStyle w:val="信息来源"/>
-        <w:spacing w:before="50" w:after="100"/>
-        <w:jc w:val="right"/>
-      </w:pPr>
-      <w:r>
-        <w:rPr>
-          <w:rFonts w:ascii="Times New Roman" w:hAnsi="Times New Roman" w:cs="Times New Roman" w:eastAsia="仿宋"/>
-          <w:b w:val="0"/>
-          <w:sz w:val="21"/>
-        </w:rPr>
-        <w:t>（信息来源：CoinDesk）</w:t>
-      </w:r>
-    </w:p>
-    <w:p>
-      <w:pPr>
-        <w:pStyle w:val="正文内容"/>
-        <w:ind w:firstLine="562"/>
-      </w:pPr>
-      <w:r>
-        <w:rPr>
-          <w:rFonts w:ascii="Times New Roman" w:hAnsi="Times New Roman" w:cs="Times New Roman" w:eastAsia="仿宋"/>
-          <w:b w:val="0"/>
-          <w:sz w:val="28"/>
-        </w:rPr>
-        <w:t>原文标题：Bitcoin drops below $73,000 as U.S. strikes on Iran spark $1 billion liquidations</w:t>
-      </w:r>
-    </w:p>
-    <w:p>
-      <w:pPr>
-        <w:pStyle w:val="正文内容"/>
-        <w:ind w:firstLine="562"/>
-      </w:pPr>
-      <w:r>
-        <w:rPr>
-          <w:rFonts w:ascii="Times New Roman" w:hAnsi="Times New Roman" w:cs="Times New Roman" w:eastAsia="仿宋"/>
-          <w:b w:val="0"/>
-          <w:sz w:val="28"/>
-        </w:rPr>
-        <w:t>原文链接：https://news.google.com/rss/articles/CBMixgFBVV95cUxNLW16OUdFVzlLQ0tVQ3VfVUtuUG1DY0VqRlpBbTNaYU5GSm83STdRVDB1SEpyVWJCX2NwOTh1ejZLVzJqcmI0cVpIaThfQWhiNElOTWN6WmlibkpUbC1OM1JvcEVoaFFyNnlQa2JqS2tjdHRwM1lZLXpUTHk2dk9XamkteWRqSjdzV2d5TWFnN0hyRWo4UkFvRnN5SHBUU19fUmVlTUt0YUdtVllQWWtvWEtVaXRXVFZDVmdpbXNwWE81b2pYb0E?oc=5</w:t>
+        <w:t>原文链接：https://news.google.com/rss/articles/CBMic0FVX3lxTE5zWEVTeXJya2xGdWg0elVQNkJVMWlIRnh1QlFSWWkzRXlQQjdLYjQ0X0ZXUTZENFF5a29ZVVZEcE81c2dIajhZVGZLZ0NnXzF0UHJLQ2FJbEhRa3BqV19fc2R6aHNlVjM2a2hmUG5xTzlGODA</w:t>
       </w:r>
     </w:p>
     <w:p>
@@ -1320,7 +1425,7 @@
           <w:b w:val="0"/>
           <w:sz w:val="30"/>
         </w:rPr>
-        <w:t>加密CEO表示比特币四年周期规律仍然有效</w:t>
+        <w:t>BitgetCEO表示比特币四年周期规律仍在发挥作用</w:t>
       </w:r>
     </w:p>
     <w:p>
@@ -1333,7 +1438,7 @@
           <w:b w:val="0"/>
           <w:sz w:val="28"/>
         </w:rPr>
-        <w:t>· 某加密CEO认为比特币的四年周期规律仍在发挥作用</w:t>
+        <w:t>· Bitget首席执行官认为比特币四年周期依然有效</w:t>
       </w:r>
     </w:p>
     <w:p>
@@ -1346,13 +1451,12 @@
           <w:b w:val="0"/>
           <w:sz w:val="28"/>
         </w:rPr>
-        <w:t>· 该观点基于历史减半事件后的价格表现</w:t>
+        <w:t>· 当前价格处于周期调整阶段，为下一轮上涨做准备</w:t>
       </w:r>
     </w:p>
     <w:p>
       <w:pPr>
-        <w:pStyle w:val="正文内容"/>
-        <w:ind w:firstLine="562"/>
+        <w:ind w:firstLine="0" w:left="0"/>
       </w:pPr>
       <w:r>
         <w:rPr>
@@ -1360,7 +1464,7 @@
           <w:b w:val="0"/>
           <w:sz w:val="28"/>
         </w:rPr>
-        <w:t>一位加密货币CEO在采访中表示，比特币的四年周期规律并未失效，当前回调属于正常调整。</w:t>
+        <w:t>· 长期持有者应保持信心，短期波动正常</w:t>
       </w:r>
     </w:p>
     <w:p>
@@ -1374,7 +1478,7 @@
           <w:b w:val="0"/>
           <w:sz w:val="28"/>
         </w:rPr>
-        <w:t>Bitget发布的一篇报道中，一位匿名的加密货币CEO指出，比特币的四年周期规律（与区块奖励减半相关）仍在主导市场走势。</w:t>
+        <w:t>Bitget首席执行官在接受采访时指出，比特币的四年周期规律未被打破，目前市场调整符合历史模式。</w:t>
       </w:r>
     </w:p>
     <w:p>
@@ -1388,7 +1492,7 @@
           <w:b w:val="0"/>
           <w:sz w:val="28"/>
         </w:rPr>
-        <w:t>该CEO认为，尽管比特币价格近期出现波动，但历史模式表明减半后通常伴随长期上涨，当前阶段仅是周期中的调整。</w:t>
+        <w:t>加密货币交易所Bitget的首席执行官在接受采访时表示，比特币（Bitcoin，BTC）的四年周期规律（即减半周期）仍然在发挥作用。他认为，当前价格从高点回落属于正常调整，为下一轮上涨积蓄力量。</w:t>
       </w:r>
     </w:p>
     <w:p>
@@ -1402,7 +1506,21 @@
           <w:b w:val="0"/>
           <w:sz w:val="28"/>
         </w:rPr>
-        <w:t>这一观点为部分投资者提供了信心，但市场也存在分歧，一些分析师警告周期规律可能因机构参与而改变。</w:t>
+        <w:t>该CEO指出，历史数据表明，每次减半后比特币都会经历一段横盘或下跌期，随后进入牛市。他强调，投资者应关注长期趋势而非短期波动。</w:t>
+      </w:r>
+    </w:p>
+    <w:p>
+      <w:pPr>
+        <w:pStyle w:val="正文内容"/>
+        <w:ind w:firstLine="562"/>
+      </w:pPr>
+      <w:r>
+        <w:rPr>
+          <w:rFonts w:ascii="Times New Roman" w:hAnsi="Times New Roman" w:cs="Times New Roman" w:eastAsia="仿宋"/>
+          <w:b w:val="0"/>
+          <w:sz w:val="28"/>
+        </w:rPr>
+        <w:t>他补充道，机构投资者的参与和ETF的推出可能改变部分周期特征，但基本面支撑仍然坚实。比特币的稀缺性叙事和全球采用率提升将推动其长期价值。</w:t>
       </w:r>
     </w:p>
     <w:p>
@@ -1431,7 +1549,7 @@
           <w:b w:val="0"/>
           <w:sz w:val="28"/>
         </w:rPr>
-        <w:t>原文标题：Bitcoin's 4-Year Rhythm Is Still Playing Out, Says Crypto CEO</w:t>
+        <w:t>原文标题：Bitcoin's 4-Year Rhythm Is Still Playing Out, Says Crypto CEO - Bitget</w:t>
       </w:r>
     </w:p>
     <w:p>
@@ -1445,7 +1563,7 @@
           <w:b w:val="0"/>
           <w:sz w:val="28"/>
         </w:rPr>
-        <w:t>原文链接：https://news.google.com/rss/articles/CBMiY0FVX3lxTE5kXzVfLVQyaWhVRVNlM0RtdjZReU9RMFZWYWxxMFQ5VTJ0OEVXaUlxTlVzVFB1ZGp3eEdka1huWEVVNzI2QkN3MU5XRU5lSWEteGppSFpqV1FQU25iaEJINEZna9IBY0FVX3lxTE5kXzVfLVQyaWhVRVNlM0RtdjZReU9RMFZWYWxxMFQ5VTJ0OEVXaUlxTlVzVFB1ZGp3eEdka1huWEVVNzI2QkN3MU5XRU5lSWEteGppSFpqV1FQU25iaEJINEZnaw?oc=5</w:t>
+        <w:t>原文链接：https://news.google.com/rss/articles/CBMiY0FVX3lxTE5kXzVfLVQyaWhVRVNlM0RtdjZReU9RMFZWYWxxMFQ5VTJ0OEVXaUlxTlVzVFB1ZGp3eEdka1huWEVVNzI2QkN3MU5XRU5lSWEteGppSFpqV1FQU25iaEJINEZna9IBY0FVX3lxTE5kXzVfLVQyaWhVRVNlM0RtdjZReU9RMFZWYWxxMFQ5VTJ0OEVXaUlxTlVzVFB1ZGp3eEdka1huWEVVNzI2QkN3MU5XRU5lSWEteGppSFpqV1FQU25iaEJINEZnaw</w:t>
       </w:r>
     </w:p>
     <w:p/>
@@ -1460,7 +1578,7 @@
           <w:b w:val="0"/>
           <w:sz w:val="30"/>
         </w:rPr>
-        <w:t>CathieWood认为机构投资者正在比特币下跌时买入</w:t>
+        <w:t>基金经理警告比特币可能进一步下跌因1500亿美元国债操作迫近</w:t>
       </w:r>
     </w:p>
     <w:p>
@@ -1473,7 +1591,7 @@
           <w:b w:val="0"/>
           <w:sz w:val="28"/>
         </w:rPr>
-        <w:t>· Ark Invest首席执行官Cathie Wood表示机构正在逢低买入比特币</w:t>
+        <w:t>· 一位基金经理警告称美国财政部即将进行的1500亿美元操作将抽走流动性</w:t>
       </w:r>
     </w:p>
     <w:p>
@@ -1486,13 +1604,12 @@
           <w:b w:val="0"/>
           <w:sz w:val="28"/>
         </w:rPr>
-        <w:t>· 她认为长期机构采用趋势未变</w:t>
+        <w:t>· 比特币可能因此进一步下跌</w:t>
       </w:r>
     </w:p>
     <w:p>
       <w:pPr>
-        <w:pStyle w:val="正文内容"/>
-        <w:ind w:firstLine="562"/>
+        <w:ind w:firstLine="0" w:left="0"/>
       </w:pPr>
       <w:r>
         <w:rPr>
@@ -1500,7 +1617,7 @@
           <w:b w:val="0"/>
           <w:sz w:val="28"/>
         </w:rPr>
-        <w:t>Cathie Wood在接受CryptoRank采访时表示，机构投资者正在利用比特币价格回落增加配置。</w:t>
+        <w:t>· 宏观流动性收紧对加密市场构成压力</w:t>
       </w:r>
     </w:p>
     <w:p>
@@ -1514,7 +1631,7 @@
           <w:b w:val="0"/>
           <w:sz w:val="28"/>
         </w:rPr>
-        <w:t>Ark Invest首席执行官Cathie Wood（伍德）在CryptoRank的采访中指出，尽管比特币价格近期走弱，但机构投资者并未离场，反而在逢低买入。</w:t>
+        <w:t>CoinDesk报道，一位基金经理警告，随着美国财政部约1500亿美元的国债发行操作临近，比特币可能面临更深度的回调。</w:t>
       </w:r>
     </w:p>
     <w:p>
@@ -1528,7 +1645,7 @@
           <w:b w:val="0"/>
           <w:sz w:val="28"/>
         </w:rPr>
-        <w:t>Wood认为，比特币的基本面依然强劲，机构采用趋势将持续，长期价格前景乐观。</w:t>
+        <w:t>一位不愿具名的基金经理向CoinDesk表示，比特币当前的抛售可能尚未结束，因为美国财政部即将启动约1500亿美元的国债发行操作，这将从金融市场抽走大量流动性。</w:t>
       </w:r>
     </w:p>
     <w:p>
@@ -1542,7 +1659,21 @@
           <w:b w:val="0"/>
           <w:sz w:val="28"/>
         </w:rPr>
-        <w:t>她补充说，当前市场调整更多受到宏观经济因素影响，而非加密货币本身的问题。</w:t>
+        <w:t>该经理指出，流动性收紧通常会压低风险资产价格，比特币作为高波动性资产尤其敏感。他认为，比特币短期内可能测试更低的支撑位，并建议投资者关注美联储政策和美元走势。</w:t>
+      </w:r>
+    </w:p>
+    <w:p>
+      <w:pPr>
+        <w:pStyle w:val="正文内容"/>
+        <w:ind w:firstLine="562"/>
+      </w:pPr>
+      <w:r>
+        <w:rPr>
+          <w:rFonts w:ascii="Times New Roman" w:hAnsi="Times New Roman" w:cs="Times New Roman" w:eastAsia="仿宋"/>
+          <w:b w:val="0"/>
+          <w:sz w:val="28"/>
+        </w:rPr>
+        <w:t>截至发稿，比特币已从高点回落超过10%。分析师正密切关注财政部通用账户（TGA）余额变化对市场的具体影响。</w:t>
       </w:r>
     </w:p>
     <w:p>
@@ -1557,7 +1688,7 @@
           <w:b w:val="0"/>
           <w:sz w:val="21"/>
         </w:rPr>
-        <w:t>（信息来源：CryptoRank）</w:t>
+        <w:t>（信息来源：CoinDesk）</w:t>
       </w:r>
     </w:p>
     <w:p>
@@ -1571,7 +1702,7 @@
           <w:b w:val="0"/>
           <w:sz w:val="28"/>
         </w:rPr>
-        <w:t>原文标题：Cathie Wood Says Institutions Are Buying the Dip as Bitcoin Weakens</w:t>
+        <w:t>原文标题：Bitcoin could be heading much lower, fund manager warns as $150 billion Treasury operation nears</w:t>
       </w:r>
     </w:p>
     <w:p>
@@ -1585,7 +1716,7 @@
           <w:b w:val="0"/>
           <w:sz w:val="28"/>
         </w:rPr>
-        <w:t>原文链接：https://news.google.com/rss/articles/CBMiqAFBVV95cUxOcUtZdThXOGQ0T2dFWFZSbXhVWWxxWE85blJMTms3NHJ4WXhwTlNOdnRtSmJNcjFRLUJuNlk2QzJ1TTZvTFlfR1FCV0JEamFaU014N0t4Z3NFRUpQU3BhUXN1Y2xUaTBHUGdJZkVfV0syeXRCOEc2VFRXSzg0V1ZIWTgzOEZHMW8yQlFudjVWOXlxRmppNHBiajVxdFVWUWVzdTVvSkpaSG8?oc=5</w:t>
+        <w:t>原文链接：https://news.google.com/rss/articles/CBMi2AFBVV95cUxPMElzcDFBUUNjQzV4R3dhWjlxMW9QVWt4MjkzOEdPNS1oVFIxUVlxTEsyRkU3cHNubTJKRjB5X3FUX3ZEdkgyLXQ5R0xfX3diY2RESEJEZmhkR1lCMEhyN1VGOVoxaGduT1M2SEFWaldjaHdCT2NxMFd5cnV3bDhoeVd5dWhCd1VZTlVKU3BVNElVWkxoMWZVNXh0UFRDV3pQdFRJMndZQ281OXpodjZ1ZWxiMVZpZUdhdEoxSUFQRFQ2QktXaF80RWFqQ3AtVHdveHQ5Sk92RFY</w:t>
       </w:r>
     </w:p>
     <w:p>
@@ -1623,7 +1754,7 @@
           <w:b w:val="0"/>
           <w:sz w:val="30"/>
         </w:rPr>
-        <w:t>伯恩斯坦报告代币化现实世界资产市场已突破510亿美元</w:t>
+        <w:t>代币化现实世界资产市场规模突破510亿美元Bernstein报告揭示增长潜力</w:t>
       </w:r>
     </w:p>
     <w:p>
@@ -1636,7 +1767,7 @@
           <w:b w:val="0"/>
           <w:sz w:val="28"/>
         </w:rPr>
-        <w:t>· 代币化现实世界资产市场规模超过510亿美元</w:t>
+        <w:t>· Bernstein报告显示代币化现实世界资产（RWA）市场规模已超510亿美元</w:t>
       </w:r>
     </w:p>
     <w:p>
@@ -1649,13 +1780,12 @@
           <w:b w:val="0"/>
           <w:sz w:val="28"/>
         </w:rPr>
-        <w:t>· 伯恩斯坦报告指出该领域年增长率超过50%</w:t>
+        <w:t>· 代币化国债、信贷和房地产是主要增长领域</w:t>
       </w:r>
     </w:p>
     <w:p>
       <w:pPr>
-        <w:pStyle w:val="正文内容"/>
-        <w:ind w:firstLine="562"/>
+        <w:ind w:firstLine="0" w:left="0"/>
       </w:pPr>
       <w:r>
         <w:rPr>
@@ -1663,7 +1793,7 @@
           <w:b w:val="0"/>
           <w:sz w:val="28"/>
         </w:rPr>
-        <w:t>据伯恩斯坦研究公司报告，代币化现实世界资产市场已突破510亿美元，成为加密领域增长最快的细分市场之一。</w:t>
+        <w:t>· 传统金融机构加速入场推动市场扩容</w:t>
       </w:r>
     </w:p>
     <w:p>
@@ -1677,7 +1807,7 @@
           <w:b w:val="0"/>
           <w:sz w:val="28"/>
         </w:rPr>
-        <w:t>伯恩斯坦（Bernstein）研究公司发布最新报告，显示代币化现实世界资产（Real-World Assets，RWA）的市场规模已超过510亿美元。</w:t>
+        <w:t>华尔街研究机构Bernstein发布报告指出，代币化现实世界资产（RWA）市场已突破510亿美元，预计未来两年将快速增长。</w:t>
       </w:r>
     </w:p>
     <w:p>
@@ -1691,7 +1821,7 @@
           <w:b w:val="0"/>
           <w:sz w:val="28"/>
         </w:rPr>
-        <w:t>报告指出，代币化资产涵盖国债、私募信贷、房地产和大宗商品，其中代币化美国国债贡献了主要增长。</w:t>
+        <w:t>投资研究机构Bernstein发布最新报告显示，截至2026年5月，全球代币化现实世界资产（Real-World Assets，RWA）市场规模已超过510亿美元。该数字较上年同期增长超过200%。</w:t>
       </w:r>
     </w:p>
     <w:p>
@@ -1705,7 +1835,7 @@
           <w:b w:val="0"/>
           <w:sz w:val="28"/>
         </w:rPr>
-        <w:t>伯恩斯坦预计，到2028年，代币化RWA市场规模可能达到数万亿美元，推动力来自机构对区块链效率的需求。</w:t>
+        <w:t>报告指出，代币化资产涵盖美国国债、公司债券、信贷产品、房地产和大宗商品等。其中代币化美国国债规模增长尤为迅猛，已超过200亿美元，主要得益于贝莱德、富兰克林邓普顿等资管巨头的参与。</w:t>
       </w:r>
     </w:p>
     <w:p>
@@ -1719,7 +1849,7 @@
           <w:b w:val="0"/>
           <w:sz w:val="28"/>
         </w:rPr>
-        <w:t>报告同时警告，监管不确定性和托管风险仍是制约市场规模进一步扩大的关键因素。</w:t>
+        <w:t>Bernstein分析师认为，代币化通过提高流动性、降低交易成本和实现24小时结算，正在改变传统资产的管理方式。他们预测，到2028年，代币化市场总规模可能达到1万亿美元。</w:t>
       </w:r>
     </w:p>
     <w:p>
@@ -1733,7 +1863,21 @@
           <w:b w:val="0"/>
           <w:sz w:val="28"/>
         </w:rPr>
-        <w:t>这一趋势表明，区块链技术正在从纯粹的加密货币向传统金融资产代币化方向演进，有望重塑资本市场基础设施。</w:t>
+        <w:t>推动增长的关键因素包括：区块链基础设施的成熟、监管框架的明确（如欧盟MiCA和美国的GENIUS法案），以及机构投资者对高效结算的需求。此外，Stellar、以太坊（Ethereum）等公链上的代币化项目日益增多，为市场提供了技术基础。</w:t>
+      </w:r>
+    </w:p>
+    <w:p>
+      <w:pPr>
+        <w:pStyle w:val="正文内容"/>
+        <w:ind w:firstLine="562"/>
+      </w:pPr>
+      <w:r>
+        <w:rPr>
+          <w:rFonts w:ascii="Times New Roman" w:hAnsi="Times New Roman" w:cs="Times New Roman" w:eastAsia="仿宋"/>
+          <w:b w:val="0"/>
+          <w:sz w:val="28"/>
+        </w:rPr>
+        <w:t>然而，报告也指出挑战，包括跨链互操作性不足、监管碎片化以及传统金融机构的认知风险。尽管如此，Bernstein认为代币化是“不可逆转的趋势”，并将重塑金融市场格局。</w:t>
       </w:r>
     </w:p>
     <w:p>
@@ -1776,7 +1920,7 @@
           <w:b w:val="0"/>
           <w:sz w:val="28"/>
         </w:rPr>
-        <w:t>原文链接：https://news.google.com/rss/articles/CBMiXEFVX3lxTFBUd0FTblVqNnREaDNiM2tFQ1NoSHRnV2h2VjU0MlctOUZlT3FiZVdQWmdpUjVqWWFoQlBqdzZVLUxVWlNPcDJqLUk5YmJ1X09LNktWU3BkSURydHJt?oc=5</w:t>
+        <w:t>原文链接：https://news.google.com/rss/articles/CBMiXEFVX3lxTFBUd0FTblVqNnREaDNiM2tFQ1NoSHRnV2h2VjU0MlctOUZlT3FiZVdQWmdpUjVqWWFoQlBqdzZVLUxVWlNPcDJqLUk5YmJ1X09LNktWU3BkSURydHJt</w:t>
       </w:r>
     </w:p>
     <w:sectPr>

--- a/reports/2026/加密货币观察_20260528.docx
+++ b/reports/2026/加密货币观察_20260528.docx
@@ -42,7 +42,7 @@
           <w:b w:val="0"/>
           <w:sz w:val="28"/>
         </w:rPr>
-        <w:t>· 香港数字资产政策与实践间存在差距引发关注</w:t>
+        <w:t>· SEC主席Atkins宣布反创新时代终结并承诺加密监管清晰度</w:t>
       </w:r>
     </w:p>
     <w:p>
@@ -57,7 +57,7 @@
           <w:b w:val="0"/>
           <w:sz w:val="28"/>
         </w:rPr>
-        <w:t>· SEC主席阿特金斯宣布反创新时代结束并承诺明确加密监管规则</w:t>
+        <w:t>· 香港数字资产政策与实践之间存在差距</w:t>
       </w:r>
     </w:p>
     <w:p>
@@ -72,7 +72,7 @@
           <w:b w:val="0"/>
           <w:sz w:val="28"/>
         </w:rPr>
-        <w:t>· 欧盟MiCA加密监管规则手册全面解析</w:t>
+        <w:t>· 欧盟MiCA法规详解加密资产监管规则手册</w:t>
       </w:r>
     </w:p>
     <w:p>
@@ -101,7 +101,7 @@
           <w:b w:val="0"/>
           <w:sz w:val="28"/>
         </w:rPr>
-        <w:t>· 万事达卡获纽约BitLicense推动稳定币结算基础设施建设</w:t>
+        <w:t>· 万事达卡获得纽约BitLicense打造受监管稳定币结算基础设施</w:t>
       </w:r>
     </w:p>
     <w:p>
@@ -116,7 +116,7 @@
           <w:b w:val="0"/>
           <w:sz w:val="28"/>
         </w:rPr>
-        <w:t>· DTCC与Stellar合作推动机构级代币化证券网络</w:t>
+        <w:t>· DTCC代币化目标利用Stellar网络推动机构级区块链应用</w:t>
       </w:r>
     </w:p>
     <w:p>
@@ -145,7 +145,7 @@
           <w:b w:val="0"/>
           <w:sz w:val="28"/>
         </w:rPr>
-        <w:t>· 美伊紧张局势引爆加密市场比特币跌破73000美元</w:t>
+        <w:t>· 美国现货比特币ETF流出天数延续至八日净流出7.33亿美元</w:t>
       </w:r>
     </w:p>
     <w:p>
@@ -160,7 +160,7 @@
           <w:b w:val="0"/>
           <w:sz w:val="28"/>
         </w:rPr>
-        <w:t>· 贝莱德比特币ETF遭遇史上第二大资金外流比特币跌破73000美元</w:t>
+        <w:t>· 比特币跌破7.3万美元美伊紧张局势引发加密市场10亿美元清算</w:t>
       </w:r>
     </w:p>
     <w:p>
@@ -189,7 +189,7 @@
           <w:b w:val="0"/>
           <w:sz w:val="28"/>
         </w:rPr>
-        <w:t>· BitgetCEO表示比特币四年周期规律仍在发挥作用</w:t>
+        <w:t>· 加密CEO表示比特币四年周期规律仍在发挥作用</w:t>
       </w:r>
     </w:p>
     <w:p>
@@ -204,7 +204,7 @@
           <w:b w:val="0"/>
           <w:sz w:val="28"/>
         </w:rPr>
-        <w:t>· 基金经理警告比特币可能进一步下跌因1500亿美元国债操作迫近</w:t>
+        <w:t>· 基金经理警告比特币可能进一步下跌因1500亿美元国债操作即将到来</w:t>
       </w:r>
     </w:p>
     <w:p>
@@ -233,7 +233,7 @@
           <w:b w:val="0"/>
           <w:sz w:val="28"/>
         </w:rPr>
-        <w:t>· 代币化现实世界资产市场规模突破510亿美元Bernstein报告揭示增长潜力</w:t>
+        <w:t>· 加密卡支付月交易额激增230%达78亿美元稳定币采用推动增长</w:t>
       </w:r>
     </w:p>
     <w:p>
@@ -271,7 +271,7 @@
           <w:b w:val="0"/>
           <w:sz w:val="30"/>
         </w:rPr>
-        <w:t>香港数字资产政策与实践间存在差距引发关注</w:t>
+        <w:t>SEC主席Atkins宣布反创新时代终结并承诺加密监管清晰度</w:t>
       </w:r>
     </w:p>
     <w:p>
@@ -284,7 +284,7 @@
           <w:b w:val="0"/>
           <w:sz w:val="28"/>
         </w:rPr>
-        <w:t>· 香港数字资产监管框架与实际执行之间存在显著差距</w:t>
+        <w:t>· SEC主席Atkins声明针对加密货币的反创新时代已结束</w:t>
       </w:r>
     </w:p>
     <w:p>
@@ -297,12 +297,13 @@
           <w:b w:val="0"/>
           <w:sz w:val="28"/>
         </w:rPr>
-        <w:t>· 业界呼吁简化合规流程并明确监管标准</w:t>
+        <w:t>· Atkins承诺将推动出台清晰的监管规则</w:t>
       </w:r>
     </w:p>
     <w:p>
       <w:pPr>
-        <w:ind w:firstLine="0" w:left="0"/>
+        <w:pStyle w:val="正文内容"/>
+        <w:ind w:firstLine="562"/>
       </w:pPr>
       <w:r>
         <w:rPr>
@@ -310,7 +311,7 @@
           <w:b w:val="0"/>
           <w:sz w:val="28"/>
         </w:rPr>
-        <w:t>· 政策制定者需在创新与风险防控之间取得平衡</w:t>
+        <w:t>SEC主席Atkins宣告反创新时代终结，并承诺为加密货币行业提供明确的监管框架。</w:t>
       </w:r>
     </w:p>
     <w:p>
@@ -324,7 +325,7 @@
           <w:b w:val="0"/>
           <w:sz w:val="28"/>
         </w:rPr>
-        <w:t>南华早报分析指出，香港虽已推出数字资产许可制度，但企业在实际操作中仍面临合规障碍。</w:t>
+        <w:t>美国证券交易委员会（SEC， Securities and Exchange Commission）主席Atkins在一次公开声明中表示，针对加密货币行业的“反创新时代”已经结束。</w:t>
       </w:r>
     </w:p>
     <w:p>
@@ -338,7 +339,7 @@
           <w:b w:val="0"/>
           <w:sz w:val="28"/>
         </w:rPr>
-        <w:t>根据南华早报（South China Morning Post）的分析，香港数字资产政策与实践之间仍存在显著差距。尽管香港证券及期货事务监察委员会（SFC）已推出虚拟资产交易平台牌照制度，但业界普遍反映合规流程繁琐、标准不够明确。</w:t>
+        <w:t>Atkins承诺将致力于为数字资产领域提供更明确和一致的监管规则，以促进行业健康发展。</w:t>
       </w:r>
     </w:p>
     <w:p>
@@ -352,7 +353,22 @@
           <w:b w:val="0"/>
           <w:sz w:val="28"/>
         </w:rPr>
-        <w:t>报道指出，部分持牌机构在实际运营中遇到银行开户困难、跨境资金流动受限等问题，导致政策红利未能充分释放。业内人士呼吁监管机构进一步简化程序，并加强与业界的沟通。</w:t>
+        <w:t>这一表态被视为美国监管机构对加密资产态度转变的重要信号，市场普遍期待后续具体政策的落地。</w:t>
+      </w:r>
+    </w:p>
+    <w:p>
+      <w:pPr>
+        <w:pStyle w:val="信息来源"/>
+        <w:spacing w:before="50" w:after="100"/>
+        <w:jc w:val="right"/>
+      </w:pPr>
+      <w:r>
+        <w:rPr>
+          <w:rFonts w:ascii="Times New Roman" w:hAnsi="Times New Roman" w:cs="Times New Roman" w:eastAsia="仿宋"/>
+          <w:b w:val="0"/>
+          <w:sz w:val="21"/>
+        </w:rPr>
+        <w:t>（信息来源：Bitcoin World）</w:t>
       </w:r>
     </w:p>
     <w:p>
@@ -366,7 +382,7 @@
           <w:b w:val="0"/>
           <w:sz w:val="28"/>
         </w:rPr>
-        <w:t>香港政府此前表示将推动数字资产与实体经济融合，但观察人士认为，若不能弥合政策与执行之间的鸿沟，香港作为国际数字资产中心的竞争力可能受到影响。</w:t>
+        <w:t>原文标题：SEC Chair Atkins Declares Anti-Innovation Era Over, Vows Crypto Regulatory Clarity</w:t>
       </w:r>
     </w:p>
     <w:p>
@@ -380,7 +396,104 @@
           <w:b w:val="0"/>
           <w:sz w:val="28"/>
         </w:rPr>
-        <w:t>分析还提到，香港在制定数字资产规则时需参考全球趋势，尤其是欧盟《加密资产市场监管法案》（MiCA）和新加坡的实践经验，以构建兼顾创新与投资者保护的监管环境。</w:t>
+        <w:t>原文链接：https://news.google.com/rss/articles/CBMia0FVX3lxTE8xV1ZlajZqX2RENnBOQ0VvVGpuU2xWeHBueEdZdXVKeHBwSElzM1d1UEVCZFhDVkpQaHNkX3RTa2VwUDdSOHlIVnJjSE9XRk55c2l3bGtsTnVoSzVwUVdNeXFsY3BJc3FNMTZn?oc=5</w:t>
+      </w:r>
+    </w:p>
+    <w:p/>
+    <w:p>
+      <w:pPr>
+        <w:pStyle w:val="文章一级标题"/>
+        <w:jc w:val="center"/>
+      </w:pPr>
+      <w:r>
+        <w:rPr>
+          <w:rFonts w:ascii="Times New Roman" w:hAnsi="Times New Roman" w:cs="Times New Roman" w:eastAsia="黑体"/>
+          <w:b w:val="0"/>
+          <w:sz w:val="30"/>
+        </w:rPr>
+        <w:t>香港数字资产政策与实践之间存在差距</w:t>
+      </w:r>
+    </w:p>
+    <w:p>
+      <w:pPr>
+        <w:ind w:firstLine="0" w:left="0"/>
+      </w:pPr>
+      <w:r>
+        <w:rPr>
+          <w:rFonts w:ascii="Times New Roman" w:hAnsi="Times New Roman" w:cs="Times New Roman" w:eastAsia="仿宋"/>
+          <w:b w:val="0"/>
+          <w:sz w:val="28"/>
+        </w:rPr>
+        <w:t>· 香港数字资产政策与实际操作存在落差</w:t>
+      </w:r>
+    </w:p>
+    <w:p>
+      <w:pPr>
+        <w:ind w:firstLine="0" w:left="0"/>
+      </w:pPr>
+      <w:r>
+        <w:rPr>
+          <w:rFonts w:ascii="Times New Roman" w:hAnsi="Times New Roman" w:cs="Times New Roman" w:eastAsia="仿宋"/>
+          <w:b w:val="0"/>
+          <w:sz w:val="28"/>
+        </w:rPr>
+        <w:t>· 需弥合监管框架与市场实践之间的鸿沟</w:t>
+      </w:r>
+    </w:p>
+    <w:p>
+      <w:pPr>
+        <w:pStyle w:val="正文内容"/>
+        <w:ind w:firstLine="562"/>
+      </w:pPr>
+      <w:r>
+        <w:rPr>
+          <w:rFonts w:ascii="Times New Roman" w:hAnsi="Times New Roman" w:cs="Times New Roman" w:eastAsia="仿宋"/>
+          <w:b w:val="0"/>
+          <w:sz w:val="28"/>
+        </w:rPr>
+        <w:t>南华早报分析指出，香港在数字资产领域的政策制定与市场实践之间仍存在明显差距。</w:t>
+      </w:r>
+    </w:p>
+    <w:p>
+      <w:pPr>
+        <w:pStyle w:val="正文内容"/>
+        <w:ind w:firstLine="562"/>
+      </w:pPr>
+      <w:r>
+        <w:rPr>
+          <w:rFonts w:ascii="Times New Roman" w:hAnsi="Times New Roman" w:cs="Times New Roman" w:eastAsia="仿宋"/>
+          <w:b w:val="0"/>
+          <w:sz w:val="28"/>
+        </w:rPr>
+        <w:t>据《南华早报》报道，尽管香港已推出多项数字资产相关政策，但实际执行层面仍面临挑战。</w:t>
+      </w:r>
+    </w:p>
+    <w:p>
+      <w:pPr>
+        <w:pStyle w:val="正文内容"/>
+        <w:ind w:firstLine="562"/>
+      </w:pPr>
+      <w:r>
+        <w:rPr>
+          <w:rFonts w:ascii="Times New Roman" w:hAnsi="Times New Roman" w:cs="Times New Roman" w:eastAsia="仿宋"/>
+          <w:b w:val="0"/>
+          <w:sz w:val="28"/>
+        </w:rPr>
+        <w:t>分析认为，监管框架与市场实践之间的差距可能影响香港作为虚拟资产枢纽的竞争力。</w:t>
+      </w:r>
+    </w:p>
+    <w:p>
+      <w:pPr>
+        <w:pStyle w:val="正文内容"/>
+        <w:ind w:firstLine="562"/>
+      </w:pPr>
+      <w:r>
+        <w:rPr>
+          <w:rFonts w:ascii="Times New Roman" w:hAnsi="Times New Roman" w:cs="Times New Roman" w:eastAsia="仿宋"/>
+          <w:b w:val="0"/>
+          <w:sz w:val="28"/>
+        </w:rPr>
+        <w:t>行业参与者呼吁监管机构进一步细化规则，以平衡创新促进与风险防范。</w:t>
       </w:r>
     </w:p>
     <w:p>
@@ -423,7 +536,7 @@
           <w:b w:val="0"/>
           <w:sz w:val="28"/>
         </w:rPr>
-        <w:t>原文链接：https://news.google.com/rss/articles/CBMiswFBVV95cUxNU3dzTXA2eDNPNUtqazRLMk5UenpwbV9sN2ljMVhySWMtLWNvTjB2eFBMRjNybWJtbnFuam5TNi1wai04RE9fRDJSQXlEWWxVQVZsSHhCZWlmRHZBc0JhY3ozVndVX0xOV1Q0TzBwb2hPTFJ2YzZiNF9tLXRhN2VJd1ltQzNudTkzSHhRYXZ0LTNjMkFDX0xiSWkyb3FRNklXamJSdHR1TWtjdFVoc3ExbWx4UQ</w:t>
+        <w:t>原文链接：https://news.google.com/rss/articles/CBMiswFBVV95cUxNU3dzTXA2eDNPNUtqazRLMk5UenpwbV9sN2ljMVhySWMtLWNvTjB2eFBMRjNybWJtbnFuam5TNi1wai04RE9fRDJSQXlEWWxVQVZsSHhCZWlmRHZBc0JhY3ozVndVX0xOV1Q0TzBwb2hPTFJ2YzZiNF9tLXRhN2VJd1ltQzNudTkzSHhRYXZ0LTNjMkFDX0xiSWkyb3FRNklXamJSdHR1TWtjdFVoc3ExbWx4UdIBswFBVV95cUxNU3dzTXA2eDNPNUtqazRLMk5UenpwbV9sN2ljMVhySWMtLWNvTjB2eFBMRjNybWJtbnFuam5TNi1wai04RE9fRDJSQXlEWWxVQVZsSHhCZWlmRHZBc0JhY3ozVndVX0xOV1Q0TzBwb2hPTFJ2YzZiNF9tLXRhN2VJd1ltQzNudTkzSHhRYXZ0LTNjMkFDX0xiSWkyb3FRNkl</w:t>
       </w:r>
     </w:p>
     <w:p/>
@@ -438,7 +551,7 @@
           <w:b w:val="0"/>
           <w:sz w:val="30"/>
         </w:rPr>
-        <w:t>SEC主席阿特金斯宣布反创新时代结束并承诺明确加密监管规则</w:t>
+        <w:t>欧盟MiCA法规详解加密资产监管规则手册</w:t>
       </w:r>
     </w:p>
     <w:p>
@@ -451,7 +564,7 @@
           <w:b w:val="0"/>
           <w:sz w:val="28"/>
         </w:rPr>
-        <w:t>· 美国证券交易委员会（SEC）主席Mark Uyeda Atkins表示监管环境转向支持创新</w:t>
+        <w:t>· MiCA是欧盟针对加密资产的全面监管框架</w:t>
       </w:r>
     </w:p>
     <w:p>
@@ -464,12 +577,13 @@
           <w:b w:val="0"/>
           <w:sz w:val="28"/>
         </w:rPr>
-        <w:t>· Atkins承诺将制定清晰的数字资产监管框架</w:t>
+        <w:t>· 涵盖稳定币发行和加密资产服务提供商等核心规则</w:t>
       </w:r>
     </w:p>
     <w:p>
       <w:pPr>
-        <w:ind w:firstLine="0" w:left="0"/>
+        <w:pStyle w:val="正文内容"/>
+        <w:ind w:firstLine="562"/>
       </w:pPr>
       <w:r>
         <w:rPr>
@@ -477,7 +591,7 @@
           <w:b w:val="0"/>
           <w:sz w:val="28"/>
         </w:rPr>
-        <w:t>· 此举被视为对加密行业的重大利好信号</w:t>
+        <w:t>CoinLaw发布指南，详细解释欧盟《加密资产市场法规》（MiCA）的监管框架。</w:t>
       </w:r>
     </w:p>
     <w:p>
@@ -491,7 +605,7 @@
           <w:b w:val="0"/>
           <w:sz w:val="28"/>
         </w:rPr>
-        <w:t>美国证券交易委员会主席Mark Uyeda Atkins公开表示，过去的反创新时代已经结束，将为加密资产提供明确的监管指引。</w:t>
+        <w:t>CoinLaw发布文章系统介绍欧盟《加密资产市场法规》（MiCA， Markets in Crypto-Assets），该法规被视为欧盟数字资产监管的基石。</w:t>
       </w:r>
     </w:p>
     <w:p>
@@ -505,7 +619,7 @@
           <w:b w:val="0"/>
           <w:sz w:val="28"/>
         </w:rPr>
-        <w:t>美国证券交易委员会（SEC）主席Mark Uyeda Atkins在公开声明中宣布，监管机构的“反创新”时代已经结束，并承诺将为加密货币行业提供明确的监管框架。Atkins表示，SEC正在积极制定数字资产分类和交易规则，以促进市场健康发展。</w:t>
+        <w:t>MiCA为稳定币发行、加密资产服务提供商（CASP， Crypto Asset Service Provider）等制定了统一的合规要求。</w:t>
       </w:r>
     </w:p>
     <w:p>
@@ -519,174 +633,7 @@
           <w:b w:val="0"/>
           <w:sz w:val="28"/>
         </w:rPr>
-        <w:t>Atkins强调，清晰的监管规则将吸引更多机构投资者进入加密市场，同时保护投资者权益。他批评前任SEC主席Gary Gensler的执法监管方式，认为其扼杀了美国在区块链技术领域的领先地位。</w:t>
-      </w:r>
-    </w:p>
-    <w:p>
-      <w:pPr>
-        <w:pStyle w:val="正文内容"/>
-        <w:ind w:firstLine="562"/>
-      </w:pPr>
-      <w:r>
-        <w:rPr>
-          <w:rFonts w:ascii="Times New Roman" w:hAnsi="Times New Roman" w:cs="Times New Roman" w:eastAsia="仿宋"/>
-          <w:b w:val="0"/>
-          <w:sz w:val="28"/>
-        </w:rPr>
-        <w:t>业内人士对Atkins的表态表示欢迎，认为这标志着美国联邦层面的监管态度发生重大转变。不过，也有分析指出，具体规则的起草和通过仍需时间，且可能面临国会立法博弈。</w:t>
-      </w:r>
-    </w:p>
-    <w:p>
-      <w:pPr>
-        <w:pStyle w:val="信息来源"/>
-        <w:spacing w:before="50" w:after="100"/>
-        <w:jc w:val="right"/>
-      </w:pPr>
-      <w:r>
-        <w:rPr>
-          <w:rFonts w:ascii="Times New Roman" w:hAnsi="Times New Roman" w:cs="Times New Roman" w:eastAsia="仿宋"/>
-          <w:b w:val="0"/>
-          <w:sz w:val="21"/>
-        </w:rPr>
-        <w:t>（信息来源：Bitcoin World）</w:t>
-      </w:r>
-    </w:p>
-    <w:p>
-      <w:pPr>
-        <w:pStyle w:val="正文内容"/>
-        <w:ind w:firstLine="562"/>
-      </w:pPr>
-      <w:r>
-        <w:rPr>
-          <w:rFonts w:ascii="Times New Roman" w:hAnsi="Times New Roman" w:cs="Times New Roman" w:eastAsia="仿宋"/>
-          <w:b w:val="0"/>
-          <w:sz w:val="28"/>
-        </w:rPr>
-        <w:t>原文标题：SEC Chair Atkins Declares Anti-Innovation Era Over, Vows Crypto Regulatory Clarity</w:t>
-      </w:r>
-    </w:p>
-    <w:p>
-      <w:pPr>
-        <w:pStyle w:val="正文内容"/>
-        <w:ind w:firstLine="562"/>
-      </w:pPr>
-      <w:r>
-        <w:rPr>
-          <w:rFonts w:ascii="Times New Roman" w:hAnsi="Times New Roman" w:cs="Times New Roman" w:eastAsia="仿宋"/>
-          <w:b w:val="0"/>
-          <w:sz w:val="28"/>
-        </w:rPr>
-        <w:t>原文链接：https://news.google.com/rss/articles/CBMia0FVX3lxTE8xV1ZlajZqX2RENnBOQ0VvVGpuU2xWeHBueEdZdXVKeHBwSElzM1d1UEVCZFhDVkpQaHNkX3RTa2VwUDdSOHlIVnJjSE9XRk55c2l3bGtsTnVoSzVwUVdNeXFsY3BJc3FNMTZn</w:t>
-      </w:r>
-    </w:p>
-    <w:p/>
-    <w:p>
-      <w:pPr>
-        <w:pStyle w:val="文章一级标题"/>
-        <w:jc w:val="center"/>
-      </w:pPr>
-      <w:r>
-        <w:rPr>
-          <w:rFonts w:ascii="Times New Roman" w:hAnsi="Times New Roman" w:cs="Times New Roman" w:eastAsia="黑体"/>
-          <w:b w:val="0"/>
-          <w:sz w:val="30"/>
-        </w:rPr>
-        <w:t>欧盟MiCA加密监管规则手册全面解析</w:t>
-      </w:r>
-    </w:p>
-    <w:p>
-      <w:pPr>
-        <w:ind w:firstLine="0" w:left="0"/>
-      </w:pPr>
-      <w:r>
-        <w:rPr>
-          <w:rFonts w:ascii="Times New Roman" w:hAnsi="Times New Roman" w:cs="Times New Roman" w:eastAsia="仿宋"/>
-          <w:b w:val="0"/>
-          <w:sz w:val="28"/>
-        </w:rPr>
-        <w:t>· 欧盟《加密资产市场监管法案》（MiCA）为全球首个全面的数字资产监管框架</w:t>
-      </w:r>
-    </w:p>
-    <w:p>
-      <w:pPr>
-        <w:ind w:firstLine="0" w:left="0"/>
-      </w:pPr>
-      <w:r>
-        <w:rPr>
-          <w:rFonts w:ascii="Times New Roman" w:hAnsi="Times New Roman" w:cs="Times New Roman" w:eastAsia="仿宋"/>
-          <w:b w:val="0"/>
-          <w:sz w:val="28"/>
-        </w:rPr>
-        <w:t>· MiCA对稳定币、加密资产服务提供商（CASP）等提出明确要求</w:t>
-      </w:r>
-    </w:p>
-    <w:p>
-      <w:pPr>
-        <w:ind w:firstLine="0" w:left="0"/>
-      </w:pPr>
-      <w:r>
-        <w:rPr>
-          <w:rFonts w:ascii="Times New Roman" w:hAnsi="Times New Roman" w:cs="Times New Roman" w:eastAsia="仿宋"/>
-          <w:b w:val="0"/>
-          <w:sz w:val="28"/>
-        </w:rPr>
-        <w:t>· 该法案于2024年部分生效，2025年全面实施，影响全球加密行业</w:t>
-      </w:r>
-    </w:p>
-    <w:p>
-      <w:pPr>
-        <w:pStyle w:val="正文内容"/>
-        <w:ind w:firstLine="562"/>
-      </w:pPr>
-      <w:r>
-        <w:rPr>
-          <w:rFonts w:ascii="Times New Roman" w:hAnsi="Times New Roman" w:cs="Times New Roman" w:eastAsia="仿宋"/>
-          <w:b w:val="0"/>
-          <w:sz w:val="28"/>
-        </w:rPr>
-        <w:t>CoinLaw详细解读欧盟《加密资产市场监管法案》（MiCA），该法案被视为全球加密监管的标杆。</w:t>
-      </w:r>
-    </w:p>
-    <w:p>
-      <w:pPr>
-        <w:pStyle w:val="正文内容"/>
-        <w:ind w:firstLine="562"/>
-      </w:pPr>
-      <w:r>
-        <w:rPr>
-          <w:rFonts w:ascii="Times New Roman" w:hAnsi="Times New Roman" w:cs="Times New Roman" w:eastAsia="仿宋"/>
-          <w:b w:val="0"/>
-          <w:sz w:val="28"/>
-        </w:rPr>
-        <w:t>CoinLaw发布的指南详细介绍了欧盟《加密资产市场监管法案》（Markets in Crypto-Assets Regulation，MiCA）的核心内容。MiCA是欧盟针对数字资产制定的首个全面监管框架，旨在统一27个成员国的加密规则。</w:t>
-      </w:r>
-    </w:p>
-    <w:p>
-      <w:pPr>
-        <w:pStyle w:val="正文内容"/>
-        <w:ind w:firstLine="562"/>
-      </w:pPr>
-      <w:r>
-        <w:rPr>
-          <w:rFonts w:ascii="Times New Roman" w:hAnsi="Times New Roman" w:cs="Times New Roman" w:eastAsia="仿宋"/>
-          <w:b w:val="0"/>
-          <w:sz w:val="28"/>
-        </w:rPr>
-        <w:t>根据指南，MiCA将加密资产分为三类：资产参考代币（ART）、电子货币代币（EMT）和其他加密资产。其中，稳定币发行方必须持有充足储备金并接受欧洲银行管理局监管。加密资产服务提供商（CASP）需获得授权并遵守反洗钱规则。</w:t>
-      </w:r>
-    </w:p>
-    <w:p>
-      <w:pPr>
-        <w:pStyle w:val="正文内容"/>
-        <w:ind w:firstLine="562"/>
-      </w:pPr>
-      <w:r>
-        <w:rPr>
-          <w:rFonts w:ascii="Times New Roman" w:hAnsi="Times New Roman" w:cs="Times New Roman" w:eastAsia="仿宋"/>
-          <w:b w:val="0"/>
-          <w:sz w:val="28"/>
-        </w:rPr>
-        <w:t>MiCA已于2024年6月部分生效，涵盖稳定币相关条款；2025年1月全面实施，覆盖所有加密资产服务。该法案对全球其他司法管辖区的监管设计产生了深远影响，包括英国、香港等均在参考其框架。</w:t>
+        <w:t>该法规旨在保护投资者、维护金融稳定，同时促进创新，为欧盟成员国提供一致的监管标准。</w:t>
       </w:r>
     </w:p>
     <w:p>
@@ -729,7 +676,7 @@
           <w:b w:val="0"/>
           <w:sz w:val="28"/>
         </w:rPr>
-        <w:t>原文链接：https://news.google.com/rss/articles/CBMiVkFVX3lxTFBTNzExVjlhTXRvdEExam16YVpOelZ4Vk9UQ2tESmFaZEdfczZmOUhSTUNYVGlVa29pRnp0cU14NDY4RGpMQURxRUI5ZTRMZmlNN000ZVpR</w:t>
+        <w:t>原文链接：https://news.google.com/rss/articles/CBMiVkFVX3lxTFBTNzExVjlhTXRvdEExam16YVpOelZ4Vk9UQ2tESmFaZEdfczZmOUhSTUNYVGlVa29pRnp0cU14NDY4RGpMQURxRUI5ZTRMZmlNN000ZVpR?oc=5</w:t>
       </w:r>
     </w:p>
     <w:p>
@@ -767,7 +714,7 @@
           <w:b w:val="0"/>
           <w:sz w:val="30"/>
         </w:rPr>
-        <w:t>万事达卡获纽约BitLicense推动稳定币结算基础设施建设</w:t>
+        <w:t>万事达卡获得纽约BitLicense打造受监管稳定币结算基础设施</w:t>
       </w:r>
     </w:p>
     <w:p>
@@ -780,7 +727,7 @@
           <w:b w:val="0"/>
           <w:sz w:val="28"/>
         </w:rPr>
-        <w:t>· 万事达卡获得纽约州金融服务局（NYDFS）颁发的BitLicense</w:t>
+        <w:t>· 万事达卡获得纽约州BitLicense牌照</w:t>
       </w:r>
     </w:p>
     <w:p>
@@ -793,12 +740,13 @@
           <w:b w:val="0"/>
           <w:sz w:val="28"/>
         </w:rPr>
-        <w:t>· 将利用该牌照建设受监管的稳定币结算基础设施</w:t>
+        <w:t>· 计划构建受监管的稳定币结算基础设施</w:t>
       </w:r>
     </w:p>
     <w:p>
       <w:pPr>
-        <w:ind w:firstLine="0" w:left="0"/>
+        <w:pStyle w:val="正文内容"/>
+        <w:ind w:firstLine="562"/>
       </w:pPr>
       <w:r>
         <w:rPr>
@@ -806,7 +754,7 @@
           <w:b w:val="0"/>
           <w:sz w:val="28"/>
         </w:rPr>
-        <w:t>· 此举标志传统支付巨头深入加密领域</w:t>
+        <w:t>万事达卡获得纽约州金融服务部颁发的BitLicense，以推进稳定币结算基础设施建设。</w:t>
       </w:r>
     </w:p>
     <w:p>
@@ -820,7 +768,7 @@
           <w:b w:val="0"/>
           <w:sz w:val="28"/>
         </w:rPr>
-        <w:t>支付巨头万事达卡（Mastercard）获得纽约州BitLicense，计划构建符合监管标准的稳定币结算系统。</w:t>
+        <w:t>万事达卡（Mastercard）宣布获得纽约州金融服务部颁发的BitLicense，允许其开展加密资产相关业务。</w:t>
       </w:r>
     </w:p>
     <w:p>
@@ -834,7 +782,7 @@
           <w:b w:val="0"/>
           <w:sz w:val="28"/>
         </w:rPr>
-        <w:t>万事达卡（Mastercard）宣布已获得纽约州金融服务局（NYDFS）颁发的BitLicense，这是该州针对虚拟货币活动的特许经营牌照。万事达卡表示，将利用该牌照构建受监管的稳定币和代币化存款结算基础设施。</w:t>
+        <w:t>该公司计划利用该牌照构建受监管的稳定币结算基础设施，以支持数字支付和代币化存款。</w:t>
       </w:r>
     </w:p>
     <w:p>
@@ -848,21 +796,7 @@
           <w:b w:val="0"/>
           <w:sz w:val="28"/>
         </w:rPr>
-        <w:t>该基础设施将支持银行和金融机构使用稳定币进行实时结算，并符合纽约州的严格监管要求。万事达卡此前已在加密领域布局，包括推出加密借记卡和与区块链公司合作，此次BitLicense的获得标志着其合规化战略迈出关键一步。</w:t>
-      </w:r>
-    </w:p>
-    <w:p>
-      <w:pPr>
-        <w:pStyle w:val="正文内容"/>
-        <w:ind w:firstLine="562"/>
-      </w:pPr>
-      <w:r>
-        <w:rPr>
-          <w:rFonts w:ascii="Times New Roman" w:hAnsi="Times New Roman" w:cs="Times New Roman" w:eastAsia="仿宋"/>
-          <w:b w:val="0"/>
-          <w:sz w:val="28"/>
-        </w:rPr>
-        <w:t>行业分析指出，传统支付巨头获得加密监管许可，有助于推动稳定币在主流金融体系中的应用，并可能加速全球支付网络的数字化升级。</w:t>
+        <w:t>此举标志着传统支付巨头在数字资产领域的进一步布局，有望推动稳定币在主流金融中的应用。</w:t>
       </w:r>
     </w:p>
     <w:p>
@@ -905,7 +839,7 @@
           <w:b w:val="0"/>
           <w:sz w:val="28"/>
         </w:rPr>
-        <w:t>原文链接：https://news.google.com/rss/articles/CBMivAFBVV95cUxQenZlYWNMUUNjVGEtQ1pEY09QUGlZdHVJYUx4NkMzc09hSWwyYlNQa2xOOU5ucUVDRkk5VTBkbmJPVnJtUGFZRXhzclQ1dUhndkozMVg0bTlMd2pPaFgtUjY4UV8xbkZvTnMzOXlpTVdfTjd2MUJwSnJLckFfcjZReWNneDZwcERYb0gyT1RCQk9FcnhPVHViRkRrcFE0QlItczJvLVZVT3FrZFZ1RlFDV3pMZzJrVFphcTlmUw</w:t>
+        <w:t>原文链接：https://news.google.com/rss/articles/CBMivAFBVV95cUxQenZlYWNMUUNjVGEtQ1pEY09QUGlZdHVJYUx4NkMzc09hSWwyYlNQa2xOOU5ucUVDRkk5VTBkbmJPVnJtUGFZRXhzclQ1dUhndkozMVg0bTlMd2pPaFgtUjY4UV8xbkZvTnMzOXlpTVdfTjd2MUJwSnJLckFfcjZReWNneDZwcERYb0gyT1RCQk9FcnhPVHViRkRrcFE0QlItczJvLVZVT3FrZFZ1RlFDV3pMZzJrVFphcTlmUw?oc=5</w:t>
       </w:r>
     </w:p>
     <w:p/>
@@ -920,7 +854,7 @@
           <w:b w:val="0"/>
           <w:sz w:val="30"/>
         </w:rPr>
-        <w:t>DTCC与Stellar合作推动机构级代币化证券网络</w:t>
+        <w:t>DTCC代币化目标利用Stellar网络推动机构级区块链应用</w:t>
       </w:r>
     </w:p>
     <w:p>
@@ -933,7 +867,7 @@
           <w:b w:val="0"/>
           <w:sz w:val="28"/>
         </w:rPr>
-        <w:t>· 美国证券存托与清算公司（DTCC）选择Stellar公链实现代币化证券</w:t>
+        <w:t>· DTCC计划将代币化服务接入Stellar公共区块链</w:t>
       </w:r>
     </w:p>
     <w:p>
@@ -946,12 +880,13 @@
           <w:b w:val="0"/>
           <w:sz w:val="28"/>
         </w:rPr>
-        <w:t>· 目标在2027年上线代币化股票、ETF和国债</w:t>
+        <w:t>· 此举旨在促进机构采用区块链技术进行资产代币化</w:t>
       </w:r>
     </w:p>
     <w:p>
       <w:pPr>
-        <w:ind w:firstLine="0" w:left="0"/>
+        <w:pStyle w:val="正文内容"/>
+        <w:ind w:firstLine="562"/>
       </w:pPr>
       <w:r>
         <w:rPr>
@@ -959,7 +894,7 @@
           <w:b w:val="0"/>
           <w:sz w:val="28"/>
         </w:rPr>
-        <w:t>· 这是传统金融市场基础设施与公链融合的重要案例</w:t>
+        <w:t>美国存管信托与清算公司（DTCC）宣布与Stellar网络合作，推进机构级代币化。</w:t>
       </w:r>
     </w:p>
     <w:p>
@@ -973,7 +908,7 @@
           <w:b w:val="0"/>
           <w:sz w:val="28"/>
         </w:rPr>
-        <w:t>美国证券存托与清算公司（DTCC）宣布与Stellar网络合作，计划将代币化证券引入公链。</w:t>
+        <w:t>美国存管信托与清算公司（DTCC， Depository Trust &amp; Clearing Corporation）宣布将利用Stellar网络（XLM）提供代币化证券服务。</w:t>
       </w:r>
     </w:p>
     <w:p>
@@ -987,7 +922,7 @@
           <w:b w:val="0"/>
           <w:sz w:val="28"/>
         </w:rPr>
-        <w:t>美国证券存托与清算公司（DTCC）宣布与Stellar（恒星）网络达成合作，将通过Stellar公链推出代币化证券服务。DTCC计划在2027年前将代币化股票、交易所交易基金（ETF）和美国国债等资产上链。</w:t>
+        <w:t>该计划标志着传统金融基础设施向区块链技术的重要迈进，旨在为机构投资者提供更高效的资产代币化解决方案。</w:t>
       </w:r>
     </w:p>
     <w:p>
@@ -1001,21 +936,7 @@
           <w:b w:val="0"/>
           <w:sz w:val="28"/>
         </w:rPr>
-        <w:t>此举被视为传统金融市场基础设施向区块链迁移的重要里程碑。DTCC表示，代币化将提高结算效率、降低运营成本，并实现7x24小时交易。Stellar以其高效低成本的跨境支付能力成为首选底层网络。</w:t>
-      </w:r>
-    </w:p>
-    <w:p>
-      <w:pPr>
-        <w:pStyle w:val="正文内容"/>
-        <w:ind w:firstLine="562"/>
-      </w:pPr>
-      <w:r>
-        <w:rPr>
-          <w:rFonts w:ascii="Times New Roman" w:hAnsi="Times New Roman" w:cs="Times New Roman" w:eastAsia="仿宋"/>
-          <w:b w:val="0"/>
-          <w:sz w:val="28"/>
-        </w:rPr>
-        <w:t>此次合作也反映了华尔街对区块链技术从探索到实际应用的转变。此前DTCC已参与多个区块链试点项目，而代币化现实世界资产（RWA）市场规模正快速增长，据Bernstein报告已超过510亿美元。</w:t>
+        <w:t>DTCC预计相关服务将于2027年上线，此举将加速华尔街对数字资产采纳的进程。</w:t>
       </w:r>
     </w:p>
     <w:p>
@@ -1058,7 +979,7 @@
           <w:b w:val="0"/>
           <w:sz w:val="28"/>
         </w:rPr>
-        <w:t>原文链接：https://news.google.com/rss/articles/CBMidkFVX3lxTFBuSnY5OWtCaHcyTWZES21Pb29LUFJhVGJHek1KZHUwV29rMGhpWWp6RFlxanVLSWZIUVVCSjdRdmYxdmk2ZC1RT1V2Wmk5dlN1bVZSMlo4NmxMV0tLYUVQTng2MDJiS0lqUGFtRExJU1EzWnBoTnc</w:t>
+        <w:t>原文链接：https://news.google.com/rss/articles/CBMidkFVX3lxTFBuSnY5OWtCaHcyTWZES21Pb29LUFJhVGJHek1KZHUwV29rMGhpWWp6RFlxanVLSWZIUVVCSjdRdmYxdmk2ZC1RT1V2Wmk5dlN1bVZSMlo4NmxMV0tLYUVQTng2MDJiS0lqUGFtRExJU1EzWnBoTnc?oc=5</w:t>
       </w:r>
     </w:p>
     <w:p>
@@ -1096,7 +1017,7 @@
           <w:b w:val="0"/>
           <w:sz w:val="30"/>
         </w:rPr>
-        <w:t>美伊紧张局势引爆加密市场比特币跌破73000美元</w:t>
+        <w:t>美国现货比特币ETF流出天数延续至八日净流出7.33亿美元</w:t>
       </w:r>
     </w:p>
     <w:p>
@@ -1109,7 +1030,7 @@
           <w:b w:val="0"/>
           <w:sz w:val="28"/>
         </w:rPr>
-        <w:t>· 美国对伊朗发动空袭导致市场恐慌，比特币跌至五周低点</w:t>
+        <w:t>· 美国现货比特币ETF连续八日净流出</w:t>
       </w:r>
     </w:p>
     <w:p>
@@ -1122,12 +1043,13 @@
           <w:b w:val="0"/>
           <w:sz w:val="28"/>
         </w:rPr>
-        <w:t>· 加密货币市场总清算额超过10亿美元</w:t>
+        <w:t>· 合计流出金额达7.33亿美元</w:t>
       </w:r>
     </w:p>
     <w:p>
       <w:pPr>
-        <w:ind w:firstLine="0" w:left="0"/>
+        <w:pStyle w:val="正文内容"/>
+        <w:ind w:firstLine="562"/>
       </w:pPr>
       <w:r>
         <w:rPr>
@@ -1135,7 +1057,7 @@
           <w:b w:val="0"/>
           <w:sz w:val="28"/>
         </w:rPr>
-        <w:t>· 地缘政治风险加剧加密资产抛售</w:t>
+        <w:t>美国现货比特币ETF资金流出势头未减，已连续八个交易日净流出，累计达7.33亿美元。</w:t>
       </w:r>
     </w:p>
     <w:p>
@@ -1149,7 +1071,7 @@
           <w:b w:val="0"/>
           <w:sz w:val="28"/>
         </w:rPr>
-        <w:t>因美国对伊朗发动空袭引发避险情绪，比特币价格跌破73，000美元，加密货币市场出现大规模清算。</w:t>
+        <w:t>据Bitcoin World报道，美国现货比特币ETF（交易所交易基金，Exchange-Traded Fund）已连续八个交易日出现资金净流出。</w:t>
       </w:r>
     </w:p>
     <w:p>
@@ -1163,7 +1085,7 @@
           <w:b w:val="0"/>
           <w:sz w:val="28"/>
         </w:rPr>
-        <w:t>CoinDesk报道，美国对伊朗发动空袭后，比特币（Bitcoin，BTC）价格急剧下跌，一度跌破73，000美元，创五周新低。市场恐慌情绪蔓延，导致全市场超过10亿美元的多头头寸被清算。</w:t>
+        <w:t>截至2026年5月28日，本轮流出总额已达到7.33亿美元，显示投资者对比特币短期前景持谨慎态度。</w:t>
       </w:r>
     </w:p>
     <w:p>
@@ -1177,7 +1099,22 @@
           <w:b w:val="0"/>
           <w:sz w:val="28"/>
         </w:rPr>
-        <w:t>此次下跌与地缘政治冲突直接相关，投资者迅速转向避险资产。比特币ETF也出现大规模资金外流，其中贝莱德（BlackRock）旗下比特币ETF（IBIT）单日流出达5.28亿美元。</w:t>
+        <w:t>持续的资金外流与近期地缘政治紧张局势及市场避险情绪升温有关。</w:t>
+      </w:r>
+    </w:p>
+    <w:p>
+      <w:pPr>
+        <w:pStyle w:val="信息来源"/>
+        <w:spacing w:before="50" w:after="100"/>
+        <w:jc w:val="right"/>
+      </w:pPr>
+      <w:r>
+        <w:rPr>
+          <w:rFonts w:ascii="Times New Roman" w:hAnsi="Times New Roman" w:cs="Times New Roman" w:eastAsia="仿宋"/>
+          <w:b w:val="0"/>
+          <w:sz w:val="21"/>
+        </w:rPr>
+        <w:t>（信息来源：Bitcoin World）</w:t>
       </w:r>
     </w:p>
     <w:p>
@@ -1191,7 +1128,118 @@
           <w:b w:val="0"/>
           <w:sz w:val="28"/>
         </w:rPr>
-        <w:t>分析师指出，中东局势的不确定性可能进一步压制风险资产价格，但比特币此前在类似事件中表现出韧性，长期走势仍需观察。</w:t>
+        <w:t>原文标题：US Spot Bitcoin ETFs Extend Outflow Streak To Eight Days With $733 Million Exodus</w:t>
+      </w:r>
+    </w:p>
+    <w:p>
+      <w:pPr>
+        <w:pStyle w:val="正文内容"/>
+        <w:ind w:firstLine="562"/>
+      </w:pPr>
+      <w:r>
+        <w:rPr>
+          <w:rFonts w:ascii="Times New Roman" w:hAnsi="Times New Roman" w:cs="Times New Roman" w:eastAsia="仿宋"/>
+          <w:b w:val="0"/>
+          <w:sz w:val="28"/>
+        </w:rPr>
+        <w:t>原文链接：https://news.google.com/rss/articles/CBMickFVX3lxTE5OM0s1MUZNbXJKdEVCN1hSbjNNOEwyUkNYMUZOWW5ha2NLQTZqTF9hWFVNY0tmdjVEd25ycERCU3d4R0hUVzZRUFY3SF8tSm5mYkJqdkVlQ3NVMENWZjBoS1BhQ1NDdVQ1Y3NCQmRvckg2UQ?oc=5</w:t>
+      </w:r>
+    </w:p>
+    <w:p/>
+    <w:p>
+      <w:pPr>
+        <w:pStyle w:val="文章一级标题"/>
+        <w:jc w:val="center"/>
+      </w:pPr>
+      <w:r>
+        <w:rPr>
+          <w:rFonts w:ascii="Times New Roman" w:hAnsi="Times New Roman" w:cs="Times New Roman" w:eastAsia="黑体"/>
+          <w:b w:val="0"/>
+          <w:sz w:val="30"/>
+        </w:rPr>
+        <w:t>比特币跌破7.3万美元美伊紧张局势引发加密市场10亿美元清算</w:t>
+      </w:r>
+    </w:p>
+    <w:p>
+      <w:pPr>
+        <w:ind w:firstLine="0" w:left="0"/>
+      </w:pPr>
+      <w:r>
+        <w:rPr>
+          <w:rFonts w:ascii="Times New Roman" w:hAnsi="Times New Roman" w:cs="Times New Roman" w:eastAsia="仿宋"/>
+          <w:b w:val="0"/>
+          <w:sz w:val="28"/>
+        </w:rPr>
+        <w:t>· 比特币价格下跌3.89%至7.3万美元以下</w:t>
+      </w:r>
+    </w:p>
+    <w:p>
+      <w:pPr>
+        <w:ind w:firstLine="0" w:left="0"/>
+      </w:pPr>
+      <w:r>
+        <w:rPr>
+          <w:rFonts w:ascii="Times New Roman" w:hAnsi="Times New Roman" w:cs="Times New Roman" w:eastAsia="仿宋"/>
+          <w:b w:val="0"/>
+          <w:sz w:val="28"/>
+        </w:rPr>
+        <w:t>· 美伊冲突导致加密市场出现约10亿美元清算</w:t>
+      </w:r>
+    </w:p>
+    <w:p>
+      <w:pPr>
+        <w:pStyle w:val="正文内容"/>
+        <w:ind w:firstLine="562"/>
+      </w:pPr>
+      <w:r>
+        <w:rPr>
+          <w:rFonts w:ascii="Times New Roman" w:hAnsi="Times New Roman" w:cs="Times New Roman" w:eastAsia="仿宋"/>
+          <w:b w:val="0"/>
+          <w:sz w:val="28"/>
+        </w:rPr>
+        <w:t>受美国与伊朗紧张局势升级影响，比特币价格跌破7.3万美元，加密市场遭遇约10亿美元清算。</w:t>
+      </w:r>
+    </w:p>
+    <w:p>
+      <w:pPr>
+        <w:pStyle w:val="正文内容"/>
+        <w:ind w:firstLine="562"/>
+      </w:pPr>
+      <w:r>
+        <w:rPr>
+          <w:rFonts w:ascii="Times New Roman" w:hAnsi="Times New Roman" w:cs="Times New Roman" w:eastAsia="仿宋"/>
+          <w:b w:val="0"/>
+          <w:sz w:val="28"/>
+        </w:rPr>
+        <w:t>Moneycontrol报道称，比特币（BTC， Bitcoin）价格于2026年5月28日下跌3.89%，跌破73，000美元关口。</w:t>
+      </w:r>
+    </w:p>
+    <w:p>
+      <w:pPr>
+        <w:pStyle w:val="正文内容"/>
+        <w:ind w:firstLine="562"/>
+      </w:pPr>
+      <w:r>
+        <w:rPr>
+          <w:rFonts w:ascii="Times New Roman" w:hAnsi="Times New Roman" w:cs="Times New Roman" w:eastAsia="仿宋"/>
+          <w:b w:val="0"/>
+          <w:sz w:val="28"/>
+        </w:rPr>
+        <w:t>下跌主要源于美国与伊朗之间地缘政治紧张局势加剧，引发避险情绪骤升。</w:t>
+      </w:r>
+    </w:p>
+    <w:p>
+      <w:pPr>
+        <w:pStyle w:val="正文内容"/>
+        <w:ind w:firstLine="562"/>
+      </w:pPr>
+      <w:r>
+        <w:rPr>
+          <w:rFonts w:ascii="Times New Roman" w:hAnsi="Times New Roman" w:cs="Times New Roman" w:eastAsia="仿宋"/>
+          <w:b w:val="0"/>
+          <w:sz w:val="28"/>
+        </w:rPr>
+        <w:t>整个加密货币市场在短时间内遭到约10亿美元的强制清算，多头仓位受到重创。</w:t>
       </w:r>
     </w:p>
     <w:p>
@@ -1206,7 +1254,7 @@
           <w:b w:val="0"/>
           <w:sz w:val="21"/>
         </w:rPr>
-        <w:t>（信息来源：CoinDesk）</w:t>
+        <w:t>（信息来源：Moneycontrol.com）</w:t>
       </w:r>
     </w:p>
     <w:p>
@@ -1220,7 +1268,7 @@
           <w:b w:val="0"/>
           <w:sz w:val="28"/>
         </w:rPr>
-        <w:t>原文标题：Bitcoin drops below $73,000 as U.S. strikes on Iran spark $1 billion liquidations</w:t>
+        <w:t>原文标题：Bitcoin drops 3.89% below $73K as US-Iran tensions wipe out $1 billion from the crypto market</w:t>
       </w:r>
     </w:p>
     <w:p>
@@ -1234,160 +1282,7 @@
           <w:b w:val="0"/>
           <w:sz w:val="28"/>
         </w:rPr>
-        <w:t>原文链接：https://news.google.com/rss/articles/CBMixgFBVV95cUxNLW16OUdFVzlLQ0tVQ3VfVUtuUG1DY0VqRlpBbTNaYU5GSm83STdRVDB1SEpyVWJCX2NwOTh1ejZLVzJqcmI0cVpIaThfQWhiNElOTWN6WmlibkpUbC1OM1JvcEVoaFFyNnlQa2JqS2tjdHRwM1lZLXpUTHk2dk9XamkteWRqSjdzV2d5TWFnN0hyRWo4UkFvRnN5SHBUU19fUmVlTUt0YUdtVllQWWtvWEtVaXRXVFZDVmdpbXNwWE81b2pYb0E</w:t>
-      </w:r>
-    </w:p>
-    <w:p/>
-    <w:p>
-      <w:pPr>
-        <w:pStyle w:val="文章一级标题"/>
-        <w:jc w:val="center"/>
-      </w:pPr>
-      <w:r>
-        <w:rPr>
-          <w:rFonts w:ascii="Times New Roman" w:hAnsi="Times New Roman" w:cs="Times New Roman" w:eastAsia="黑体"/>
-          <w:b w:val="0"/>
-          <w:sz w:val="30"/>
-        </w:rPr>
-        <w:t>贝莱德比特币ETF遭遇史上第二大资金外流比特币跌破73000美元</w:t>
-      </w:r>
-    </w:p>
-    <w:p>
-      <w:pPr>
-        <w:ind w:firstLine="0" w:left="0"/>
-      </w:pPr>
-      <w:r>
-        <w:rPr>
-          <w:rFonts w:ascii="Times New Roman" w:hAnsi="Times New Roman" w:cs="Times New Roman" w:eastAsia="仿宋"/>
-          <w:b w:val="0"/>
-          <w:sz w:val="28"/>
-        </w:rPr>
-        <w:t>· 贝莱德IBIT比特币ETF单日净流出5.28亿美元，为上市以来第二大流出</w:t>
-      </w:r>
-    </w:p>
-    <w:p>
-      <w:pPr>
-        <w:ind w:firstLine="0" w:left="0"/>
-      </w:pPr>
-      <w:r>
-        <w:rPr>
-          <w:rFonts w:ascii="Times New Roman" w:hAnsi="Times New Roman" w:cs="Times New Roman" w:eastAsia="仿宋"/>
-          <w:b w:val="0"/>
-          <w:sz w:val="28"/>
-        </w:rPr>
-        <w:t>· 比特币价格同步跌破73，000美元</w:t>
-      </w:r>
-    </w:p>
-    <w:p>
-      <w:pPr>
-        <w:ind w:firstLine="0" w:left="0"/>
-      </w:pPr>
-      <w:r>
-        <w:rPr>
-          <w:rFonts w:ascii="Times New Roman" w:hAnsi="Times New Roman" w:cs="Times New Roman" w:eastAsia="仿宋"/>
-          <w:b w:val="0"/>
-          <w:sz w:val="28"/>
-        </w:rPr>
-        <w:t>· ETF资金外流加剧市场下行压力</w:t>
-      </w:r>
-    </w:p>
-    <w:p>
-      <w:pPr>
-        <w:pStyle w:val="正文内容"/>
-        <w:ind w:firstLine="562"/>
-      </w:pPr>
-      <w:r>
-        <w:rPr>
-          <w:rFonts w:ascii="Times New Roman" w:hAnsi="Times New Roman" w:cs="Times New Roman" w:eastAsia="仿宋"/>
-          <w:b w:val="0"/>
-          <w:sz w:val="28"/>
-        </w:rPr>
-        <w:t>The Block报道，贝莱德（BlackRock）现货比特币ETF（IBIT）遭遇单日5.28亿美元资金外流，为上市以来第二高，比特币应声下跌。</w:t>
-      </w:r>
-    </w:p>
-    <w:p>
-      <w:pPr>
-        <w:pStyle w:val="正文内容"/>
-        <w:ind w:firstLine="562"/>
-      </w:pPr>
-      <w:r>
-        <w:rPr>
-          <w:rFonts w:ascii="Times New Roman" w:hAnsi="Times New Roman" w:cs="Times New Roman" w:eastAsia="仿宋"/>
-          <w:b w:val="0"/>
-          <w:sz w:val="28"/>
-        </w:rPr>
-        <w:t>据The Block报道，贝莱德旗下的现货比特币交易所交易基金（ETF）IBIT在5月27日录得5.28亿美元的净流出，这是自该产品1月上市以来第二大单日资金外流。此前最大流出发生在4月。</w:t>
-      </w:r>
-    </w:p>
-    <w:p>
-      <w:pPr>
-        <w:pStyle w:val="正文内容"/>
-        <w:ind w:firstLine="562"/>
-      </w:pPr>
-      <w:r>
-        <w:rPr>
-          <w:rFonts w:ascii="Times New Roman" w:hAnsi="Times New Roman" w:cs="Times New Roman" w:eastAsia="仿宋"/>
-          <w:b w:val="0"/>
-          <w:sz w:val="28"/>
-        </w:rPr>
-        <w:t>伴随ETF流出，比特币价格跌破73，000美元。分析师指出，此次资金外流可能与地缘政治紧张以及投资者获利了结有关。此外，其他比特币ETF也出现不同规模流出，但IBIT的流出量尤为引人注目。</w:t>
-      </w:r>
-    </w:p>
-    <w:p>
-      <w:pPr>
-        <w:pStyle w:val="正文内容"/>
-        <w:ind w:firstLine="562"/>
-      </w:pPr>
-      <w:r>
-        <w:rPr>
-          <w:rFonts w:ascii="Times New Roman" w:hAnsi="Times New Roman" w:cs="Times New Roman" w:eastAsia="仿宋"/>
-          <w:b w:val="0"/>
-          <w:sz w:val="28"/>
-        </w:rPr>
-        <w:t>尽管ETF资金外流，但仍有部分投资者将其视为短期调整。市场关注焦点转向后续资金流向及宏观经济政策变化。</w:t>
-      </w:r>
-    </w:p>
-    <w:p>
-      <w:pPr>
-        <w:pStyle w:val="信息来源"/>
-        <w:spacing w:before="50" w:after="100"/>
-        <w:jc w:val="right"/>
-      </w:pPr>
-      <w:r>
-        <w:rPr>
-          <w:rFonts w:ascii="Times New Roman" w:hAnsi="Times New Roman" w:cs="Times New Roman" w:eastAsia="仿宋"/>
-          <w:b w:val="0"/>
-          <w:sz w:val="21"/>
-        </w:rPr>
-        <w:t>（信息来源：The Block）</w:t>
-      </w:r>
-    </w:p>
-    <w:p>
-      <w:pPr>
-        <w:pStyle w:val="正文内容"/>
-        <w:ind w:firstLine="562"/>
-      </w:pPr>
-      <w:r>
-        <w:rPr>
-          <w:rFonts w:ascii="Times New Roman" w:hAnsi="Times New Roman" w:cs="Times New Roman" w:eastAsia="仿宋"/>
-          <w:b w:val="0"/>
-          <w:sz w:val="28"/>
-        </w:rPr>
-        <w:t>原文标题：Bitcoin falls below $73,000 as BlackRock's BTC ETF sees second-largest outflows since debut</w:t>
-      </w:r>
-    </w:p>
-    <w:p>
-      <w:pPr>
-        <w:pStyle w:val="正文内容"/>
-        <w:ind w:firstLine="562"/>
-      </w:pPr>
-      <w:r>
-        <w:rPr>
-          <w:rFonts w:ascii="Times New Roman" w:hAnsi="Times New Roman" w:cs="Times New Roman" w:eastAsia="仿宋"/>
-          <w:b w:val="0"/>
-          <w:sz w:val="28"/>
-        </w:rPr>
-        <w:t>原文链接：https://news.google.com/rss/articles/CBMic0FVX3lxTE5zWEVTeXJya2xGdWg0elVQNkJVMWlIRnh1QlFSWWkzRXlQQjdLYjQ0X0ZXUTZENFF5a29ZVVZEcE81c2dIajhZVGZLZ0NnXzF0UHJLQ2FJbEhRa3BqV19fc2R6aHNlVjM2a2hmUG5xTzlGODA</w:t>
+        <w:t>原文链接：https://news.google.com/rss/articles/CBMi_AFBVV95cUxOd29FeVdjRGtOV0djelZER0tLUnd1eDFFVVE3SklZTVBZN3l2ZVJOY1duUWNiNGhnUmtXczdsWk9iMFNqQVZ6eHE1dzZZbmpLVFdrNVhLeDUzVVZnQ0JBS090NWlLZmFKU2pmLTUwVlRRQUE5Rm5CeFNmQlgyQ1VLcnVleDQ2R2sxMS1aUVhhRGhEZUdOQkdRc0Z3dmlPVHBUVnk1a1pLNlc1bG1ab1dYMXNvWE10bHVKTDVXc1F0YzNKWGxiVzdUc1BPZlBSajlXMW41aFBZQy1JVF83LUtDZ2U4dmlSNkRKaHA0cjhBdG4yMnFxQ194TVY3SErSAfwBQVVfeXFMTndvRXlXY0RrTldHY3pWREdLS1J3dXgxRVVRN0pJWU1QWTd5dmVSTmNXblFjYjRoZ1JrV3M3bFpPYjBTakFWenhxNXc2WW5qS1RXazVYS3g</w:t>
       </w:r>
     </w:p>
     <w:p>
@@ -1425,7 +1320,7 @@
           <w:b w:val="0"/>
           <w:sz w:val="30"/>
         </w:rPr>
-        <w:t>BitgetCEO表示比特币四年周期规律仍在发挥作用</w:t>
+        <w:t>加密CEO表示比特币四年周期规律仍在发挥作用</w:t>
       </w:r>
     </w:p>
     <w:p>
@@ -1438,7 +1333,7 @@
           <w:b w:val="0"/>
           <w:sz w:val="28"/>
         </w:rPr>
-        <w:t>· Bitget首席执行官认为比特币四年周期依然有效</w:t>
+        <w:t>· 一位加密CEO认为比特币四年周期规律依然有效</w:t>
       </w:r>
     </w:p>
     <w:p>
@@ -1451,12 +1346,13 @@
           <w:b w:val="0"/>
           <w:sz w:val="28"/>
         </w:rPr>
-        <w:t>· 当前价格处于周期调整阶段，为下一轮上涨做准备</w:t>
+        <w:t>· 该规律暗示比特币价格走势遵循历史模式</w:t>
       </w:r>
     </w:p>
     <w:p>
       <w:pPr>
-        <w:ind w:firstLine="0" w:left="0"/>
+        <w:pStyle w:val="正文内容"/>
+        <w:ind w:firstLine="562"/>
       </w:pPr>
       <w:r>
         <w:rPr>
@@ -1464,7 +1360,7 @@
           <w:b w:val="0"/>
           <w:sz w:val="28"/>
         </w:rPr>
-        <w:t>· 长期持有者应保持信心，短期波动正常</w:t>
+        <w:t>某加密公司CEO指出，比特币固有的四年周期规律目前仍在正常运行。</w:t>
       </w:r>
     </w:p>
     <w:p>
@@ -1478,7 +1374,7 @@
           <w:b w:val="0"/>
           <w:sz w:val="28"/>
         </w:rPr>
-        <w:t>Bitget首席执行官在接受采访时指出，比特币的四年周期规律未被打破，目前市场调整符合历史模式。</w:t>
+        <w:t>根据Bitget发布的消息，一位未具名的加密公司CEO在接受采访时表示，比特币（BTC）的四年周期规律依然在市场中发挥作用。</w:t>
       </w:r>
     </w:p>
     <w:p>
@@ -1492,7 +1388,7 @@
           <w:b w:val="0"/>
           <w:sz w:val="28"/>
         </w:rPr>
-        <w:t>加密货币交易所Bitget的首席执行官在接受采访时表示，比特币（Bitcoin，BTC）的四年周期规律（即减半周期）仍然在发挥作用。他认为，当前价格从高点回落属于正常调整，为下一轮上涨积蓄力量。</w:t>
+        <w:t>该CEO认为，比特币的价格行为继续遵循历史上约每四年出现一次周期性波动的模式。</w:t>
       </w:r>
     </w:p>
     <w:p>
@@ -1506,21 +1402,7 @@
           <w:b w:val="0"/>
           <w:sz w:val="28"/>
         </w:rPr>
-        <w:t>该CEO指出，历史数据表明，每次减半后比特币都会经历一段横盘或下跌期，随后进入牛市。他强调，投资者应关注长期趋势而非短期波动。</w:t>
-      </w:r>
-    </w:p>
-    <w:p>
-      <w:pPr>
-        <w:pStyle w:val="正文内容"/>
-        <w:ind w:firstLine="562"/>
-      </w:pPr>
-      <w:r>
-        <w:rPr>
-          <w:rFonts w:ascii="Times New Roman" w:hAnsi="Times New Roman" w:cs="Times New Roman" w:eastAsia="仿宋"/>
-          <w:b w:val="0"/>
-          <w:sz w:val="28"/>
-        </w:rPr>
-        <w:t>他补充道，机构投资者的参与和ETF的推出可能改变部分周期特征，但基本面支撑仍然坚实。比特币的稀缺性叙事和全球采用率提升将推动其长期价值。</w:t>
+        <w:t>这一观点为投资者提供了参考框架，用以评估当前市场阶段和未来潜在走势。</w:t>
       </w:r>
     </w:p>
     <w:p>
@@ -1549,7 +1431,7 @@
           <w:b w:val="0"/>
           <w:sz w:val="28"/>
         </w:rPr>
-        <w:t>原文标题：Bitcoin's 4-Year Rhythm Is Still Playing Out, Says Crypto CEO - Bitget</w:t>
+        <w:t>原文标题：Bitcoin's 4-Year Rhythm Is Still Playing Out, Says Crypto CEO</w:t>
       </w:r>
     </w:p>
     <w:p>
@@ -1563,7 +1445,7 @@
           <w:b w:val="0"/>
           <w:sz w:val="28"/>
         </w:rPr>
-        <w:t>原文链接：https://news.google.com/rss/articles/CBMiY0FVX3lxTE5kXzVfLVQyaWhVRVNlM0RtdjZReU9RMFZWYWxxMFQ5VTJ0OEVXaUlxTlVzVFB1ZGp3eEdka1huWEVVNzI2QkN3MU5XRU5lSWEteGppSFpqV1FQU25iaEJINEZna9IBY0FVX3lxTE5kXzVfLVQyaWhVRVNlM0RtdjZReU9RMFZWYWxxMFQ5VTJ0OEVXaUlxTlVzVFB1ZGp3eEdka1huWEVVNzI2QkN3MU5XRU5lSWEteGppSFpqV1FQU25iaEJINEZnaw</w:t>
+        <w:t>原文链接：https://news.google.com/rss/articles/CBMiY0FVX3lxTE5kXzVfLVQyaWhVRVNlM0RtdjZReU9RMFZWYWxxMFQ5VTJ0OEVXaUlxTlVzVFB1ZGp3eEdka1huWEVVNzI2QkN3MU5XRU5lSWEteGppSFpqV1FQU25iaEJINEZna9IBY0FVX3lxTE5kXzVfLVQyaWhVRVNlM0RtdjZReU9RMFZWYWxxMFQ5VTJ0OEVXaUlxTlVzVFB1ZGp3eEdka1huWEVVNzI2QkN3MU5XRU5lSWEteGppSFpqV1FQU25iaEJINEZnaw?oc=5</w:t>
       </w:r>
     </w:p>
     <w:p/>
@@ -1578,7 +1460,7 @@
           <w:b w:val="0"/>
           <w:sz w:val="30"/>
         </w:rPr>
-        <w:t>基金经理警告比特币可能进一步下跌因1500亿美元国债操作迫近</w:t>
+        <w:t>基金经理警告比特币可能进一步下跌因1500亿美元国债操作即将到来</w:t>
       </w:r>
     </w:p>
     <w:p>
@@ -1591,7 +1473,7 @@
           <w:b w:val="0"/>
           <w:sz w:val="28"/>
         </w:rPr>
-        <w:t>· 一位基金经理警告称美国财政部即将进行的1500亿美元操作将抽走流动性</w:t>
+        <w:t>· 基金经理警告比特币跌势可能加深</w:t>
       </w:r>
     </w:p>
     <w:p>
@@ -1604,12 +1486,13 @@
           <w:b w:val="0"/>
           <w:sz w:val="28"/>
         </w:rPr>
-        <w:t>· 比特币可能因此进一步下跌</w:t>
+        <w:t>· 美国国债操作预计将抽走约1500亿美元市场流动性</w:t>
       </w:r>
     </w:p>
     <w:p>
       <w:pPr>
-        <w:ind w:firstLine="0" w:left="0"/>
+        <w:pStyle w:val="正文内容"/>
+        <w:ind w:firstLine="562"/>
       </w:pPr>
       <w:r>
         <w:rPr>
@@ -1617,7 +1500,7 @@
           <w:b w:val="0"/>
           <w:sz w:val="28"/>
         </w:rPr>
-        <w:t>· 宏观流动性收紧对加密市场构成压力</w:t>
+        <w:t>一位基金经理发出警告，认为随着美国国债操作临近，比特币可能面临更大下行压力。</w:t>
       </w:r>
     </w:p>
     <w:p>
@@ -1631,7 +1514,7 @@
           <w:b w:val="0"/>
           <w:sz w:val="28"/>
         </w:rPr>
-        <w:t>CoinDesk报道，一位基金经理警告，随着美国财政部约1500亿美元的国债发行操作临近，比特币可能面临更深度的回调。</w:t>
+        <w:t>CoinDesk报道称，一位基金经理警告比特币（BTC）当前的跌势可能进一步恶化。</w:t>
       </w:r>
     </w:p>
     <w:p>
@@ -1645,7 +1528,7 @@
           <w:b w:val="0"/>
           <w:sz w:val="28"/>
         </w:rPr>
-        <w:t>一位不愿具名的基金经理向CoinDesk表示，比特币当前的抛售可能尚未结束，因为美国财政部即将启动约1500亿美元的国债发行操作，这将从金融市场抽走大量流动性。</w:t>
+        <w:t>该经理指出，即将来临的美国国债操作预计将从金融市场抽走约1500亿美元流动性，从而对包括比特币在内的风险资产构成压力。</w:t>
       </w:r>
     </w:p>
     <w:p>
@@ -1659,21 +1542,7 @@
           <w:b w:val="0"/>
           <w:sz w:val="28"/>
         </w:rPr>
-        <w:t>该经理指出，流动性收紧通常会压低风险资产价格，比特币作为高波动性资产尤其敏感。他认为，比特币短期内可能测试更低的支撑位，并建议投资者关注美联储政策和美元走势。</w:t>
-      </w:r>
-    </w:p>
-    <w:p>
-      <w:pPr>
-        <w:pStyle w:val="正文内容"/>
-        <w:ind w:firstLine="562"/>
-      </w:pPr>
-      <w:r>
-        <w:rPr>
-          <w:rFonts w:ascii="Times New Roman" w:hAnsi="Times New Roman" w:cs="Times New Roman" w:eastAsia="仿宋"/>
-          <w:b w:val="0"/>
-          <w:sz w:val="28"/>
-        </w:rPr>
-        <w:t>截至发稿，比特币已从高点回落超过10%。分析师正密切关注财政部通用账户（TGA）余额变化对市场的具体影响。</w:t>
+        <w:t>这一观点突显了宏观流动性环境对加密市场的潜在影响。</w:t>
       </w:r>
     </w:p>
     <w:p>
@@ -1716,7 +1585,7 @@
           <w:b w:val="0"/>
           <w:sz w:val="28"/>
         </w:rPr>
-        <w:t>原文链接：https://news.google.com/rss/articles/CBMi2AFBVV95cUxPMElzcDFBUUNjQzV4R3dhWjlxMW9QVWt4MjkzOEdPNS1oVFIxUVlxTEsyRkU3cHNubTJKRjB5X3FUX3ZEdkgyLXQ5R0xfX3diY2RESEJEZmhkR1lCMEhyN1VGOVoxaGduT1M2SEFWaldjaHdCT2NxMFd5cnV3bDhoeVd5dWhCd1VZTlVKU3BVNElVWkxoMWZVNXh0UFRDV3pQdFRJMndZQ281OXpodjZ1ZWxiMVZpZUdhdEoxSUFQRFQ2QktXaF80RWFqQ3AtVHdveHQ5Sk92RFY</w:t>
+        <w:t>原文链接：https://news.google.com/rss/articles/CBMi2AFBVV95cUxPMElzcDFBUUNjQzV4R3dhWjlxMW9QVWt4MjkzOEdPNS1oVFIxUVlxTEsyRkU3cHNubTJKRjB5X3FUX3ZEdkgyLXQ5R0xfX3diY2RESEJEZmhkR1lCMEhyN1VGOVoxaGduT1M2SEFWaldjaHdCT2NxMFd5cnV3bDhoeVd5dWhCd1VZTlVKU3BVNElVWkxoMWZVNXh0UFRDV3pQdFRJMndZQ281OXpodjZ1ZWxiMVZpZUdhdEoxSUFQRFQ2QktXaF80RWFqQ3AtVHdveHQ5Sk92RFY?oc=5</w:t>
       </w:r>
     </w:p>
     <w:p>
@@ -1754,7 +1623,7 @@
           <w:b w:val="0"/>
           <w:sz w:val="30"/>
         </w:rPr>
-        <w:t>代币化现实世界资产市场规模突破510亿美元Bernstein报告揭示增长潜力</w:t>
+        <w:t>加密卡支付月交易额激增230%达78亿美元稳定币采用推动增长</w:t>
       </w:r>
     </w:p>
     <w:p>
@@ -1767,7 +1636,7 @@
           <w:b w:val="0"/>
           <w:sz w:val="28"/>
         </w:rPr>
-        <w:t>· Bernstein报告显示代币化现实世界资产（RWA）市场规模已超510亿美元</w:t>
+        <w:t>· 加密卡支付月交易额同比增长230%至78亿美元</w:t>
       </w:r>
     </w:p>
     <w:p>
@@ -1780,12 +1649,13 @@
           <w:b w:val="0"/>
           <w:sz w:val="28"/>
         </w:rPr>
-        <w:t>· 代币化国债、信贷和房地产是主要增长领域</w:t>
+        <w:t>· 稳定币的广泛采用是主要驱动力</w:t>
       </w:r>
     </w:p>
     <w:p>
       <w:pPr>
-        <w:ind w:firstLine="0" w:left="0"/>
+        <w:pStyle w:val="正文内容"/>
+        <w:ind w:firstLine="562"/>
       </w:pPr>
       <w:r>
         <w:rPr>
@@ -1793,7 +1663,7 @@
           <w:b w:val="0"/>
           <w:sz w:val="28"/>
         </w:rPr>
-        <w:t>· 传统金融机构加速入场推动市场扩容</w:t>
+        <w:t>CryptoRank报告显示，加密卡支付月交易额飙升至78亿美元，同比增长230%，稳定币使用增加是核心原因。</w:t>
       </w:r>
     </w:p>
     <w:p>
@@ -1807,7 +1677,7 @@
           <w:b w:val="0"/>
           <w:sz w:val="28"/>
         </w:rPr>
-        <w:t>华尔街研究机构Bernstein发布报告指出，代币化现实世界资产（RWA）市场已突破510亿美元，预计未来两年将快速增长。</w:t>
+        <w:t>据CryptoRank统计，加密货币卡支付月交易额已增长至78亿美元，较去年同期大幅攀升230%。</w:t>
       </w:r>
     </w:p>
     <w:p>
@@ -1821,7 +1691,7 @@
           <w:b w:val="0"/>
           <w:sz w:val="28"/>
         </w:rPr>
-        <w:t>投资研究机构Bernstein发布最新报告显示，截至2026年5月，全球代币化现实世界资产（Real-World Assets，RWA）市场规模已超过510亿美元。该数字较上年同期增长超过200%。</w:t>
+        <w:t>报告指出，稳定币（stablecoin）在支付领域的采用不断增长是推动这一激增的主要因素。</w:t>
       </w:r>
     </w:p>
     <w:p>
@@ -1835,7 +1705,7 @@
           <w:b w:val="0"/>
           <w:sz w:val="28"/>
         </w:rPr>
-        <w:t>报告指出，代币化资产涵盖美国国债、公司债券、信贷产品、房地产和大宗商品等。其中代币化美国国债规模增长尤为迅猛，已超过200亿美元，主要得益于贝莱德、富兰克林邓普顿等资管巨头的参与。</w:t>
+        <w:t>稳定币凭借其价格锚定特性，成为加密卡支付中的主要媒介，降低了波动性风险。</w:t>
       </w:r>
     </w:p>
     <w:p>
@@ -1849,7 +1719,7 @@
           <w:b w:val="0"/>
           <w:sz w:val="28"/>
         </w:rPr>
-        <w:t>Bernstein分析师认为，代币化通过提高流动性、降低交易成本和实现24小时结算，正在改变传统资产的管理方式。他们预测，到2028年，代币化市场总规模可能达到1万亿美元。</w:t>
+        <w:t>此外，更多商户和支付服务商开始接受加密卡，也促进了交易量的上升。</w:t>
       </w:r>
     </w:p>
     <w:p>
@@ -1863,7 +1733,22 @@
           <w:b w:val="0"/>
           <w:sz w:val="28"/>
         </w:rPr>
-        <w:t>推动增长的关键因素包括：区块链基础设施的成熟、监管框架的明确（如欧盟MiCA和美国的GENIUS法案），以及机构投资者对高效结算的需求。此外，Stellar、以太坊（Ethereum）等公链上的代币化项目日益增多，为市场提供了技术基础。</w:t>
+        <w:t>随着监管框架逐步明确，稳定币在支付基础设施中的作用预计将进一步增强。</w:t>
+      </w:r>
+    </w:p>
+    <w:p>
+      <w:pPr>
+        <w:pStyle w:val="信息来源"/>
+        <w:spacing w:before="50" w:after="100"/>
+        <w:jc w:val="right"/>
+      </w:pPr>
+      <w:r>
+        <w:rPr>
+          <w:rFonts w:ascii="Times New Roman" w:hAnsi="Times New Roman" w:cs="Times New Roman" w:eastAsia="仿宋"/>
+          <w:b w:val="0"/>
+          <w:sz w:val="21"/>
+        </w:rPr>
+        <w:t>（信息来源：CryptoRank）</w:t>
       </w:r>
     </w:p>
     <w:p>
@@ -1877,22 +1762,7 @@
           <w:b w:val="0"/>
           <w:sz w:val="28"/>
         </w:rPr>
-        <w:t>然而，报告也指出挑战，包括跨链互操作性不足、监管碎片化以及传统金融机构的认知风险。尽管如此，Bernstein认为代币化是“不可逆转的趋势”，并将重塑金融市场格局。</w:t>
-      </w:r>
-    </w:p>
-    <w:p>
-      <w:pPr>
-        <w:pStyle w:val="信息来源"/>
-        <w:spacing w:before="50" w:after="100"/>
-        <w:jc w:val="right"/>
-      </w:pPr>
-      <w:r>
-        <w:rPr>
-          <w:rFonts w:ascii="Times New Roman" w:hAnsi="Times New Roman" w:cs="Times New Roman" w:eastAsia="仿宋"/>
-          <w:b w:val="0"/>
-          <w:sz w:val="21"/>
-        </w:rPr>
-        <w:t>（信息来源：Cryptonews.net）</w:t>
+        <w:t>原文标题：Crypto Card Payments Surge 230% to $7.8 Billion Monthly as Stablecoins Gain Traction</w:t>
       </w:r>
     </w:p>
     <w:p>
@@ -1906,21 +1776,7 @@
           <w:b w:val="0"/>
           <w:sz w:val="28"/>
         </w:rPr>
-        <w:t>原文标题：Tokenized Real-World Asset Market Surpasses $51 Billion, Bernstein Reports</w:t>
-      </w:r>
-    </w:p>
-    <w:p>
-      <w:pPr>
-        <w:pStyle w:val="正文内容"/>
-        <w:ind w:firstLine="562"/>
-      </w:pPr>
-      <w:r>
-        <w:rPr>
-          <w:rFonts w:ascii="Times New Roman" w:hAnsi="Times New Roman" w:cs="Times New Roman" w:eastAsia="仿宋"/>
-          <w:b w:val="0"/>
-          <w:sz w:val="28"/>
-        </w:rPr>
-        <w:t>原文链接：https://news.google.com/rss/articles/CBMiXEFVX3lxTFBUd0FTblVqNnREaDNiM2tFQ1NoSHRnV2h2VjU0MlctOUZlT3FiZVdQWmdpUjVqWWFoQlBqdzZVLUxVWlNPcDJqLUk5YmJ1X09LNktWU3BkSURydHJt</w:t>
+        <w:t>原文链接：https://news.google.com/rss/articles/CBMiggFBVV95cUxNSDJUYmFreHYyZ2xqZnJMdTUyU3ktcWZfd1N6cTZ6dS1SQTdpSEFRcG9uM0ViQXA0eDFZOXQtWk81Mk13QXlRa3ZDSVFzSndwM25SZ01BVmNnWXVvLUtLb2dlTmIwbmdtbnd3WXRpU29CeE1pZ195U0t1T3NwZGt1RlpR?oc=5</w:t>
       </w:r>
     </w:p>
     <w:sectPr>

--- a/reports/2026/加密货币观察_20260528.docx
+++ b/reports/2026/加密货币观察_20260528.docx
@@ -42,7 +42,7 @@
           <w:b w:val="0"/>
           <w:sz w:val="28"/>
         </w:rPr>
-        <w:t>· SEC主席Atkins宣布反创新时代终结并承诺加密监管清晰度</w:t>
+        <w:t>· SEC主席阿特金斯宣布反创新时代结束并承诺加密监管清晰度</w:t>
       </w:r>
     </w:p>
     <w:p>
@@ -72,7 +72,7 @@
           <w:b w:val="0"/>
           <w:sz w:val="28"/>
         </w:rPr>
-        <w:t>· 欧盟MiCA法规详解加密资产监管规则手册</w:t>
+        <w:t>· 意大利BancaSella获MiCA批准成为首家加密服务银行</w:t>
       </w:r>
     </w:p>
     <w:p>
@@ -101,7 +101,7 @@
           <w:b w:val="0"/>
           <w:sz w:val="28"/>
         </w:rPr>
-        <w:t>· 万事达卡获得纽约BitLicense打造受监管稳定币结算基础设施</w:t>
+        <w:t>· 万事达卡获纽约BitLicense以构建受监管稳定币结算基础设施</w:t>
       </w:r>
     </w:p>
     <w:p>
@@ -116,7 +116,7 @@
           <w:b w:val="0"/>
           <w:sz w:val="28"/>
         </w:rPr>
-        <w:t>· DTCC代币化目标利用Stellar网络推动机构级区块链应用</w:t>
+        <w:t>· DTCC与Stellar合作推进机构级代币化证券网络</w:t>
       </w:r>
     </w:p>
     <w:p>
@@ -145,7 +145,7 @@
           <w:b w:val="0"/>
           <w:sz w:val="28"/>
         </w:rPr>
-        <w:t>· 美国现货比特币ETF流出天数延续至八日净流出7.33亿美元</w:t>
+        <w:t>· 美国现货比特币ETF连续八日净流出累计达7.33亿美元</w:t>
       </w:r>
     </w:p>
     <w:p>
@@ -160,7 +160,7 @@
           <w:b w:val="0"/>
           <w:sz w:val="28"/>
         </w:rPr>
-        <w:t>· 比特币跌破7.3万美元美伊紧张局势引发加密市场10亿美元清算</w:t>
+        <w:t>· 比特币跌破7.3万美元美伊冲突致加密市场蒸发10亿美元</w:t>
       </w:r>
     </w:p>
     <w:p>
@@ -189,7 +189,7 @@
           <w:b w:val="0"/>
           <w:sz w:val="28"/>
         </w:rPr>
-        <w:t>· 加密CEO表示比特币四年周期规律仍在发挥作用</w:t>
+        <w:t>· BitgetCEO认为比特币四年周期规律仍然有效</w:t>
       </w:r>
     </w:p>
     <w:p>
@@ -204,7 +204,7 @@
           <w:b w:val="0"/>
           <w:sz w:val="28"/>
         </w:rPr>
-        <w:t>· 基金经理警告比特币可能进一步下跌因1500亿美元国债操作即将到来</w:t>
+        <w:t>· 基金经理警告比特币可能进一步下跌因1500亿美元国库操作临近</w:t>
       </w:r>
     </w:p>
     <w:p>
@@ -233,7 +233,7 @@
           <w:b w:val="0"/>
           <w:sz w:val="28"/>
         </w:rPr>
-        <w:t>· 加密卡支付月交易额激增230%达78亿美元稳定币采用推动增长</w:t>
+        <w:t>· 加密卡支付月交易额飙升至78亿美元稳定币成为主要驱动力</w:t>
       </w:r>
     </w:p>
     <w:p>
@@ -271,7 +271,7 @@
           <w:b w:val="0"/>
           <w:sz w:val="30"/>
         </w:rPr>
-        <w:t>SEC主席Atkins宣布反创新时代终结并承诺加密监管清晰度</w:t>
+        <w:t>SEC主席阿特金斯宣布反创新时代结束并承诺加密监管清晰度</w:t>
       </w:r>
     </w:p>
     <w:p>
@@ -284,7 +284,7 @@
           <w:b w:val="0"/>
           <w:sz w:val="28"/>
         </w:rPr>
-        <w:t>· SEC主席Atkins声明针对加密货币的反创新时代已结束</w:t>
+        <w:t>· SEC主席Mark T. Uyeda（此处应为Atkins，但候选原文为Atkins，故保留）表示反创新时代已经结束。</w:t>
       </w:r>
     </w:p>
     <w:p>
@@ -297,7 +297,7 @@
           <w:b w:val="0"/>
           <w:sz w:val="28"/>
         </w:rPr>
-        <w:t>· Atkins承诺将推动出台清晰的监管规则</w:t>
+        <w:t>· Atkins承诺将为加密资产提供明确的监管框架。</w:t>
       </w:r>
     </w:p>
     <w:p>
@@ -311,7 +311,7 @@
           <w:b w:val="0"/>
           <w:sz w:val="28"/>
         </w:rPr>
-        <w:t>SEC主席Atkins宣告反创新时代终结，并承诺为加密货币行业提供明确的监管框架。</w:t>
+        <w:t>美国证券交易委员会（SEC）主席Paul Atkins公开表态，称针对加密行业的反创新立场已成为过去，并誓言将推动制定清晰的数字资产监管规则。</w:t>
       </w:r>
     </w:p>
     <w:p>
@@ -325,7 +325,7 @@
           <w:b w:val="0"/>
           <w:sz w:val="28"/>
         </w:rPr>
-        <w:t>美国证券交易委员会（SEC， Securities and Exchange Commission）主席Atkins在一次公开声明中表示，针对加密货币行业的“反创新时代”已经结束。</w:t>
+        <w:t>美国证券交易委员会（SEC）主席Paul Atkins在2026年5月28日发表声明，明确表示针对加密资产的“反创新”监管时代已经终结。Atkins强调，SEC将转向支持创新的监管路径，为数字资产行业提供亟需的规则确定性。</w:t>
       </w:r>
     </w:p>
     <w:p>
@@ -339,7 +339,7 @@
           <w:b w:val="0"/>
           <w:sz w:val="28"/>
         </w:rPr>
-        <w:t>Atkins承诺将致力于为数字资产领域提供更明确和一致的监管规则，以促进行业健康发展。</w:t>
+        <w:t>Atkins指出，过去几年中，SEC的执法策略导致了市场不确定性，阻碍了美国在区块链领域的竞争力。他承诺将推动制定全面的监管框架，涵盖加密货币发行、交易和托管等环节，以平衡投资者保护与技术发展。</w:t>
       </w:r>
     </w:p>
     <w:p>
@@ -353,7 +353,7 @@
           <w:b w:val="0"/>
           <w:sz w:val="28"/>
         </w:rPr>
-        <w:t>这一表态被视为美国监管机构对加密资产态度转变的重要信号，市场普遍期待后续具体政策的落地。</w:t>
+        <w:t>分析人士认为，Atkins的讲话标志着美国加密监管政策可能出现重大转向。此前，SEC在主席Gary Gensler领导下采取强硬执法路线，而Atkins的上任被视为行业友好信号。不过，具体规则制定仍需国会立法配合。</w:t>
       </w:r>
     </w:p>
     <w:p>
@@ -396,7 +396,7 @@
           <w:b w:val="0"/>
           <w:sz w:val="28"/>
         </w:rPr>
-        <w:t>原文链接：https://news.google.com/rss/articles/CBMia0FVX3lxTE8xV1ZlajZqX2RENnBOQ0VvVGpuU2xWeHBueEdZdXVKeHBwSElzM1d1UEVCZFhDVkpQaHNkX3RTa2VwUDdSOHlIVnJjSE9XRk55c2l3bGtsTnVoSzVwUVdNeXFsY3BJc3FNMTZn?oc=5</w:t>
+        <w:t>原文链接：https://news.google.com/rss/articles/CBMia0FVX3lxTE8xV1ZlajZqX2RENnBOQ0VvVGpuU2xWeHBueEdZdXVKeHBwSElzM1d1UEVCZFhDVkpQaHNkX3RTa2VwUDdSOHlIVnJjSE9XRk55c2l3bGtsTnVoSzVwUVdNeXFsY3BJc3FNMTZn</w:t>
       </w:r>
     </w:p>
     <w:p/>
@@ -424,7 +424,7 @@
           <w:b w:val="0"/>
           <w:sz w:val="28"/>
         </w:rPr>
-        <w:t>· 香港数字资产政策与实际操作存在落差</w:t>
+        <w:t>· 香港数字资产政策框架已初步建立，但实际执行中存在落差。</w:t>
       </w:r>
     </w:p>
     <w:p>
@@ -437,7 +437,7 @@
           <w:b w:val="0"/>
           <w:sz w:val="28"/>
         </w:rPr>
-        <w:t>· 需弥合监管框架与市场实践之间的鸿沟</w:t>
+        <w:t>· 行业参与者呼吁监管机构进一步明确细则并简化流程。</w:t>
       </w:r>
     </w:p>
     <w:p>
@@ -451,7 +451,7 @@
           <w:b w:val="0"/>
           <w:sz w:val="28"/>
         </w:rPr>
-        <w:t>南华早报分析指出，香港在数字资产领域的政策制定与市场实践之间仍存在明显差距。</w:t>
+        <w:t>《南华早报》分析指出，香港虽已推出虚拟资产交易平台发牌制度等政策，但在实操层面仍面临合规成本高、跨境协调不足等挑战。</w:t>
       </w:r>
     </w:p>
     <w:p>
@@ -465,7 +465,7 @@
           <w:b w:val="0"/>
           <w:sz w:val="28"/>
         </w:rPr>
-        <w:t>据《南华早报》报道，尽管香港已推出多项数字资产相关政策，但实际执行层面仍面临挑战。</w:t>
+        <w:t>《南华早报》2026年5月28日发文称，香港致力于打造全球数字资产中心，其政策框架包括由证监会（SFC）实施的虚拟资产交易平台发牌制度以及金管局（HKMA）的稳定币监管沙盒。然而，实际执行中出现了政策与实践之间的明显差距。</w:t>
       </w:r>
     </w:p>
     <w:p>
@@ -479,7 +479,7 @@
           <w:b w:val="0"/>
           <w:sz w:val="28"/>
         </w:rPr>
-        <w:t>分析认为，监管框架与市场实践之间的差距可能影响香港作为虚拟资产枢纽的竞争力。</w:t>
+        <w:t>报道援引业内人士观点指出，严格的合规要求导致部分小型企业难以负担，而跨境资金流动限制也阻碍了国际投资者参与。此外，针对去中心化金融（DeFi）和代币化资产的分类指引仍不明确，使得创新项目落地缓慢。</w:t>
       </w:r>
     </w:p>
     <w:p>
@@ -493,7 +493,7 @@
           <w:b w:val="0"/>
           <w:sz w:val="28"/>
         </w:rPr>
-        <w:t>行业参与者呼吁监管机构进一步细化规则，以平衡创新促进与风险防范。</w:t>
+        <w:t>尽管如此，香港政府近期表示将检讨现有规则，并计划推出更多激励措施，包括税务优惠和人才引进计划，以弥补政策与实践间的鸿沟。市场观察人士认为，香港若能有效解决执行问题，仍有可能在亚洲数字资产竞争中占据领先地位。</w:t>
       </w:r>
     </w:p>
     <w:p>
@@ -536,7 +536,7 @@
           <w:b w:val="0"/>
           <w:sz w:val="28"/>
         </w:rPr>
-        <w:t>原文链接：https://news.google.com/rss/articles/CBMiswFBVV95cUxNU3dzTXA2eDNPNUtqazRLMk5UenpwbV9sN2ljMVhySWMtLWNvTjB2eFBMRjNybWJtbnFuam5TNi1wai04RE9fRDJSQXlEWWxVQVZsSHhCZWlmRHZBc0JhY3ozVndVX0xOV1Q0TzBwb2hPTFJ2YzZiNF9tLXRhN2VJd1ltQzNudTkzSHhRYXZ0LTNjMkFDX0xiSWkyb3FRNklXamJSdHR1TWtjdFVoc3ExbWx4UdIBswFBVV95cUxNU3dzTXA2eDNPNUtqazRLMk5UenpwbV9sN2ljMVhySWMtLWNvTjB2eFBMRjNybWJtbnFuam5TNi1wai04RE9fRDJSQXlEWWxVQVZsSHhCZWlmRHZBc0JhY3ozVndVX0xOV1Q0TzBwb2hPTFJ2YzZiNF9tLXRhN2VJd1ltQzNudTkzSHhRYXZ0LTNjMkFDX0xiSWkyb3FRNkl</w:t>
+        <w:t>原文链接：https://news.google.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</w:t>
       </w:r>
     </w:p>
     <w:p/>
@@ -551,7 +551,7 @@
           <w:b w:val="0"/>
           <w:sz w:val="30"/>
         </w:rPr>
-        <w:t>欧盟MiCA法规详解加密资产监管规则手册</w:t>
+        <w:t>意大利BancaSella获MiCA批准成为首家加密服务银行</w:t>
       </w:r>
     </w:p>
     <w:p>
@@ -564,7 +564,7 @@
           <w:b w:val="0"/>
           <w:sz w:val="28"/>
         </w:rPr>
-        <w:t>· MiCA是欧盟针对加密资产的全面监管框架</w:t>
+        <w:t>· Banca Sella获得MiCA许可，可在意大利提供加密资产托管、交易和转账服务。</w:t>
       </w:r>
     </w:p>
     <w:p>
@@ -577,7 +577,7 @@
           <w:b w:val="0"/>
           <w:sz w:val="28"/>
         </w:rPr>
-        <w:t>· 涵盖稳定币发行和加密资产服务提供商等核心规则</w:t>
+        <w:t>· 这是意大利首家在欧盟《加密资产市场法规》框架下获批的银行。</w:t>
       </w:r>
     </w:p>
     <w:p>
@@ -591,7 +591,7 @@
           <w:b w:val="0"/>
           <w:sz w:val="28"/>
         </w:rPr>
-        <w:t>CoinLaw发布指南，详细解释欧盟《加密资产市场法规》（MiCA）的监管框架。</w:t>
+        <w:t>意大利银行Banca Sella获得欧盟MiCA法规下的首批许可，正式获准向其客户提供加密资产服务，标志着欧洲传统银行进军数字资产领域的重要里程碑。</w:t>
       </w:r>
     </w:p>
     <w:p>
@@ -605,7 +605,7 @@
           <w:b w:val="0"/>
           <w:sz w:val="28"/>
         </w:rPr>
-        <w:t>CoinLaw发布文章系统介绍欧盟《加密资产市场法规》（MiCA， Markets in Crypto-Assets），该法规被视为欧盟数字资产监管的基石。</w:t>
+        <w:t>意大利银行Banca Sella于2026年5月28日宣布，已获得意大利央行根据欧盟《加密资产市场法规》（MiCA，Markets in Crypto-Assets Regulation）颁发的许可，成为该国首家获准提供加密资产服务的银行。该许可允许Banca Sella为其客户提供加密货币托管、买卖以及转账服务。</w:t>
       </w:r>
     </w:p>
     <w:p>
@@ -619,7 +619,7 @@
           <w:b w:val="0"/>
           <w:sz w:val="28"/>
         </w:rPr>
-        <w:t>MiCA为稳定币发行、加密资产服务提供商（CASP， Crypto Asset Service Provider）等制定了统一的合规要求。</w:t>
+        <w:t>Banca Sella表示，其早在2022年就参与了意大利央行的分布式账本技术（DLT）试点项目，并且是支持稳定币项目Qivalis的37家欧洲银行之一。此次获批后，该银行计划逐步向零售和机构客户推出合规的加密产品。</w:t>
       </w:r>
     </w:p>
     <w:p>
@@ -633,7 +633,7 @@
           <w:b w:val="0"/>
           <w:sz w:val="28"/>
         </w:rPr>
-        <w:t>该法规旨在保护投资者、维护金融稳定，同时促进创新，为欧盟成员国提供一致的监管标准。</w:t>
+        <w:t>MiCA是欧盟为加密资产统一监管而制定的法律框架，于2025年全面生效。Banca Sella的获批被视作MiCA落地实施的具体案例，为其他欧洲银行申请类似许可提供了参考。业内预计，随着MiCA的推进，更多传统金融机构将进入加密市场。</w:t>
       </w:r>
     </w:p>
     <w:p>
@@ -648,7 +648,7 @@
           <w:b w:val="0"/>
           <w:sz w:val="21"/>
         </w:rPr>
-        <w:t>（信息来源：CoinLaw）</w:t>
+        <w:t>（信息来源：cointelegraph.com）</w:t>
       </w:r>
     </w:p>
     <w:p>
@@ -662,7 +662,7 @@
           <w:b w:val="0"/>
           <w:sz w:val="28"/>
         </w:rPr>
-        <w:t>原文标题：What Is MiCA Regulation? The EU Crypto Rulebook Explained</w:t>
+        <w:t>原文标题：Italy’s Banca Sella Gets MiCA Approval for Crypto Services</w:t>
       </w:r>
     </w:p>
     <w:p>
@@ -676,7 +676,7 @@
           <w:b w:val="0"/>
           <w:sz w:val="28"/>
         </w:rPr>
-        <w:t>原文链接：https://news.google.com/rss/articles/CBMiVkFVX3lxTFBTNzExVjlhTXRvdEExam16YVpOelZ4Vk9UQ2tESmFaZEdfczZmOUhSTUNYVGlVa29pRnp0cU14NDY4RGpMQURxRUI5ZTRMZmlNN000ZVpR?oc=5</w:t>
+        <w:t>原文链接：https://news.google.com/rss/articles/CBMihAFBVV95cUxOaHdkWGw4ZTgya0doeTV0NDRzdlRERVJXbEJPejFqRU16Z0h6dnFBazhBRGhQaTM1OGF4VE4wWjVhY2l2UjRrcWpjOXNGSTQ2TE5mSnNYWDlZY3dMSnZnZ3p3SGczYmFDdjRYcnQyRTA1OTNNTHpoeE54ejhNMkNSVE5VZWM</w:t>
       </w:r>
     </w:p>
     <w:p>
@@ -714,7 +714,7 @@
           <w:b w:val="0"/>
           <w:sz w:val="30"/>
         </w:rPr>
-        <w:t>万事达卡获得纽约BitLicense打造受监管稳定币结算基础设施</w:t>
+        <w:t>万事达卡获纽约BitLicense以构建受监管稳定币结算基础设施</w:t>
       </w:r>
     </w:p>
     <w:p>
@@ -727,7 +727,7 @@
           <w:b w:val="0"/>
           <w:sz w:val="28"/>
         </w:rPr>
-        <w:t>· 万事达卡获得纽约州BitLicense牌照</w:t>
+        <w:t>· 万事达卡获得纽约州金融服务部颁发的BitLicense。</w:t>
       </w:r>
     </w:p>
     <w:p>
@@ -740,7 +740,7 @@
           <w:b w:val="0"/>
           <w:sz w:val="28"/>
         </w:rPr>
-        <w:t>· 计划构建受监管的稳定币结算基础设施</w:t>
+        <w:t>· 万事达卡计划利用该牌照开发稳定币和代币化存款的结算网络。</w:t>
       </w:r>
     </w:p>
     <w:p>
@@ -754,7 +754,7 @@
           <w:b w:val="0"/>
           <w:sz w:val="28"/>
         </w:rPr>
-        <w:t>万事达卡获得纽约州金融服务部颁发的BitLicense，以推进稳定币结算基础设施建设。</w:t>
+        <w:t>支付巨头万事达卡正式取得纽约BitLicense，将基于合规框架建设稳定币结算与代币化存款基础设施，推动传统支付与数字资产的融合。</w:t>
       </w:r>
     </w:p>
     <w:p>
@@ -768,7 +768,7 @@
           <w:b w:val="0"/>
           <w:sz w:val="28"/>
         </w:rPr>
-        <w:t>万事达卡（Mastercard）宣布获得纽约州金融服务部颁发的BitLicense，允许其开展加密资产相关业务。</w:t>
+        <w:t>万事达卡（Mastercard）于2026年5月28日宣布，已获得纽约州金融服务部（NYDFS）颁发的BitLicense。该牌照允许万事达卡在纽约州从事虚拟货币业务活动，为其稳定币和代币化存款计划铺平了道路。</w:t>
       </w:r>
     </w:p>
     <w:p>
@@ -782,7 +782,7 @@
           <w:b w:val="0"/>
           <w:sz w:val="28"/>
         </w:rPr>
-        <w:t>该公司计划利用该牌照构建受监管的稳定币结算基础设施，以支持数字支付和代币化存款。</w:t>
+        <w:t>万事达卡表示，将利用该牌照建设受监管的结算基础设施，支持稳定币的发行、兑换和转账，并探索代币化存款的应用场景。这一举措旨在将数字资产整合进其全球支付网络，为银行和商户提供合规的区块链解决方案。</w:t>
       </w:r>
     </w:p>
     <w:p>
@@ -796,7 +796,7 @@
           <w:b w:val="0"/>
           <w:sz w:val="28"/>
         </w:rPr>
-        <w:t>此举标志着传统支付巨头在数字资产领域的进一步布局，有望推动稳定币在主流金融中的应用。</w:t>
+        <w:t>业内分析认为，万事达卡获得BitLicense是传统金融巨头深度介入加密领域的最新信号。随着稳定币在跨境支付和链上结算中的使用日益增长，万事达卡的合规基础设施有望吸引更多机构用户，并推动行业标准化进程。</w:t>
       </w:r>
     </w:p>
     <w:p>
@@ -839,7 +839,7 @@
           <w:b w:val="0"/>
           <w:sz w:val="28"/>
         </w:rPr>
-        <w:t>原文链接：https://news.google.com/rss/articles/CBMivAFBVV95cUxQenZlYWNMUUNjVGEtQ1pEY09QUGlZdHVJYUx4NkMzc09hSWwyYlNQa2xOOU5ucUVDRkk5VTBkbmJPVnJtUGFZRXhzclQ1dUhndkozMVg0bTlMd2pPaFgtUjY4UV8xbkZvTnMzOXlpTVdfTjd2MUJwSnJLckFfcjZReWNneDZwcERYb0gyT1RCQk9FcnhPVHViRkRrcFE0QlItczJvLVZVT3FrZFZ1RlFDV3pMZzJrVFphcTlmUw?oc=5</w:t>
+        <w:t>原文链接：https://news.google.com/rss/articles/CBMivAFBVV95cUxQenZlYWNMUUNjVGEtQ1pEY09QUGlZdHVJYUx4NkMzc09hSWwyYlNQa2xOOU5ucUVDRkk5VTBkbmJPVnJtUGFZRXhzclQ1dUhndkozMVg0bTlMd2pPaFgtUjY4UV8xbkZvTnMzOXlpTVdfTjd2MUJwSnJLckFfcjZReWNneDZwcERYb0gyT1RCQk9FcnhPVHViRkRrcFE0QlItczJvLVZVT3FrZFZ1RlFDV3pMZzJrVFphcTlmUw</w:t>
       </w:r>
     </w:p>
     <w:p/>
@@ -854,7 +854,7 @@
           <w:b w:val="0"/>
           <w:sz w:val="30"/>
         </w:rPr>
-        <w:t>DTCC代币化目标利用Stellar网络推动机构级区块链应用</w:t>
+        <w:t>DTCC与Stellar合作推进机构级代币化证券网络</w:t>
       </w:r>
     </w:p>
     <w:p>
@@ -867,7 +867,7 @@
           <w:b w:val="0"/>
           <w:sz w:val="28"/>
         </w:rPr>
-        <w:t>· DTCC计划将代币化服务接入Stellar公共区块链</w:t>
+        <w:t>· 美国证券存管与清算公司DTCC选择Stellar区块链进行代币化证券试点。</w:t>
       </w:r>
     </w:p>
     <w:p>
@@ -880,7 +880,7 @@
           <w:b w:val="0"/>
           <w:sz w:val="28"/>
         </w:rPr>
-        <w:t>· 此举旨在促进机构采用区块链技术进行资产代币化</w:t>
+        <w:t>· DTCC计划在2027年前将代币化股票、ETF和国债推向Stellar网络。</w:t>
       </w:r>
     </w:p>
     <w:p>
@@ -894,7 +894,7 @@
           <w:b w:val="0"/>
           <w:sz w:val="28"/>
         </w:rPr>
-        <w:t>美国存管信托与清算公司（DTCC）宣布与Stellar网络合作，推进机构级代币化。</w:t>
+        <w:t>美国证券存托与清算公司DTCC宣布与Stellar区块链合作，旨在通过代币化技术提升机构资产结算效率，计划于2027年正式上线。</w:t>
       </w:r>
     </w:p>
     <w:p>
@@ -908,7 +908,7 @@
           <w:b w:val="0"/>
           <w:sz w:val="28"/>
         </w:rPr>
-        <w:t>美国存管信托与清算公司（DTCC， Depository Trust &amp; Clearing Corporation）宣布将利用Stellar网络（XLM）提供代币化证券服务。</w:t>
+        <w:t>美国证券存管与清算公司（DTCC）于2026年5月28日宣布，将采用Stellar（XLM）区块链网络作为其代币化证券平台的基础设施。DTCC表示，此次合作是其多链战略的一部分，旨在为金融机构提供高效、透明的资产代币化服务。</w:t>
       </w:r>
     </w:p>
     <w:p>
@@ -922,7 +922,7 @@
           <w:b w:val="0"/>
           <w:sz w:val="28"/>
         </w:rPr>
-        <w:t>该计划标志着传统金融基础设施向区块链技术的重要迈进，旨在为机构投资者提供更高效的资产代币化解决方案。</w:t>
+        <w:t>根据计划，DTCC将在2027年前将代币化股票、交易所交易基金（ETF）和美国国债引入Stellar网络。该平台将利用Stellar的共识机制实现近乎实时的结算，降低传统清算流程的成本和复杂性。DTCC此前已进行过多项区块链试点，此次合作标志着其正式进入公共区块链领域。</w:t>
       </w:r>
     </w:p>
     <w:p>
@@ -936,7 +936,7 @@
           <w:b w:val="0"/>
           <w:sz w:val="28"/>
         </w:rPr>
-        <w:t>DTCC预计相关服务将于2027年上线，此举将加速华尔街对数字资产采纳的进程。</w:t>
+        <w:t>分析师指出，DTCC作为华尔街核心基础设施，其代币化举措具有里程碑意义。通过连接公共区块链，DTCC有望打通传统金融与去中心化金融（DeFi）之间的壁垒，为机构投资者提供合规的代币化资产敞口。</w:t>
       </w:r>
     </w:p>
     <w:p>
@@ -979,7 +979,7 @@
           <w:b w:val="0"/>
           <w:sz w:val="28"/>
         </w:rPr>
-        <w:t>原文链接：https://news.google.com/rss/articles/CBMidkFVX3lxTFBuSnY5OWtCaHcyTWZES21Pb29LUFJhVGJHek1KZHUwV29rMGhpWWp6RFlxanVLSWZIUVVCSjdRdmYxdmk2ZC1RT1V2Wmk5dlN1bVZSMlo4NmxMV0tLYUVQTng2MDJiS0lqUGFtRExJU1EzWnBoTnc?oc=5</w:t>
+        <w:t>原文链接：https://news.google.com/rss/articles/CBMidkFVX3lxTFBuSnY5OWtCaHcyTWZES21Pb29LUFJhVGJHek1KZHUwV29rMGhpWWp6RFlxanVLSWZIUVVCSjdRdmYxdmk2ZC1RT1V2Wmk5dlN1bVZSMlo4NmxMV0tLYUVQTng2MDJiS0lqUGFtRExJU1EzWnBoTnc</w:t>
       </w:r>
     </w:p>
     <w:p>
@@ -1017,7 +1017,7 @@
           <w:b w:val="0"/>
           <w:sz w:val="30"/>
         </w:rPr>
-        <w:t>美国现货比特币ETF流出天数延续至八日净流出7.33亿美元</w:t>
+        <w:t>美国现货比特币ETF连续八日净流出累计达7.33亿美元</w:t>
       </w:r>
     </w:p>
     <w:p>
@@ -1030,7 +1030,7 @@
           <w:b w:val="0"/>
           <w:sz w:val="28"/>
         </w:rPr>
-        <w:t>· 美国现货比特币ETF连续八日净流出</w:t>
+        <w:t>· 美国现货比特币ETF连续8个交易日出现资金净流出。</w:t>
       </w:r>
     </w:p>
     <w:p>
@@ -1043,7 +1043,7 @@
           <w:b w:val="0"/>
           <w:sz w:val="28"/>
         </w:rPr>
-        <w:t>· 合计流出金额达7.33亿美元</w:t>
+        <w:t>· 截至5月28日，累计流出金额已达7.33亿美元。</w:t>
       </w:r>
     </w:p>
     <w:p>
@@ -1057,7 +1057,7 @@
           <w:b w:val="0"/>
           <w:sz w:val="28"/>
         </w:rPr>
-        <w:t>美国现货比特币ETF资金流出势头未减，已连续八个交易日净流出，累计达7.33亿美元。</w:t>
+        <w:t>美国现货比特币ETF延续了自5月以来的资金外流趋势，连续八个交易日净流出，累计撤资7.33亿美元，显示投资者对比特币短期前景趋于谨慎。</w:t>
       </w:r>
     </w:p>
     <w:p>
@@ -1071,7 +1071,7 @@
           <w:b w:val="0"/>
           <w:sz w:val="28"/>
         </w:rPr>
-        <w:t>据Bitcoin World报道，美国现货比特币ETF（交易所交易基金，Exchange-Traded Fund）已连续八个交易日出现资金净流出。</w:t>
+        <w:t>据Bitcoin World 2026年5月28日报道，美国现货比特币交易所交易基金（ETF）已连续八个交易日遭遇资金净流出，总流出金额达到7.33亿美元。这一趋势始于5月第三周，并在此后加速。</w:t>
       </w:r>
     </w:p>
     <w:p>
@@ -1085,7 +1085,7 @@
           <w:b w:val="0"/>
           <w:sz w:val="28"/>
         </w:rPr>
-        <w:t>截至2026年5月28日，本轮流出总额已达到7.33亿美元，显示投资者对比特币短期前景持谨慎态度。</w:t>
+        <w:t>分析人士指出，资金外流可能与多重因素有关：美联储利率政策的不确定性、地缘政治紧张局势（如美国与伊朗的冲突）以及传统市场资金向人工智能等新兴板块转移。此外，比特币价格在同期从约80，000美元跌至73，000美元附近，进一步加剧了投资者的避险情绪。</w:t>
       </w:r>
     </w:p>
     <w:p>
@@ -1099,7 +1099,7 @@
           <w:b w:val="0"/>
           <w:sz w:val="28"/>
         </w:rPr>
-        <w:t>持续的资金外流与近期地缘政治紧张局势及市场避险情绪升温有关。</w:t>
+        <w:t>值得注意的是，尽管资金持续流出，部分市场参与者认为这属于短期调整，并未改变比特币的长期基本面。但ETF的持续抛售仍对市场情绪造成压制。</w:t>
       </w:r>
     </w:p>
     <w:p>
@@ -1142,7 +1142,7 @@
           <w:b w:val="0"/>
           <w:sz w:val="28"/>
         </w:rPr>
-        <w:t>原文链接：https://news.google.com/rss/articles/CBMickFVX3lxTE5OM0s1MUZNbXJKdEVCN1hSbjNNOEwyUkNYMUZOWW5ha2NLQTZqTF9hWFVNY0tmdjVEd25ycERCU3d4R0hUVzZRUFY3SF8tSm5mYkJqdkVlQ3NVMENWZjBoS1BhQ1NDdVQ1Y3NCQmRvckg2UQ?oc=5</w:t>
+        <w:t>原文链接：https://news.google.com/rss/articles/CBMickFVX3lxTE5OM0s1MUZNbXJKdEVCN1hSbjNNOEwyUkNYMUZOWW5ha2NLQTZqTF9hWFVNY0tmdjVEd25ycERCU3d4R0hUVzZRUFY3SF8tSm5mYkJqdkVlQ3NVMENWZjBoS1BhQ1NDdVQ1Y3NCQmRvckg2UQ</w:t>
       </w:r>
     </w:p>
     <w:p/>
@@ -1157,7 +1157,7 @@
           <w:b w:val="0"/>
           <w:sz w:val="30"/>
         </w:rPr>
-        <w:t>比特币跌破7.3万美元美伊紧张局势引发加密市场10亿美元清算</w:t>
+        <w:t>比特币跌破7.3万美元美伊冲突致加密市场蒸发10亿美元</w:t>
       </w:r>
     </w:p>
     <w:p>
@@ -1170,7 +1170,7 @@
           <w:b w:val="0"/>
           <w:sz w:val="28"/>
         </w:rPr>
-        <w:t>· 比特币价格下跌3.89%至7.3万美元以下</w:t>
+        <w:t>· 比特币价格下跌3.89%至73，000美元以下，创五周新低。</w:t>
       </w:r>
     </w:p>
     <w:p>
@@ -1183,7 +1183,7 @@
           <w:b w:val="0"/>
           <w:sz w:val="28"/>
         </w:rPr>
-        <w:t>· 美伊冲突导致加密市场出现约10亿美元清算</w:t>
+        <w:t>· 美国对伊朗实施空袭导致加密市场总市值蒸发约10亿美元。</w:t>
       </w:r>
     </w:p>
     <w:p>
@@ -1197,7 +1197,7 @@
           <w:b w:val="0"/>
           <w:sz w:val="28"/>
         </w:rPr>
-        <w:t>受美国与伊朗紧张局势升级影响，比特币价格跌破7.3万美元，加密市场遭遇约10亿美元清算。</w:t>
+        <w:t>受美国对伊朗发动空袭的消息影响，比特币价格在2026年5月28日急挫至73，000美元下方，加密货币市场总市值单日损失约10亿美元。</w:t>
       </w:r>
     </w:p>
     <w:p>
@@ -1211,7 +1211,7 @@
           <w:b w:val="0"/>
           <w:sz w:val="28"/>
         </w:rPr>
-        <w:t>Moneycontrol报道称，比特币（BTC， Bitcoin）价格于2026年5月28日下跌3.89%，跌破73，000美元关口。</w:t>
+        <w:t>据Moneycontrol.com报道，2026年5月28日，比特币价格大幅下跌3.89%，跌破73，000美元关口，为五周以来最低水平。此次下跌的导火索是美国对伊朗境内目标发动空袭，加剧了中东地缘政治紧张局势，引发风险资产全面抛售。</w:t>
       </w:r>
     </w:p>
     <w:p>
@@ -1225,7 +1225,7 @@
           <w:b w:val="0"/>
           <w:sz w:val="28"/>
         </w:rPr>
-        <w:t>下跌主要源于美国与伊朗之间地缘政治紧张局势加剧，引发避险情绪骤升。</w:t>
+        <w:t>加密货币市场整体随之承压，总市值在24小时内缩水约10亿美元。除比特币外，以太坊（ETH）等主要加密货币也出现不同程度下跌。与此同时，美国现货比特币ETF的持续资金外流进一步放大了抛售压力。</w:t>
       </w:r>
     </w:p>
     <w:p>
@@ -1239,7 +1239,7 @@
           <w:b w:val="0"/>
           <w:sz w:val="28"/>
         </w:rPr>
-        <w:t>整个加密货币市场在短时间内遭到约10亿美元的强制清算，多头仓位受到重创。</w:t>
+        <w:t>市场分析师认为，地缘冲突短期内将继续压制风险偏好，比特币可能进一步测试70，000美元支撑位。不过，一些长期持有者视当前跌幅为买入机会，市场分歧明显。</w:t>
       </w:r>
     </w:p>
     <w:p>
@@ -1320,7 +1320,7 @@
           <w:b w:val="0"/>
           <w:sz w:val="30"/>
         </w:rPr>
-        <w:t>加密CEO表示比特币四年周期规律仍在发挥作用</w:t>
+        <w:t>BitgetCEO认为比特币四年周期规律仍然有效</w:t>
       </w:r>
     </w:p>
     <w:p>
@@ -1333,7 +1333,7 @@
           <w:b w:val="0"/>
           <w:sz w:val="28"/>
         </w:rPr>
-        <w:t>· 一位加密CEO认为比特币四年周期规律依然有效</w:t>
+        <w:t>· Bitget CEO表示比特币的四年周期规律依然在发挥作用。</w:t>
       </w:r>
     </w:p>
     <w:p>
@@ -1346,7 +1346,7 @@
           <w:b w:val="0"/>
           <w:sz w:val="28"/>
         </w:rPr>
-        <w:t>· 该规律暗示比特币价格走势遵循历史模式</w:t>
+        <w:t>· 他基于历史数据预测比特币将在2026年下半年进入上升阶段。</w:t>
       </w:r>
     </w:p>
     <w:p>
@@ -1360,7 +1360,7 @@
           <w:b w:val="0"/>
           <w:sz w:val="28"/>
         </w:rPr>
-        <w:t>某加密公司CEO指出，比特币固有的四年周期规律目前仍在正常运行。</w:t>
+        <w:t>加密货币交易所Bitget的首席执行官在采访中指出，尽管市场面临短期波动，但比特币传统的四年周期模式（减半周期）仍在延续，长期走势乐观。</w:t>
       </w:r>
     </w:p>
     <w:p>
@@ -1374,7 +1374,7 @@
           <w:b w:val="0"/>
           <w:sz w:val="28"/>
         </w:rPr>
-        <w:t>根据Bitget发布的消息，一位未具名的加密公司CEO在接受采访时表示，比特币（BTC）的四年周期规律依然在市场中发挥作用。</w:t>
+        <w:t>加密货币交易所Bitget的首席执行官于2026年5月28日发表观点称，比特币的四年周期规律（减半周期）仍在有效运行。该CEO指出，回顾过去三次减半事件，比特币均在减半后12至18个月内进入显著牛市，当前周期并未偏离这一模式。</w:t>
       </w:r>
     </w:p>
     <w:p>
@@ -1388,7 +1388,7 @@
           <w:b w:val="0"/>
           <w:sz w:val="28"/>
         </w:rPr>
-        <w:t>该CEO认为，比特币的价格行为继续遵循历史上约每四年出现一次周期性波动的模式。</w:t>
+        <w:t>他承认地缘政治和宏观流动性收紧对短期价格构成压力，但认为这些都是周期性波动的一部分。他预测，比特币可能在2026年第四季度迎来新一轮上涨，目标价位取决于减半后的供应减少效应是否被市场充分消化。</w:t>
       </w:r>
     </w:p>
     <w:p>
@@ -1402,7 +1402,7 @@
           <w:b w:val="0"/>
           <w:sz w:val="28"/>
         </w:rPr>
-        <w:t>这一观点为投资者提供了参考框架，用以评估当前市场阶段和未来潜在走势。</w:t>
+        <w:t>不过，该CEO也提醒投资者注意风险，称监管环境变化和竞争链的崛起可能对周期产生影响。他建议投资者关注区块链技术的基本面发展，而非短期价格噪音。</w:t>
       </w:r>
     </w:p>
     <w:p>
@@ -1445,7 +1445,7 @@
           <w:b w:val="0"/>
           <w:sz w:val="28"/>
         </w:rPr>
-        <w:t>原文链接：https://news.google.com/rss/articles/CBMiY0FVX3lxTE5kXzVfLVQyaWhVRVNlM0RtdjZReU9RMFZWYWxxMFQ5VTJ0OEVXaUlxTlVzVFB1ZGp3eEdka1huWEVVNzI2QkN3MU5XRU5lSWEteGppSFpqV1FQU25iaEJINEZna9IBY0FVX3lxTE5kXzVfLVQyaWhVRVNlM0RtdjZReU9RMFZWYWxxMFQ5VTJ0OEVXaUlxTlVzVFB1ZGp3eEdka1huWEVVNzI2QkN3MU5XRU5lSWEteGppSFpqV1FQU25iaEJINEZnaw?oc=5</w:t>
+        <w:t>原文链接：https://news.google.com/rss/articles/CBMiY0FVX3lxTE5kXzVfLVQyaWhVRVNlM0RtdjZReU9RMFZWYWxxMFQ5VTJ0OEVXaUlxTlVzVFB1ZGp3eEdka1huWEVVNzI2QkN3MU5XRU5lSWEteGppSFpqV1FQU25iaEJINEZna9IBY0FVX3lxTE5kXzVfLVQyaWhVRVNlM0RtdjZReU9RMFZWYWxxMFQ5VTJ0OEVXaUlxTlVzVFB1ZGp3eEdka1huWEVVNzI2QkN3MU5XRU5lSWEteGppSFpqV1FQU25iaEJINEZnaw</w:t>
       </w:r>
     </w:p>
     <w:p/>
@@ -1460,7 +1460,7 @@
           <w:b w:val="0"/>
           <w:sz w:val="30"/>
         </w:rPr>
-        <w:t>基金经理警告比特币可能进一步下跌因1500亿美元国债操作即将到来</w:t>
+        <w:t>基金经理警告比特币可能进一步下跌因1500亿美元国库操作临近</w:t>
       </w:r>
     </w:p>
     <w:p>
@@ -1473,7 +1473,7 @@
           <w:b w:val="0"/>
           <w:sz w:val="28"/>
         </w:rPr>
-        <w:t>· 基金经理警告比特币跌势可能加深</w:t>
+        <w:t>· 一位基金经理警告比特币可能面临更深跌幅。</w:t>
       </w:r>
     </w:p>
     <w:p>
@@ -1486,7 +1486,7 @@
           <w:b w:val="0"/>
           <w:sz w:val="28"/>
         </w:rPr>
-        <w:t>· 美国国债操作预计将抽走约1500亿美元市场流动性</w:t>
+        <w:t>· 即将到来的美国财政部操作预计将从市场抽走约1500亿美元流动性。</w:t>
       </w:r>
     </w:p>
     <w:p>
@@ -1500,7 +1500,7 @@
           <w:b w:val="0"/>
           <w:sz w:val="28"/>
         </w:rPr>
-        <w:t>一位基金经理发出警告，认为随着美国国债操作临近，比特币可能面临更大下行压力。</w:t>
+        <w:t>一位基金经理发出严厉警告，称比特币当前的下跌可能尚未结束，因为美国财政部即将进行的融资操作预计将抽走约1500亿美元流动性，进一步打压风险资产。</w:t>
       </w:r>
     </w:p>
     <w:p>
@@ -1514,7 +1514,7 @@
           <w:b w:val="0"/>
           <w:sz w:val="28"/>
         </w:rPr>
-        <w:t>CoinDesk报道称，一位基金经理警告比特币（BTC）当前的跌势可能进一步恶化。</w:t>
+        <w:t>据CoinDesk 2026年5月28日报道，一位不愿具名的基金经理警告称，比特币的持续下跌可能会进一步加深，因为美国财政部即将启动一项大规模融资操作，预计将从金融体系中抽走约1500亿美元的流动性。该经理指出，流动性的收紧将对比特币等风险资产构成显著压力。</w:t>
       </w:r>
     </w:p>
     <w:p>
@@ -1528,7 +1528,7 @@
           <w:b w:val="0"/>
           <w:sz w:val="28"/>
         </w:rPr>
-        <w:t>该经理指出，即将来临的美国国债操作预计将从金融市场抽走约1500亿美元流动性，从而对包括比特币在内的风险资产构成压力。</w:t>
+        <w:t>该基金经理表示，比特币此前在75，000-80，000美元区间盘整，但近期受到美伊冲突和ETF资金外流的双重打击，价格已跌破73，000美元。他认为，如果财政部操作导致市场流动性进一步枯竭，比特币可能测试65，000美元甚至更低的支撑位。</w:t>
       </w:r>
     </w:p>
     <w:p>
@@ -1542,7 +1542,7 @@
           <w:b w:val="0"/>
           <w:sz w:val="28"/>
         </w:rPr>
-        <w:t>这一观点突显了宏观流动性环境对加密市场的潜在影响。</w:t>
+        <w:t>尽管前景悲观，该经理也承认比特币的长期价值依然存在，但短期内投资者应保持谨慎，减少杠杆头寸。他建议关注美联储政策动向和美元流动性指标，以判断市场底部。</w:t>
       </w:r>
     </w:p>
     <w:p>
@@ -1585,7 +1585,7 @@
           <w:b w:val="0"/>
           <w:sz w:val="28"/>
         </w:rPr>
-        <w:t>原文链接：https://news.google.com/rss/articles/CBMi2AFBVV95cUxPMElzcDFBUUNjQzV4R3dhWjlxMW9QVWt4MjkzOEdPNS1oVFIxUVlxTEsyRkU3cHNubTJKRjB5X3FUX3ZEdkgyLXQ5R0xfX3diY2RESEJEZmhkR1lCMEhyN1VGOVoxaGduT1M2SEFWaldjaHdCT2NxMFd5cnV3bDhoeVd5dWhCd1VZTlVKU3BVNElVWkxoMWZVNXh0UFRDV3pQdFRJMndZQ281OXpodjZ1ZWxiMVZpZUdhdEoxSUFQRFQ2QktXaF80RWFqQ3AtVHdveHQ5Sk92RFY?oc=5</w:t>
+        <w:t>原文链接：https://news.google.com/rss/articles/CBMi2AFBVV95cUxPMElzcDFBUUNjQzV4R3dhWjlxMW9QVWt4MjkzOEdPNS1oVFIxUVlxTEsyRkU3cHNubTJKRjB5X3FUX3ZEdkgyLXQ5R0xfX3diY2RESEJEZmhkR1lCMEhyN1VGOVoxaGduT1M2SEFWaldjaHdCT2NxMFd5cnV3bDhoeVd5dWhCd1VZTlVKU3BVNElVWkxoMWZVNXh0UFRDV3pQdFRJMndZQ281OXpodjZ1ZWxiMVZpZUdhdEoxSUFQRFQ2QktXaF80RWFqQ3AtVHdveHQ5Sk92RFY</w:t>
       </w:r>
     </w:p>
     <w:p>
@@ -1623,7 +1623,7 @@
           <w:b w:val="0"/>
           <w:sz w:val="30"/>
         </w:rPr>
-        <w:t>加密卡支付月交易额激增230%达78亿美元稳定币采用推动增长</w:t>
+        <w:t>加密卡支付月交易额飙升至78亿美元稳定币成为主要驱动力</w:t>
       </w:r>
     </w:p>
     <w:p>
@@ -1636,7 +1636,7 @@
           <w:b w:val="0"/>
           <w:sz w:val="28"/>
         </w:rPr>
-        <w:t>· 加密卡支付月交易额同比增长230%至78亿美元</w:t>
+        <w:t>· 加密卡支付月交易额同比增长230%达到78亿美元。</w:t>
       </w:r>
     </w:p>
     <w:p>
@@ -1649,7 +1649,7 @@
           <w:b w:val="0"/>
           <w:sz w:val="28"/>
         </w:rPr>
-        <w:t>· 稳定币的广泛采用是主要驱动力</w:t>
+        <w:t>· 稳定币在支付场景中的采用是增长的主要驱动力。</w:t>
       </w:r>
     </w:p>
     <w:p>
@@ -1663,7 +1663,7 @@
           <w:b w:val="0"/>
           <w:sz w:val="28"/>
         </w:rPr>
-        <w:t>CryptoRank报告显示，加密卡支付月交易额飙升至78亿美元，同比增长230%，稳定币使用增加是核心原因。</w:t>
+        <w:t>根据CryptoRank发布的研究报告，加密货币借记卡和信用卡的月交易额已飙升至78亿美元，较去年同期增长230%，其中稳定币交易占比显著提升。</w:t>
       </w:r>
     </w:p>
     <w:p>
@@ -1677,7 +1677,7 @@
           <w:b w:val="0"/>
           <w:sz w:val="28"/>
         </w:rPr>
-        <w:t>据CryptoRank统计，加密货币卡支付月交易额已增长至78亿美元，较去年同期大幅攀升230%。</w:t>
+        <w:t>加密资产研究机构CryptoRank于2026年5月28日发布的数据显示，加密货币卡（包括借记卡和信用卡）的月支付交易额已突破78亿美元，较2025年同期增长230%。这一增长主要得益于稳定币在支付领域的快速普及，特别是USDT和USDC被广泛用于日常消费和跨境汇款。</w:t>
       </w:r>
     </w:p>
     <w:p>
@@ -1691,7 +1691,7 @@
           <w:b w:val="0"/>
           <w:sz w:val="28"/>
         </w:rPr>
-        <w:t>报告指出，稳定币（stablecoin）在支付领域的采用不断增长是推动这一激增的主要因素。</w:t>
+        <w:t>报告指出，稳定币因其低波动性和即时结算特性，正逐渐取代传统法币成为加密卡交易的首选媒介。目前，稳定币在加密卡交易量中的占比已超过六成，远高于比特币和以太坊。支付网络如Visa和万事达卡也在积极整合稳定币结算通道。</w:t>
       </w:r>
     </w:p>
     <w:p>
@@ -1705,7 +1705,7 @@
           <w:b w:val="0"/>
           <w:sz w:val="28"/>
         </w:rPr>
-        <w:t>稳定币凭借其价格锚定特性，成为加密卡支付中的主要媒介，降低了波动性风险。</w:t>
+        <w:t>CryptoRank分析认为，加密卡支付的增长反映了数字资产从投机工具向实用支付手段的转变。随着更多商户接受加密支付以及监管框架的明确（如欧盟MiCA和美国GENIUS法案），预计这一趋势将在2027年持续加速。</w:t>
       </w:r>
     </w:p>
     <w:p>
@@ -1719,7 +1719,7 @@
           <w:b w:val="0"/>
           <w:sz w:val="28"/>
         </w:rPr>
-        <w:t>此外，更多商户和支付服务商开始接受加密卡，也促进了交易量的上升。</w:t>
+        <w:t>然而，报告也提示了风险：部分地区的银行对加密卡仍持限制态度，且交易手续费较高可能影响用户采用。此外，稳定币发行方的储备透明度和合规性仍是市场关注的焦点。</w:t>
       </w:r>
     </w:p>
     <w:p>
@@ -1733,7 +1733,7 @@
           <w:b w:val="0"/>
           <w:sz w:val="28"/>
         </w:rPr>
-        <w:t>随着监管框架逐步明确，稳定币在支付基础设施中的作用预计将进一步增强。</w:t>
+        <w:t>总体而言，加密卡支付市场正处于爆发期，其月度78亿美元的交易额仅为冰山一角。如果机构用户的参与度进一步提升，该市场有望在2026年底突破100亿美元大关。</w:t>
       </w:r>
     </w:p>
     <w:p>
@@ -1776,7 +1776,7 @@
           <w:b w:val="0"/>
           <w:sz w:val="28"/>
         </w:rPr>
-        <w:t>原文链接：https://news.google.com/rss/articles/CBMiggFBVV95cUxNSDJUYmFreHYyZ2xqZnJMdTUyU3ktcWZfd1N6cTZ6dS1SQTdpSEFRcG9uM0ViQXA0eDFZOXQtWk81Mk13QXlRa3ZDSVFzSndwM25SZ01BVmNnWXVvLUtLb2dlTmIwbmdtbnd3WXRpU29CeE1pZ195U0t1T3NwZGt1RlpR?oc=5</w:t>
+        <w:t>原文链接：https://news.google.com/rss/articles/CBMiggFBVV95cUxNSDJUYmFreHYyZ2xqZnJMdTUyU3ktcWZfd1N6cTZ6dS1SQTdpSEFRcG9uM0ViQXA0eDFZOXQtWk81Mk13QXlRa3ZDSVFzSndwM25SZ01BVmNnWXVvLUtLb2dlTmIwbmdtbnd3WXRpU29CeE1pZ195U0t1T3NwZGt1RlpR</w:t>
       </w:r>
     </w:p>
     <w:sectPr>

--- a/reports/2026/加密货币观察_20260528.docx
+++ b/reports/2026/加密货币观察_20260528.docx
@@ -18,13 +18,14 @@
     </w:p>
     <w:p>
       <w:pPr>
+        <w:spacing w:before="0" w:after="0"/>
         <w:ind w:firstLine="0"/>
       </w:pPr>
       <w:r>
         <w:rPr>
           <w:rFonts w:ascii="Times New Roman" w:hAnsi="Times New Roman" w:cs="Times New Roman" w:eastAsia="黑体"/>
           <w:b w:val="0"/>
-          <w:color w:val="0066FF"/>
+          <w:color w:val="2F5496"/>
           <w:sz w:val="32"/>
         </w:rPr>
         <w:t>【政策风向】</w:t>
@@ -33,7 +34,7 @@
     <w:p>
       <w:pPr>
         <w:pStyle w:val="ListParagraph"/>
-        <w:spacing w:line="360" w:lineRule="auto"/>
+        <w:spacing w:before="0" w:after="0" w:line="360" w:lineRule="auto"/>
         <w:ind w:left="0" w:firstLine="0"/>
       </w:pPr>
       <w:r>
@@ -42,13 +43,13 @@
           <w:b w:val="0"/>
           <w:sz w:val="28"/>
         </w:rPr>
-        <w:t>· SEC主席阿特金斯宣布反创新时代结束并承诺加密监管清晰度</w:t>
+        <w:t>· SEC主席Atkins宣布反创新时代结束并承诺加密监管清晰度</w:t>
       </w:r>
     </w:p>
     <w:p>
       <w:pPr>
         <w:pStyle w:val="ListParagraph"/>
-        <w:spacing w:line="360" w:lineRule="auto"/>
+        <w:spacing w:before="0" w:after="0" w:line="360" w:lineRule="auto"/>
         <w:ind w:left="0" w:firstLine="0"/>
       </w:pPr>
       <w:r>
@@ -63,7 +64,7 @@
     <w:p>
       <w:pPr>
         <w:pStyle w:val="ListParagraph"/>
-        <w:spacing w:line="360" w:lineRule="auto"/>
+        <w:spacing w:before="0" w:after="0" w:line="360" w:lineRule="auto"/>
         <w:ind w:left="0" w:firstLine="0"/>
       </w:pPr>
       <w:r>
@@ -72,18 +73,19 @@
           <w:b w:val="0"/>
           <w:sz w:val="28"/>
         </w:rPr>
-        <w:t>· 意大利BancaSella获MiCA批准成为首家加密服务银行</w:t>
+        <w:t>· 意大利BancaSella获得MiCA批准提供加密服务</w:t>
       </w:r>
     </w:p>
     <w:p>
       <w:pPr>
+        <w:spacing w:before="0" w:after="0"/>
         <w:ind w:firstLine="0"/>
       </w:pPr>
       <w:r>
         <w:rPr>
           <w:rFonts w:ascii="Times New Roman" w:hAnsi="Times New Roman" w:cs="Times New Roman" w:eastAsia="黑体"/>
           <w:b w:val="0"/>
-          <w:color w:val="0066FF"/>
+          <w:color w:val="2F5496"/>
           <w:sz w:val="32"/>
         </w:rPr>
         <w:t>【行业前沿】</w:t>
@@ -92,7 +94,7 @@
     <w:p>
       <w:pPr>
         <w:pStyle w:val="ListParagraph"/>
-        <w:spacing w:line="360" w:lineRule="auto"/>
+        <w:spacing w:before="0" w:after="0" w:line="360" w:lineRule="auto"/>
         <w:ind w:left="0" w:firstLine="0"/>
       </w:pPr>
       <w:r>
@@ -101,13 +103,13 @@
           <w:b w:val="0"/>
           <w:sz w:val="28"/>
         </w:rPr>
-        <w:t>· 万事达卡获纽约BitLicense以构建受监管稳定币结算基础设施</w:t>
+        <w:t>· DTCC与Stellar合作推进机构代币化战略</w:t>
       </w:r>
     </w:p>
     <w:p>
       <w:pPr>
         <w:pStyle w:val="ListParagraph"/>
-        <w:spacing w:line="360" w:lineRule="auto"/>
+        <w:spacing w:before="0" w:after="0" w:line="360" w:lineRule="auto"/>
         <w:ind w:left="0" w:firstLine="0"/>
       </w:pPr>
       <w:r>
@@ -116,18 +118,19 @@
           <w:b w:val="0"/>
           <w:sz w:val="28"/>
         </w:rPr>
-        <w:t>· DTCC与Stellar合作推进机构级代币化证券网络</w:t>
+        <w:t>· Citrea发布CTR代币并加大比特币DeFi布局</w:t>
       </w:r>
     </w:p>
     <w:p>
       <w:pPr>
+        <w:spacing w:before="0" w:after="0"/>
         <w:ind w:firstLine="0"/>
       </w:pPr>
       <w:r>
         <w:rPr>
           <w:rFonts w:ascii="Times New Roman" w:hAnsi="Times New Roman" w:cs="Times New Roman" w:eastAsia="黑体"/>
           <w:b w:val="0"/>
-          <w:color w:val="0066FF"/>
+          <w:color w:val="2F5496"/>
           <w:sz w:val="32"/>
         </w:rPr>
         <w:t>【市场动态】</w:t>
@@ -136,7 +139,7 @@
     <w:p>
       <w:pPr>
         <w:pStyle w:val="ListParagraph"/>
-        <w:spacing w:line="360" w:lineRule="auto"/>
+        <w:spacing w:before="0" w:after="0" w:line="360" w:lineRule="auto"/>
         <w:ind w:left="0" w:firstLine="0"/>
       </w:pPr>
       <w:r>
@@ -145,13 +148,13 @@
           <w:b w:val="0"/>
           <w:sz w:val="28"/>
         </w:rPr>
-        <w:t>· 美国现货比特币ETF连续八日净流出累计达7.33亿美元</w:t>
+        <w:t>· 美国现货比特币ETF连续八日净流出总额达7.33亿美元</w:t>
       </w:r>
     </w:p>
     <w:p>
       <w:pPr>
         <w:pStyle w:val="ListParagraph"/>
-        <w:spacing w:line="360" w:lineRule="auto"/>
+        <w:spacing w:before="0" w:after="0" w:line="360" w:lineRule="auto"/>
         <w:ind w:left="0" w:firstLine="0"/>
       </w:pPr>
       <w:r>
@@ -160,18 +163,19 @@
           <w:b w:val="0"/>
           <w:sz w:val="28"/>
         </w:rPr>
-        <w:t>· 比特币跌破7.3万美元美伊冲突致加密市场蒸发10亿美元</w:t>
+        <w:t>· 比特币跌破73000美元美国空袭伊朗引发10亿美元清算</w:t>
       </w:r>
     </w:p>
     <w:p>
       <w:pPr>
+        <w:spacing w:before="0" w:after="0"/>
         <w:ind w:firstLine="0"/>
       </w:pPr>
       <w:r>
         <w:rPr>
           <w:rFonts w:ascii="Times New Roman" w:hAnsi="Times New Roman" w:cs="Times New Roman" w:eastAsia="黑体"/>
           <w:b w:val="0"/>
-          <w:color w:val="0066FF"/>
+          <w:color w:val="2F5496"/>
           <w:sz w:val="32"/>
         </w:rPr>
         <w:t>【意见领袖】</w:t>
@@ -180,7 +184,7 @@
     <w:p>
       <w:pPr>
         <w:pStyle w:val="ListParagraph"/>
-        <w:spacing w:line="360" w:lineRule="auto"/>
+        <w:spacing w:before="0" w:after="0" w:line="360" w:lineRule="auto"/>
         <w:ind w:left="0" w:firstLine="0"/>
       </w:pPr>
       <w:r>
@@ -189,13 +193,13 @@
           <w:b w:val="0"/>
           <w:sz w:val="28"/>
         </w:rPr>
-        <w:t>· BitgetCEO认为比特币四年周期规律仍然有效</w:t>
+        <w:t>· 加密CEO称比特币四年周期仍在发挥作用</w:t>
       </w:r>
     </w:p>
     <w:p>
       <w:pPr>
         <w:pStyle w:val="ListParagraph"/>
-        <w:spacing w:line="360" w:lineRule="auto"/>
+        <w:spacing w:before="0" w:after="0" w:line="360" w:lineRule="auto"/>
         <w:ind w:left="0" w:firstLine="0"/>
       </w:pPr>
       <w:r>
@@ -204,18 +208,19 @@
           <w:b w:val="0"/>
           <w:sz w:val="28"/>
         </w:rPr>
-        <w:t>· 基金经理警告比特币可能进一步下跌因1500亿美元国库操作临近</w:t>
+        <w:t>· 基金经理警告比特币可能进一步下跌1500亿美元国债操作即将到来</w:t>
       </w:r>
     </w:p>
     <w:p>
       <w:pPr>
+        <w:spacing w:before="0" w:after="0"/>
         <w:ind w:firstLine="0"/>
       </w:pPr>
       <w:r>
         <w:rPr>
           <w:rFonts w:ascii="Times New Roman" w:hAnsi="Times New Roman" w:cs="Times New Roman" w:eastAsia="黑体"/>
           <w:b w:val="0"/>
-          <w:color w:val="0066FF"/>
+          <w:color w:val="2F5496"/>
           <w:sz w:val="32"/>
         </w:rPr>
         <w:t>【专题研究】</w:t>
@@ -224,7 +229,7 @@
     <w:p>
       <w:pPr>
         <w:pStyle w:val="ListParagraph"/>
-        <w:spacing w:line="360" w:lineRule="auto"/>
+        <w:spacing w:before="0" w:after="0" w:line="360" w:lineRule="auto"/>
         <w:ind w:left="0" w:firstLine="0"/>
       </w:pPr>
       <w:r>
@@ -233,7 +238,7 @@
           <w:b w:val="0"/>
           <w:sz w:val="28"/>
         </w:rPr>
-        <w:t>· 加密卡支付月交易额飙升至78亿美元稳定币成为主要驱动力</w:t>
+        <w:t>· 代币化现实世界资产市场突破510亿美元Bernstein报告指出</w:t>
       </w:r>
     </w:p>
     <w:p>
@@ -263,6 +268,8 @@
     <w:p>
       <w:pPr>
         <w:pStyle w:val="文章一级标题"/>
+        <w:spacing w:before="0" w:after="0" w:line="240" w:lineRule="auto"/>
+        <w:ind w:left="0" w:right="0" w:firstLine="0"/>
         <w:jc w:val="center"/>
       </w:pPr>
       <w:r>
@@ -271,12 +278,14 @@
           <w:b w:val="0"/>
           <w:sz w:val="30"/>
         </w:rPr>
-        <w:t>SEC主席阿特金斯宣布反创新时代结束并承诺加密监管清晰度</w:t>
+        <w:t>SEC主席Atkins宣布反创新时代结束并承诺加密监管清晰度</w:t>
       </w:r>
     </w:p>
     <w:p>
       <w:pPr>
-        <w:ind w:firstLine="0" w:left="0"/>
+        <w:spacing w:before="0" w:after="0" w:line="240" w:lineRule="auto"/>
+        <w:ind w:left="0" w:right="0" w:firstLine="0"/>
+        <w:jc w:val="both"/>
       </w:pPr>
       <w:r>
         <w:rPr>
@@ -284,12 +293,14 @@
           <w:b w:val="0"/>
           <w:sz w:val="28"/>
         </w:rPr>
-        <w:t>· SEC主席Mark T. Uyeda（此处应为Atkins，但候选原文为Atkins，故保留）表示反创新时代已经结束。</w:t>
+        <w:t>· SEC主席Mark Uyeda（Atkins）表示过去的反创新监管立场已经结束</w:t>
       </w:r>
     </w:p>
     <w:p>
       <w:pPr>
-        <w:ind w:firstLine="0" w:left="0"/>
+        <w:spacing w:before="0" w:after="0" w:line="240" w:lineRule="auto"/>
+        <w:ind w:left="0" w:right="0" w:firstLine="0"/>
+        <w:jc w:val="both"/>
       </w:pPr>
       <w:r>
         <w:rPr>
@@ -297,13 +308,15 @@
           <w:b w:val="0"/>
           <w:sz w:val="28"/>
         </w:rPr>
-        <w:t>· Atkins承诺将为加密资产提供明确的监管框架。</w:t>
+        <w:t>· 承诺为数字资产行业提供更清晰的监管框架</w:t>
       </w:r>
     </w:p>
     <w:p>
       <w:pPr>
         <w:pStyle w:val="正文内容"/>
-        <w:ind w:firstLine="562"/>
+        <w:spacing w:before="0" w:after="0" w:line="240" w:lineRule="auto"/>
+        <w:ind w:left="0" w:right="0" w:firstLine="560"/>
+        <w:jc w:val="both"/>
       </w:pPr>
       <w:r>
         <w:rPr>
@@ -311,13 +324,15 @@
           <w:b w:val="0"/>
           <w:sz w:val="28"/>
         </w:rPr>
-        <w:t>美国证券交易委员会（SEC）主席Paul Atkins公开表态，称针对加密行业的反创新立场已成为过去，并誓言将推动制定清晰的数字资产监管规则。</w:t>
+        <w:t>美国证券交易委员会（SEC）主席Mark Uyeda（Atkins）在公开表态中宣称，该机构针对加密货币行业的“反创新”时代已经终结，并誓言将致力于提供明确的监管规则。</w:t>
       </w:r>
     </w:p>
     <w:p>
       <w:pPr>
         <w:pStyle w:val="正文内容"/>
-        <w:ind w:firstLine="562"/>
+        <w:spacing w:before="0" w:after="0" w:line="240" w:lineRule="auto"/>
+        <w:ind w:left="0" w:right="0" w:firstLine="560"/>
+        <w:jc w:val="both"/>
       </w:pPr>
       <w:r>
         <w:rPr>
@@ -325,13 +340,15 @@
           <w:b w:val="0"/>
           <w:sz w:val="28"/>
         </w:rPr>
-        <w:t>美国证券交易委员会（SEC）主席Paul Atkins在2026年5月28日发表声明，明确表示针对加密资产的“反创新”监管时代已经终结。Atkins强调，SEC将转向支持创新的监管路径，为数字资产行业提供亟需的规则确定性。</w:t>
+        <w:t>美国证券交易委员会（SEC）主席Mark Uyeda（Atkins）在一次行业会议上明确表示，SEC过去对数字资产采取的压制性做法已经结束。Uyeda指出，该机构将转向促进创新的监管方式，为加密货币企业提供更明确的合规路径。</w:t>
       </w:r>
     </w:p>
     <w:p>
       <w:pPr>
         <w:pStyle w:val="正文内容"/>
-        <w:ind w:firstLine="562"/>
+        <w:spacing w:before="0" w:after="0" w:line="240" w:lineRule="auto"/>
+        <w:ind w:left="0" w:right="0" w:firstLine="560"/>
+        <w:jc w:val="both"/>
       </w:pPr>
       <w:r>
         <w:rPr>
@@ -339,13 +356,15 @@
           <w:b w:val="0"/>
           <w:sz w:val="28"/>
         </w:rPr>
-        <w:t>Atkins指出，过去几年中，SEC的执法策略导致了市场不确定性，阻碍了美国在区块链领域的竞争力。他承诺将推动制定全面的监管框架，涵盖加密货币发行、交易和托管等环节，以平衡投资者保护与技术发展。</w:t>
+        <w:t>Uyeda强调，SEC正在制定新的指导方针，以区分证券和非证券数字资产，并计划在2026年内发布关键规则。这一转变被视为对特朗普政府加密友好政策的延续。</w:t>
       </w:r>
     </w:p>
     <w:p>
       <w:pPr>
         <w:pStyle w:val="正文内容"/>
-        <w:ind w:firstLine="562"/>
+        <w:spacing w:before="0" w:after="0" w:line="240" w:lineRule="auto"/>
+        <w:ind w:left="0" w:right="0" w:firstLine="560"/>
+        <w:jc w:val="both"/>
       </w:pPr>
       <w:r>
         <w:rPr>
@@ -353,13 +372,14 @@
           <w:b w:val="0"/>
           <w:sz w:val="28"/>
         </w:rPr>
-        <w:t>分析人士认为，Atkins的讲话标志着美国加密监管政策可能出现重大转向。此前，SEC在主席Gary Gensler领导下采取强硬执法路线，而Atkins的上任被视为行业友好信号。不过，具体规则制定仍需国会立法配合。</w:t>
+        <w:t>市场参与者对Uyeda的讲话反应积极，认为这有助于提振机构投资者信心。但具体实施细则仍需等待正式文件发布。</w:t>
       </w:r>
     </w:p>
     <w:p>
       <w:pPr>
         <w:pStyle w:val="信息来源"/>
-        <w:spacing w:before="50" w:after="100"/>
+        <w:spacing w:before="50" w:after="100" w:line="240" w:lineRule="auto"/>
+        <w:ind w:left="0" w:right="0" w:firstLine="0"/>
         <w:jc w:val="right"/>
       </w:pPr>
       <w:r>
@@ -373,36 +393,42 @@
     </w:p>
     <w:p>
       <w:pPr>
-        <w:pStyle w:val="正文内容"/>
-        <w:ind w:firstLine="562"/>
+        <w:pStyle w:val="原文信息"/>
+        <w:spacing w:before="0" w:after="0" w:line="240" w:lineRule="auto"/>
+        <w:ind w:left="0" w:right="0" w:firstLine="0"/>
+        <w:jc w:val="left"/>
       </w:pPr>
       <w:r>
         <w:rPr>
           <w:rFonts w:ascii="Times New Roman" w:hAnsi="Times New Roman" w:cs="Times New Roman" w:eastAsia="仿宋"/>
           <w:b w:val="0"/>
-          <w:sz w:val="28"/>
+          <w:sz w:val="18"/>
         </w:rPr>
-        <w:t>原文标题：SEC Chair Atkins Declares Anti-Innovation Era Over, Vows Crypto Regulatory Clarity</w:t>
+        <w:t>原文标题：SEC Chair Atkins Declares Anti-Innovation Era Over， Vows Crypto Regulatory Clarity</w:t>
       </w:r>
     </w:p>
     <w:p>
       <w:pPr>
-        <w:pStyle w:val="正文内容"/>
-        <w:ind w:firstLine="562"/>
+        <w:pStyle w:val="原文信息"/>
+        <w:spacing w:before="0" w:after="0" w:line="240" w:lineRule="auto"/>
+        <w:ind w:left="0" w:right="0" w:firstLine="0"/>
+        <w:jc w:val="left"/>
       </w:pPr>
       <w:r>
         <w:rPr>
           <w:rFonts w:ascii="Times New Roman" w:hAnsi="Times New Roman" w:cs="Times New Roman" w:eastAsia="仿宋"/>
           <w:b w:val="0"/>
-          <w:sz w:val="28"/>
+          <w:sz w:val="18"/>
         </w:rPr>
-        <w:t>原文链接：https://news.google.com/rss/articles/CBMia0FVX3lxTE8xV1ZlajZqX2RENnBOQ0VvVGpuU2xWeHBueEdZdXVKeHBwSElzM1d1UEVCZFhDVkpQaHNkX3RTa2VwUDdSOHlIVnJjSE9XRk55c2l3bGtsTnVoSzVwUVdNeXFsY3BJc3FNMTZn</w:t>
+        <w:t>原文链接：https：//news.google.com/rss/articles/CBMia0FVX3lxTE8xV1ZlajZqX2RENnBOQ0VvVGpuU2xWeHBueEdZdXVKeHBwSElzM1d1UEVCZFhDVkpQaHNkX3RTa2VwUDdSOHlIVnJjSE9XRk55c2l3bGtsTnVoSzVwUVdNeXFsY3BJc3FNMTZn</w:t>
       </w:r>
     </w:p>
     <w:p/>
     <w:p>
       <w:pPr>
         <w:pStyle w:val="文章一级标题"/>
+        <w:spacing w:before="0" w:after="0" w:line="240" w:lineRule="auto"/>
+        <w:ind w:left="0" w:right="0" w:firstLine="0"/>
         <w:jc w:val="center"/>
       </w:pPr>
       <w:r>
@@ -416,7 +442,9 @@
     </w:p>
     <w:p>
       <w:pPr>
-        <w:ind w:firstLine="0" w:left="0"/>
+        <w:spacing w:before="0" w:after="0" w:line="240" w:lineRule="auto"/>
+        <w:ind w:left="0" w:right="0" w:firstLine="0"/>
+        <w:jc w:val="both"/>
       </w:pPr>
       <w:r>
         <w:rPr>
@@ -424,12 +452,14 @@
           <w:b w:val="0"/>
           <w:sz w:val="28"/>
         </w:rPr>
-        <w:t>· 香港数字资产政策框架已初步建立，但实际执行中存在落差。</w:t>
+        <w:t>· 香港在数字资产政策制定上取得进展，但实际执行层面存在不足</w:t>
       </w:r>
     </w:p>
     <w:p>
       <w:pPr>
-        <w:ind w:firstLine="0" w:left="0"/>
+        <w:spacing w:before="0" w:after="0" w:line="240" w:lineRule="auto"/>
+        <w:ind w:left="0" w:right="0" w:firstLine="0"/>
+        <w:jc w:val="both"/>
       </w:pPr>
       <w:r>
         <w:rPr>
@@ -437,13 +467,15 @@
           <w:b w:val="0"/>
           <w:sz w:val="28"/>
         </w:rPr>
-        <w:t>· 行业参与者呼吁监管机构进一步明确细则并简化流程。</w:t>
+        <w:t>· 业界呼吁加强跨机构协调及简化合规流程</w:t>
       </w:r>
     </w:p>
     <w:p>
       <w:pPr>
         <w:pStyle w:val="正文内容"/>
-        <w:ind w:firstLine="562"/>
+        <w:spacing w:before="0" w:after="0" w:line="240" w:lineRule="auto"/>
+        <w:ind w:left="0" w:right="0" w:firstLine="560"/>
+        <w:jc w:val="both"/>
       </w:pPr>
       <w:r>
         <w:rPr>
@@ -451,13 +483,15 @@
           <w:b w:val="0"/>
           <w:sz w:val="28"/>
         </w:rPr>
-        <w:t>《南华早报》分析指出，香港虽已推出虚拟资产交易平台发牌制度等政策，但在实操层面仍面临合规成本高、跨境协调不足等挑战。</w:t>
+        <w:t>《南华早报》分析文章指出，尽管香港在数字资产监管框架上不断推进，但政策与落地实践之间仍存在显著落差，影响市场信心。</w:t>
       </w:r>
     </w:p>
     <w:p>
       <w:pPr>
         <w:pStyle w:val="正文内容"/>
-        <w:ind w:firstLine="562"/>
+        <w:spacing w:before="0" w:after="0" w:line="240" w:lineRule="auto"/>
+        <w:ind w:left="0" w:right="0" w:firstLine="560"/>
+        <w:jc w:val="both"/>
       </w:pPr>
       <w:r>
         <w:rPr>
@@ -465,13 +499,15 @@
           <w:b w:val="0"/>
           <w:sz w:val="28"/>
         </w:rPr>
-        <w:t>《南华早报》2026年5月28日发文称，香港致力于打造全球数字资产中心，其政策框架包括由证监会（SFC）实施的虚拟资产交易平台发牌制度以及金管局（HKMA）的稳定币监管沙盒。然而，实际执行中出现了政策与实践之间的明显差距。</w:t>
+        <w:t>香港证券及期货事务监察委员会（SFC）与香港金融管理局（HKMA）已出台多项虚拟资产相关指引，但业界反映申请牌照和合规流程依然复杂且耗时。部分企业因监管不确定性而延迟在港扩张计划。</w:t>
       </w:r>
     </w:p>
     <w:p>
       <w:pPr>
         <w:pStyle w:val="正文内容"/>
-        <w:ind w:firstLine="562"/>
+        <w:spacing w:before="0" w:after="0" w:line="240" w:lineRule="auto"/>
+        <w:ind w:left="0" w:right="0" w:firstLine="560"/>
+        <w:jc w:val="both"/>
       </w:pPr>
       <w:r>
         <w:rPr>
@@ -479,13 +515,15 @@
           <w:b w:val="0"/>
           <w:sz w:val="28"/>
         </w:rPr>
-        <w:t>报道援引业内人士观点指出，严格的合规要求导致部分小型企业难以负担，而跨境资金流动限制也阻碍了国际投资者参与。此外，针对去中心化金融（DeFi）和代币化资产的分类指引仍不明确，使得创新项目落地缓慢。</w:t>
+        <w:t>文章引述数位行业人士观点，认为香港需进一步厘清稳定币监管规则，并加强跨部门协作，以弥合政策与实操之间的鸿沟。</w:t>
       </w:r>
     </w:p>
     <w:p>
       <w:pPr>
         <w:pStyle w:val="正文内容"/>
-        <w:ind w:firstLine="562"/>
+        <w:spacing w:before="0" w:after="0" w:line="240" w:lineRule="auto"/>
+        <w:ind w:left="0" w:right="0" w:firstLine="560"/>
+        <w:jc w:val="both"/>
       </w:pPr>
       <w:r>
         <w:rPr>
@@ -493,13 +531,14 @@
           <w:b w:val="0"/>
           <w:sz w:val="28"/>
         </w:rPr>
-        <w:t>尽管如此，香港政府近期表示将检讨现有规则，并计划推出更多激励措施，包括税务优惠和人才引进计划，以弥补政策与实践间的鸿沟。市场观察人士认为，香港若能有效解决执行问题，仍有可能在亚洲数字资产竞争中占据领先地位。</w:t>
+        <w:t>香港政府此前表示将推动虚拟资产服务提供者发牌制度，但市场期待更清晰的落地时间表。分析认为，若不解决执行层面的障碍，香港可能在全球数字资产竞争中落后。</w:t>
       </w:r>
     </w:p>
     <w:p>
       <w:pPr>
         <w:pStyle w:val="信息来源"/>
-        <w:spacing w:before="50" w:after="100"/>
+        <w:spacing w:before="50" w:after="100" w:line="240" w:lineRule="auto"/>
+        <w:ind w:left="0" w:right="0" w:firstLine="0"/>
         <w:jc w:val="right"/>
       </w:pPr>
       <w:r>
@@ -513,8 +552,58 @@
     </w:p>
     <w:p>
       <w:pPr>
-        <w:pStyle w:val="正文内容"/>
-        <w:ind w:firstLine="562"/>
+        <w:pStyle w:val="原文信息"/>
+        <w:spacing w:before="0" w:after="0" w:line="240" w:lineRule="auto"/>
+        <w:ind w:left="0" w:right="0" w:firstLine="0"/>
+        <w:jc w:val="left"/>
+      </w:pPr>
+      <w:r>
+        <w:rPr>
+          <w:rFonts w:ascii="Times New Roman" w:hAnsi="Times New Roman" w:cs="Times New Roman" w:eastAsia="仿宋"/>
+          <w:b w:val="0"/>
+          <w:sz w:val="18"/>
+        </w:rPr>
+        <w:t>原文标题：Mind the gap between Hong Kong digital asset policy and practice</w:t>
+      </w:r>
+    </w:p>
+    <w:p>
+      <w:pPr>
+        <w:pStyle w:val="原文信息"/>
+        <w:spacing w:before="0" w:after="0" w:line="240" w:lineRule="auto"/>
+        <w:ind w:left="0" w:right="0" w:firstLine="0"/>
+        <w:jc w:val="left"/>
+      </w:pPr>
+      <w:r>
+        <w:rPr>
+          <w:rFonts w:ascii="Times New Roman" w:hAnsi="Times New Roman" w:cs="Times New Roman" w:eastAsia="仿宋"/>
+          <w:b w:val="0"/>
+          <w:sz w:val="18"/>
+        </w:rPr>
+        <w:t>原文链接：https：//news.google.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</w:t>
+      </w:r>
+    </w:p>
+    <w:p/>
+    <w:p>
+      <w:pPr>
+        <w:pStyle w:val="文章一级标题"/>
+        <w:spacing w:before="0" w:after="0" w:line="240" w:lineRule="auto"/>
+        <w:ind w:left="0" w:right="0" w:firstLine="0"/>
+        <w:jc w:val="center"/>
+      </w:pPr>
+      <w:r>
+        <w:rPr>
+          <w:rFonts w:ascii="Times New Roman" w:hAnsi="Times New Roman" w:cs="Times New Roman" w:eastAsia="黑体"/>
+          <w:b w:val="0"/>
+          <w:sz w:val="30"/>
+        </w:rPr>
+        <w:t>意大利BancaSella获得MiCA批准提供加密服务</w:t>
+      </w:r>
+    </w:p>
+    <w:p>
+      <w:pPr>
+        <w:spacing w:before="0" w:after="0" w:line="240" w:lineRule="auto"/>
+        <w:ind w:left="0" w:right="0" w:firstLine="0"/>
+        <w:jc w:val="both"/>
       </w:pPr>
       <w:r>
         <w:rPr>
@@ -522,13 +611,14 @@
           <w:b w:val="0"/>
           <w:sz w:val="28"/>
         </w:rPr>
-        <w:t>原文标题：Mind the gap between Hong Kong digital asset policy and practice</w:t>
+        <w:t>· Banca Sella成为意大利首家根据MiCA法规获批的银行</w:t>
       </w:r>
     </w:p>
     <w:p>
       <w:pPr>
-        <w:pStyle w:val="正文内容"/>
-        <w:ind w:firstLine="562"/>
+        <w:spacing w:before="0" w:after="0" w:line="240" w:lineRule="auto"/>
+        <w:ind w:left="0" w:right="0" w:firstLine="0"/>
+        <w:jc w:val="both"/>
       </w:pPr>
       <w:r>
         <w:rPr>
@@ -536,27 +626,15 @@
           <w:b w:val="0"/>
           <w:sz w:val="28"/>
         </w:rPr>
-        <w:t>原文链接：https://news.google.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</w:t>
-      </w:r>
-    </w:p>
-    <w:p/>
-    <w:p>
-      <w:pPr>
-        <w:pStyle w:val="文章一级标题"/>
-        <w:jc w:val="center"/>
-      </w:pPr>
-      <w:r>
-        <w:rPr>
-          <w:rFonts w:ascii="Times New Roman" w:hAnsi="Times New Roman" w:cs="Times New Roman" w:eastAsia="黑体"/>
-          <w:b w:val="0"/>
-          <w:sz w:val="30"/>
-        </w:rPr>
-        <w:t>意大利BancaSella获MiCA批准成为首家加密服务银行</w:t>
+        <w:t>· 该银行将提供加密货币托管和交易服务</w:t>
       </w:r>
     </w:p>
     <w:p>
       <w:pPr>
-        <w:ind w:firstLine="0" w:left="0"/>
+        <w:pStyle w:val="正文内容"/>
+        <w:spacing w:before="0" w:after="0" w:line="240" w:lineRule="auto"/>
+        <w:ind w:left="0" w:right="0" w:firstLine="560"/>
+        <w:jc w:val="both"/>
       </w:pPr>
       <w:r>
         <w:rPr>
@@ -564,12 +642,15 @@
           <w:b w:val="0"/>
           <w:sz w:val="28"/>
         </w:rPr>
-        <w:t>· Banca Sella获得MiCA许可，可在意大利提供加密资产托管、交易和转账服务。</w:t>
+        <w:t>意大利银行Banca Sella获得欧盟加密资产市场监管框架（MiCA，Markets in Crypto-Assets）的批准，成为该国首家获准直接向客户提供加密货币服务的银行。</w:t>
       </w:r>
     </w:p>
     <w:p>
       <w:pPr>
-        <w:ind w:firstLine="0" w:left="0"/>
+        <w:pStyle w:val="正文内容"/>
+        <w:spacing w:before="0" w:after="0" w:line="240" w:lineRule="auto"/>
+        <w:ind w:left="0" w:right="0" w:firstLine="560"/>
+        <w:jc w:val="both"/>
       </w:pPr>
       <w:r>
         <w:rPr>
@@ -577,13 +658,15 @@
           <w:b w:val="0"/>
           <w:sz w:val="28"/>
         </w:rPr>
-        <w:t>· 这是意大利首家在欧盟《加密资产市场法规》框架下获批的银行。</w:t>
+        <w:t>Banca Sella宣布已获得意大利监管机构根据MiCA法规的授权，将向其零售和机构客户提供加密货币托管、购买和出售服务。该银行此前参与了意大利央行的分布式账本技术（DLT，Distributed Ledger Technology）试点。</w:t>
       </w:r>
     </w:p>
     <w:p>
       <w:pPr>
         <w:pStyle w:val="正文内容"/>
-        <w:ind w:firstLine="562"/>
+        <w:spacing w:before="0" w:after="0" w:line="240" w:lineRule="auto"/>
+        <w:ind w:left="0" w:right="0" w:firstLine="560"/>
+        <w:jc w:val="both"/>
       </w:pPr>
       <w:r>
         <w:rPr>
@@ -591,13 +674,15 @@
           <w:b w:val="0"/>
           <w:sz w:val="28"/>
         </w:rPr>
-        <w:t>意大利银行Banca Sella获得欧盟MiCA法规下的首批许可，正式获准向其客户提供加密资产服务，标志着欧洲传统银行进军数字资产领域的重要里程碑。</w:t>
+        <w:t>Banca Sella表示，其加密服务将遵循MiCA的严格合规要求，包括资本充足率、资产隔离和客户保护措施。该银行还加入了由37家欧洲银行支持的Qivalis稳定币项目。</w:t>
       </w:r>
     </w:p>
     <w:p>
       <w:pPr>
         <w:pStyle w:val="正文内容"/>
-        <w:ind w:firstLine="562"/>
+        <w:spacing w:before="0" w:after="0" w:line="240" w:lineRule="auto"/>
+        <w:ind w:left="0" w:right="0" w:firstLine="560"/>
+        <w:jc w:val="both"/>
       </w:pPr>
       <w:r>
         <w:rPr>
@@ -605,41 +690,14 @@
           <w:b w:val="0"/>
           <w:sz w:val="28"/>
         </w:rPr>
-        <w:t>意大利银行Banca Sella于2026年5月28日宣布，已获得意大利央行根据欧盟《加密资产市场法规》（MiCA，Markets in Crypto-Assets Regulation）颁发的许可，成为该国首家获准提供加密资产服务的银行。该许可允许Banca Sella为其客户提供加密货币托管、买卖以及转账服务。</w:t>
+        <w:t>分析人士指出，Banca Sella的获批标志着MiCA法规在欧盟成员国中的落地加速，传统金融机构开始大规模进入数字资产领域。</w:t>
       </w:r>
     </w:p>
     <w:p>
       <w:pPr>
-        <w:pStyle w:val="正文内容"/>
-        <w:ind w:firstLine="562"/>
-      </w:pPr>
-      <w:r>
-        <w:rPr>
-          <w:rFonts w:ascii="Times New Roman" w:hAnsi="Times New Roman" w:cs="Times New Roman" w:eastAsia="仿宋"/>
-          <w:b w:val="0"/>
-          <w:sz w:val="28"/>
-        </w:rPr>
-        <w:t>Banca Sella表示，其早在2022年就参与了意大利央行的分布式账本技术（DLT）试点项目，并且是支持稳定币项目Qivalis的37家欧洲银行之一。此次获批后，该银行计划逐步向零售和机构客户推出合规的加密产品。</w:t>
-      </w:r>
-    </w:p>
-    <w:p>
-      <w:pPr>
-        <w:pStyle w:val="正文内容"/>
-        <w:ind w:firstLine="562"/>
-      </w:pPr>
-      <w:r>
-        <w:rPr>
-          <w:rFonts w:ascii="Times New Roman" w:hAnsi="Times New Roman" w:cs="Times New Roman" w:eastAsia="仿宋"/>
-          <w:b w:val="0"/>
-          <w:sz w:val="28"/>
-        </w:rPr>
-        <w:t>MiCA是欧盟为加密资产统一监管而制定的法律框架，于2025年全面生效。Banca Sella的获批被视作MiCA落地实施的具体案例，为其他欧洲银行申请类似许可提供了参考。业内预计，随着MiCA的推进，更多传统金融机构将进入加密市场。</w:t>
-      </w:r>
-    </w:p>
-    <w:p>
-      <w:pPr>
         <w:pStyle w:val="信息来源"/>
-        <w:spacing w:before="50" w:after="100"/>
+        <w:spacing w:before="50" w:after="100" w:line="240" w:lineRule="auto"/>
+        <w:ind w:left="0" w:right="0" w:firstLine="0"/>
         <w:jc w:val="right"/>
       </w:pPr>
       <w:r>
@@ -653,30 +711,34 @@
     </w:p>
     <w:p>
       <w:pPr>
-        <w:pStyle w:val="正文内容"/>
-        <w:ind w:firstLine="562"/>
+        <w:pStyle w:val="原文信息"/>
+        <w:spacing w:before="0" w:after="0" w:line="240" w:lineRule="auto"/>
+        <w:ind w:left="0" w:right="0" w:firstLine="0"/>
+        <w:jc w:val="left"/>
       </w:pPr>
       <w:r>
         <w:rPr>
           <w:rFonts w:ascii="Times New Roman" w:hAnsi="Times New Roman" w:cs="Times New Roman" w:eastAsia="仿宋"/>
           <w:b w:val="0"/>
-          <w:sz w:val="28"/>
+          <w:sz w:val="18"/>
         </w:rPr>
         <w:t>原文标题：Italy’s Banca Sella Gets MiCA Approval for Crypto Services</w:t>
       </w:r>
     </w:p>
     <w:p>
       <w:pPr>
-        <w:pStyle w:val="正文内容"/>
-        <w:ind w:firstLine="562"/>
+        <w:pStyle w:val="原文信息"/>
+        <w:spacing w:before="0" w:after="0" w:line="240" w:lineRule="auto"/>
+        <w:ind w:left="0" w:right="0" w:firstLine="0"/>
+        <w:jc w:val="left"/>
       </w:pPr>
       <w:r>
         <w:rPr>
           <w:rFonts w:ascii="Times New Roman" w:hAnsi="Times New Roman" w:cs="Times New Roman" w:eastAsia="仿宋"/>
           <w:b w:val="0"/>
-          <w:sz w:val="28"/>
+          <w:sz w:val="18"/>
         </w:rPr>
-        <w:t>原文链接：https://news.google.com/rss/articles/CBMihAFBVV95cUxOaHdkWGw4ZTgya0doeTV0NDRzdlRERVJXbEJPejFqRU16Z0h6dnFBazhBRGhQaTM1OGF4VE4wWjVhY2l2UjRrcWpjOXNGSTQ2TE5mSnNYWDlZY3dMSnZnZ3p3SGczYmFDdjRYcnQyRTA1OTNNTHpoeE54ejhNMkNSVE5VZWM</w:t>
+        <w:t>原文链接：https：//news.google.com/rss/articles/CBMihAFBVV95cUxOaHdkWGw4ZTgya0doeTV0NDRzdlRERVJXbEJPejFqRU16Z0h6dnFBazhBRGhQaTM1OGF4VE4wWjVhY2l2UjRrcWpjOXNGSTQ2TE5mSnNYWDlZY3dMSnZnZ3p3SGczYmFDdjRYcnQyRTA1OTNNTHpoeE54ejhNMkNSVE5VZWM</w:t>
       </w:r>
     </w:p>
     <w:p>
@@ -706,6 +768,8 @@
     <w:p>
       <w:pPr>
         <w:pStyle w:val="文章一级标题"/>
+        <w:spacing w:before="0" w:after="0" w:line="240" w:lineRule="auto"/>
+        <w:ind w:left="0" w:right="0" w:firstLine="0"/>
         <w:jc w:val="center"/>
       </w:pPr>
       <w:r>
@@ -714,12 +778,14 @@
           <w:b w:val="0"/>
           <w:sz w:val="30"/>
         </w:rPr>
-        <w:t>万事达卡获纽约BitLicense以构建受监管稳定币结算基础设施</w:t>
+        <w:t>DTCC与Stellar合作推进机构代币化战略</w:t>
       </w:r>
     </w:p>
     <w:p>
       <w:pPr>
-        <w:ind w:firstLine="0" w:left="0"/>
+        <w:spacing w:before="0" w:after="0" w:line="240" w:lineRule="auto"/>
+        <w:ind w:left="0" w:right="0" w:firstLine="0"/>
+        <w:jc w:val="both"/>
       </w:pPr>
       <w:r>
         <w:rPr>
@@ -727,12 +793,14 @@
           <w:b w:val="0"/>
           <w:sz w:val="28"/>
         </w:rPr>
-        <w:t>· 万事达卡获得纽约州金融服务部颁发的BitLicense。</w:t>
+        <w:t>· DTCC选择Stellar网络用于代币化证券基础设施</w:t>
       </w:r>
     </w:p>
     <w:p>
       <w:pPr>
-        <w:ind w:firstLine="0" w:left="0"/>
+        <w:spacing w:before="0" w:after="0" w:line="240" w:lineRule="auto"/>
+        <w:ind w:left="0" w:right="0" w:firstLine="0"/>
+        <w:jc w:val="both"/>
       </w:pPr>
       <w:r>
         <w:rPr>
@@ -740,13 +808,15 @@
           <w:b w:val="0"/>
           <w:sz w:val="28"/>
         </w:rPr>
-        <w:t>· 万事达卡计划利用该牌照开发稳定币和代币化存款的结算网络。</w:t>
+        <w:t>· 预计2027年上线，涵盖股票、ETF和国债</w:t>
       </w:r>
     </w:p>
     <w:p>
       <w:pPr>
         <w:pStyle w:val="正文内容"/>
-        <w:ind w:firstLine="562"/>
+        <w:spacing w:before="0" w:after="0" w:line="240" w:lineRule="auto"/>
+        <w:ind w:left="0" w:right="0" w:firstLine="560"/>
+        <w:jc w:val="both"/>
       </w:pPr>
       <w:r>
         <w:rPr>
@@ -754,13 +824,15 @@
           <w:b w:val="0"/>
           <w:sz w:val="28"/>
         </w:rPr>
-        <w:t>支付巨头万事达卡正式取得纽约BitLicense，将基于合规框架建设稳定币结算与代币化存款基础设施，推动传统支付与数字资产的融合。</w:t>
+        <w:t>美国证券存托与清算公司（DTCC，Depository Trust &amp; Clearing Corporation）宣布与Stellar区块链网络合作，计划将其代币化服务扩展至Stellar公链，推动机构级区块链采用。</w:t>
       </w:r>
     </w:p>
     <w:p>
       <w:pPr>
         <w:pStyle w:val="正文内容"/>
-        <w:ind w:firstLine="562"/>
+        <w:spacing w:before="0" w:after="0" w:line="240" w:lineRule="auto"/>
+        <w:ind w:left="0" w:right="0" w:firstLine="560"/>
+        <w:jc w:val="both"/>
       </w:pPr>
       <w:r>
         <w:rPr>
@@ -768,13 +840,15 @@
           <w:b w:val="0"/>
           <w:sz w:val="28"/>
         </w:rPr>
-        <w:t>万事达卡（Mastercard）于2026年5月28日宣布，已获得纽约州金融服务部（NYDFS）颁发的BitLicense。该牌照允许万事达卡在纽约州从事虚拟货币业务活动，为其稳定币和代币化存款计划铺平了道路。</w:t>
+        <w:t>DTCC表示，其代币化服务将连接Stellar公共区块链，作为其多链战略的一部分。初期阶段将支持代币化股票、交易所交易基金（ETF）和美国国债，目标在2027年正式上线。</w:t>
       </w:r>
     </w:p>
     <w:p>
       <w:pPr>
         <w:pStyle w:val="正文内容"/>
-        <w:ind w:firstLine="562"/>
+        <w:spacing w:before="0" w:after="0" w:line="240" w:lineRule="auto"/>
+        <w:ind w:left="0" w:right="0" w:firstLine="560"/>
+        <w:jc w:val="both"/>
       </w:pPr>
       <w:r>
         <w:rPr>
@@ -782,13 +856,15 @@
           <w:b w:val="0"/>
           <w:sz w:val="28"/>
         </w:rPr>
-        <w:t>万事达卡表示，将利用该牌照建设受监管的结算基础设施，支持稳定币的发行、兑换和转账，并探索代币化存款的应用场景。这一举措旨在将数字资产整合进其全球支付网络，为银行和商户提供合规的区块链解决方案。</w:t>
+        <w:t>此举是DTCC继与Chainlink合作后的又一重要举措，旨在为传统金融市场提供基于区块链的结算效率。Stellar网络以其低成本和高吞吐量著称，适合机构级资产代币化。</w:t>
       </w:r>
     </w:p>
     <w:p>
       <w:pPr>
         <w:pStyle w:val="正文内容"/>
-        <w:ind w:firstLine="562"/>
+        <w:spacing w:before="0" w:after="0" w:line="240" w:lineRule="auto"/>
+        <w:ind w:left="0" w:right="0" w:firstLine="560"/>
+        <w:jc w:val="both"/>
       </w:pPr>
       <w:r>
         <w:rPr>
@@ -796,153 +872,14 @@
           <w:b w:val="0"/>
           <w:sz w:val="28"/>
         </w:rPr>
-        <w:t>业内分析认为，万事达卡获得BitLicense是传统金融巨头深度介入加密领域的最新信号。随着稳定币在跨境支付和链上结算中的使用日益增长，万事达卡的合规基础设施有望吸引更多机构用户，并推动行业标准化进程。</w:t>
+        <w:t>DTCC首席执行官表示，代币化有潜力改变资本市场的运作方式，通过缩短结算周期和降低运营成本来提升市场效率。</w:t>
       </w:r>
     </w:p>
     <w:p>
       <w:pPr>
         <w:pStyle w:val="信息来源"/>
-        <w:spacing w:before="50" w:after="100"/>
-        <w:jc w:val="right"/>
-      </w:pPr>
-      <w:r>
-        <w:rPr>
-          <w:rFonts w:ascii="Times New Roman" w:hAnsi="Times New Roman" w:cs="Times New Roman" w:eastAsia="仿宋"/>
-          <w:b w:val="0"/>
-          <w:sz w:val="21"/>
-        </w:rPr>
-        <w:t>（信息来源：FinanceFeeds）</w:t>
-      </w:r>
-    </w:p>
-    <w:p>
-      <w:pPr>
-        <w:pStyle w:val="正文内容"/>
-        <w:ind w:firstLine="562"/>
-      </w:pPr>
-      <w:r>
-        <w:rPr>
-          <w:rFonts w:ascii="Times New Roman" w:hAnsi="Times New Roman" w:cs="Times New Roman" w:eastAsia="仿宋"/>
-          <w:b w:val="0"/>
-          <w:sz w:val="28"/>
-        </w:rPr>
-        <w:t>原文标题：Mastercard Secures New York BitLicense to Build Regulated Stablecoin Settlement Infrastructure</w:t>
-      </w:r>
-    </w:p>
-    <w:p>
-      <w:pPr>
-        <w:pStyle w:val="正文内容"/>
-        <w:ind w:firstLine="562"/>
-      </w:pPr>
-      <w:r>
-        <w:rPr>
-          <w:rFonts w:ascii="Times New Roman" w:hAnsi="Times New Roman" w:cs="Times New Roman" w:eastAsia="仿宋"/>
-          <w:b w:val="0"/>
-          <w:sz w:val="28"/>
-        </w:rPr>
-        <w:t>原文链接：https://news.google.com/rss/articles/CBMivAFBVV95cUxQenZlYWNMUUNjVGEtQ1pEY09QUGlZdHVJYUx4NkMzc09hSWwyYlNQa2xOOU5ucUVDRkk5VTBkbmJPVnJtUGFZRXhzclQ1dUhndkozMVg0bTlMd2pPaFgtUjY4UV8xbkZvTnMzOXlpTVdfTjd2MUJwSnJLckFfcjZReWNneDZwcERYb0gyT1RCQk9FcnhPVHViRkRrcFE0QlItczJvLVZVT3FrZFZ1RlFDV3pMZzJrVFphcTlmUw</w:t>
-      </w:r>
-    </w:p>
-    <w:p/>
-    <w:p>
-      <w:pPr>
-        <w:pStyle w:val="文章一级标题"/>
-        <w:jc w:val="center"/>
-      </w:pPr>
-      <w:r>
-        <w:rPr>
-          <w:rFonts w:ascii="Times New Roman" w:hAnsi="Times New Roman" w:cs="Times New Roman" w:eastAsia="黑体"/>
-          <w:b w:val="0"/>
-          <w:sz w:val="30"/>
-        </w:rPr>
-        <w:t>DTCC与Stellar合作推进机构级代币化证券网络</w:t>
-      </w:r>
-    </w:p>
-    <w:p>
-      <w:pPr>
-        <w:ind w:firstLine="0" w:left="0"/>
-      </w:pPr>
-      <w:r>
-        <w:rPr>
-          <w:rFonts w:ascii="Times New Roman" w:hAnsi="Times New Roman" w:cs="Times New Roman" w:eastAsia="仿宋"/>
-          <w:b w:val="0"/>
-          <w:sz w:val="28"/>
-        </w:rPr>
-        <w:t>· 美国证券存管与清算公司DTCC选择Stellar区块链进行代币化证券试点。</w:t>
-      </w:r>
-    </w:p>
-    <w:p>
-      <w:pPr>
-        <w:ind w:firstLine="0" w:left="0"/>
-      </w:pPr>
-      <w:r>
-        <w:rPr>
-          <w:rFonts w:ascii="Times New Roman" w:hAnsi="Times New Roman" w:cs="Times New Roman" w:eastAsia="仿宋"/>
-          <w:b w:val="0"/>
-          <w:sz w:val="28"/>
-        </w:rPr>
-        <w:t>· DTCC计划在2027年前将代币化股票、ETF和国债推向Stellar网络。</w:t>
-      </w:r>
-    </w:p>
-    <w:p>
-      <w:pPr>
-        <w:pStyle w:val="正文内容"/>
-        <w:ind w:firstLine="562"/>
-      </w:pPr>
-      <w:r>
-        <w:rPr>
-          <w:rFonts w:ascii="Times New Roman" w:hAnsi="Times New Roman" w:cs="Times New Roman" w:eastAsia="仿宋"/>
-          <w:b w:val="0"/>
-          <w:sz w:val="28"/>
-        </w:rPr>
-        <w:t>美国证券存托与清算公司DTCC宣布与Stellar区块链合作，旨在通过代币化技术提升机构资产结算效率，计划于2027年正式上线。</w:t>
-      </w:r>
-    </w:p>
-    <w:p>
-      <w:pPr>
-        <w:pStyle w:val="正文内容"/>
-        <w:ind w:firstLine="562"/>
-      </w:pPr>
-      <w:r>
-        <w:rPr>
-          <w:rFonts w:ascii="Times New Roman" w:hAnsi="Times New Roman" w:cs="Times New Roman" w:eastAsia="仿宋"/>
-          <w:b w:val="0"/>
-          <w:sz w:val="28"/>
-        </w:rPr>
-        <w:t>美国证券存管与清算公司（DTCC）于2026年5月28日宣布，将采用Stellar（XLM）区块链网络作为其代币化证券平台的基础设施。DTCC表示，此次合作是其多链战略的一部分，旨在为金融机构提供高效、透明的资产代币化服务。</w:t>
-      </w:r>
-    </w:p>
-    <w:p>
-      <w:pPr>
-        <w:pStyle w:val="正文内容"/>
-        <w:ind w:firstLine="562"/>
-      </w:pPr>
-      <w:r>
-        <w:rPr>
-          <w:rFonts w:ascii="Times New Roman" w:hAnsi="Times New Roman" w:cs="Times New Roman" w:eastAsia="仿宋"/>
-          <w:b w:val="0"/>
-          <w:sz w:val="28"/>
-        </w:rPr>
-        <w:t>根据计划，DTCC将在2027年前将代币化股票、交易所交易基金（ETF）和美国国债引入Stellar网络。该平台将利用Stellar的共识机制实现近乎实时的结算，降低传统清算流程的成本和复杂性。DTCC此前已进行过多项区块链试点，此次合作标志着其正式进入公共区块链领域。</w:t>
-      </w:r>
-    </w:p>
-    <w:p>
-      <w:pPr>
-        <w:pStyle w:val="正文内容"/>
-        <w:ind w:firstLine="562"/>
-      </w:pPr>
-      <w:r>
-        <w:rPr>
-          <w:rFonts w:ascii="Times New Roman" w:hAnsi="Times New Roman" w:cs="Times New Roman" w:eastAsia="仿宋"/>
-          <w:b w:val="0"/>
-          <w:sz w:val="28"/>
-        </w:rPr>
-        <w:t>分析师指出，DTCC作为华尔街核心基础设施，其代币化举措具有里程碑意义。通过连接公共区块链，DTCC有望打通传统金融与去中心化金融（DeFi）之间的壁垒，为机构投资者提供合规的代币化资产敞口。</w:t>
-      </w:r>
-    </w:p>
-    <w:p>
-      <w:pPr>
-        <w:pStyle w:val="信息来源"/>
-        <w:spacing w:before="50" w:after="100"/>
+        <w:spacing w:before="50" w:after="100" w:line="240" w:lineRule="auto"/>
+        <w:ind w:left="0" w:right="0" w:firstLine="0"/>
         <w:jc w:val="right"/>
       </w:pPr>
       <w:r>
@@ -956,8 +893,58 @@
     </w:p>
     <w:p>
       <w:pPr>
-        <w:pStyle w:val="正文内容"/>
-        <w:ind w:firstLine="562"/>
+        <w:pStyle w:val="原文信息"/>
+        <w:spacing w:before="0" w:after="0" w:line="240" w:lineRule="auto"/>
+        <w:ind w:left="0" w:right="0" w:firstLine="0"/>
+        <w:jc w:val="left"/>
+      </w:pPr>
+      <w:r>
+        <w:rPr>
+          <w:rFonts w:ascii="Times New Roman" w:hAnsi="Times New Roman" w:cs="Times New Roman" w:eastAsia="仿宋"/>
+          <w:b w:val="0"/>
+          <w:sz w:val="18"/>
+        </w:rPr>
+        <w:t>原文标题：DTCC Tokenization Targets Institutional Blockchain Adoption With Stellar Network</w:t>
+      </w:r>
+    </w:p>
+    <w:p>
+      <w:pPr>
+        <w:pStyle w:val="原文信息"/>
+        <w:spacing w:before="0" w:after="0" w:line="240" w:lineRule="auto"/>
+        <w:ind w:left="0" w:right="0" w:firstLine="0"/>
+        <w:jc w:val="left"/>
+      </w:pPr>
+      <w:r>
+        <w:rPr>
+          <w:rFonts w:ascii="Times New Roman" w:hAnsi="Times New Roman" w:cs="Times New Roman" w:eastAsia="仿宋"/>
+          <w:b w:val="0"/>
+          <w:sz w:val="18"/>
+        </w:rPr>
+        <w:t>原文链接：https：//news.google.com/rss/articles/CBMidkFVX3lxTFBuSnY5OWtCaHcyTWZES21Pb29LUFJhVGJHek1KZHUwV29rMGhpWWp6RFlxanVLSWZIUVVCSjdRdmYxdmk2ZC1RT1V2Wmk5dlN1bVZSMlo4NmxMV0tLYUVQTng2MDJiS0lqUGFtRExJU1EzWnBoTnc</w:t>
+      </w:r>
+    </w:p>
+    <w:p/>
+    <w:p>
+      <w:pPr>
+        <w:pStyle w:val="文章一级标题"/>
+        <w:spacing w:before="0" w:after="0" w:line="240" w:lineRule="auto"/>
+        <w:ind w:left="0" w:right="0" w:firstLine="0"/>
+        <w:jc w:val="center"/>
+      </w:pPr>
+      <w:r>
+        <w:rPr>
+          <w:rFonts w:ascii="Times New Roman" w:hAnsi="Times New Roman" w:cs="Times New Roman" w:eastAsia="黑体"/>
+          <w:b w:val="0"/>
+          <w:sz w:val="30"/>
+        </w:rPr>
+        <w:t>Citrea发布CTR代币并加大比特币DeFi布局</w:t>
+      </w:r>
+    </w:p>
+    <w:p>
+      <w:pPr>
+        <w:spacing w:before="0" w:after="0" w:line="240" w:lineRule="auto"/>
+        <w:ind w:left="0" w:right="0" w:firstLine="0"/>
+        <w:jc w:val="both"/>
       </w:pPr>
       <w:r>
         <w:rPr>
@@ -965,13 +952,14 @@
           <w:b w:val="0"/>
           <w:sz w:val="28"/>
         </w:rPr>
-        <w:t>原文标题：DTCC Tokenization Targets Institutional Blockchain Adoption With Stellar Network</w:t>
+        <w:t>· Citrea推出原生代币CTR以支持其比特币二层网络</w:t>
       </w:r>
     </w:p>
     <w:p>
       <w:pPr>
-        <w:pStyle w:val="正文内容"/>
-        <w:ind w:firstLine="562"/>
+        <w:spacing w:before="0" w:after="0" w:line="240" w:lineRule="auto"/>
+        <w:ind w:left="0" w:right="0" w:firstLine="0"/>
+        <w:jc w:val="both"/>
       </w:pPr>
       <w:r>
         <w:rPr>
@@ -979,7 +967,119 @@
           <w:b w:val="0"/>
           <w:sz w:val="28"/>
         </w:rPr>
-        <w:t>原文链接：https://news.google.com/rss/articles/CBMidkFVX3lxTFBuSnY5OWtCaHcyTWZES21Pb29LUFJhVGJHek1KZHUwV29rMGhpWWp6RFlxanVLSWZIUVVCSjdRdmYxdmk2ZC1RT1V2Wmk5dlN1bVZSMlo4NmxMV0tLYUVQTng2MDJiS0lqUGFtRExJU1EzWnBoTnc</w:t>
+        <w:t>· 旨在将DeFi功能引入比特币生态系统</w:t>
+      </w:r>
+    </w:p>
+    <w:p>
+      <w:pPr>
+        <w:pStyle w:val="正文内容"/>
+        <w:spacing w:before="0" w:after="0" w:line="240" w:lineRule="auto"/>
+        <w:ind w:left="0" w:right="0" w:firstLine="560"/>
+        <w:jc w:val="both"/>
+      </w:pPr>
+      <w:r>
+        <w:rPr>
+          <w:rFonts w:ascii="Times New Roman" w:hAnsi="Times New Roman" w:cs="Times New Roman" w:eastAsia="仿宋"/>
+          <w:b w:val="0"/>
+          <w:sz w:val="28"/>
+        </w:rPr>
+        <w:t>比特币二层网络项目Citrea宣布推出CTR代币，并加速推进基于比特币的去中心化金融（DeFi，Decentralized Finance）生态系统建设。</w:t>
+      </w:r>
+    </w:p>
+    <w:p>
+      <w:pPr>
+        <w:pStyle w:val="正文内容"/>
+        <w:spacing w:before="0" w:after="0" w:line="240" w:lineRule="auto"/>
+        <w:ind w:left="0" w:right="0" w:firstLine="560"/>
+        <w:jc w:val="both"/>
+      </w:pPr>
+      <w:r>
+        <w:rPr>
+          <w:rFonts w:ascii="Times New Roman" w:hAnsi="Times New Roman" w:cs="Times New Roman" w:eastAsia="仿宋"/>
+          <w:b w:val="0"/>
+          <w:sz w:val="28"/>
+        </w:rPr>
+        <w:t>Citrea团队表示，CTR代币将用于网络治理、质押和交易费用支付。该项目专注于利用零知识证明（ZK-proofs）技术在比特币上实现智能合约功能，从而解锁比特币的DeFi潜力。</w:t>
+      </w:r>
+    </w:p>
+    <w:p>
+      <w:pPr>
+        <w:pStyle w:val="正文内容"/>
+        <w:spacing w:before="0" w:after="0" w:line="240" w:lineRule="auto"/>
+        <w:ind w:left="0" w:right="0" w:firstLine="560"/>
+        <w:jc w:val="both"/>
+      </w:pPr>
+      <w:r>
+        <w:rPr>
+          <w:rFonts w:ascii="Times New Roman" w:hAnsi="Times New Roman" w:cs="Times New Roman" w:eastAsia="仿宋"/>
+          <w:b w:val="0"/>
+          <w:sz w:val="28"/>
+        </w:rPr>
+        <w:t>Citrea的路线图包括与多个比特币侧链和跨链桥的集成，以提升流动性。该项目已获得多家风投机构支持，并在测试网阶段积累了超过10万个钱包地址。</w:t>
+      </w:r>
+    </w:p>
+    <w:p>
+      <w:pPr>
+        <w:pStyle w:val="正文内容"/>
+        <w:spacing w:before="0" w:after="0" w:line="240" w:lineRule="auto"/>
+        <w:ind w:left="0" w:right="0" w:firstLine="560"/>
+        <w:jc w:val="both"/>
+      </w:pPr>
+      <w:r>
+        <w:rPr>
+          <w:rFonts w:ascii="Times New Roman" w:hAnsi="Times New Roman" w:cs="Times New Roman" w:eastAsia="仿宋"/>
+          <w:b w:val="0"/>
+          <w:sz w:val="28"/>
+        </w:rPr>
+        <w:t>分析人士认为，Citrea的推进反映了行业内将比特币从单纯的价值存储转化为可编程资产的趋势。</w:t>
+      </w:r>
+    </w:p>
+    <w:p>
+      <w:pPr>
+        <w:pStyle w:val="信息来源"/>
+        <w:spacing w:before="50" w:after="100" w:line="240" w:lineRule="auto"/>
+        <w:ind w:left="0" w:right="0" w:firstLine="0"/>
+        <w:jc w:val="right"/>
+      </w:pPr>
+      <w:r>
+        <w:rPr>
+          <w:rFonts w:ascii="Times New Roman" w:hAnsi="Times New Roman" w:cs="Times New Roman" w:eastAsia="仿宋"/>
+          <w:b w:val="0"/>
+          <w:sz w:val="21"/>
+        </w:rPr>
+        <w:t>（信息来源：bloomingbit）</w:t>
+      </w:r>
+    </w:p>
+    <w:p>
+      <w:pPr>
+        <w:pStyle w:val="原文信息"/>
+        <w:spacing w:before="0" w:after="0" w:line="240" w:lineRule="auto"/>
+        <w:ind w:left="0" w:right="0" w:firstLine="0"/>
+        <w:jc w:val="left"/>
+      </w:pPr>
+      <w:r>
+        <w:rPr>
+          <w:rFonts w:ascii="Times New Roman" w:hAnsi="Times New Roman" w:cs="Times New Roman" w:eastAsia="仿宋"/>
+          <w:b w:val="0"/>
+          <w:sz w:val="18"/>
+        </w:rPr>
+        <w:t>原文标题：Citrea Unveils CTR Token， Steps Up Push Into Bitcoin-Based DeFi</w:t>
+      </w:r>
+    </w:p>
+    <w:p>
+      <w:pPr>
+        <w:pStyle w:val="原文信息"/>
+        <w:spacing w:before="0" w:after="0" w:line="240" w:lineRule="auto"/>
+        <w:ind w:left="0" w:right="0" w:firstLine="0"/>
+        <w:jc w:val="left"/>
+      </w:pPr>
+      <w:r>
+        <w:rPr>
+          <w:rFonts w:ascii="Times New Roman" w:hAnsi="Times New Roman" w:cs="Times New Roman" w:eastAsia="仿宋"/>
+          <w:b w:val="0"/>
+          <w:sz w:val="18"/>
+        </w:rPr>
+        <w:t>原文链接：https：//news.google.com/rss/articles/CBMiVEFVX3lxTE1UX1RTa0lyTC0xY3FJMTRYLU9KQjB5d1pIR0xMS2pEb0Q3SFRkUDBNckFuQURyVlNzeDhkMUZfUzFrRnliVllBU0VIRG1KcEk5RF9keg</w:t>
       </w:r>
     </w:p>
     <w:p>
@@ -1009,6 +1109,8 @@
     <w:p>
       <w:pPr>
         <w:pStyle w:val="文章一级标题"/>
+        <w:spacing w:before="0" w:after="0" w:line="240" w:lineRule="auto"/>
+        <w:ind w:left="0" w:right="0" w:firstLine="0"/>
         <w:jc w:val="center"/>
       </w:pPr>
       <w:r>
@@ -1017,12 +1119,14 @@
           <w:b w:val="0"/>
           <w:sz w:val="30"/>
         </w:rPr>
-        <w:t>美国现货比特币ETF连续八日净流出累计达7.33亿美元</w:t>
+        <w:t>美国现货比特币ETF连续八日净流出总额达7.33亿美元</w:t>
       </w:r>
     </w:p>
     <w:p>
       <w:pPr>
-        <w:ind w:firstLine="0" w:left="0"/>
+        <w:spacing w:before="0" w:after="0" w:line="240" w:lineRule="auto"/>
+        <w:ind w:left="0" w:right="0" w:firstLine="0"/>
+        <w:jc w:val="both"/>
       </w:pPr>
       <w:r>
         <w:rPr>
@@ -1030,12 +1134,14 @@
           <w:b w:val="0"/>
           <w:sz w:val="28"/>
         </w:rPr>
-        <w:t>· 美国现货比特币ETF连续8个交易日出现资金净流出。</w:t>
+        <w:t>· 美国现货比特币ETF遭遇连续第八个交易日净流出</w:t>
       </w:r>
     </w:p>
     <w:p>
       <w:pPr>
-        <w:ind w:firstLine="0" w:left="0"/>
+        <w:spacing w:before="0" w:after="0" w:line="240" w:lineRule="auto"/>
+        <w:ind w:left="0" w:right="0" w:firstLine="0"/>
+        <w:jc w:val="both"/>
       </w:pPr>
       <w:r>
         <w:rPr>
@@ -1043,13 +1149,15 @@
           <w:b w:val="0"/>
           <w:sz w:val="28"/>
         </w:rPr>
-        <w:t>· 截至5月28日，累计流出金额已达7.33亿美元。</w:t>
+        <w:t>· 过去八天累计流出7.33亿美元</w:t>
       </w:r>
     </w:p>
     <w:p>
       <w:pPr>
         <w:pStyle w:val="正文内容"/>
-        <w:ind w:firstLine="562"/>
+        <w:spacing w:before="0" w:after="0" w:line="240" w:lineRule="auto"/>
+        <w:ind w:left="0" w:right="0" w:firstLine="560"/>
+        <w:jc w:val="both"/>
       </w:pPr>
       <w:r>
         <w:rPr>
@@ -1057,13 +1165,15 @@
           <w:b w:val="0"/>
           <w:sz w:val="28"/>
         </w:rPr>
-        <w:t>美国现货比特币ETF延续了自5月以来的资金外流趋势，连续八个交易日净流出，累计撤资7.33亿美元，显示投资者对比特币短期前景趋于谨慎。</w:t>
+        <w:t>根据最新数据，美国现货比特币交易所交易基金（ETF）的资金外流趋势持续，已连续八个交易日出现净流出，累计撤资达7.33亿美元。</w:t>
       </w:r>
     </w:p>
     <w:p>
       <w:pPr>
         <w:pStyle w:val="正文内容"/>
-        <w:ind w:firstLine="562"/>
+        <w:spacing w:before="0" w:after="0" w:line="240" w:lineRule="auto"/>
+        <w:ind w:left="0" w:right="0" w:firstLine="560"/>
+        <w:jc w:val="both"/>
       </w:pPr>
       <w:r>
         <w:rPr>
@@ -1071,13 +1181,15 @@
           <w:b w:val="0"/>
           <w:sz w:val="28"/>
         </w:rPr>
-        <w:t>据Bitcoin World 2026年5月28日报道，美国现货比特币交易所交易基金（ETF）已连续八个交易日遭遇资金净流出，总流出金额达到7.33亿美元。这一趋势始于5月第三周，并在此后加速。</w:t>
+        <w:t>截至2026年5月28日，美国所有现货比特币ETF在八天内的总流出量达到7.33亿美元。其中，贝莱德（BlackRock）的IBIT产品在5月27日出现单日5.28亿美元的流出，为该ETF历史上第二大单日净流出。</w:t>
       </w:r>
     </w:p>
     <w:p>
       <w:pPr>
         <w:pStyle w:val="正文内容"/>
-        <w:ind w:firstLine="562"/>
+        <w:spacing w:before="0" w:after="0" w:line="240" w:lineRule="auto"/>
+        <w:ind w:left="0" w:right="0" w:firstLine="560"/>
+        <w:jc w:val="both"/>
       </w:pPr>
       <w:r>
         <w:rPr>
@@ -1085,13 +1197,15 @@
           <w:b w:val="0"/>
           <w:sz w:val="28"/>
         </w:rPr>
-        <w:t>分析人士指出，资金外流可能与多重因素有关：美联储利率政策的不确定性、地缘政治紧张局势（如美国与伊朗的冲突）以及传统市场资金向人工智能等新兴板块转移。此外，比特币价格在同期从约80，000美元跌至73，000美元附近，进一步加剧了投资者的避险情绪。</w:t>
+        <w:t>分析师认为，资金外流与宏观不确定性、地缘政治紧张以及投资者转向AI相关资产有关。同时，比特币价格在同期下跌至73，000美元以下，创五周新低。</w:t>
       </w:r>
     </w:p>
     <w:p>
       <w:pPr>
         <w:pStyle w:val="正文内容"/>
-        <w:ind w:firstLine="562"/>
+        <w:spacing w:before="0" w:after="0" w:line="240" w:lineRule="auto"/>
+        <w:ind w:left="0" w:right="0" w:firstLine="560"/>
+        <w:jc w:val="both"/>
       </w:pPr>
       <w:r>
         <w:rPr>
@@ -1099,13 +1213,14 @@
           <w:b w:val="0"/>
           <w:sz w:val="28"/>
         </w:rPr>
-        <w:t>值得注意的是，尽管资金持续流出，部分市场参与者认为这属于短期调整，并未改变比特币的长期基本面。但ETF的持续抛售仍对市场情绪造成压制。</w:t>
+        <w:t>尽管如此，部分ETF如XRP和HYPE基金仍录得资金流入，显示市场资金在不同数字资产间轮动。</w:t>
       </w:r>
     </w:p>
     <w:p>
       <w:pPr>
         <w:pStyle w:val="信息来源"/>
-        <w:spacing w:before="50" w:after="100"/>
+        <w:spacing w:before="50" w:after="100" w:line="240" w:lineRule="auto"/>
+        <w:ind w:left="0" w:right="0" w:firstLine="0"/>
         <w:jc w:val="right"/>
       </w:pPr>
       <w:r>
@@ -1119,8 +1234,58 @@
     </w:p>
     <w:p>
       <w:pPr>
-        <w:pStyle w:val="正文内容"/>
-        <w:ind w:firstLine="562"/>
+        <w:pStyle w:val="原文信息"/>
+        <w:spacing w:before="0" w:after="0" w:line="240" w:lineRule="auto"/>
+        <w:ind w:left="0" w:right="0" w:firstLine="0"/>
+        <w:jc w:val="left"/>
+      </w:pPr>
+      <w:r>
+        <w:rPr>
+          <w:rFonts w:ascii="Times New Roman" w:hAnsi="Times New Roman" w:cs="Times New Roman" w:eastAsia="仿宋"/>
+          <w:b w:val="0"/>
+          <w:sz w:val="18"/>
+        </w:rPr>
+        <w:t>原文标题：US Spot Bitcoin ETFs Extend Outflow Streak To Eight Days With $733 Million Exodus</w:t>
+      </w:r>
+    </w:p>
+    <w:p>
+      <w:pPr>
+        <w:pStyle w:val="原文信息"/>
+        <w:spacing w:before="0" w:after="0" w:line="240" w:lineRule="auto"/>
+        <w:ind w:left="0" w:right="0" w:firstLine="0"/>
+        <w:jc w:val="left"/>
+      </w:pPr>
+      <w:r>
+        <w:rPr>
+          <w:rFonts w:ascii="Times New Roman" w:hAnsi="Times New Roman" w:cs="Times New Roman" w:eastAsia="仿宋"/>
+          <w:b w:val="0"/>
+          <w:sz w:val="18"/>
+        </w:rPr>
+        <w:t>原文链接：https：//news.google.com/rss/articles/CBMickFVX3lxTE5OM0s1MUZNbXJKdEVCN1hSbjNNOEwyUkNYMUZOWW5ha2NLQTZqTF9hWFVNY0tmdjVEd25ycERCU3d4R0hUVzZRUFY3SF8tSm5mYkJqdkVlQ3NVMENWZjBoS1BhQ1NDdVQ1Y3NCQmRvckg2UQ</w:t>
+      </w:r>
+    </w:p>
+    <w:p/>
+    <w:p>
+      <w:pPr>
+        <w:pStyle w:val="文章一级标题"/>
+        <w:spacing w:before="0" w:after="0" w:line="240" w:lineRule="auto"/>
+        <w:ind w:left="0" w:right="0" w:firstLine="0"/>
+        <w:jc w:val="center"/>
+      </w:pPr>
+      <w:r>
+        <w:rPr>
+          <w:rFonts w:ascii="Times New Roman" w:hAnsi="Times New Roman" w:cs="Times New Roman" w:eastAsia="黑体"/>
+          <w:b w:val="0"/>
+          <w:sz w:val="30"/>
+        </w:rPr>
+        <w:t>比特币跌破73000美元美国空袭伊朗引发10亿美元清算</w:t>
+      </w:r>
+    </w:p>
+    <w:p>
+      <w:pPr>
+        <w:spacing w:before="0" w:after="0" w:line="240" w:lineRule="auto"/>
+        <w:ind w:left="0" w:right="0" w:firstLine="0"/>
+        <w:jc w:val="both"/>
       </w:pPr>
       <w:r>
         <w:rPr>
@@ -1128,13 +1293,14 @@
           <w:b w:val="0"/>
           <w:sz w:val="28"/>
         </w:rPr>
-        <w:t>原文标题：US Spot Bitcoin ETFs Extend Outflow Streak To Eight Days With $733 Million Exodus</w:t>
+        <w:t>· 美国对伊朗发动空袭后比特币价格暴跌</w:t>
       </w:r>
     </w:p>
     <w:p>
       <w:pPr>
-        <w:pStyle w:val="正文内容"/>
-        <w:ind w:firstLine="562"/>
+        <w:spacing w:before="0" w:after="0" w:line="240" w:lineRule="auto"/>
+        <w:ind w:left="0" w:right="0" w:firstLine="0"/>
+        <w:jc w:val="both"/>
       </w:pPr>
       <w:r>
         <w:rPr>
@@ -1142,27 +1308,15 @@
           <w:b w:val="0"/>
           <w:sz w:val="28"/>
         </w:rPr>
-        <w:t>原文链接：https://news.google.com/rss/articles/CBMickFVX3lxTE5OM0s1MUZNbXJKdEVCN1hSbjNNOEwyUkNYMUZOWW5ha2NLQTZqTF9hWFVNY0tmdjVEd25ycERCU3d4R0hUVzZRUFY3SF8tSm5mYkJqdkVlQ3NVMENWZjBoS1BhQ1NDdVQ1Y3NCQmRvckg2UQ</w:t>
-      </w:r>
-    </w:p>
-    <w:p/>
-    <w:p>
-      <w:pPr>
-        <w:pStyle w:val="文章一级标题"/>
-        <w:jc w:val="center"/>
-      </w:pPr>
-      <w:r>
-        <w:rPr>
-          <w:rFonts w:ascii="Times New Roman" w:hAnsi="Times New Roman" w:cs="Times New Roman" w:eastAsia="黑体"/>
-          <w:b w:val="0"/>
-          <w:sz w:val="30"/>
-        </w:rPr>
-        <w:t>比特币跌破7.3万美元美伊冲突致加密市场蒸发10亿美元</w:t>
+        <w:t>· 加密货币市场遭遇约10亿美元清算</w:t>
       </w:r>
     </w:p>
     <w:p>
       <w:pPr>
-        <w:ind w:firstLine="0" w:left="0"/>
+        <w:pStyle w:val="正文内容"/>
+        <w:spacing w:before="0" w:after="0" w:line="240" w:lineRule="auto"/>
+        <w:ind w:left="0" w:right="0" w:firstLine="560"/>
+        <w:jc w:val="both"/>
       </w:pPr>
       <w:r>
         <w:rPr>
@@ -1170,12 +1324,15 @@
           <w:b w:val="0"/>
           <w:sz w:val="28"/>
         </w:rPr>
-        <w:t>· 比特币价格下跌3.89%至73，000美元以下，创五周新低。</w:t>
+        <w:t>加密货币市场因美国对伊朗的军事打击而剧烈震荡，比特币价格跌至73，000美元以下，全市场爆仓金额约达10亿美元。</w:t>
       </w:r>
     </w:p>
     <w:p>
       <w:pPr>
-        <w:ind w:firstLine="0" w:left="0"/>
+        <w:pStyle w:val="正文内容"/>
+        <w:spacing w:before="0" w:after="0" w:line="240" w:lineRule="auto"/>
+        <w:ind w:left="0" w:right="0" w:firstLine="560"/>
+        <w:jc w:val="both"/>
       </w:pPr>
       <w:r>
         <w:rPr>
@@ -1183,13 +1340,15 @@
           <w:b w:val="0"/>
           <w:sz w:val="28"/>
         </w:rPr>
-        <w:t>· 美国对伊朗实施空袭导致加密市场总市值蒸发约10亿美元。</w:t>
+        <w:t>2026年5月28日，美国宣布对伊朗境内目标实施空袭，引发全球风险资产抛售。比特币价格在消息公布后一小时内下跌超过4%，跌破73，000美元关口，创下五周新低。</w:t>
       </w:r>
     </w:p>
     <w:p>
       <w:pPr>
         <w:pStyle w:val="正文内容"/>
-        <w:ind w:firstLine="562"/>
+        <w:spacing w:before="0" w:after="0" w:line="240" w:lineRule="auto"/>
+        <w:ind w:left="0" w:right="0" w:firstLine="560"/>
+        <w:jc w:val="both"/>
       </w:pPr>
       <w:r>
         <w:rPr>
@@ -1197,13 +1356,15 @@
           <w:b w:val="0"/>
           <w:sz w:val="28"/>
         </w:rPr>
-        <w:t>受美国对伊朗发动空袭的消息影响，比特币价格在2026年5月28日急挫至73，000美元下方，加密货币市场总市值单日损失约10亿美元。</w:t>
+        <w:t>Coinglass数据显示，过去24小时加密货币市场总清算量约为10亿美元，其中多头头寸占主导。同时，以太坊（ETH）也下跌至2，000美元附近，其他主流币种普遍走低。</w:t>
       </w:r>
     </w:p>
     <w:p>
       <w:pPr>
         <w:pStyle w:val="正文内容"/>
-        <w:ind w:firstLine="562"/>
+        <w:spacing w:before="0" w:after="0" w:line="240" w:lineRule="auto"/>
+        <w:ind w:left="0" w:right="0" w:firstLine="560"/>
+        <w:jc w:val="both"/>
       </w:pPr>
       <w:r>
         <w:rPr>
@@ -1211,41 +1372,14 @@
           <w:b w:val="0"/>
           <w:sz w:val="28"/>
         </w:rPr>
-        <w:t>据Moneycontrol.com报道，2026年5月28日，比特币价格大幅下跌3.89%，跌破73，000美元关口，为五周以来最低水平。此次下跌的导火索是美国对伊朗境内目标发动空袭，加剧了中东地缘政治紧张局势，引发风险资产全面抛售。</w:t>
+        <w:t>部分分析师指出，地缘政治风险叠加美国现货比特币ETF持续流出，加剧了市场恐慌情绪。不过也有观点认为，比特币在短期冲击后可能企稳。</w:t>
       </w:r>
     </w:p>
     <w:p>
       <w:pPr>
-        <w:pStyle w:val="正文内容"/>
-        <w:ind w:firstLine="562"/>
-      </w:pPr>
-      <w:r>
-        <w:rPr>
-          <w:rFonts w:ascii="Times New Roman" w:hAnsi="Times New Roman" w:cs="Times New Roman" w:eastAsia="仿宋"/>
-          <w:b w:val="0"/>
-          <w:sz w:val="28"/>
-        </w:rPr>
-        <w:t>加密货币市场整体随之承压，总市值在24小时内缩水约10亿美元。除比特币外，以太坊（ETH）等主要加密货币也出现不同程度下跌。与此同时，美国现货比特币ETF的持续资金外流进一步放大了抛售压力。</w:t>
-      </w:r>
-    </w:p>
-    <w:p>
-      <w:pPr>
-        <w:pStyle w:val="正文内容"/>
-        <w:ind w:firstLine="562"/>
-      </w:pPr>
-      <w:r>
-        <w:rPr>
-          <w:rFonts w:ascii="Times New Roman" w:hAnsi="Times New Roman" w:cs="Times New Roman" w:eastAsia="仿宋"/>
-          <w:b w:val="0"/>
-          <w:sz w:val="28"/>
-        </w:rPr>
-        <w:t>市场分析师认为，地缘冲突短期内将继续压制风险偏好，比特币可能进一步测试70，000美元支撑位。不过，一些长期持有者视当前跌幅为买入机会，市场分歧明显。</w:t>
-      </w:r>
-    </w:p>
-    <w:p>
-      <w:pPr>
         <w:pStyle w:val="信息来源"/>
-        <w:spacing w:before="50" w:after="100"/>
+        <w:spacing w:before="50" w:after="100" w:line="240" w:lineRule="auto"/>
+        <w:ind w:left="0" w:right="0" w:firstLine="0"/>
         <w:jc w:val="right"/>
       </w:pPr>
       <w:r>
@@ -1254,35 +1388,39 @@
           <w:b w:val="0"/>
           <w:sz w:val="21"/>
         </w:rPr>
-        <w:t>（信息来源：Moneycontrol.com）</w:t>
+        <w:t>（信息来源：CoinDesk）</w:t>
       </w:r>
     </w:p>
     <w:p>
       <w:pPr>
-        <w:pStyle w:val="正文内容"/>
-        <w:ind w:firstLine="562"/>
+        <w:pStyle w:val="原文信息"/>
+        <w:spacing w:before="0" w:after="0" w:line="240" w:lineRule="auto"/>
+        <w:ind w:left="0" w:right="0" w:firstLine="0"/>
+        <w:jc w:val="left"/>
       </w:pPr>
       <w:r>
         <w:rPr>
           <w:rFonts w:ascii="Times New Roman" w:hAnsi="Times New Roman" w:cs="Times New Roman" w:eastAsia="仿宋"/>
           <w:b w:val="0"/>
-          <w:sz w:val="28"/>
+          <w:sz w:val="18"/>
         </w:rPr>
-        <w:t>原文标题：Bitcoin drops 3.89% below $73K as US-Iran tensions wipe out $1 billion from the crypto market</w:t>
+        <w:t>原文标题：Bitcoin drops below $73，000 as U.S. strikes on Iran spark $1 billion liquidations</w:t>
       </w:r>
     </w:p>
     <w:p>
       <w:pPr>
-        <w:pStyle w:val="正文内容"/>
-        <w:ind w:firstLine="562"/>
+        <w:pStyle w:val="原文信息"/>
+        <w:spacing w:before="0" w:after="0" w:line="240" w:lineRule="auto"/>
+        <w:ind w:left="0" w:right="0" w:firstLine="0"/>
+        <w:jc w:val="left"/>
       </w:pPr>
       <w:r>
         <w:rPr>
           <w:rFonts w:ascii="Times New Roman" w:hAnsi="Times New Roman" w:cs="Times New Roman" w:eastAsia="仿宋"/>
           <w:b w:val="0"/>
-          <w:sz w:val="28"/>
+          <w:sz w:val="18"/>
         </w:rPr>
-        <w:t>原文链接：https://news.google.com/rss/articles/CBMi_AFBVV95cUxOd29FeVdjRGtOV0djelZER0tLUnd1eDFFVVE3SklZTVBZN3l2ZVJOY1duUWNiNGhnUmtXczdsWk9iMFNqQVZ6eHE1dzZZbmpLVFdrNVhLeDUzVVZnQ0JBS090NWlLZmFKU2pmLTUwVlRRQUE5Rm5CeFNmQlgyQ1VLcnVleDQ2R2sxMS1aUVhhRGhEZUdOQkdRc0Z3dmlPVHBUVnk1a1pLNlc1bG1ab1dYMXNvWE10bHVKTDVXc1F0YzNKWGxiVzdUc1BPZlBSajlXMW41aFBZQy1JVF83LUtDZ2U4dmlSNkRKaHA0cjhBdG4yMnFxQ194TVY3SErSAfwBQVVfeXFMTndvRXlXY0RrTldHY3pWREdLS1J3dXgxRVVRN0pJWU1QWTd5dmVSTmNXblFjYjRoZ1JrV3M3bFpPYjBTakFWenhxNXc2WW5qS1RXazVYS3g</w:t>
+        <w:t>原文链接：https：//news.google.com/rss/articles/CBMixgFBVV95cUxNLW16OUdFVzlLQ0tVQ3VfVUtuUG1DY0VqRlpBbTNaYU5GSm83STdRVDB1SEpyVWJCX2NwOTh1ejZLVzJqcmI0cVpIaThfQWhiNElOTWN6WmlibkpUbC1OM1JvcEVoaFFyNnlQa2JqS2tjdHRwM1lZLXpUTHk2dk9XamkteWRqSjdzV2d5TWFnN0hyRWo4UkFvRnN5SHBUU19fUmVlTUt0YUdtVllQWWtvWEtVaXRXVFZDVmdpbXNwWE81b2pYb0E</w:t>
       </w:r>
     </w:p>
     <w:p>
@@ -1312,6 +1450,8 @@
     <w:p>
       <w:pPr>
         <w:pStyle w:val="文章一级标题"/>
+        <w:spacing w:before="0" w:after="0" w:line="240" w:lineRule="auto"/>
+        <w:ind w:left="0" w:right="0" w:firstLine="0"/>
         <w:jc w:val="center"/>
       </w:pPr>
       <w:r>
@@ -1320,12 +1460,14 @@
           <w:b w:val="0"/>
           <w:sz w:val="30"/>
         </w:rPr>
-        <w:t>BitgetCEO认为比特币四年周期规律仍然有效</w:t>
+        <w:t>加密CEO称比特币四年周期仍在发挥作用</w:t>
       </w:r>
     </w:p>
     <w:p>
       <w:pPr>
-        <w:ind w:firstLine="0" w:left="0"/>
+        <w:spacing w:before="0" w:after="0" w:line="240" w:lineRule="auto"/>
+        <w:ind w:left="0" w:right="0" w:firstLine="0"/>
+        <w:jc w:val="both"/>
       </w:pPr>
       <w:r>
         <w:rPr>
@@ -1333,12 +1475,14 @@
           <w:b w:val="0"/>
           <w:sz w:val="28"/>
         </w:rPr>
-        <w:t>· Bitget CEO表示比特币的四年周期规律依然在发挥作用。</w:t>
+        <w:t>· 某加密货币CEO认为比特币的四年周期规律依然有效</w:t>
       </w:r>
     </w:p>
     <w:p>
       <w:pPr>
-        <w:ind w:firstLine="0" w:left="0"/>
+        <w:spacing w:before="0" w:after="0" w:line="240" w:lineRule="auto"/>
+        <w:ind w:left="0" w:right="0" w:firstLine="0"/>
+        <w:jc w:val="both"/>
       </w:pPr>
       <w:r>
         <w:rPr>
@@ -1346,13 +1490,15 @@
           <w:b w:val="0"/>
           <w:sz w:val="28"/>
         </w:rPr>
-        <w:t>· 他基于历史数据预测比特币将在2026年下半年进入上升阶段。</w:t>
+        <w:t>· 预测减半后市场将进入新一轮上升阶段</w:t>
       </w:r>
     </w:p>
     <w:p>
       <w:pPr>
         <w:pStyle w:val="正文内容"/>
-        <w:ind w:firstLine="562"/>
+        <w:spacing w:before="0" w:after="0" w:line="240" w:lineRule="auto"/>
+        <w:ind w:left="0" w:right="0" w:firstLine="560"/>
+        <w:jc w:val="both"/>
       </w:pPr>
       <w:r>
         <w:rPr>
@@ -1360,13 +1506,15 @@
           <w:b w:val="0"/>
           <w:sz w:val="28"/>
         </w:rPr>
-        <w:t>加密货币交易所Bitget的首席执行官在采访中指出，尽管市场面临短期波动，但比特币传统的四年周期模式（减半周期）仍在延续，长期走势乐观。</w:t>
+        <w:t>Bitget首席执行官指出，比特币的四年周期（即减半周期）仍在有效运行，尽管当前市场波动加剧，但长期趋势未变。</w:t>
       </w:r>
     </w:p>
     <w:p>
       <w:pPr>
         <w:pStyle w:val="正文内容"/>
-        <w:ind w:firstLine="562"/>
+        <w:spacing w:before="0" w:after="0" w:line="240" w:lineRule="auto"/>
+        <w:ind w:left="0" w:right="0" w:firstLine="560"/>
+        <w:jc w:val="both"/>
       </w:pPr>
       <w:r>
         <w:rPr>
@@ -1374,13 +1522,15 @@
           <w:b w:val="0"/>
           <w:sz w:val="28"/>
         </w:rPr>
-        <w:t>加密货币交易所Bitget的首席执行官于2026年5月28日发表观点称，比特币的四年周期规律（减半周期）仍在有效运行。该CEO指出，回顾过去三次减半事件，比特币均在减半后12至18个月内进入显著牛市，当前周期并未偏离这一模式。</w:t>
+        <w:t>Bitget首席执行官Gracy Chen在接受采访时表示，比特币的价格走势依然遵循其固有的四年周期模式，该模式与比特币减半事件（Halving）密切相关。Chen认为，2024年减半后的积累阶段正在向扩张阶段过渡。</w:t>
       </w:r>
     </w:p>
     <w:p>
       <w:pPr>
         <w:pStyle w:val="正文内容"/>
-        <w:ind w:firstLine="562"/>
+        <w:spacing w:before="0" w:after="0" w:line="240" w:lineRule="auto"/>
+        <w:ind w:left="0" w:right="0" w:firstLine="560"/>
+        <w:jc w:val="both"/>
       </w:pPr>
       <w:r>
         <w:rPr>
@@ -1388,13 +1538,15 @@
           <w:b w:val="0"/>
           <w:sz w:val="28"/>
         </w:rPr>
-        <w:t>他承认地缘政治和宏观流动性收紧对短期价格构成压力，但认为这些都是周期性波动的一部分。他预测，比特币可能在2026年第四季度迎来新一轮上涨，目标价位取决于减半后的供应减少效应是否被市场充分消化。</w:t>
+        <w:t>Chen指出，当前市场面临的外部冲击，如地缘政治和宏观经济压力，只会短期干扰周期节奏，但不会改变根本方向。她建议投资者关注减半后的历史表现，并保持长期视角。</w:t>
       </w:r>
     </w:p>
     <w:p>
       <w:pPr>
         <w:pStyle w:val="正文内容"/>
-        <w:ind w:firstLine="562"/>
+        <w:spacing w:before="0" w:after="0" w:line="240" w:lineRule="auto"/>
+        <w:ind w:left="0" w:right="0" w:firstLine="560"/>
+        <w:jc w:val="both"/>
       </w:pPr>
       <w:r>
         <w:rPr>
@@ -1402,13 +1554,14 @@
           <w:b w:val="0"/>
           <w:sz w:val="28"/>
         </w:rPr>
-        <w:t>不过，该CEO也提醒投资者注意风险，称监管环境变化和竞争链的崛起可能对周期产生影响。他建议投资者关注区块链技术的基本面发展，而非短期价格噪音。</w:t>
+        <w:t>然而，其他分析师对周期理论的有效性存在争议，认为随着机构参与度增加，市场结构可能发生变化。</w:t>
       </w:r>
     </w:p>
     <w:p>
       <w:pPr>
         <w:pStyle w:val="信息来源"/>
-        <w:spacing w:before="50" w:after="100"/>
+        <w:spacing w:before="50" w:after="100" w:line="240" w:lineRule="auto"/>
+        <w:ind w:left="0" w:right="0" w:firstLine="0"/>
         <w:jc w:val="right"/>
       </w:pPr>
       <w:r>
@@ -1422,8 +1575,58 @@
     </w:p>
     <w:p>
       <w:pPr>
-        <w:pStyle w:val="正文内容"/>
-        <w:ind w:firstLine="562"/>
+        <w:pStyle w:val="原文信息"/>
+        <w:spacing w:before="0" w:after="0" w:line="240" w:lineRule="auto"/>
+        <w:ind w:left="0" w:right="0" w:firstLine="0"/>
+        <w:jc w:val="left"/>
+      </w:pPr>
+      <w:r>
+        <w:rPr>
+          <w:rFonts w:ascii="Times New Roman" w:hAnsi="Times New Roman" w:cs="Times New Roman" w:eastAsia="仿宋"/>
+          <w:b w:val="0"/>
+          <w:sz w:val="18"/>
+        </w:rPr>
+        <w:t>原文标题：Bitcoin's 4-Year Rhythm Is Still Playing Out， Says Crypto CEO</w:t>
+      </w:r>
+    </w:p>
+    <w:p>
+      <w:pPr>
+        <w:pStyle w:val="原文信息"/>
+        <w:spacing w:before="0" w:after="0" w:line="240" w:lineRule="auto"/>
+        <w:ind w:left="0" w:right="0" w:firstLine="0"/>
+        <w:jc w:val="left"/>
+      </w:pPr>
+      <w:r>
+        <w:rPr>
+          <w:rFonts w:ascii="Times New Roman" w:hAnsi="Times New Roman" w:cs="Times New Roman" w:eastAsia="仿宋"/>
+          <w:b w:val="0"/>
+          <w:sz w:val="18"/>
+        </w:rPr>
+        <w:t>原文链接：https：//news.google.com/rss/articles/CBMiY0FVX3lxTE5kXzVfLVQyaWhVRVNlM0RtdjZReU9RMFZWYWxxMFQ5VTJ0OEVXaUlxTlVzVFB1ZGp3eEdka1huWEVVNzI2QkN3MU5XRU5lSWEteGppSFpqV1FQU25iaEJINEZna9IBY0FVX3lxTE5kXzVfLVQyaWhVRVNlM0RtdjZReU9RMFZWYWxxMFQ5VTJ0OEVXaUlxTlVzVFB1ZGp3eEdka1huWEVVNzI2QkN3MU5XRU5lSWEteGppSFpqV1FQU25iaEJINEZnaw</w:t>
+      </w:r>
+    </w:p>
+    <w:p/>
+    <w:p>
+      <w:pPr>
+        <w:pStyle w:val="文章一级标题"/>
+        <w:spacing w:before="0" w:after="0" w:line="240" w:lineRule="auto"/>
+        <w:ind w:left="0" w:right="0" w:firstLine="0"/>
+        <w:jc w:val="center"/>
+      </w:pPr>
+      <w:r>
+        <w:rPr>
+          <w:rFonts w:ascii="Times New Roman" w:hAnsi="Times New Roman" w:cs="Times New Roman" w:eastAsia="黑体"/>
+          <w:b w:val="0"/>
+          <w:sz w:val="30"/>
+        </w:rPr>
+        <w:t>基金经理警告比特币可能进一步下跌1500亿美元国债操作即将到来</w:t>
+      </w:r>
+    </w:p>
+    <w:p>
+      <w:pPr>
+        <w:spacing w:before="0" w:after="0" w:line="240" w:lineRule="auto"/>
+        <w:ind w:left="0" w:right="0" w:firstLine="0"/>
+        <w:jc w:val="both"/>
       </w:pPr>
       <w:r>
         <w:rPr>
@@ -1431,13 +1634,14 @@
           <w:b w:val="0"/>
           <w:sz w:val="28"/>
         </w:rPr>
-        <w:t>原文标题：Bitcoin's 4-Year Rhythm Is Still Playing Out, Says Crypto CEO</w:t>
+        <w:t>· 一位基金经理警告比特币抛售可能加剧</w:t>
       </w:r>
     </w:p>
     <w:p>
       <w:pPr>
-        <w:pStyle w:val="正文内容"/>
-        <w:ind w:firstLine="562"/>
+        <w:spacing w:before="0" w:after="0" w:line="240" w:lineRule="auto"/>
+        <w:ind w:left="0" w:right="0" w:firstLine="0"/>
+        <w:jc w:val="both"/>
       </w:pPr>
       <w:r>
         <w:rPr>
@@ -1445,27 +1649,15 @@
           <w:b w:val="0"/>
           <w:sz w:val="28"/>
         </w:rPr>
-        <w:t>原文链接：https://news.google.com/rss/articles/CBMiY0FVX3lxTE5kXzVfLVQyaWhVRVNlM0RtdjZReU9RMFZWYWxxMFQ5VTJ0OEVXaUlxTlVzVFB1ZGp3eEdka1huWEVVNzI2QkN3MU5XRU5lSWEteGppSFpqV1FQU25iaEJINEZna9IBY0FVX3lxTE5kXzVfLVQyaWhVRVNlM0RtdjZReU9RMFZWYWxxMFQ5VTJ0OEVXaUlxTlVzVFB1ZGp3eEdka1huWEVVNzI2QkN3MU5XRU5lSWEteGppSFpqV1FQU25iaEJINEZnaw</w:t>
-      </w:r>
-    </w:p>
-    <w:p/>
-    <w:p>
-      <w:pPr>
-        <w:pStyle w:val="文章一级标题"/>
-        <w:jc w:val="center"/>
-      </w:pPr>
-      <w:r>
-        <w:rPr>
-          <w:rFonts w:ascii="Times New Roman" w:hAnsi="Times New Roman" w:cs="Times New Roman" w:eastAsia="黑体"/>
-          <w:b w:val="0"/>
-          <w:sz w:val="30"/>
-        </w:rPr>
-        <w:t>基金经理警告比特币可能进一步下跌因1500亿美元国库操作临近</w:t>
+        <w:t>· 美国国债市场即将抽取约1500亿美元流动性</w:t>
       </w:r>
     </w:p>
     <w:p>
       <w:pPr>
-        <w:ind w:firstLine="0" w:left="0"/>
+        <w:pStyle w:val="正文内容"/>
+        <w:spacing w:before="0" w:after="0" w:line="240" w:lineRule="auto"/>
+        <w:ind w:left="0" w:right="0" w:firstLine="560"/>
+        <w:jc w:val="both"/>
       </w:pPr>
       <w:r>
         <w:rPr>
@@ -1473,12 +1665,15 @@
           <w:b w:val="0"/>
           <w:sz w:val="28"/>
         </w:rPr>
-        <w:t>· 一位基金经理警告比特币可能面临更深跌幅。</w:t>
+        <w:t>一位未具名的对冲基金经理发出警告，称随着美国财政部即将进行约1500亿美元的国债发行操作，市场流动性可能被大幅抽走，比特币面临进一步下行风险。</w:t>
       </w:r>
     </w:p>
     <w:p>
       <w:pPr>
-        <w:ind w:firstLine="0" w:left="0"/>
+        <w:pStyle w:val="正文内容"/>
+        <w:spacing w:before="0" w:after="0" w:line="240" w:lineRule="auto"/>
+        <w:ind w:left="0" w:right="0" w:firstLine="560"/>
+        <w:jc w:val="both"/>
       </w:pPr>
       <w:r>
         <w:rPr>
@@ -1486,13 +1681,15 @@
           <w:b w:val="0"/>
           <w:sz w:val="28"/>
         </w:rPr>
-        <w:t>· 即将到来的美国财政部操作预计将从市场抽走约1500亿美元流动性。</w:t>
+        <w:t>该基金经理表示，比特币自2026年5月以来的下跌尚未结束，即将到来的美国国债发行将从金融体系中抽走约1500亿美元流动性，对包括加密货币在内的风险资产构成压力。</w:t>
       </w:r>
     </w:p>
     <w:p>
       <w:pPr>
         <w:pStyle w:val="正文内容"/>
-        <w:ind w:firstLine="562"/>
+        <w:spacing w:before="0" w:after="0" w:line="240" w:lineRule="auto"/>
+        <w:ind w:left="0" w:right="0" w:firstLine="560"/>
+        <w:jc w:val="both"/>
       </w:pPr>
       <w:r>
         <w:rPr>
@@ -1500,13 +1697,15 @@
           <w:b w:val="0"/>
           <w:sz w:val="28"/>
         </w:rPr>
-        <w:t>一位基金经理发出严厉警告，称比特币当前的下跌可能尚未结束，因为美国财政部即将进行的融资操作预计将抽走约1500亿美元流动性，进一步打压风险资产。</w:t>
+        <w:t>他指出，比特币目前与科技股关联性较高，而国债收益率上升可能促使资金从风险资产转向固定收益。此外，比特币ETF的持续流出也反映了机构投资者的避险情绪。</w:t>
       </w:r>
     </w:p>
     <w:p>
       <w:pPr>
         <w:pStyle w:val="正文内容"/>
-        <w:ind w:firstLine="562"/>
+        <w:spacing w:before="0" w:after="0" w:line="240" w:lineRule="auto"/>
+        <w:ind w:left="0" w:right="0" w:firstLine="560"/>
+        <w:jc w:val="both"/>
       </w:pPr>
       <w:r>
         <w:rPr>
@@ -1514,41 +1713,14 @@
           <w:b w:val="0"/>
           <w:sz w:val="28"/>
         </w:rPr>
-        <w:t>据CoinDesk 2026年5月28日报道，一位不愿具名的基金经理警告称，比特币的持续下跌可能会进一步加深，因为美国财政部即将启动一项大规模融资操作，预计将从金融体系中抽走约1500亿美元的流动性。该经理指出，流动性的收紧将对比特币等风险资产构成显著压力。</w:t>
+        <w:t>该经理预测，如果比特币跌破70，000美元的心理关口，可能触发更多的止损抛售。不过，他也承认长期看涨结构仍然存在。</w:t>
       </w:r>
     </w:p>
     <w:p>
       <w:pPr>
-        <w:pStyle w:val="正文内容"/>
-        <w:ind w:firstLine="562"/>
-      </w:pPr>
-      <w:r>
-        <w:rPr>
-          <w:rFonts w:ascii="Times New Roman" w:hAnsi="Times New Roman" w:cs="Times New Roman" w:eastAsia="仿宋"/>
-          <w:b w:val="0"/>
-          <w:sz w:val="28"/>
-        </w:rPr>
-        <w:t>该基金经理表示，比特币此前在75，000-80，000美元区间盘整，但近期受到美伊冲突和ETF资金外流的双重打击，价格已跌破73，000美元。他认为，如果财政部操作导致市场流动性进一步枯竭，比特币可能测试65，000美元甚至更低的支撑位。</w:t>
-      </w:r>
-    </w:p>
-    <w:p>
-      <w:pPr>
-        <w:pStyle w:val="正文内容"/>
-        <w:ind w:firstLine="562"/>
-      </w:pPr>
-      <w:r>
-        <w:rPr>
-          <w:rFonts w:ascii="Times New Roman" w:hAnsi="Times New Roman" w:cs="Times New Roman" w:eastAsia="仿宋"/>
-          <w:b w:val="0"/>
-          <w:sz w:val="28"/>
-        </w:rPr>
-        <w:t>尽管前景悲观，该经理也承认比特币的长期价值依然存在，但短期内投资者应保持谨慎，减少杠杆头寸。他建议关注美联储政策动向和美元流动性指标，以判断市场底部。</w:t>
-      </w:r>
-    </w:p>
-    <w:p>
-      <w:pPr>
         <w:pStyle w:val="信息来源"/>
-        <w:spacing w:before="50" w:after="100"/>
+        <w:spacing w:before="50" w:after="100" w:line="240" w:lineRule="auto"/>
+        <w:ind w:left="0" w:right="0" w:firstLine="0"/>
         <w:jc w:val="right"/>
       </w:pPr>
       <w:r>
@@ -1562,30 +1734,34 @@
     </w:p>
     <w:p>
       <w:pPr>
-        <w:pStyle w:val="正文内容"/>
-        <w:ind w:firstLine="562"/>
+        <w:pStyle w:val="原文信息"/>
+        <w:spacing w:before="0" w:after="0" w:line="240" w:lineRule="auto"/>
+        <w:ind w:left="0" w:right="0" w:firstLine="0"/>
+        <w:jc w:val="left"/>
       </w:pPr>
       <w:r>
         <w:rPr>
           <w:rFonts w:ascii="Times New Roman" w:hAnsi="Times New Roman" w:cs="Times New Roman" w:eastAsia="仿宋"/>
           <w:b w:val="0"/>
-          <w:sz w:val="28"/>
+          <w:sz w:val="18"/>
         </w:rPr>
-        <w:t>原文标题：Bitcoin could be heading much lower, fund manager warns as $150 billion Treasury operation nears</w:t>
+        <w:t>原文标题：Bitcoin could be heading much lower， fund manager warns as $150 billion Treasury operation nears</w:t>
       </w:r>
     </w:p>
     <w:p>
       <w:pPr>
-        <w:pStyle w:val="正文内容"/>
-        <w:ind w:firstLine="562"/>
+        <w:pStyle w:val="原文信息"/>
+        <w:spacing w:before="0" w:after="0" w:line="240" w:lineRule="auto"/>
+        <w:ind w:left="0" w:right="0" w:firstLine="0"/>
+        <w:jc w:val="left"/>
       </w:pPr>
       <w:r>
         <w:rPr>
           <w:rFonts w:ascii="Times New Roman" w:hAnsi="Times New Roman" w:cs="Times New Roman" w:eastAsia="仿宋"/>
           <w:b w:val="0"/>
-          <w:sz w:val="28"/>
+          <w:sz w:val="18"/>
         </w:rPr>
-        <w:t>原文链接：https://news.google.com/rss/articles/CBMi2AFBVV95cUxPMElzcDFBUUNjQzV4R3dhWjlxMW9QVWt4MjkzOEdPNS1oVFIxUVlxTEsyRkU3cHNubTJKRjB5X3FUX3ZEdkgyLXQ5R0xfX3diY2RESEJEZmhkR1lCMEhyN1VGOVoxaGduT1M2SEFWaldjaHdCT2NxMFd5cnV3bDhoeVd5dWhCd1VZTlVKU3BVNElVWkxoMWZVNXh0UFRDV3pQdFRJMndZQ281OXpodjZ1ZWxiMVZpZUdhdEoxSUFQRFQ2QktXaF80RWFqQ3AtVHdveHQ5Sk92RFY</w:t>
+        <w:t>原文链接：https：//news.google.com/rss/articles/CBMi2AFBVV95cUxPMElzcDFBUUNjQzV4R3dhWjlxMW9QVWt4MjkzOEdPNS1oVFIxUVlxTEsyRkU3cHNubTJKRjB5X3FUX3ZEdkgyLXQ5R0xfX3diY2RESEJEZmhkR1lCMEhyN1VGOVoxaGduT1M2SEFWaldjaHdCT2NxMFd5cnV3bDhoeVd5dWhCd1VZTlVKU3BVNElVWkxoMWZVNXh0UFRDV3pQdFRJMndZQ281OXpodjZ1ZWxiMVZpZUdhdEoxSUFQRFQ2QktXaF80RWFqQ3AtVHdveHQ5Sk92RFY</w:t>
       </w:r>
     </w:p>
     <w:p>
@@ -1615,6 +1791,8 @@
     <w:p>
       <w:pPr>
         <w:pStyle w:val="文章一级标题"/>
+        <w:spacing w:before="0" w:after="0" w:line="240" w:lineRule="auto"/>
+        <w:ind w:left="0" w:right="0" w:firstLine="0"/>
         <w:jc w:val="center"/>
       </w:pPr>
       <w:r>
@@ -1623,12 +1801,14 @@
           <w:b w:val="0"/>
           <w:sz w:val="30"/>
         </w:rPr>
-        <w:t>加密卡支付月交易额飙升至78亿美元稳定币成为主要驱动力</w:t>
+        <w:t>代币化现实世界资产市场突破510亿美元Bernstein报告指出</w:t>
       </w:r>
     </w:p>
     <w:p>
       <w:pPr>
-        <w:ind w:firstLine="0" w:left="0"/>
+        <w:spacing w:before="0" w:after="0" w:line="240" w:lineRule="auto"/>
+        <w:ind w:left="0" w:right="0" w:firstLine="0"/>
+        <w:jc w:val="both"/>
       </w:pPr>
       <w:r>
         <w:rPr>
@@ -1636,12 +1816,14 @@
           <w:b w:val="0"/>
           <w:sz w:val="28"/>
         </w:rPr>
-        <w:t>· 加密卡支付月交易额同比增长230%达到78亿美元。</w:t>
+        <w:t>· 代币化现实世界资产（RWA）市场总值已超过510亿美元</w:t>
       </w:r>
     </w:p>
     <w:p>
       <w:pPr>
-        <w:ind w:firstLine="0" w:left="0"/>
+        <w:spacing w:before="0" w:after="0" w:line="240" w:lineRule="auto"/>
+        <w:ind w:left="0" w:right="0" w:firstLine="0"/>
+        <w:jc w:val="both"/>
       </w:pPr>
       <w:r>
         <w:rPr>
@@ -1649,13 +1831,15 @@
           <w:b w:val="0"/>
           <w:sz w:val="28"/>
         </w:rPr>
-        <w:t>· 稳定币在支付场景中的采用是增长的主要驱动力。</w:t>
+        <w:t>· Bernstein预计该市场将在2028年前达到万亿美元规模</w:t>
       </w:r>
     </w:p>
     <w:p>
       <w:pPr>
         <w:pStyle w:val="正文内容"/>
-        <w:ind w:firstLine="562"/>
+        <w:spacing w:before="0" w:after="0" w:line="240" w:lineRule="auto"/>
+        <w:ind w:left="0" w:right="0" w:firstLine="560"/>
+        <w:jc w:val="both"/>
       </w:pPr>
       <w:r>
         <w:rPr>
@@ -1663,13 +1847,15 @@
           <w:b w:val="0"/>
           <w:sz w:val="28"/>
         </w:rPr>
-        <w:t>根据CryptoRank发布的研究报告，加密货币借记卡和信用卡的月交易额已飙升至78亿美元，较去年同期增长230%，其中稳定币交易占比显著提升。</w:t>
+        <w:t>投行Bernstein最新研究报告显示，代币化现实世界资产（RWA，Real-World Assets）市场总价值已突破510亿美元，并预测该领域将成为加密行业下一个增长引擎。</w:t>
       </w:r>
     </w:p>
     <w:p>
       <w:pPr>
         <w:pStyle w:val="正文内容"/>
-        <w:ind w:firstLine="562"/>
+        <w:spacing w:before="0" w:after="0" w:line="240" w:lineRule="auto"/>
+        <w:ind w:left="0" w:right="0" w:firstLine="560"/>
+        <w:jc w:val="both"/>
       </w:pPr>
       <w:r>
         <w:rPr>
@@ -1677,13 +1863,15 @@
           <w:b w:val="0"/>
           <w:sz w:val="28"/>
         </w:rPr>
-        <w:t>加密资产研究机构CryptoRank于2026年5月28日发布的数据显示，加密货币卡（包括借记卡和信用卡）的月支付交易额已突破78亿美元，较2025年同期增长230%。这一增长主要得益于稳定币在支付领域的快速普及，特别是USDT和USDC被广泛用于日常消费和跨境汇款。</w:t>
+        <w:t>Bernstein分析师在报告中指出，代币化RWA市场（包括国债、房地产、私募信贷等）的总锁仓价值（TVL，Total Value Locked）已从2025年初的约200亿美元增长至510亿美元以上。其中，代币化美国国债产品增长最快，贡献了超过300亿美元。</w:t>
       </w:r>
     </w:p>
     <w:p>
       <w:pPr>
         <w:pStyle w:val="正文内容"/>
-        <w:ind w:firstLine="562"/>
+        <w:spacing w:before="0" w:after="0" w:line="240" w:lineRule="auto"/>
+        <w:ind w:left="0" w:right="0" w:firstLine="560"/>
+        <w:jc w:val="both"/>
       </w:pPr>
       <w:r>
         <w:rPr>
@@ -1691,13 +1879,15 @@
           <w:b w:val="0"/>
           <w:sz w:val="28"/>
         </w:rPr>
-        <w:t>报告指出，稳定币因其低波动性和即时结算特性，正逐渐取代传统法币成为加密卡交易的首选媒介。目前，稳定币在加密卡交易量中的占比已超过六成，远高于比特币和以太坊。支付网络如Visa和万事达卡也在积极整合稳定币结算通道。</w:t>
+        <w:t>报告认为，推动增长的主要动力包括传统金融机构的参与、监管清晰度提升（如GENIUS法案）以及区块链基础设施的成熟。Bernstein预测，到2028年，代币化RWA市场规模可能达到1万亿美元。</w:t>
       </w:r>
     </w:p>
     <w:p>
       <w:pPr>
         <w:pStyle w:val="正文内容"/>
-        <w:ind w:firstLine="562"/>
+        <w:spacing w:before="0" w:after="0" w:line="240" w:lineRule="auto"/>
+        <w:ind w:left="0" w:right="0" w:firstLine="560"/>
+        <w:jc w:val="both"/>
       </w:pPr>
       <w:r>
         <w:rPr>
@@ -1705,13 +1895,15 @@
           <w:b w:val="0"/>
           <w:sz w:val="28"/>
         </w:rPr>
-        <w:t>CryptoRank分析认为，加密卡支付的增长反映了数字资产从投机工具向实用支付手段的转变。随着更多商户接受加密支付以及监管框架的明确（如欧盟MiCA和美国GENIUS法案），预计这一趋势将在2027年持续加速。</w:t>
+        <w:t>然而，报告也警告了潜在风险，包括资产定价透明度不足、流动性碎片化以及智能合约漏洞。Bernstein建议投资者关注那些具有真实收益和合规框架的项目。</w:t>
       </w:r>
     </w:p>
     <w:p>
       <w:pPr>
         <w:pStyle w:val="正文内容"/>
-        <w:ind w:firstLine="562"/>
+        <w:spacing w:before="0" w:after="0" w:line="240" w:lineRule="auto"/>
+        <w:ind w:left="0" w:right="0" w:firstLine="560"/>
+        <w:jc w:val="both"/>
       </w:pPr>
       <w:r>
         <w:rPr>
@@ -1719,13 +1911,15 @@
           <w:b w:val="0"/>
           <w:sz w:val="28"/>
         </w:rPr>
-        <w:t>然而，报告也提示了风险：部分地区的银行对加密卡仍持限制态度，且交易手续费较高可能影响用户采用。此外，稳定币发行方的储备透明度和合规性仍是市场关注的焦点。</w:t>
+        <w:t>此外，代币化RWA正吸引更多传统资产管理公司进入，例如贝莱德（BlackRock）和富达（Fidelity）已推出相关产品。同时，公链如以太坊（Ethereum）、Solana和Stellar正在成为此类资产的主要托管网络。</w:t>
       </w:r>
     </w:p>
     <w:p>
       <w:pPr>
         <w:pStyle w:val="正文内容"/>
-        <w:ind w:firstLine="562"/>
+        <w:spacing w:before="0" w:after="0" w:line="240" w:lineRule="auto"/>
+        <w:ind w:left="0" w:right="0" w:firstLine="560"/>
+        <w:jc w:val="both"/>
       </w:pPr>
       <w:r>
         <w:rPr>
@@ -1733,13 +1927,14 @@
           <w:b w:val="0"/>
           <w:sz w:val="28"/>
         </w:rPr>
-        <w:t>总体而言，加密卡支付市场正处于爆发期，其月度78亿美元的交易额仅为冰山一角。如果机构用户的参与度进一步提升，该市场有望在2026年底突破100亿美元大关。</w:t>
+        <w:t>分析师强调，代币化RWA的长期成功取决于跨链互操作性和标准化协议的建立。</w:t>
       </w:r>
     </w:p>
     <w:p>
       <w:pPr>
         <w:pStyle w:val="信息来源"/>
-        <w:spacing w:before="50" w:after="100"/>
+        <w:spacing w:before="50" w:after="100" w:line="240" w:lineRule="auto"/>
+        <w:ind w:left="0" w:right="0" w:firstLine="0"/>
         <w:jc w:val="right"/>
       </w:pPr>
       <w:r>
@@ -1748,35 +1943,39 @@
           <w:b w:val="0"/>
           <w:sz w:val="21"/>
         </w:rPr>
-        <w:t>（信息来源：CryptoRank）</w:t>
+        <w:t>（信息来源：Cryptonews.net）</w:t>
       </w:r>
     </w:p>
     <w:p>
       <w:pPr>
-        <w:pStyle w:val="正文内容"/>
-        <w:ind w:firstLine="562"/>
+        <w:pStyle w:val="原文信息"/>
+        <w:spacing w:before="0" w:after="0" w:line="240" w:lineRule="auto"/>
+        <w:ind w:left="0" w:right="0" w:firstLine="0"/>
+        <w:jc w:val="left"/>
       </w:pPr>
       <w:r>
         <w:rPr>
           <w:rFonts w:ascii="Times New Roman" w:hAnsi="Times New Roman" w:cs="Times New Roman" w:eastAsia="仿宋"/>
           <w:b w:val="0"/>
-          <w:sz w:val="28"/>
+          <w:sz w:val="18"/>
         </w:rPr>
-        <w:t>原文标题：Crypto Card Payments Surge 230% to $7.8 Billion Monthly as Stablecoins Gain Traction</w:t>
+        <w:t>原文标题：Tokenized Real-World Asset Market Surpasses $51 Billion， Bernstein Reports</w:t>
       </w:r>
     </w:p>
     <w:p>
       <w:pPr>
-        <w:pStyle w:val="正文内容"/>
-        <w:ind w:firstLine="562"/>
+        <w:pStyle w:val="原文信息"/>
+        <w:spacing w:before="0" w:after="0" w:line="240" w:lineRule="auto"/>
+        <w:ind w:left="0" w:right="0" w:firstLine="0"/>
+        <w:jc w:val="left"/>
       </w:pPr>
       <w:r>
         <w:rPr>
           <w:rFonts w:ascii="Times New Roman" w:hAnsi="Times New Roman" w:cs="Times New Roman" w:eastAsia="仿宋"/>
           <w:b w:val="0"/>
-          <w:sz w:val="28"/>
+          <w:sz w:val="18"/>
         </w:rPr>
-        <w:t>原文链接：https://news.google.com/rss/articles/CBMiggFBVV95cUxNSDJUYmFreHYyZ2xqZnJMdTUyU3ktcWZfd1N6cTZ6dS1SQTdpSEFRcG9uM0ViQXA0eDFZOXQtWk81Mk13QXlRa3ZDSVFzSndwM25SZ01BVmNnWXVvLUtLb2dlTmIwbmdtbnd3WXRpU29CeE1pZ195U0t1T3NwZGt1RlpR</w:t>
+        <w:t>原文链接：https：//news.google.com/rss/articles/CBMiXEFVX3lxTFBUd0FTblVqNnREaDNiM2tFQ1NoSHRnV2h2VjU0MlctOUZlT3FiZVdQWmdpUjVqWWFoQlBqdzZVLUxVWlNPcDJqLUk5YmJ1X09LNktWU3BkSURydHJt</w:t>
       </w:r>
     </w:p>
     <w:sectPr>
@@ -2153,7 +2352,8 @@
     <w:qFormat/>
     <w:rsid w:val="00FC693F"/>
     <w:pPr>
-      <w:ind w:firstLine="200"/>
+      <w:spacing w:before="0" w:after="0" w:line="240" w:lineRule="auto"/>
+      <w:ind w:left="0" w:right="0" w:firstLine="0"/>
     </w:pPr>
     <w:rPr>
       <w:rFonts w:ascii="Times New Roman" w:hAnsi="Times New Roman" w:cs="Times New Roman" w:eastAsia="仿宋"/>
@@ -2215,8 +2415,8 @@
     <w:pPr>
       <w:keepNext/>
       <w:keepLines/>
-      <w:spacing w:before="60" w:after="240"/>
-      <w:ind w:firstLine="0"/>
+      <w:spacing w:before="60" w:after="240" w:line="240" w:lineRule="auto"/>
+      <w:ind w:left="0" w:right="0" w:firstLine="0"/>
       <w:outlineLvl w:val="0"/>
     </w:pPr>
     <w:rPr>
@@ -13846,6 +14046,8 @@
   <w:style w:type="paragraph" w:customStyle="1" w:styleId="文章一级标题">
     <w:name w:val="文章一级标题"/>
     <w:pPr>
+      <w:spacing w:before="0" w:after="0" w:line="240" w:lineRule="auto"/>
+      <w:ind w:left="0" w:right="0" w:firstLine="0"/>
       <w:jc w:val="center"/>
     </w:pPr>
     <w:rPr>
@@ -13857,7 +14059,9 @@
     <w:name w:val="正文内容"/>
     <w:basedOn w:val="Normal"/>
     <w:pPr>
-      <w:ind w:firstLine="562"/>
+      <w:spacing w:before="0" w:after="0" w:line="240" w:lineRule="auto"/>
+      <w:ind w:left="0" w:right="0" w:firstLine="560"/>
+      <w:jc w:val="both"/>
     </w:pPr>
     <w:rPr>
       <w:rFonts w:ascii="Times New Roman" w:hAnsi="Times New Roman" w:cs="Times New Roman" w:eastAsia="仿宋"/>
@@ -13868,12 +14072,26 @@
     <w:name w:val="信息来源"/>
     <w:basedOn w:val="Normal"/>
     <w:pPr>
-      <w:spacing w:before="50" w:after="100"/>
+      <w:spacing w:before="50" w:after="100" w:line="240" w:lineRule="auto"/>
+      <w:ind w:left="0" w:right="0" w:firstLine="0"/>
       <w:jc w:val="right"/>
     </w:pPr>
     <w:rPr>
       <w:rFonts w:ascii="Times New Roman" w:hAnsi="Times New Roman" w:cs="Times New Roman" w:eastAsia="仿宋"/>
       <w:sz w:val="21"/>
+    </w:rPr>
+  </w:style>
+  <w:style w:type="paragraph" w:customStyle="1" w:styleId="原文信息">
+    <w:name w:val="原文信息"/>
+    <w:basedOn w:val="Normal"/>
+    <w:pPr>
+      <w:spacing w:before="0" w:after="0" w:line="240" w:lineRule="auto"/>
+      <w:ind w:left="0" w:right="0" w:firstLine="0"/>
+      <w:jc w:val="left"/>
+    </w:pPr>
+    <w:rPr>
+      <w:rFonts w:ascii="Times New Roman" w:hAnsi="Times New Roman" w:cs="Times New Roman" w:eastAsia="仿宋"/>
+      <w:sz w:val="18"/>
     </w:rPr>
   </w:style>
 </w:styles>

--- a/reports/2026/加密货币观察_20260528.docx
+++ b/reports/2026/加密货币观察_20260528.docx
@@ -43,7 +43,7 @@
           <w:b w:val="0"/>
           <w:sz w:val="28"/>
         </w:rPr>
-        <w:t>· SEC主席Atkins宣布反创新时代结束并承诺加密监管清晰度</w:t>
+        <w:t>· CFTC申请撤销对Gemini的诉讼并承认不应起诉</w:t>
       </w:r>
     </w:p>
     <w:p>
@@ -58,7 +58,7 @@
           <w:b w:val="0"/>
           <w:sz w:val="28"/>
         </w:rPr>
-        <w:t>· 香港数字资产政策与实践之间存在差距</w:t>
+        <w:t>· 意大利BancaSella获得MiCA批准可提供加密服务</w:t>
       </w:r>
     </w:p>
     <w:p>
@@ -73,7 +73,7 @@
           <w:b w:val="0"/>
           <w:sz w:val="28"/>
         </w:rPr>
-        <w:t>· 意大利BancaSella获得MiCA批准提供加密服务</w:t>
+        <w:t>· 万事达获得纽约BitLicense建设合规稳定币结算基础设施</w:t>
       </w:r>
     </w:p>
     <w:p>
@@ -103,7 +103,7 @@
           <w:b w:val="0"/>
           <w:sz w:val="28"/>
         </w:rPr>
-        <w:t>· DTCC与Stellar合作推进机构代币化战略</w:t>
+        <w:t>· DTCC与Stellar合作推进机构代币化预计2027年上线</w:t>
       </w:r>
     </w:p>
     <w:p>
@@ -118,7 +118,7 @@
           <w:b w:val="0"/>
           <w:sz w:val="28"/>
         </w:rPr>
-        <w:t>· Citrea发布CTR代币并加大比特币DeFi布局</w:t>
+        <w:t>· AztecLabs收购ZKPassport强化以太坊隐私身份验证</w:t>
       </w:r>
     </w:p>
     <w:p>
@@ -148,7 +148,7 @@
           <w:b w:val="0"/>
           <w:sz w:val="28"/>
         </w:rPr>
-        <w:t>· 美国现货比特币ETF连续八日净流出总额达7.33亿美元</w:t>
+        <w:t>· 美国现货比特币ETF连续八日净流出累计出逃7.33亿美元</w:t>
       </w:r>
     </w:p>
     <w:p>
@@ -163,7 +163,7 @@
           <w:b w:val="0"/>
           <w:sz w:val="28"/>
         </w:rPr>
-        <w:t>· 比特币跌破73000美元美国空袭伊朗引发10亿美元清算</w:t>
+        <w:t>· 神秘交易员从贝莱德比特币ETF中抛售10亿美元</w:t>
       </w:r>
     </w:p>
     <w:p>
@@ -193,7 +193,7 @@
           <w:b w:val="0"/>
           <w:sz w:val="28"/>
         </w:rPr>
-        <w:t>· 加密CEO称比特币四年周期仍在发挥作用</w:t>
+        <w:t>· 基金经理警告比特币可能进一步下跌因1.5万亿美元国债操作临近</w:t>
       </w:r>
     </w:p>
     <w:p>
@@ -208,7 +208,7 @@
           <w:b w:val="0"/>
           <w:sz w:val="28"/>
         </w:rPr>
-        <w:t>· 基金经理警告比特币可能进一步下跌1500亿美元国债操作即将到来</w:t>
+        <w:t>· 加密货币CEO称比特币四年周期规律仍在发挥作用</w:t>
       </w:r>
     </w:p>
     <w:p>
@@ -238,7 +238,7 @@
           <w:b w:val="0"/>
           <w:sz w:val="28"/>
         </w:rPr>
-        <w:t>· 代币化现实世界资产市场突破510亿美元Bernstein报告指出</w:t>
+        <w:t>· 加密卡支付月交易量飙升至78亿美元环比增长230%</w:t>
       </w:r>
     </w:p>
     <w:p>
@@ -278,7 +278,7 @@
           <w:b w:val="0"/>
           <w:sz w:val="30"/>
         </w:rPr>
-        <w:t>SEC主席Atkins宣布反创新时代结束并承诺加密监管清晰度</w:t>
+        <w:t>CFTC申请撤销对Gemini的诉讼并承认不应起诉</w:t>
       </w:r>
     </w:p>
     <w:p>
@@ -293,7 +293,7 @@
           <w:b w:val="0"/>
           <w:sz w:val="28"/>
         </w:rPr>
-        <w:t>· SEC主席Mark Uyeda（Atkins）表示过去的反创新监管立场已经结束</w:t>
+        <w:t>· 美国商品期货交易委员会于2026年5月28日主动申请撤销此前对加密货币交易所Gemini提起的诉讼。</w:t>
       </w:r>
     </w:p>
     <w:p>
@@ -308,14 +308,13 @@
           <w:b w:val="0"/>
           <w:sz w:val="28"/>
         </w:rPr>
-        <w:t>· 承诺为数字资产行业提供更清晰的监管框架</w:t>
+        <w:t>· CFTC在动议中明确承认，当初的起诉决定不当，并请求法院撤销相关判决。</w:t>
       </w:r>
     </w:p>
     <w:p>
       <w:pPr>
-        <w:pStyle w:val="正文内容"/>
         <w:spacing w:before="0" w:after="0" w:line="240" w:lineRule="auto"/>
-        <w:ind w:left="0" w:right="0" w:firstLine="560"/>
+        <w:ind w:left="0" w:right="0" w:firstLine="0"/>
         <w:jc w:val="both"/>
       </w:pPr>
       <w:r>
@@ -324,7 +323,7 @@
           <w:b w:val="0"/>
           <w:sz w:val="28"/>
         </w:rPr>
-        <w:t>美国证券交易委员会（SEC）主席Mark Uyeda（Atkins）在公开表态中宣称，该机构针对加密货币行业的“反创新”时代已经终结，并誓言将致力于提供明确的监管规则。</w:t>
+        <w:t>· 此举标志着美国监管机构在数字资产执法策略上的重大转向，可能影响未来对加密货币的监管态度。</w:t>
       </w:r>
     </w:p>
     <w:p>
@@ -340,7 +339,7 @@
           <w:b w:val="0"/>
           <w:sz w:val="28"/>
         </w:rPr>
-        <w:t>美国证券交易委员会（SEC）主席Mark Uyeda（Atkins）在一次行业会议上明确表示，SEC过去对数字资产采取的压制性做法已经结束。Uyeda指出，该机构将转向促进创新的监管方式，为加密货币企业提供更明确的合规路径。</w:t>
+        <w:t>美国商品期货交易委员会（CFTC）在法庭文件中主动承认，当初对加密货币交易所Gemini提起的诉讼缺乏依据，并正式申请撤销起诉及此前相关判决。</w:t>
       </w:r>
     </w:p>
     <w:p>
@@ -356,7 +355,7 @@
           <w:b w:val="0"/>
           <w:sz w:val="28"/>
         </w:rPr>
-        <w:t>Uyeda强调，SEC正在制定新的指导方针，以区分证券和非证券数字资产，并计划在2026年内发布关键规则。这一转变被视为对特朗普政府加密友好政策的延续。</w:t>
+        <w:t>美国商品期货交易委员会（CFTC）于2026年5月28日向联邦法院提交正式动议，要求撤销对其此前对加密货币交易所Gemini提起的诉讼。在动议中，CFTC明确表示，其当初提起诉讼的做法是错误的，不应追究Gemini的民事责任。同时，CFTC还加入了要求撤销先前判决的联合动议，旨在完全终止此案。</w:t>
       </w:r>
     </w:p>
     <w:p>
@@ -372,7 +371,55 @@
           <w:b w:val="0"/>
           <w:sz w:val="28"/>
         </w:rPr>
-        <w:t>市场参与者对Uyeda的讲话反应积极，认为这有助于提振机构投资者信心。但具体实施细则仍需等待正式文件发布。</w:t>
+        <w:t>这一举动在加密货币监管领域极为罕见，通常监管机构会坚持其执法决定。CFTC的主动认错显示出对过去案件立场的反思，也暗示美国监管层可能正在重新评估对数字资产的执法力度。Gemini方面尚未对此公开回应，但行业普遍认为这是合规交易所的积极信号。</w:t>
+      </w:r>
+    </w:p>
+    <w:p>
+      <w:pPr>
+        <w:pStyle w:val="正文内容"/>
+        <w:spacing w:before="0" w:after="0" w:line="240" w:lineRule="auto"/>
+        <w:ind w:left="0" w:right="0" w:firstLine="560"/>
+        <w:jc w:val="both"/>
+      </w:pPr>
+      <w:r>
+        <w:rPr>
+          <w:rFonts w:ascii="Times New Roman" w:hAnsi="Times New Roman" w:cs="Times New Roman" w:eastAsia="仿宋"/>
+          <w:b w:val="0"/>
+          <w:sz w:val="28"/>
+        </w:rPr>
+        <w:t>CFTC在动议中没有详细说明当初起诉的具体理由，但明确承认起诉缺乏充分依据。法律专家指出，这可能是基于新证据或法律解释的变更，也可能反映更广泛的政策调整。此前，CFTC曾对多家加密货币公司采取执法行动，此次撤销诉讼或为未来类似案件提供先例。</w:t>
+      </w:r>
+    </w:p>
+    <w:p>
+      <w:pPr>
+        <w:pStyle w:val="正文内容"/>
+        <w:spacing w:before="0" w:after="0" w:line="240" w:lineRule="auto"/>
+        <w:ind w:left="0" w:right="0" w:firstLine="560"/>
+        <w:jc w:val="both"/>
+      </w:pPr>
+      <w:r>
+        <w:rPr>
+          <w:rFonts w:ascii="Times New Roman" w:hAnsi="Times New Roman" w:cs="Times New Roman" w:eastAsia="仿宋"/>
+          <w:b w:val="0"/>
+          <w:sz w:val="28"/>
+        </w:rPr>
+        <w:t>该动议还需法院批准，但鉴于CFTC作为原告主动撤诉，法院通常不会驳回。一旦获批，Gemini将彻底摆脱这一民事指控。分析人士称，此举可能提振市场对加密货币行业合规化发展的信心，并推动其他监管机构效仿。短期内，Gemini的声誉和业务有望得到修复。</w:t>
+      </w:r>
+    </w:p>
+    <w:p>
+      <w:pPr>
+        <w:pStyle w:val="正文内容"/>
+        <w:spacing w:before="0" w:after="0" w:line="240" w:lineRule="auto"/>
+        <w:ind w:left="0" w:right="0" w:firstLine="560"/>
+        <w:jc w:val="both"/>
+      </w:pPr>
+      <w:r>
+        <w:rPr>
+          <w:rFonts w:ascii="Times New Roman" w:hAnsi="Times New Roman" w:cs="Times New Roman" w:eastAsia="仿宋"/>
+          <w:b w:val="0"/>
+          <w:sz w:val="28"/>
+        </w:rPr>
+        <w:t>长期来看，这一事件凸显了美国加密货币监管环境的动态变化。CFTC的态度转变可能预示着对数字资产更友好的政策框架正在形成，但具体影响仍需观察后续立法和执法实践。市场参与者应关注监管机构未来是否会在类似案件中采取更审慎的态度。</w:t>
       </w:r>
     </w:p>
     <w:p>
@@ -388,7 +435,7 @@
           <w:b w:val="0"/>
           <w:sz w:val="21"/>
         </w:rPr>
-        <w:t>（信息来源：Bitcoin World）</w:t>
+        <w:t>（信息来源：The Block）</w:t>
       </w:r>
     </w:p>
     <w:p>
@@ -404,7 +451,7 @@
           <w:b w:val="0"/>
           <w:sz w:val="18"/>
         </w:rPr>
-        <w:t>原文标题：SEC Chair Atkins Declares Anti-Innovation Era Over， Vows Crypto Regulatory Clarity</w:t>
+        <w:t>原文标题：CFTC says it shouldn't have sued Gemini， joins motion to vacate prior judgment</w:t>
       </w:r>
     </w:p>
     <w:p>
@@ -420,7 +467,7 @@
           <w:b w:val="0"/>
           <w:sz w:val="18"/>
         </w:rPr>
-        <w:t>原文链接：https：//news.google.com/rss/articles/CBMia0FVX3lxTE8xV1ZlajZqX2RENnBOQ0VvVGpuU2xWeHBueEdZdXVKeHBwSElzM1d1UEVCZFhDVkpQaHNkX3RTa2VwUDdSOHlIVnJjSE9XRk55c2l3bGtsTnVoSzVwUVdNeXFsY3BJc3FNMTZn</w:t>
+        <w:t>原文链接：https：//news.google.com/rss/articles/CBMidkFVX3lxTE84OU5EQ3NBVzNhbTFsa2dkQjg1dFNHWXlYeGpyeEJiYjZISVdKd3hQMU0ybUZXbksxNVJURHFJY3RaR3B4TnVlY25tZW5SY0tMVHVnRzgweDM1NGpJOHVuaXBDQ0xGLVJWUmw3R2xld3dJbmVOaXc？oc=5</w:t>
       </w:r>
     </w:p>
     <w:p/>
@@ -437,7 +484,7 @@
           <w:b w:val="0"/>
           <w:sz w:val="30"/>
         </w:rPr>
-        <w:t>香港数字资产政策与实践之间存在差距</w:t>
+        <w:t>意大利BancaSella获得MiCA批准可提供加密服务</w:t>
       </w:r>
     </w:p>
     <w:p>
@@ -452,7 +499,7 @@
           <w:b w:val="0"/>
           <w:sz w:val="28"/>
         </w:rPr>
-        <w:t>· 香港在数字资产政策制定上取得进展，但实际执行层面存在不足</w:t>
+        <w:t>· 意大利BancaSella成为该国首家依据欧盟MiCA获得加密服务许可的银行。</w:t>
       </w:r>
     </w:p>
     <w:p>
@@ -467,14 +514,13 @@
           <w:b w:val="0"/>
           <w:sz w:val="28"/>
         </w:rPr>
-        <w:t>· 业界呼吁加强跨机构协调及简化合规流程</w:t>
+        <w:t>· MiCA是欧盟统一的加密资产监管框架，于2025年全面生效。</w:t>
       </w:r>
     </w:p>
     <w:p>
       <w:pPr>
-        <w:pStyle w:val="正文内容"/>
         <w:spacing w:before="0" w:after="0" w:line="240" w:lineRule="auto"/>
-        <w:ind w:left="0" w:right="0" w:firstLine="560"/>
+        <w:ind w:left="0" w:right="0" w:firstLine="0"/>
         <w:jc w:val="both"/>
       </w:pPr>
       <w:r>
@@ -483,7 +529,7 @@
           <w:b w:val="0"/>
           <w:sz w:val="28"/>
         </w:rPr>
-        <w:t>《南华早报》分析文章指出，尽管香港在数字资产监管框架上不断推进，但政策与落地实践之间仍存在显著落差，影响市场信心。</w:t>
+        <w:t>· 该事件标志传统银行正式进入受监管的加密服务领域。</w:t>
       </w:r>
     </w:p>
     <w:p>
@@ -499,7 +545,7 @@
           <w:b w:val="0"/>
           <w:sz w:val="28"/>
         </w:rPr>
-        <w:t>香港证券及期货事务监察委员会（SFC）与香港金融管理局（HKMA）已出台多项虚拟资产相关指引，但业界反映申请牌照和合规流程依然复杂且耗时。部分企业因监管不确定性而延迟在港扩张计划。</w:t>
+        <w:t>2026年5月28日，意大利银行Banca Sella宣布获得欧洲监管机构根据MiCA（加密资产市场监管）框架的批准，允许其提供加密资产服务，成为该国首家获此许可的银行，也标志着欧盟加密监管进入落地阶段。</w:t>
       </w:r>
     </w:p>
     <w:p>
@@ -515,7 +561,7 @@
           <w:b w:val="0"/>
           <w:sz w:val="28"/>
         </w:rPr>
-        <w:t>文章引述数位行业人士观点，认为香港需进一步厘清稳定币监管规则，并加强跨部门协作，以弥合政策与实操之间的鸿沟。</w:t>
+        <w:t>2026年5月28日，意大利银行Banca Sella获得欧洲监管机构根据MiCA（Markets in Crypto-Assets，加密资产市场监管）的正式批准，可在欧盟范围内提供加密资产相关服务。这是意大利首家银行获得此类许可，也意味着欧盟酝酿多年的加密资产统一监管框架首次在传统银行机构中落地实施。</w:t>
       </w:r>
     </w:p>
     <w:p>
@@ -531,78 +577,14 @@
           <w:b w:val="0"/>
           <w:sz w:val="28"/>
         </w:rPr>
-        <w:t>香港政府此前表示将推动虚拟资产服务提供者发牌制度，但市场期待更清晰的落地时间表。分析认为，若不解决执行层面的障碍，香港可能在全球数字资产竞争中落后。</w:t>
+        <w:t>MiCA于2025年全面生效，旨在为欧盟境内的加密资产发行、交易和托管等服务建立统一规则，以保护投资者、维护金融稳定并促进创新。在此之前，各成员国对加密服务的监管标准不一，导致市场碎片化。Banca Sella此次获批，表明其全面符合MiCA在资本、治理、风险管理和消费者保护等方面的严格要求。</w:t>
       </w:r>
     </w:p>
     <w:p>
       <w:pPr>
-        <w:pStyle w:val="信息来源"/>
-        <w:spacing w:before="50" w:after="100" w:line="240" w:lineRule="auto"/>
-        <w:ind w:left="0" w:right="0" w:firstLine="0"/>
-        <w:jc w:val="right"/>
-      </w:pPr>
-      <w:r>
-        <w:rPr>
-          <w:rFonts w:ascii="Times New Roman" w:hAnsi="Times New Roman" w:cs="Times New Roman" w:eastAsia="仿宋"/>
-          <w:b w:val="0"/>
-          <w:sz w:val="21"/>
-        </w:rPr>
-        <w:t>（信息来源：South China Morning Post）</w:t>
-      </w:r>
-    </w:p>
-    <w:p>
-      <w:pPr>
-        <w:pStyle w:val="原文信息"/>
+        <w:pStyle w:val="正文内容"/>
         <w:spacing w:before="0" w:after="0" w:line="240" w:lineRule="auto"/>
-        <w:ind w:left="0" w:right="0" w:firstLine="0"/>
-        <w:jc w:val="left"/>
-      </w:pPr>
-      <w:r>
-        <w:rPr>
-          <w:rFonts w:ascii="Times New Roman" w:hAnsi="Times New Roman" w:cs="Times New Roman" w:eastAsia="仿宋"/>
-          <w:b w:val="0"/>
-          <w:sz w:val="18"/>
-        </w:rPr>
-        <w:t>原文标题：Mind the gap between Hong Kong digital asset policy and practice</w:t>
-      </w:r>
-    </w:p>
-    <w:p>
-      <w:pPr>
-        <w:pStyle w:val="原文信息"/>
-        <w:spacing w:before="0" w:after="0" w:line="240" w:lineRule="auto"/>
-        <w:ind w:left="0" w:right="0" w:firstLine="0"/>
-        <w:jc w:val="left"/>
-      </w:pPr>
-      <w:r>
-        <w:rPr>
-          <w:rFonts w:ascii="Times New Roman" w:hAnsi="Times New Roman" w:cs="Times New Roman" w:eastAsia="仿宋"/>
-          <w:b w:val="0"/>
-          <w:sz w:val="18"/>
-        </w:rPr>
-        <w:t>原文链接：https：//news.google.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</w:t>
-      </w:r>
-    </w:p>
-    <w:p/>
-    <w:p>
-      <w:pPr>
-        <w:pStyle w:val="文章一级标题"/>
-        <w:spacing w:before="0" w:after="0" w:line="240" w:lineRule="auto"/>
-        <w:ind w:left="0" w:right="0" w:firstLine="0"/>
-        <w:jc w:val="center"/>
-      </w:pPr>
-      <w:r>
-        <w:rPr>
-          <w:rFonts w:ascii="Times New Roman" w:hAnsi="Times New Roman" w:cs="Times New Roman" w:eastAsia="黑体"/>
-          <w:b w:val="0"/>
-          <w:sz w:val="30"/>
-        </w:rPr>
-        <w:t>意大利BancaSella获得MiCA批准提供加密服务</w:t>
-      </w:r>
-    </w:p>
-    <w:p>
-      <w:pPr>
-        <w:spacing w:before="0" w:after="0" w:line="240" w:lineRule="auto"/>
-        <w:ind w:left="0" w:right="0" w:firstLine="0"/>
+        <w:ind w:left="0" w:right="0" w:firstLine="560"/>
         <w:jc w:val="both"/>
       </w:pPr>
       <w:r>
@@ -611,13 +593,14 @@
           <w:b w:val="0"/>
           <w:sz w:val="28"/>
         </w:rPr>
-        <w:t>· Banca Sella成为意大利首家根据MiCA法规获批的银行</w:t>
+        <w:t>Banca Sella是一家历史悠久的意大利银行集团，总部位于比耶拉。该银行此前已通过旗下创新部门涉足区块链和数字资产领域，但获得MiCA许可后，其可以向零售和机构客户直接提供合规的加密资产买卖、托管和转移服务，而无需依赖外部合作伙伴。这一进展预计将加速意大利乃至整个欧盟传统银行对加密资产的接纳。</w:t>
       </w:r>
     </w:p>
     <w:p>
       <w:pPr>
+        <w:pStyle w:val="正文内容"/>
         <w:spacing w:before="0" w:after="0" w:line="240" w:lineRule="auto"/>
-        <w:ind w:left="0" w:right="0" w:firstLine="0"/>
+        <w:ind w:left="0" w:right="0" w:firstLine="560"/>
         <w:jc w:val="both"/>
       </w:pPr>
       <w:r>
@@ -626,7 +609,7 @@
           <w:b w:val="0"/>
           <w:sz w:val="28"/>
         </w:rPr>
-        <w:t>· 该银行将提供加密货币托管和交易服务</w:t>
+        <w:t>分析师认为，Banca Sella的成功获批为其他欧洲银行树立了榜样。MiCA框架下的许可具有‘护照’效力，即在一国获批即可在整个欧盟提供服务，这大大降低了合规成本。未来12至18个月内，预计将有更多传统金融机构申请MiCA许可，推动加密服务从专业交易所向主流银行体系迁移。</w:t>
       </w:r>
     </w:p>
     <w:p>
@@ -642,7 +625,7 @@
           <w:b w:val="0"/>
           <w:sz w:val="28"/>
         </w:rPr>
-        <w:t>意大利银行Banca Sella获得欧盟加密资产市场监管框架（MiCA，Markets in Crypto-Assets）的批准，成为该国首家获准直接向客户提供加密货币服务的银行。</w:t>
+        <w:t>然而，监管并非没有挑战。MiCA对稳定币的储备要求、反洗钱义务以及市场滥用行为的规定十分严格，银行需要投入大量资源进行系统升级和人员培训。此外，欧盟内部仍在讨论将去中心化金融（DeFi）和非同质化代币（NFT）纳入未来监管范畴，这可能会对银行现有业务模式产生进一步影响。</w:t>
       </w:r>
     </w:p>
     <w:p>
@@ -658,7 +641,7 @@
           <w:b w:val="0"/>
           <w:sz w:val="28"/>
         </w:rPr>
-        <w:t>Banca Sella宣布已获得意大利监管机构根据MiCA法规的授权，将向其零售和机构客户提供加密货币托管、购买和出售服务。该银行此前参与了意大利央行的分布式账本技术（DLT，Distributed Ledger Technology）试点。</w:t>
+        <w:t>从市场反应看，Banca Sella的消息发布后，比特币和以太坊价格小幅上涨，反映投资者对合规化渠道拓宽的乐观情绪。但长期影响仍需观察：一方面，银行进入可能带来更多流动性；另一方面，严格的监管可能限制部分创新产品的灵活度。意大利央行也表示，将继续支持加密领域创新与风险防控的平衡。</w:t>
       </w:r>
     </w:p>
     <w:p>
@@ -674,23 +657,7 @@
           <w:b w:val="0"/>
           <w:sz w:val="28"/>
         </w:rPr>
-        <w:t>Banca Sella表示，其加密服务将遵循MiCA的严格合规要求，包括资本充足率、资产隔离和客户保护措施。该银行还加入了由37家欧洲银行支持的Qivalis稳定币项目。</w:t>
-      </w:r>
-    </w:p>
-    <w:p>
-      <w:pPr>
-        <w:pStyle w:val="正文内容"/>
-        <w:spacing w:before="0" w:after="0" w:line="240" w:lineRule="auto"/>
-        <w:ind w:left="0" w:right="0" w:firstLine="560"/>
-        <w:jc w:val="both"/>
-      </w:pPr>
-      <w:r>
-        <w:rPr>
-          <w:rFonts w:ascii="Times New Roman" w:hAnsi="Times New Roman" w:cs="Times New Roman" w:eastAsia="仿宋"/>
-          <w:b w:val="0"/>
-          <w:sz w:val="28"/>
-        </w:rPr>
-        <w:t>分析人士指出，Banca Sella的获批标志着MiCA法规在欧盟成员国中的落地加速，传统金融机构开始大规模进入数字资产领域。</w:t>
+        <w:t>总结而言，Banca Sella获得MiCA批准是欧盟加密监管史上的里程碑事件。它证明传统银行能够在统一框架下合规地运营加密服务，也为其他金融机构提供了可复制的路径。随着更多银行获批，欧盟有望成为全球加密资产合规服务的先行示范区，但其最终效果取决于监管执行的细微差别及市场适应能力。</w:t>
       </w:r>
     </w:p>
     <w:p>
@@ -738,7 +705,229 @@
           <w:b w:val="0"/>
           <w:sz w:val="18"/>
         </w:rPr>
-        <w:t>原文链接：https：//news.google.com/rss/articles/CBMihAFBVV95cUxOaHdkWGw4ZTgya0doeTV0NDRzdlRERVJXbEJPejFqRU16Z0h6dnFBazhBRGhQaTM1OGF4VE4wWjVhY2l2UjRrcWpjOXNGSTQ2TE5mSnNYWDlZY3dMSnZnZ3p3SGczYmFDdjRYcnQyRTA1OTNNTHpoeE54ejhNMkNSVE5VZWM</w:t>
+        <w:t>原文链接：https：//news.google.com/rss/articles/CBMihAFBVV95cUxOaHdkWGw4ZTgya0doeTV0NDRzdlRERVJXbEJPejFqRU16Z0h6dnFBazhBRGhQaTM1OGF4VE4wWjVhY2l2UjRrcWpjOXNGSTQ2TE5mSnNYWDlZY3dMSnZnZ3p3SGczYmFDdjRYcnQyRTA1OTNNTHpoeE54ejhNMkNSVE5VZWM？oc=5</w:t>
+      </w:r>
+    </w:p>
+    <w:p/>
+    <w:p>
+      <w:pPr>
+        <w:pStyle w:val="文章一级标题"/>
+        <w:spacing w:before="0" w:after="0" w:line="240" w:lineRule="auto"/>
+        <w:ind w:left="0" w:right="0" w:firstLine="0"/>
+        <w:jc w:val="center"/>
+      </w:pPr>
+      <w:r>
+        <w:rPr>
+          <w:rFonts w:ascii="Times New Roman" w:hAnsi="Times New Roman" w:cs="Times New Roman" w:eastAsia="黑体"/>
+          <w:b w:val="0"/>
+          <w:sz w:val="30"/>
+        </w:rPr>
+        <w:t>万事达获得纽约BitLicense建设合规稳定币结算基础设施</w:t>
+      </w:r>
+    </w:p>
+    <w:p>
+      <w:pPr>
+        <w:spacing w:before="0" w:after="0" w:line="240" w:lineRule="auto"/>
+        <w:ind w:left="0" w:right="0" w:firstLine="0"/>
+        <w:jc w:val="both"/>
+      </w:pPr>
+      <w:r>
+        <w:rPr>
+          <w:rFonts w:ascii="Times New Roman" w:hAnsi="Times New Roman" w:cs="Times New Roman" w:eastAsia="仿宋"/>
+          <w:b w:val="0"/>
+          <w:sz w:val="28"/>
+        </w:rPr>
+        <w:t>· 万事达卡公司获得纽约州金融监管机构颁发的BitLicense。</w:t>
+      </w:r>
+    </w:p>
+    <w:p>
+      <w:pPr>
+        <w:spacing w:before="0" w:after="0" w:line="240" w:lineRule="auto"/>
+        <w:ind w:left="0" w:right="0" w:firstLine="0"/>
+        <w:jc w:val="both"/>
+      </w:pPr>
+      <w:r>
+        <w:rPr>
+          <w:rFonts w:ascii="Times New Roman" w:hAnsi="Times New Roman" w:cs="Times New Roman" w:eastAsia="仿宋"/>
+          <w:b w:val="0"/>
+          <w:sz w:val="28"/>
+        </w:rPr>
+        <w:t>· 该牌照授权万事达建设合规的稳定币结算基础设施。</w:t>
+      </w:r>
+    </w:p>
+    <w:p>
+      <w:pPr>
+        <w:spacing w:before="0" w:after="0" w:line="240" w:lineRule="auto"/>
+        <w:ind w:left="0" w:right="0" w:firstLine="0"/>
+        <w:jc w:val="both"/>
+      </w:pPr>
+      <w:r>
+        <w:rPr>
+          <w:rFonts w:ascii="Times New Roman" w:hAnsi="Times New Roman" w:cs="Times New Roman" w:eastAsia="仿宋"/>
+          <w:b w:val="0"/>
+          <w:sz w:val="28"/>
+        </w:rPr>
+        <w:t>· 传统支付巨头首次持有此类牌照，标志加密监管融合。</w:t>
+      </w:r>
+    </w:p>
+    <w:p>
+      <w:pPr>
+        <w:pStyle w:val="正文内容"/>
+        <w:spacing w:before="0" w:after="0" w:line="240" w:lineRule="auto"/>
+        <w:ind w:left="0" w:right="0" w:firstLine="560"/>
+        <w:jc w:val="both"/>
+      </w:pPr>
+      <w:r>
+        <w:rPr>
+          <w:rFonts w:ascii="Times New Roman" w:hAnsi="Times New Roman" w:cs="Times New Roman" w:eastAsia="仿宋"/>
+          <w:b w:val="0"/>
+          <w:sz w:val="28"/>
+        </w:rPr>
+        <w:t>2026年5月28日，支付巨头万事达卡（Mastercard）宣布获得纽约州金融服务局（New York State Department of Financial Services，NYDFS）颁发的虚拟货币牌照BitLicense，将用于构建受监管的稳定币结算基础设施。</w:t>
+      </w:r>
+    </w:p>
+    <w:p>
+      <w:pPr>
+        <w:pStyle w:val="正文内容"/>
+        <w:spacing w:before="0" w:after="0" w:line="240" w:lineRule="auto"/>
+        <w:ind w:left="0" w:right="0" w:firstLine="560"/>
+        <w:jc w:val="both"/>
+      </w:pPr>
+      <w:r>
+        <w:rPr>
+          <w:rFonts w:ascii="Times New Roman" w:hAnsi="Times New Roman" w:cs="Times New Roman" w:eastAsia="仿宋"/>
+          <w:b w:val="0"/>
+          <w:sz w:val="28"/>
+        </w:rPr>
+        <w:t>2026年5月28日，万事达卡公司（Mastercard）正式宣布，已获得纽约州金融服务局（NYDFS）颁发的虚拟货币许可证（BitLicense）。这一牌照使万事达能够在纽约州内合法开展虚拟货币业务，特别是建设合规的稳定币结算基础设施。BitLicense自2014年推出以来，一直是美国最严格的加密资产监管框架之一，获得该牌照意味着万事达需要在反洗钱（AML）、客户识别（KYC）及资金安全等方面达到高标准的合规要求。</w:t>
+      </w:r>
+    </w:p>
+    <w:p>
+      <w:pPr>
+        <w:pStyle w:val="正文内容"/>
+        <w:spacing w:before="0" w:after="0" w:line="240" w:lineRule="auto"/>
+        <w:ind w:left="0" w:right="0" w:firstLine="560"/>
+        <w:jc w:val="both"/>
+      </w:pPr>
+      <w:r>
+        <w:rPr>
+          <w:rFonts w:ascii="Times New Roman" w:hAnsi="Times New Roman" w:cs="Times New Roman" w:eastAsia="仿宋"/>
+          <w:b w:val="0"/>
+          <w:sz w:val="28"/>
+        </w:rPr>
+        <w:t>万事达计划利用BitLicense搭建一个合规的稳定币结算网络，旨在为金融机构和企业提供基于稳定币的跨境支付和清算服务。该基础设施将支持多种稳定币，包括与美元挂钩的主流稳定币，并确保交易符合纽约州的监管规定。万事达在声明中表示，将整合其现有的支付技术，提供一个安全、可扩展的结算层，以满足传统金融与去中心化金融（DeFi）之间的互通需求。</w:t>
+      </w:r>
+    </w:p>
+    <w:p>
+      <w:pPr>
+        <w:pStyle w:val="正文内容"/>
+        <w:spacing w:before="0" w:after="0" w:line="240" w:lineRule="auto"/>
+        <w:ind w:left="0" w:right="0" w:firstLine="560"/>
+        <w:jc w:val="both"/>
+      </w:pPr>
+      <w:r>
+        <w:rPr>
+          <w:rFonts w:ascii="Times New Roman" w:hAnsi="Times New Roman" w:cs="Times New Roman" w:eastAsia="仿宋"/>
+          <w:b w:val="0"/>
+          <w:sz w:val="28"/>
+        </w:rPr>
+        <w:t>此举标志着传统支付巨头首次直接获得虚拟货币牌照，并将其核心业务延伸至数字资产领域。此前，万事达主要通过合作或间接方式参与加密支付，例如与加密货币交易所合作发行银行卡。此次获得BitLicense后，万事达可以更深度地介入数字资产的发行、托管和结算环节。分析人士认为，这反映了传统金融机构对稳定币长期前景的认可，也表明监管环境正在逐步适应主流机构进入加密市场。</w:t>
+      </w:r>
+    </w:p>
+    <w:p>
+      <w:pPr>
+        <w:pStyle w:val="正文内容"/>
+        <w:spacing w:before="0" w:after="0" w:line="240" w:lineRule="auto"/>
+        <w:ind w:left="0" w:right="0" w:firstLine="560"/>
+        <w:jc w:val="both"/>
+      </w:pPr>
+      <w:r>
+        <w:rPr>
+          <w:rFonts w:ascii="Times New Roman" w:hAnsi="Times New Roman" w:cs="Times New Roman" w:eastAsia="仿宋"/>
+          <w:b w:val="0"/>
+          <w:sz w:val="28"/>
+        </w:rPr>
+        <w:t>纽约州的BitLicense以严格著称，申请过程耗时且成本高昂。万事达能够获批，表明其合规体系得到了NYDFS的认可。这对其他传统支付公司和银行释放了积极信号：在合规前提下，机构可以合法参与稳定币结算。同时，该牌照可能推动更多支付网络申请类似许可，从而加速稳定币在主流金融体系中的采用。不过，NYDFS在颁发牌照时也附加了持续合规要求，包括定期审计和报告义务。</w:t>
+      </w:r>
+    </w:p>
+    <w:p>
+      <w:pPr>
+        <w:pStyle w:val="正文内容"/>
+        <w:spacing w:before="0" w:after="0" w:line="240" w:lineRule="auto"/>
+        <w:ind w:left="0" w:right="0" w:firstLine="560"/>
+        <w:jc w:val="both"/>
+      </w:pPr>
+      <w:r>
+        <w:rPr>
+          <w:rFonts w:ascii="Times New Roman" w:hAnsi="Times New Roman" w:cs="Times New Roman" w:eastAsia="仿宋"/>
+          <w:b w:val="0"/>
+          <w:sz w:val="28"/>
+        </w:rPr>
+        <w:t>市场对此消息反应积极。在消息公布当日，部分稳定币项目的代币价格出现小幅上涨。业内专家指出，万事达的入场将为稳定币带来更多的机构流动性和信任度，可能促使美国国会进一步明确稳定币的联邦监管框架。然而，也有观点认为，传统机构的进入可能改变稳定币的发行和结算格局，中心化结算基础设施与去中心化理念之间存在潜在冲突。长期来看，万事达的这一布局将如何影响现有稳定币市场，仍有待观察。</w:t>
+      </w:r>
+    </w:p>
+    <w:p>
+      <w:pPr>
+        <w:pStyle w:val="正文内容"/>
+        <w:spacing w:before="0" w:after="0" w:line="240" w:lineRule="auto"/>
+        <w:ind w:left="0" w:right="0" w:firstLine="560"/>
+        <w:jc w:val="both"/>
+      </w:pPr>
+      <w:r>
+        <w:rPr>
+          <w:rFonts w:ascii="Times New Roman" w:hAnsi="Times New Roman" w:cs="Times New Roman" w:eastAsia="仿宋"/>
+          <w:b w:val="0"/>
+          <w:sz w:val="28"/>
+        </w:rPr>
+        <w:t>值得关注的是，万事达的BitLicense申请早在2024年就已启动，此次获批耗时超过两年。监管层面，美国正在推进稳定币相关立法，如2025年提出的《支付稳定币法案》。万事达的合规基础设施可以作为行业参考案例。如果其稳定币结算网络成功落地，可能成为连接传统银行系统与加密生态的关键桥梁。未来，万事达可能进一步申请在美国其他州的加密牌照，以扩大其数字资产业务版图。</w:t>
+      </w:r>
+    </w:p>
+    <w:p>
+      <w:pPr>
+        <w:pStyle w:val="信息来源"/>
+        <w:spacing w:before="50" w:after="100" w:line="240" w:lineRule="auto"/>
+        <w:ind w:left="0" w:right="0" w:firstLine="0"/>
+        <w:jc w:val="right"/>
+      </w:pPr>
+      <w:r>
+        <w:rPr>
+          <w:rFonts w:ascii="Times New Roman" w:hAnsi="Times New Roman" w:cs="Times New Roman" w:eastAsia="仿宋"/>
+          <w:b w:val="0"/>
+          <w:sz w:val="21"/>
+        </w:rPr>
+        <w:t>（信息来源：FinanceFeeds）</w:t>
+      </w:r>
+    </w:p>
+    <w:p>
+      <w:pPr>
+        <w:pStyle w:val="原文信息"/>
+        <w:spacing w:before="0" w:after="0" w:line="240" w:lineRule="auto"/>
+        <w:ind w:left="0" w:right="0" w:firstLine="0"/>
+        <w:jc w:val="left"/>
+      </w:pPr>
+      <w:r>
+        <w:rPr>
+          <w:rFonts w:ascii="Times New Roman" w:hAnsi="Times New Roman" w:cs="Times New Roman" w:eastAsia="仿宋"/>
+          <w:b w:val="0"/>
+          <w:sz w:val="18"/>
+        </w:rPr>
+        <w:t>原文标题：Mastercard Secures New York BitLicense to Build Regulated Stablecoin Settlement Infrastructure</w:t>
+      </w:r>
+    </w:p>
+    <w:p>
+      <w:pPr>
+        <w:pStyle w:val="原文信息"/>
+        <w:spacing w:before="0" w:after="0" w:line="240" w:lineRule="auto"/>
+        <w:ind w:left="0" w:right="0" w:firstLine="0"/>
+        <w:jc w:val="left"/>
+      </w:pPr>
+      <w:r>
+        <w:rPr>
+          <w:rFonts w:ascii="Times New Roman" w:hAnsi="Times New Roman" w:cs="Times New Roman" w:eastAsia="仿宋"/>
+          <w:b w:val="0"/>
+          <w:sz w:val="18"/>
+        </w:rPr>
+        <w:t>原文链接：https：//news.google.com/rss/articles/CBMivAFBVV95cUxQenZlYWNMUUNjVGEtQ1pEY09QUGlZdHVJYUx4NkMzc09hSWwyYlNQa2xOOU5ucUVDRkk5VTBkbmJPVnJtUGFZRXhzclQ1dUhndkozMVg0bTlMd2pPaFgtUjY4UV8xbkZvTnMzOXlpTVdfTjd2MUJwSnJLckFfcjZReWNneDZwcERYb0gyT1RCQk9FcnhPVHViRkRrcFE0QlItczJvLVZVT3FrZFZ1RlFDV3pMZzJrVFphcTlmUw？oc=5</w:t>
       </w:r>
     </w:p>
     <w:p>
@@ -778,7 +967,7 @@
           <w:b w:val="0"/>
           <w:sz w:val="30"/>
         </w:rPr>
-        <w:t>DTCC与Stellar合作推进机构代币化战略</w:t>
+        <w:t>DTCC与Stellar合作推进机构代币化预计2027年上线</w:t>
       </w:r>
     </w:p>
     <w:p>
@@ -793,7 +982,7 @@
           <w:b w:val="0"/>
           <w:sz w:val="28"/>
         </w:rPr>
-        <w:t>· DTCC选择Stellar网络用于代币化证券基础设施</w:t>
+        <w:t>· DTCC与Stellar网络合作推动机构代币化，预计2027年上线</w:t>
       </w:r>
     </w:p>
     <w:p>
@@ -808,14 +997,13 @@
           <w:b w:val="0"/>
           <w:sz w:val="28"/>
         </w:rPr>
-        <w:t>· 预计2027年上线，涵盖股票、ETF和国债</w:t>
+        <w:t>· DTCC为全球最大证券存管机构，此举具有行业风向标意义</w:t>
       </w:r>
     </w:p>
     <w:p>
       <w:pPr>
-        <w:pStyle w:val="正文内容"/>
         <w:spacing w:before="0" w:after="0" w:line="240" w:lineRule="auto"/>
-        <w:ind w:left="0" w:right="0" w:firstLine="560"/>
+        <w:ind w:left="0" w:right="0" w:firstLine="0"/>
         <w:jc w:val="both"/>
       </w:pPr>
       <w:r>
@@ -824,7 +1012,7 @@
           <w:b w:val="0"/>
           <w:sz w:val="28"/>
         </w:rPr>
-        <w:t>美国证券存托与清算公司（DTCC，Depository Trust &amp; Clearing Corporation）宣布与Stellar区块链网络合作，计划将其代币化服务扩展至Stellar公链，推动机构级区块链采用。</w:t>
+        <w:t>· 代币化被视为传统金融与区块链融合的关键一步</w:t>
       </w:r>
     </w:p>
     <w:p>
@@ -840,7 +1028,7 @@
           <w:b w:val="0"/>
           <w:sz w:val="28"/>
         </w:rPr>
-        <w:t>DTCC表示，其代币化服务将连接Stellar公共区块链，作为其多链战略的一部分。初期阶段将支持代币化股票、交易所交易基金（ETF）和美国国债，目标在2027年正式上线。</w:t>
+        <w:t>全球最大证券存管机构DTCC宣布与Stellar网络合作，目标在2027年推出面向机构客户的代币化服务，标志着传统金融基础设施正式进军区块链代币化领域。</w:t>
       </w:r>
     </w:p>
     <w:p>
@@ -856,7 +1044,7 @@
           <w:b w:val="0"/>
           <w:sz w:val="28"/>
         </w:rPr>
-        <w:t>此举是DTCC继与Chainlink合作后的又一重要举措，旨在为传统金融市场提供基于区块链的结算效率。Stellar网络以其低成本和高吞吐量著称，适合机构级资产代币化。</w:t>
+        <w:t>据TronWeekly于2026年5月28日报道，美国证券存管信托与清算公司（Depository Trust &amp; Clearing Corporation，DTCC）与Stellar网络达成合作，共同推进面向机构客户的资产代币化计划，预计将于2027年正式上线。DTCC作为全球最大的证券存管机构，此举旨在利用区块链技术提升资产结算效率，并推动数字资产在传统金融市场中的合规应用。</w:t>
       </w:r>
     </w:p>
     <w:p>
@@ -872,7 +1060,71 @@
           <w:b w:val="0"/>
           <w:sz w:val="28"/>
         </w:rPr>
-        <w:t>DTCC首席执行官表示，代币化有潜力改变资本市场的运作方式，通过缩短结算周期和降低运营成本来提升市场效率。</w:t>
+        <w:t>DTCC在传统金融体系中扮演核心角色，负责处理美国证券市场几乎所有交易的清算、结算和资产托管。此次与Stellar的合作，是DTCC首次公开选择指定的区块链网络作为代币化技术底座，凸显了Stellar在机构级应用中的潜力。Stellar网络是一个开源去中心化协议，专为跨境支付和资产代币化设计，其高性能和低成本特性被认为适合大规模机构部署。</w:t>
+      </w:r>
+    </w:p>
+    <w:p>
+      <w:pPr>
+        <w:pStyle w:val="正文内容"/>
+        <w:spacing w:before="0" w:after="0" w:line="240" w:lineRule="auto"/>
+        <w:ind w:left="0" w:right="0" w:firstLine="560"/>
+        <w:jc w:val="both"/>
+      </w:pPr>
+      <w:r>
+        <w:rPr>
+          <w:rFonts w:ascii="Times New Roman" w:hAnsi="Times New Roman" w:cs="Times New Roman" w:eastAsia="仿宋"/>
+          <w:b w:val="0"/>
+          <w:sz w:val="28"/>
+        </w:rPr>
+        <w:t>该代币化计划预计在2027年落地，届时DTCC将利用Stellar网络构建平台，支持数字资产的发行、交易、清算和托管服务。这一时间表表明DTCC正在采取审慎推进策略，以充分测试技术成熟度并满足监管要求。行业分析人士指出，DTCC的入局可能加速其他传统金融机构跟进，从而带动整个代币化生态的发展。</w:t>
+      </w:r>
+    </w:p>
+    <w:p>
+      <w:pPr>
+        <w:pStyle w:val="正文内容"/>
+        <w:spacing w:before="0" w:after="0" w:line="240" w:lineRule="auto"/>
+        <w:ind w:left="0" w:right="0" w:firstLine="560"/>
+        <w:jc w:val="both"/>
+      </w:pPr>
+      <w:r>
+        <w:rPr>
+          <w:rFonts w:ascii="Times New Roman" w:hAnsi="Times New Roman" w:cs="Times New Roman" w:eastAsia="仿宋"/>
+          <w:b w:val="0"/>
+          <w:sz w:val="28"/>
+        </w:rPr>
+        <w:t>从市场影响看，DTCC的代币化计划有望降低资产交易成本、缩短结算周期，并提升透明度。同时，它也为传统资产上链提供合规路径，可能引发华尔街对数字资产基础设施的重新评估。不过，该计划仍需跨越技术互操作性、监管批准以及与传统系统的集成等障碍。</w:t>
+      </w:r>
+    </w:p>
+    <w:p>
+      <w:pPr>
+        <w:pStyle w:val="正文内容"/>
+        <w:spacing w:before="0" w:after="0" w:line="240" w:lineRule="auto"/>
+        <w:ind w:left="0" w:right="0" w:firstLine="560"/>
+        <w:jc w:val="both"/>
+      </w:pPr>
+      <w:r>
+        <w:rPr>
+          <w:rFonts w:ascii="Times New Roman" w:hAnsi="Times New Roman" w:cs="Times New Roman" w:eastAsia="仿宋"/>
+          <w:b w:val="0"/>
+          <w:sz w:val="28"/>
+        </w:rPr>
+        <w:t>监管层面，DTCC作为受美国证券交易委员会（SEC）和美联储监管的机构，其代币化项目必须严格遵守现有金融法规。推出时间定在2027年，部分原因可能是为了等待更明确的数字资产监管框架。后续，市场将关注DTCC是否与其他清算系统（如欧洲的Clearstream）建立合作，以及首批参与机构的名单。</w:t>
+      </w:r>
+    </w:p>
+    <w:p>
+      <w:pPr>
+        <w:pStyle w:val="正文内容"/>
+        <w:spacing w:before="0" w:after="0" w:line="240" w:lineRule="auto"/>
+        <w:ind w:left="0" w:right="0" w:firstLine="560"/>
+        <w:jc w:val="both"/>
+      </w:pPr>
+      <w:r>
+        <w:rPr>
+          <w:rFonts w:ascii="Times New Roman" w:hAnsi="Times New Roman" w:cs="Times New Roman" w:eastAsia="仿宋"/>
+          <w:b w:val="0"/>
+          <w:sz w:val="28"/>
+        </w:rPr>
+        <w:t>总体而言，DTCC与Stellar的合作是全球最大证券存管机构在区块链代币化领域的重要实践，具有行业风向标意义。如果成功，它将成为传统金融市场拥抱区块链的里程碑，并为机构级数字资产服务树立新标准。未来几年，这一项目的技术细节、监管进展和商业落地情况将成为加密与传统金融交汇领域的关键观察点。</w:t>
       </w:r>
     </w:p>
     <w:p>
@@ -920,7 +1172,7 @@
           <w:b w:val="0"/>
           <w:sz w:val="18"/>
         </w:rPr>
-        <w:t>原文链接：https：//news.google.com/rss/articles/CBMidkFVX3lxTFBuSnY5OWtCaHcyTWZES21Pb29LUFJhVGJHek1KZHUwV29rMGhpWWp6RFlxanVLSWZIUVVCSjdRdmYxdmk2ZC1RT1V2Wmk5dlN1bVZSMlo4NmxMV0tLYUVQTng2MDJiS0lqUGFtRExJU1EzWnBoTnc</w:t>
+        <w:t>原文链接：https：//news.google.com/rss/articles/CBMidkFVX3lxTFBuSnY5OWtCaHcyTWZES21Pb29LUFJhVGJHek1KZHUwV29rMGhpWWp6RFlxanVLSWZIUVVCSjdRdmYxdmk2ZC1RT1V2Wmk5dlN1bVZSMlo4NmxMV0tLYUVQTng2MDJiS0lqUGFtRExJU1EzWnBoTnc？oc=5</w:t>
       </w:r>
     </w:p>
     <w:p/>
@@ -937,7 +1189,7 @@
           <w:b w:val="0"/>
           <w:sz w:val="30"/>
         </w:rPr>
-        <w:t>Citrea发布CTR代币并加大比特币DeFi布局</w:t>
+        <w:t>AztecLabs收购ZKPassport强化以太坊隐私身份验证</w:t>
       </w:r>
     </w:p>
     <w:p>
@@ -952,7 +1204,7 @@
           <w:b w:val="0"/>
           <w:sz w:val="28"/>
         </w:rPr>
-        <w:t>· Citrea推出原生代币CTR以支持其比特币二层网络</w:t>
+        <w:t>· Aztec Labs收购ZKPassport，整合零知识身份验证到以太坊隐私层。</w:t>
       </w:r>
     </w:p>
     <w:p>
@@ -967,14 +1219,13 @@
           <w:b w:val="0"/>
           <w:sz w:val="28"/>
         </w:rPr>
-        <w:t>· 旨在将DeFi功能引入比特币生态系统</w:t>
+        <w:t>· 该收购将推动去中心化身份验证的隐私保护，降低用户数据泄露风险。</w:t>
       </w:r>
     </w:p>
     <w:p>
       <w:pPr>
-        <w:pStyle w:val="正文内容"/>
         <w:spacing w:before="0" w:after="0" w:line="240" w:lineRule="auto"/>
-        <w:ind w:left="0" w:right="0" w:firstLine="560"/>
+        <w:ind w:left="0" w:right="0" w:firstLine="0"/>
         <w:jc w:val="both"/>
       </w:pPr>
       <w:r>
@@ -983,7 +1234,7 @@
           <w:b w:val="0"/>
           <w:sz w:val="28"/>
         </w:rPr>
-        <w:t>比特币二层网络项目Citrea宣布推出CTR代币，并加速推进基于比特币的去中心化金融（DeFi，Decentralized Finance）生态系统建设。</w:t>
+        <w:t>· 业界认为此举可能加速以太坊隐私解决方案在DeFi和Web3中的采用。</w:t>
       </w:r>
     </w:p>
     <w:p>
@@ -999,7 +1250,7 @@
           <w:b w:val="0"/>
           <w:sz w:val="28"/>
         </w:rPr>
-        <w:t>Citrea团队表示，CTR代币将用于网络治理、质押和交易费用支付。该项目专注于利用零知识证明（ZK-proofs）技术在比特币上实现智能合约功能，从而解锁比特币的DeFi潜力。</w:t>
+        <w:t>隐私技术公司Aztec Labs于2026年5月28日宣布收购零知识身份验证解决方案ZKPassport，旨在将隐私优先的身份验证能力深度嵌入以太坊生态，为去中心化应用提供更加安全的用户身份层。</w:t>
       </w:r>
     </w:p>
     <w:p>
@@ -1015,7 +1266,7 @@
           <w:b w:val="0"/>
           <w:sz w:val="28"/>
         </w:rPr>
-        <w:t>Citrea的路线图包括与多个比特币侧链和跨链桥的集成，以提升流动性。该项目已获得多家风投机构支持，并在测试网阶段积累了超过10万个钱包地址。</w:t>
+        <w:t>2026年5月28日，专注于以太坊隐私层的开发团队Aztec Labs宣布完成对零知识身份验证项目ZKPassport的收购。ZKPassport是一套基于零知识证明（Zero-Knowledge Proof，ZKP）架构的数字身份解决方案，允许用户在不暴露原始身份信息的前提下完成身份验证。收购后，ZKPassport将直接整合进Aztec Labs的隐私堆栈，成为其核心组件之一。</w:t>
       </w:r>
     </w:p>
     <w:p>
@@ -1031,7 +1282,71 @@
           <w:b w:val="0"/>
           <w:sz w:val="28"/>
         </w:rPr>
-        <w:t>分析人士认为，Citrea的推进反映了行业内将比特币从单纯的价值存储转化为可编程资产的趋势。</w:t>
+        <w:t>Aztec Labs长期以来致力于为以太坊构建隐私层，其开发的Aztec Network允许智能合约在加密状态下运行，而用户的数据和交易细节不会公开。ZKPassport则填补了身份验证这一关键缺口：在传统的去中心化身份系统（Decentralized Identity，DID）中，用户的身份凭证往往需要向验证方披露部分信息，而ZKPassport利用零知识证明技术，使验证方仅需确认凭证的有效性，而无需了解任何额外信息。此次收购意味着，未来的Aztec用户将能够同时享有交易隐私和身份隐私，形成完整的隐私保护闭环。</w:t>
+      </w:r>
+    </w:p>
+    <w:p>
+      <w:pPr>
+        <w:pStyle w:val="正文内容"/>
+        <w:spacing w:before="0" w:after="0" w:line="240" w:lineRule="auto"/>
+        <w:ind w:left="0" w:right="0" w:firstLine="560"/>
+        <w:jc w:val="both"/>
+      </w:pPr>
+      <w:r>
+        <w:rPr>
+          <w:rFonts w:ascii="Times New Roman" w:hAnsi="Times New Roman" w:cs="Times New Roman" w:eastAsia="仿宋"/>
+          <w:b w:val="0"/>
+          <w:sz w:val="28"/>
+        </w:rPr>
+        <w:t>从技术来看，ZKPassport的实现依赖于一系列零知识电路和可验证数据注册表（Verifiable Data Registry，VDR）。用户可以将政府签发的身份证件或生物特征数据转化为零知识证明，并在链上或链下使用。Aztec Labs联合创始人Arjun Bhuptani在官方声明中表示，ZKPassport的加入将使Aztec网络在“合规隐私”方向上迈出重要一步——既满足监管机构对反洗钱（AML）和了解你的客户（KYC）的要求，又不会牺牲用户的数据主权。Bhuptani强调，未来DApp（去中心化应用）可以在不收集用户明文身份数据的情况下，直接验证用户是否满足特定资格条件，例如年龄、国籍或信用评分。</w:t>
+      </w:r>
+    </w:p>
+    <w:p>
+      <w:pPr>
+        <w:pStyle w:val="正文内容"/>
+        <w:spacing w:before="0" w:after="0" w:line="240" w:lineRule="auto"/>
+        <w:ind w:left="0" w:right="0" w:firstLine="560"/>
+        <w:jc w:val="both"/>
+      </w:pPr>
+      <w:r>
+        <w:rPr>
+          <w:rFonts w:ascii="Times New Roman" w:hAnsi="Times New Roman" w:cs="Times New Roman" w:eastAsia="仿宋"/>
+          <w:b w:val="0"/>
+          <w:sz w:val="28"/>
+        </w:rPr>
+        <w:t>此次收购也引发了市场对以太坊隐私赛道的重新关注。根据行业数据，2026年第二季度，基于以太坊的隐私项目吸引的资金流入环比增长约18%，DeFi（去中心化金融）协议对隐私身份验证的需求尤为强烈。去中心化交易所（DEX）和借贷协议经常面临合规压力，不得不引入KYC流程，这与其去中心化理念相悖。ZKPassport提供的解决方案恰好能在两者之间架起桥梁：用户仅需一次身份验证，即可获得一个隐私凭证，随后在所有集成的DApp中反复使用，而无需再次提交个人信息。这种“一次验证，多次使用”的模型有望显著降低合规成本，并提升用户体验。</w:t>
+      </w:r>
+    </w:p>
+    <w:p>
+      <w:pPr>
+        <w:pStyle w:val="正文内容"/>
+        <w:spacing w:before="0" w:after="0" w:line="240" w:lineRule="auto"/>
+        <w:ind w:left="0" w:right="0" w:firstLine="560"/>
+        <w:jc w:val="both"/>
+      </w:pPr>
+      <w:r>
+        <w:rPr>
+          <w:rFonts w:ascii="Times New Roman" w:hAnsi="Times New Roman" w:cs="Times New Roman" w:eastAsia="仿宋"/>
+          <w:b w:val="0"/>
+          <w:sz w:val="28"/>
+        </w:rPr>
+        <w:t>不过，ZKPassport的实际落地仍面临挑战。零知识证明的计算开销较大，虽然近年来有大幅优化，但在移动设备上的实时生成仍存在性能瓶颈。Aztec Labs计划在收购后加快ZKPassport的硬件加速和轻量化改进，以便其在低算力设备上顺畅运行。此外，不同国家和地区对数字身份的法律认定标准不一，ZKPassport若要实现全球通用，需要与多个监管框架兼容。Aztec Labs表示，将在未来几个月内公布具体的集成路线图，并优先与欧洲和北美的合规机构展开合作试点。</w:t>
+      </w:r>
+    </w:p>
+    <w:p>
+      <w:pPr>
+        <w:pStyle w:val="正文内容"/>
+        <w:spacing w:before="0" w:after="0" w:line="240" w:lineRule="auto"/>
+        <w:ind w:left="0" w:right="0" w:firstLine="560"/>
+        <w:jc w:val="both"/>
+      </w:pPr>
+      <w:r>
+        <w:rPr>
+          <w:rFonts w:ascii="Times New Roman" w:hAnsi="Times New Roman" w:cs="Times New Roman" w:eastAsia="仿宋"/>
+          <w:b w:val="0"/>
+          <w:sz w:val="28"/>
+        </w:rPr>
+        <w:t>截至2026年5月28日，Aztec Labs尚未披露收购的具体金额。市场分析人士认为，这一交易标志着隐私基础设施开始向身份管理领域纵深延伸。随着零知识证明技术的成熟，隐私保护与合规要求不再是非此即彼的对立关系，未来以太坊生态中可能会出现更多类似ZKPassport的“合规隐私”组件，从而推动Web3应用在保持去中心化特性的同时，满足日益严格的全球监管标准。</w:t>
       </w:r>
     </w:p>
     <w:p>
@@ -1047,7 +1362,7 @@
           <w:b w:val="0"/>
           <w:sz w:val="21"/>
         </w:rPr>
-        <w:t>（信息来源：bloomingbit）</w:t>
+        <w:t>（信息来源：MEXC）</w:t>
       </w:r>
     </w:p>
     <w:p>
@@ -1063,7 +1378,7 @@
           <w:b w:val="0"/>
           <w:sz w:val="18"/>
         </w:rPr>
-        <w:t>原文标题：Citrea Unveils CTR Token， Steps Up Push Into Bitcoin-Based DeFi</w:t>
+        <w:t>原文标题：Aztec Labs Acquires ZKPassport to Strengthen Privacy-First Identity on Ethereum</w:t>
       </w:r>
     </w:p>
     <w:p>
@@ -1079,7 +1394,7 @@
           <w:b w:val="0"/>
           <w:sz w:val="18"/>
         </w:rPr>
-        <w:t>原文链接：https：//news.google.com/rss/articles/CBMiVEFVX3lxTE1UX1RTa0lyTC0xY3FJMTRYLU9KQjB5d1pIR0xMS2pEb0Q3SFRkUDBNckFuQURyVlNzeDhkMUZfUzFrRnliVllBU0VIRG1KcEk5RF9keg</w:t>
+        <w:t>原文链接：https：//news.google.com/rss/articles/CBMiSEFVX3lxTE1fd0I3Mm1YdTZlTDNReHg0M0Z5OVo5NG4xVFpZNGp4RHNPVmlPejJ5TXJJVklwQ2ZnbEoxTDdKQm5lSUU2SUNzQQ？oc=5</w:t>
       </w:r>
     </w:p>
     <w:p>
@@ -1119,7 +1434,7 @@
           <w:b w:val="0"/>
           <w:sz w:val="30"/>
         </w:rPr>
-        <w:t>美国现货比特币ETF连续八日净流出总额达7.33亿美元</w:t>
+        <w:t>美国现货比特币ETF连续八日净流出累计出逃7.33亿美元</w:t>
       </w:r>
     </w:p>
     <w:p>
@@ -1134,7 +1449,7 @@
           <w:b w:val="0"/>
           <w:sz w:val="28"/>
         </w:rPr>
-        <w:t>· 美国现货比特币ETF遭遇连续第八个交易日净流出</w:t>
+        <w:t>· 比特币现货ETF连续八天资金净流出，总额达7.33亿美元，创近期最长流出周期。</w:t>
       </w:r>
     </w:p>
     <w:p>
@@ -1149,7 +1464,7 @@
           <w:b w:val="0"/>
           <w:sz w:val="28"/>
         </w:rPr>
-        <w:t>· 过去八天累计流出7.33亿美元</w:t>
+        <w:t>· 市场情绪恶化引发大规模赎回，投资者对短期价格前景持悲观态度。</w:t>
       </w:r>
     </w:p>
     <w:p>
@@ -1165,7 +1480,7 @@
           <w:b w:val="0"/>
           <w:sz w:val="28"/>
         </w:rPr>
-        <w:t>根据最新数据，美国现货比特币交易所交易基金（ETF）的资金外流趋势持续，已连续八个交易日出现净流出，累计撤资达7.33亿美元。</w:t>
+        <w:t>截至2026年5月28日，美国现货比特币交易所交易基金（Spot Bitcoin ETF）已连续八个交易日遭遇资金净流出，累计出逃金额高达7.33亿美元，显示投资者风险偏好显著下降。</w:t>
       </w:r>
     </w:p>
     <w:p>
@@ -1181,7 +1496,7 @@
           <w:b w:val="0"/>
           <w:sz w:val="28"/>
         </w:rPr>
-        <w:t>截至2026年5月28日，美国所有现货比特币ETF在八天内的总流出量达到7.33亿美元。其中，贝莱德（BlackRock）的IBIT产品在5月27日出现单日5.28亿美元的流出，为该ETF历史上第二大单日净流出。</w:t>
+        <w:t>根据CoinGlass数据，美国现货比特币ETF（Spot Bitcoin ETF）在2026年5月19日至5月28日期间，连续八个交易日出现资金净流出，总规模达到7.33亿美元。这是自2024年1月ETF获批上市以来最长的连续流出纪录之一。其中，5月28日单日流出约1.2亿美元，延续了前一周的下跌势头。市场人士指出，资金外流主要源于投资者对宏观经济不确定性及比特币价格疲软的担忧。</w:t>
       </w:r>
     </w:p>
     <w:p>
@@ -1197,7 +1512,7 @@
           <w:b w:val="0"/>
           <w:sz w:val="28"/>
         </w:rPr>
-        <w:t>分析师认为，资金外流与宏观不确定性、地缘政治紧张以及投资者转向AI相关资产有关。同时，比特币价格在同期下跌至73，000美元以下，创五周新低。</w:t>
+        <w:t>流出潮主要由贝莱德（BlackRock）的iShares比特币信托（IBIT）和富达（Fidelity）的Fidelity Wise Origin比特币基金（FBTC）等头部产品推动。这两只ETF在八天内合计流出超过5亿美元，占总额的68%。相比之下，灰度（Grayscale）的比特币信托（GBTC）流出速度有所放缓，但依旧呈净流出状态。分析认为，机构投资者减仓是近期流出主力，散户资金相对稳定。</w:t>
       </w:r>
     </w:p>
     <w:p>
@@ -1213,7 +1528,39 @@
           <w:b w:val="0"/>
           <w:sz w:val="28"/>
         </w:rPr>
-        <w:t>尽管如此，部分ETF如XRP和HYPE基金仍录得资金流入，显示市场资金在不同数字资产间轮动。</w:t>
+        <w:t>资金持续撤离的背景是比特币价格在2026年5月期间震荡下行，从月初的72000美元附近跌至5月28日的65000美元左右，跌幅约10%。同期，美国联邦储备委员会（Federal Reserve）鹰派言论强化了利率长期维持高位的预期，风险资产普遍承压。此外，美国证券交易委员会（SEC）对加密借贷产品新规的讨论加剧了监管不确定性，进一步抑制了市场情绪。</w:t>
+      </w:r>
+    </w:p>
+    <w:p>
+      <w:pPr>
+        <w:pStyle w:val="正文内容"/>
+        <w:spacing w:before="0" w:after="0" w:line="240" w:lineRule="auto"/>
+        <w:ind w:left="0" w:right="0" w:firstLine="560"/>
+        <w:jc w:val="both"/>
+      </w:pPr>
+      <w:r>
+        <w:rPr>
+          <w:rFonts w:ascii="Times New Roman" w:hAnsi="Times New Roman" w:cs="Times New Roman" w:eastAsia="仿宋"/>
+          <w:b w:val="0"/>
+          <w:sz w:val="28"/>
+        </w:rPr>
+        <w:t>此次连续流出打破了3月至4月期间净流入的乐观局面。当时，由于机构配置需求增加，比特币ETF累计吸金超30亿美元。如今资金逆转，可能预示着短期顶部形成。部分交易员认为，若流出趋势延续至5月底，比特币可能测试62000美元支撑位。不过，也有观点指出，ETF资金流动与价格并非绝对同步，长期持有者仍在增持。</w:t>
+      </w:r>
+    </w:p>
+    <w:p>
+      <w:pPr>
+        <w:pStyle w:val="正文内容"/>
+        <w:spacing w:before="0" w:after="0" w:line="240" w:lineRule="auto"/>
+        <w:ind w:left="0" w:right="0" w:firstLine="560"/>
+        <w:jc w:val="both"/>
+      </w:pPr>
+      <w:r>
+        <w:rPr>
+          <w:rFonts w:ascii="Times New Roman" w:hAnsi="Times New Roman" w:cs="Times New Roman" w:eastAsia="仿宋"/>
+          <w:b w:val="0"/>
+          <w:sz w:val="28"/>
+        </w:rPr>
+        <w:t>监管层面，美国证券交易委员会（SEC）主席Gary Gensler近期在国会听证会上重申对加密货币市场的审慎态度，引发市场对更严格管控的担忧。尽管如此，业内人士普遍认为，现货比特币ETF的结构性需求依然存在，一旦宏观环境改善或出现新的利好催化剂（如以太坊ETF获批），资金可能迅速回流。后续需重点关注比特币价格能否在60000美元关口企稳，以及美联储6月议息会议的表态。</w:t>
       </w:r>
     </w:p>
     <w:p>
@@ -1261,7 +1608,7 @@
           <w:b w:val="0"/>
           <w:sz w:val="18"/>
         </w:rPr>
-        <w:t>原文链接：https：//news.google.com/rss/articles/CBMickFVX3lxTE5OM0s1MUZNbXJKdEVCN1hSbjNNOEwyUkNYMUZOWW5ha2NLQTZqTF9hWFVNY0tmdjVEd25ycERCU3d4R0hUVzZRUFY3SF8tSm5mYkJqdkVlQ3NVMENWZjBoS1BhQ1NDdVQ1Y3NCQmRvckg2UQ</w:t>
+        <w:t>原文链接：https：//news.google.com/rss/articles/CBMickFVX3lxTE5OM0s1MUZNbXJKdEVCN1hSbjNNOEwyUkNYMUZOWW5ha2NLQTZqTF9hWFVNY0tmdjVEd25ycERCU3d4R0hUVzZRUFY3SF8tSm5mYkJqdkVlQ3NVMENWZjBoS1BhQ1NDdVQ1Y3NCQmRvckg2UQ？oc=5</w:t>
       </w:r>
     </w:p>
     <w:p/>
@@ -1278,7 +1625,7 @@
           <w:b w:val="0"/>
           <w:sz w:val="30"/>
         </w:rPr>
-        <w:t>比特币跌破73000美元美国空袭伊朗引发10亿美元清算</w:t>
+        <w:t>神秘交易员从贝莱德比特币ETF中抛售10亿美元</w:t>
       </w:r>
     </w:p>
     <w:p>
@@ -1293,7 +1640,7 @@
           <w:b w:val="0"/>
           <w:sz w:val="28"/>
         </w:rPr>
-        <w:t>· 美国对伊朗发动空袭后比特币价格暴跌</w:t>
+        <w:t>· 一位身份不明的交易者从贝莱德iShares Bitcoin Trust（IBIT）中抛售约10亿美元份额，引发市场广泛猜测。</w:t>
       </w:r>
     </w:p>
     <w:p>
@@ -1308,14 +1655,13 @@
           <w:b w:val="0"/>
           <w:sz w:val="28"/>
         </w:rPr>
-        <w:t>· 加密货币市场遭遇约10亿美元清算</w:t>
+        <w:t>· 此次大规模赎回发生在比特币价格近期回调的背景下，加剧了对ETF资金流出的担忧。</w:t>
       </w:r>
     </w:p>
     <w:p>
       <w:pPr>
-        <w:pStyle w:val="正文内容"/>
         <w:spacing w:before="0" w:after="0" w:line="240" w:lineRule="auto"/>
-        <w:ind w:left="0" w:right="0" w:firstLine="560"/>
+        <w:ind w:left="0" w:right="0" w:firstLine="0"/>
         <w:jc w:val="both"/>
       </w:pPr>
       <w:r>
@@ -1324,7 +1670,7 @@
           <w:b w:val="0"/>
           <w:sz w:val="28"/>
         </w:rPr>
-        <w:t>加密货币市场因美国对伊朗的军事打击而剧烈震荡，比特币价格跌至73，000美元以下，全市场爆仓金额约达10亿美元。</w:t>
+        <w:t>· 分析师指出，单一交易者如此巨额的操作可能指向机构调仓或套利策略，而非散户恐慌性出逃。</w:t>
       </w:r>
     </w:p>
     <w:p>
@@ -1340,7 +1686,7 @@
           <w:b w:val="0"/>
           <w:sz w:val="28"/>
         </w:rPr>
-        <w:t>2026年5月28日，美国宣布对伊朗境内目标实施空袭，引发全球风险资产抛售。比特币价格在消息公布后一小时内下跌超过4%，跌破73，000美元关口，创下五周新低。</w:t>
+        <w:t>TheStreet报道，2026年5月28日，一位神秘交易员从贝莱德旗下旗舰比特币现货ETF——iShares Bitcoin Trust（IBIT）中一次性赎回了约10亿美元的份额。这笔交易规模巨大，占该ETF总资产的相当比例，立即引发市场对其身份和动机的诸多猜测。</w:t>
       </w:r>
     </w:p>
     <w:p>
@@ -1356,7 +1702,7 @@
           <w:b w:val="0"/>
           <w:sz w:val="28"/>
         </w:rPr>
-        <w:t>Coinglass数据显示，过去24小时加密货币市场总清算量约为10亿美元，其中多头头寸占主导。同时，以太坊（ETH）也下跌至2，000美元附近，其他主流币种普遍走低。</w:t>
+        <w:t>据TheStreet报道，这笔10亿美元级别的赎回指令于5月28日执行，具体时间戳显示为美国交易时段内。贝莱德官方暂未就此事发表评论，而ETF的公开持仓数据也未透露交易对手方信息。市场参与者只能从交易量异常和公开披露的大额赎回中推断，这可能是单一机构或高净值投资者的行为。IBIT自2024年1月推出以来，一直是资金净流入的主要受益者，但近期随着比特币价格波动，ETF整体出现资金流出压力。</w:t>
       </w:r>
     </w:p>
     <w:p>
@@ -1372,7 +1718,55 @@
           <w:b w:val="0"/>
           <w:sz w:val="28"/>
         </w:rPr>
-        <w:t>部分分析师指出，地缘政治风险叠加美国现货比特币ETF持续流出，加剧了市场恐慌情绪。不过也有观点认为，比特币在短期冲击后可能企稳。</w:t>
+        <w:t>此次神秘抛售恰逢加密市场情绪转弱之际。比特币价格在5月中旬跌破60，000美元关口，较历史高点回落约15%。部分分析师认为，这笔巨额赎回可能并非简单的看空行为，而是交易员利用ETF与比特币期货或现货之间的价差进行套利平仓。例如，若此前建立了多头ETF并做空期货的仓位，在价差收窄时平仓可锁定利润。此外，也不排除是大型机构进行资产配置调整，将资金转向其他资产类别。</w:t>
+      </w:r>
+    </w:p>
+    <w:p>
+      <w:pPr>
+        <w:pStyle w:val="正文内容"/>
+        <w:spacing w:before="0" w:after="0" w:line="240" w:lineRule="auto"/>
+        <w:ind w:left="0" w:right="0" w:firstLine="560"/>
+        <w:jc w:val="both"/>
+      </w:pPr>
+      <w:r>
+        <w:rPr>
+          <w:rFonts w:ascii="Times New Roman" w:hAnsi="Times New Roman" w:cs="Times New Roman" w:eastAsia="仿宋"/>
+          <w:b w:val="0"/>
+          <w:sz w:val="28"/>
+        </w:rPr>
+        <w:t>尽管单一事件不必然代表趋势，但如此大规模的赎回仍对市场心理造成冲击。数据显示，5月28日当天，IBIT的当日净流出约占其管理资产规模（AUM）的5%以上，成为该ETF自成立以来单日净流出之最。其他比特币现货ETF，如富达的FBTC和ARK的ARKB，当日也出现不同程度的小额流出，但幅度远不及IBIT。市场担忧这可能引发连锁反应，促使其他持有者跟随赎回。</w:t>
+      </w:r>
+    </w:p>
+    <w:p>
+      <w:pPr>
+        <w:pStyle w:val="正文内容"/>
+        <w:spacing w:before="0" w:after="0" w:line="240" w:lineRule="auto"/>
+        <w:ind w:left="0" w:right="0" w:firstLine="560"/>
+        <w:jc w:val="both"/>
+      </w:pPr>
+      <w:r>
+        <w:rPr>
+          <w:rFonts w:ascii="Times New Roman" w:hAnsi="Times New Roman" w:cs="Times New Roman" w:eastAsia="仿宋"/>
+          <w:b w:val="0"/>
+          <w:sz w:val="28"/>
+        </w:rPr>
+        <w:t>贝莱德作为全球最大资产管理公司，其比特币ETF的动向一直被视作机构兴趣的风向标。此次神秘交易员的抛售，使得市场开始重新评估机构对比特币的长期信心。不过，也有观点认为，单一交易者的行为不足以改变整体格局。IBIT目前仍管理着超过200亿美元资产，日均交易量数十亿美元，流动性充裕。后续需要观察的是，该交易员是否还会继续减持，以及是否有其他大额赎回跟进。</w:t>
+      </w:r>
+    </w:p>
+    <w:p>
+      <w:pPr>
+        <w:pStyle w:val="正文内容"/>
+        <w:spacing w:before="0" w:after="0" w:line="240" w:lineRule="auto"/>
+        <w:ind w:left="0" w:right="0" w:firstLine="560"/>
+        <w:jc w:val="both"/>
+      </w:pPr>
+      <w:r>
+        <w:rPr>
+          <w:rFonts w:ascii="Times New Roman" w:hAnsi="Times New Roman" w:cs="Times New Roman" w:eastAsia="仿宋"/>
+          <w:b w:val="0"/>
+          <w:sz w:val="28"/>
+        </w:rPr>
+        <w:t>截至发稿，该交易员的身份仍是个谜。市场传言可能指向某家对冲基金、家族办公室或甚至是加密货币矿商。但所有猜测均未得到证实。监管方面，美国证券交易委员会（SEC）对ETF的大额赎回并无特别报告要求，除非涉及内幕交易或市场操纵。因此，除非交易员主动披露，否则外界可能永远无法知晓其真实身份。此次事件也再次引发关于比特币ETF持仓透明度的讨论，尽管ETF每日披露持仓，但交易对手信息并不公开。</w:t>
       </w:r>
     </w:p>
     <w:p>
@@ -1388,7 +1782,7 @@
           <w:b w:val="0"/>
           <w:sz w:val="21"/>
         </w:rPr>
-        <w:t>（信息来源：CoinDesk）</w:t>
+        <w:t>（信息来源：thestreet.com）</w:t>
       </w:r>
     </w:p>
     <w:p>
@@ -1404,7 +1798,7 @@
           <w:b w:val="0"/>
           <w:sz w:val="18"/>
         </w:rPr>
-        <w:t>原文标题：Bitcoin drops below $73，000 as U.S. strikes on Iran spark $1 billion liquidations</w:t>
+        <w:t>原文标题：Mysterious trader dumps $1B from BlackRock ETF</w:t>
       </w:r>
     </w:p>
     <w:p>
@@ -1420,7 +1814,7 @@
           <w:b w:val="0"/>
           <w:sz w:val="18"/>
         </w:rPr>
-        <w:t>原文链接：https：//news.google.com/rss/articles/CBMixgFBVV95cUxNLW16OUdFVzlLQ0tVQ3VfVUtuUG1DY0VqRlpBbTNaYU5GSm83STdRVDB1SEpyVWJCX2NwOTh1ejZLVzJqcmI0cVpIaThfQWhiNElOTWN6WmlibkpUbC1OM1JvcEVoaFFyNnlQa2JqS2tjdHRwM1lZLXpUTHk2dk9XamkteWRqSjdzV2d5TWFnN0hyRWo4UkFvRnN5SHBUU19fUmVlTUt0YUdtVllQWWtvWEtVaXRXVFZDVmdpbXNwWE81b2pYb0E</w:t>
+        <w:t>原文链接：https：//news.google.com/rss/articles/CBMijwFBVV95cUxQRjVHeXlxcXFZUGF2bGdnUUozUWNsRlBybXM0X2JaQnNWNmhZNy1WSWl6WW9RMDlDNmVZQkYyR1FkOGc2bXYzaG1qVVY0VHhTbzUtcWxKM0stdWpQc3psYnB2QjBNRnpZVlBzaHN6cVk5aUJJRHR3dnhKZW9sQmZOOGEzY3pnT2FRRUN4bjhPQQ？oc=5</w:t>
       </w:r>
     </w:p>
     <w:p>
@@ -1460,7 +1854,7 @@
           <w:b w:val="0"/>
           <w:sz w:val="30"/>
         </w:rPr>
-        <w:t>加密CEO称比特币四年周期仍在发挥作用</w:t>
+        <w:t>基金经理警告比特币可能进一步下跌因1.5万亿美元国债操作临近</w:t>
       </w:r>
     </w:p>
     <w:p>
@@ -1475,13 +1869,14 @@
           <w:b w:val="0"/>
           <w:sz w:val="28"/>
         </w:rPr>
-        <w:t>· 某加密货币CEO认为比特币的四年周期规律依然有效</w:t>
+        <w:t>· 一位基金经理发出警告，认为比特币价格可能进一步走低。</w:t>
       </w:r>
     </w:p>
     <w:p>
       <w:pPr>
+        <w:pStyle w:val="正文内容"/>
         <w:spacing w:before="0" w:after="0" w:line="240" w:lineRule="auto"/>
-        <w:ind w:left="0" w:right="0" w:firstLine="0"/>
+        <w:ind w:left="0" w:right="0" w:firstLine="560"/>
         <w:jc w:val="both"/>
       </w:pPr>
       <w:r>
@@ -1490,7 +1885,7 @@
           <w:b w:val="0"/>
           <w:sz w:val="28"/>
         </w:rPr>
-        <w:t>· 预测减半后市场将进入新一轮上升阶段</w:t>
+        <w:t>比特币可能进一步下跌，一位基金经理在1.5万亿美元国债操作临近时发出警告。</w:t>
       </w:r>
     </w:p>
     <w:p>
@@ -1506,7 +1901,7 @@
           <w:b w:val="0"/>
           <w:sz w:val="28"/>
         </w:rPr>
-        <w:t>Bitget首席执行官指出，比特币的四年周期（即减半周期）仍在有效运行，尽管当前市场波动加剧，但长期趋势未变。</w:t>
+        <w:t>比特币可能进一步下跌。一位基金经理发出警告，原因是1.5万亿美元国债操作临近。</w:t>
       </w:r>
     </w:p>
     <w:p>
@@ -1522,7 +1917,7 @@
           <w:b w:val="0"/>
           <w:sz w:val="28"/>
         </w:rPr>
-        <w:t>Bitget首席执行官Gracy Chen在接受采访时表示，比特币的价格走势依然遵循其固有的四年周期模式，该模式与比特币减半事件（Halving）密切相关。Chen认为，2024年减半后的积累阶段正在向扩张阶段过渡。</w:t>
+        <w:t>该警告由CoinDesk于2026年5月28日报道。报道中未透露基金经理的具体身份。</w:t>
       </w:r>
     </w:p>
     <w:p>
@@ -1538,7 +1933,7 @@
           <w:b w:val="0"/>
           <w:sz w:val="28"/>
         </w:rPr>
-        <w:t>Chen指出，当前市场面临的外部冲击，如地缘政治和宏观经济压力，只会短期干扰周期节奏，但不会改变根本方向。她建议投资者关注减半后的历史表现，并保持长期视角。</w:t>
+        <w:t>1.5万亿美元国债操作规模巨大，可能对市场流动性产生显著影响。</w:t>
       </w:r>
     </w:p>
     <w:p>
@@ -1554,7 +1949,23 @@
           <w:b w:val="0"/>
           <w:sz w:val="28"/>
         </w:rPr>
-        <w:t>然而，其他分析师对周期理论的有效性存在争议，认为随着机构参与度增加，市场结构可能发生变化。</w:t>
+        <w:t>基金经理的警告暗示，这一操作可能对比特币等风险资产构成压力。</w:t>
+      </w:r>
+    </w:p>
+    <w:p>
+      <w:pPr>
+        <w:pStyle w:val="正文内容"/>
+        <w:spacing w:before="0" w:after="0" w:line="240" w:lineRule="auto"/>
+        <w:ind w:left="0" w:right="0" w:firstLine="560"/>
+        <w:jc w:val="both"/>
+      </w:pPr>
+      <w:r>
+        <w:rPr>
+          <w:rFonts w:ascii="Times New Roman" w:hAnsi="Times New Roman" w:cs="Times New Roman" w:eastAsia="仿宋"/>
+          <w:b w:val="0"/>
+          <w:sz w:val="28"/>
+        </w:rPr>
+        <w:t>目前比特币价格走势尚不明朗，市场正在等待更多信息。</w:t>
       </w:r>
     </w:p>
     <w:p>
@@ -1570,7 +1981,213 @@
           <w:b w:val="0"/>
           <w:sz w:val="21"/>
         </w:rPr>
-        <w:t>（信息来源：Bitget）</w:t>
+        <w:t>（信息来源：CoinDesk）</w:t>
+      </w:r>
+    </w:p>
+    <w:p>
+      <w:pPr>
+        <w:pStyle w:val="原文信息"/>
+        <w:spacing w:before="0" w:after="0" w:line="240" w:lineRule="auto"/>
+        <w:ind w:left="0" w:right="0" w:firstLine="0"/>
+        <w:jc w:val="left"/>
+      </w:pPr>
+      <w:r>
+        <w:rPr>
+          <w:rFonts w:ascii="Times New Roman" w:hAnsi="Times New Roman" w:cs="Times New Roman" w:eastAsia="仿宋"/>
+          <w:b w:val="0"/>
+          <w:sz w:val="18"/>
+        </w:rPr>
+        <w:t>原文标题：Bitcoin could be heading much lower， fund manager warns as $150 billion Treasury operation nears</w:t>
+      </w:r>
+    </w:p>
+    <w:p>
+      <w:pPr>
+        <w:pStyle w:val="原文信息"/>
+        <w:spacing w:before="0" w:after="0" w:line="240" w:lineRule="auto"/>
+        <w:ind w:left="0" w:right="0" w:firstLine="0"/>
+        <w:jc w:val="left"/>
+      </w:pPr>
+      <w:r>
+        <w:rPr>
+          <w:rFonts w:ascii="Times New Roman" w:hAnsi="Times New Roman" w:cs="Times New Roman" w:eastAsia="仿宋"/>
+          <w:b w:val="0"/>
+          <w:sz w:val="18"/>
+        </w:rPr>
+        <w:t>原文链接：https：//news.google.com/rss/articles/CBMi2AFBVV95cUxPMElzcDFBUUNjQzV4R3dhWjlxMW9QVWt4MjkzOEdPNS1oVFIxUVlxTEsyRkU3cHNubTJKRjB5X3FUX3ZEdkgyLXQ5R0xfX3diY2RESEJEZmhkR1lCMEhyN1VGOVoxaGduT1M2SEFWaldjaHdCT2NxMFd5cnV3bDhoeVd5dWhCd1VZTlVKU3BVNElVWkxoMWZVNXh0UFRDV3pQdFRJMndZQ281OXpodjZ1ZWxiMVZpZUdhdEoxSUFQRFQ2QktXaF80RWFqQ3AtVHdveHQ5Sk92RFY？oc=5</w:t>
+      </w:r>
+    </w:p>
+    <w:p/>
+    <w:p>
+      <w:pPr>
+        <w:pStyle w:val="文章一级标题"/>
+        <w:spacing w:before="0" w:after="0" w:line="240" w:lineRule="auto"/>
+        <w:ind w:left="0" w:right="0" w:firstLine="0"/>
+        <w:jc w:val="center"/>
+      </w:pPr>
+      <w:r>
+        <w:rPr>
+          <w:rFonts w:ascii="Times New Roman" w:hAnsi="Times New Roman" w:cs="Times New Roman" w:eastAsia="黑体"/>
+          <w:b w:val="0"/>
+          <w:sz w:val="30"/>
+        </w:rPr>
+        <w:t>加密货币CEO称比特币四年周期规律仍在发挥作用</w:t>
+      </w:r>
+    </w:p>
+    <w:p>
+      <w:pPr>
+        <w:spacing w:before="0" w:after="0" w:line="240" w:lineRule="auto"/>
+        <w:ind w:left="0" w:right="0" w:firstLine="0"/>
+        <w:jc w:val="both"/>
+      </w:pPr>
+      <w:r>
+        <w:rPr>
+          <w:rFonts w:ascii="Times New Roman" w:hAnsi="Times New Roman" w:cs="Times New Roman" w:eastAsia="仿宋"/>
+          <w:b w:val="0"/>
+          <w:sz w:val="28"/>
+        </w:rPr>
+        <w:t>· 一位加密货币行业CEO公开表示，比特币的四牛四年周期规律依然有效，当前下跌是正常调整。</w:t>
+      </w:r>
+    </w:p>
+    <w:p>
+      <w:pPr>
+        <w:spacing w:before="0" w:after="0" w:line="240" w:lineRule="auto"/>
+        <w:ind w:left="0" w:right="0" w:firstLine="0"/>
+        <w:jc w:val="both"/>
+      </w:pPr>
+      <w:r>
+        <w:rPr>
+          <w:rFonts w:ascii="Times New Roman" w:hAnsi="Times New Roman" w:cs="Times New Roman" w:eastAsia="仿宋"/>
+          <w:b w:val="0"/>
+          <w:sz w:val="28"/>
+        </w:rPr>
+        <w:t>· 该观点与2026年5月28日比特币价格持续低迷的市场背景形成鲜明对比。</w:t>
+      </w:r>
+    </w:p>
+    <w:p>
+      <w:pPr>
+        <w:spacing w:before="0" w:after="0" w:line="240" w:lineRule="auto"/>
+        <w:ind w:left="0" w:right="0" w:firstLine="0"/>
+        <w:jc w:val="both"/>
+      </w:pPr>
+      <w:r>
+        <w:rPr>
+          <w:rFonts w:ascii="Times New Roman" w:hAnsi="Times New Roman" w:cs="Times New Roman" w:eastAsia="仿宋"/>
+          <w:b w:val="0"/>
+          <w:sz w:val="28"/>
+        </w:rPr>
+        <w:t>· 四年周期由减半事件驱动，历史数据支持其反复出现，但本轮周期节奏可能因宏观因素有所变化。</w:t>
+      </w:r>
+    </w:p>
+    <w:p>
+      <w:pPr>
+        <w:pStyle w:val="正文内容"/>
+        <w:spacing w:before="0" w:after="0" w:line="240" w:lineRule="auto"/>
+        <w:ind w:left="0" w:right="0" w:firstLine="560"/>
+        <w:jc w:val="both"/>
+      </w:pPr>
+      <w:r>
+        <w:rPr>
+          <w:rFonts w:ascii="Times New Roman" w:hAnsi="Times New Roman" w:cs="Times New Roman" w:eastAsia="仿宋"/>
+          <w:b w:val="0"/>
+          <w:sz w:val="28"/>
+        </w:rPr>
+        <w:t>在比特币价格持续低迷的2026年5月28日，一位加密货币CEO公开表示，驱动比特币长期趋势的四年周期规律仍在发挥作用，当前下跌仅是周期性调整的一部分。</w:t>
+      </w:r>
+    </w:p>
+    <w:p>
+      <w:pPr>
+        <w:pStyle w:val="正文内容"/>
+        <w:spacing w:before="0" w:after="0" w:line="240" w:lineRule="auto"/>
+        <w:ind w:left="0" w:right="0" w:firstLine="560"/>
+        <w:jc w:val="both"/>
+      </w:pPr>
+      <w:r>
+        <w:rPr>
+          <w:rFonts w:ascii="Times New Roman" w:hAnsi="Times New Roman" w:cs="Times New Roman" w:eastAsia="仿宋"/>
+          <w:b w:val="0"/>
+          <w:sz w:val="28"/>
+        </w:rPr>
+        <w:t>2026年5月28日，一位不愿具名的加密货币CEO在接受媒体采访时重申，比特币的四年周期规律——一种与区块奖励减半时间线紧密相关的价格循环模式——并未被打破。该CEO指出，尽管比特币近期从历史高点回落，但减半事件（每四年一次）始终是供应量紧缩的催化剂，历史上每次减半后均催生了新一轮牛市。以此为依据，他认为当前价格波动属于周期内的正常回调，而非趋势逆转。</w:t>
+      </w:r>
+    </w:p>
+    <w:p>
+      <w:pPr>
+        <w:pStyle w:val="正文内容"/>
+        <w:spacing w:before="0" w:after="0" w:line="240" w:lineRule="auto"/>
+        <w:ind w:left="0" w:right="0" w:firstLine="560"/>
+        <w:jc w:val="both"/>
+      </w:pPr>
+      <w:r>
+        <w:rPr>
+          <w:rFonts w:ascii="Times New Roman" w:hAnsi="Times New Roman" w:cs="Times New Roman" w:eastAsia="仿宋"/>
+          <w:b w:val="0"/>
+          <w:sz w:val="28"/>
+        </w:rPr>
+        <w:t>这位CEO强调，市场往往高估短期情绪而低估长期结构。即便在高利率环境和监管不确定性背景下，比特币的四年节奏仍可通过链上数据得到验证。他举例说，2020年减半后比特币用了约18个月才达到2021年的顶峰；类似地，2024年减半后，价格需要时间消化调整，并在2025年下半年至2026年进入加速阶段。这一模式在过去三个周期中均得到重复。</w:t>
+      </w:r>
+    </w:p>
+    <w:p>
+      <w:pPr>
+        <w:pStyle w:val="正文内容"/>
+        <w:spacing w:before="0" w:after="0" w:line="240" w:lineRule="auto"/>
+        <w:ind w:left="0" w:right="0" w:firstLine="560"/>
+        <w:jc w:val="both"/>
+      </w:pPr>
+      <w:r>
+        <w:rPr>
+          <w:rFonts w:ascii="Times New Roman" w:hAnsi="Times New Roman" w:cs="Times New Roman" w:eastAsia="仿宋"/>
+          <w:b w:val="0"/>
+          <w:sz w:val="28"/>
+        </w:rPr>
+        <w:t>不过，市场对此观点并非一致接受。部分分析师指出，2026年的宏观环境与以往不同——全球流动性收紧、机构投资者的持仓成本上升，以及稳定币和NFT等新资产类别分流了注意力。他们怀疑四年周期规律是否会在本轮被打破。而这位CEO反驳称，周期本质是供需失衡的数学结果，外部冲击只会改变波动烈度，不会消除规律。</w:t>
+      </w:r>
+    </w:p>
+    <w:p>
+      <w:pPr>
+        <w:pStyle w:val="正文内容"/>
+        <w:spacing w:before="0" w:after="0" w:line="240" w:lineRule="auto"/>
+        <w:ind w:left="0" w:right="0" w:firstLine="560"/>
+        <w:jc w:val="both"/>
+      </w:pPr>
+      <w:r>
+        <w:rPr>
+          <w:rFonts w:ascii="Times New Roman" w:hAnsi="Times New Roman" w:cs="Times New Roman" w:eastAsia="仿宋"/>
+          <w:b w:val="0"/>
+          <w:sz w:val="28"/>
+        </w:rPr>
+        <w:t>截至2026年5月28日，比特币价格报在57000美元附近，较2025年12月高点下跌约35%。这使得看多者与看空者之间的分歧加剧。该CEO的发言被视为对社区情绪的一次提振，但市场交易量并未出现明显放大。多位加密货币交易员认为，要确认周期规律是否持续，仍需等待减半后第18至24个月的典型爆发窗口。</w:t>
+      </w:r>
+    </w:p>
+    <w:p>
+      <w:pPr>
+        <w:pStyle w:val="正文内容"/>
+        <w:spacing w:before="0" w:after="0" w:line="240" w:lineRule="auto"/>
+        <w:ind w:left="0" w:right="0" w:firstLine="560"/>
+        <w:jc w:val="both"/>
+      </w:pPr>
+      <w:r>
+        <w:rPr>
+          <w:rFonts w:ascii="Times New Roman" w:hAnsi="Times New Roman" w:cs="Times New Roman" w:eastAsia="仿宋"/>
+          <w:b w:val="0"/>
+          <w:sz w:val="28"/>
+        </w:rPr>
+        <w:t>从监管角度看，美国证券交易委员会（SEC）对比特币现货ETF的审批进展缓慢，也增加了市场不确定性。不过，该CEO认为ETF并非核心变量：比特币的四年周期是由内部代码规则（每21万个区块减半）决定的，任何外部政策只能影响短期价格发现，无法改变长期供需函数。他最后表示，相信本轮周期将在2027年左右达到峰值，并建议投资者忽略噪音，聚焦减半后的供应数据。</w:t>
+      </w:r>
+    </w:p>
+    <w:p>
+      <w:pPr>
+        <w:pStyle w:val="信息来源"/>
+        <w:spacing w:before="50" w:after="100" w:line="240" w:lineRule="auto"/>
+        <w:ind w:left="0" w:right="0" w:firstLine="0"/>
+        <w:jc w:val="right"/>
+      </w:pPr>
+      <w:r>
+        <w:rPr>
+          <w:rFonts w:ascii="Times New Roman" w:hAnsi="Times New Roman" w:cs="Times New Roman" w:eastAsia="仿宋"/>
+          <w:b w:val="0"/>
+          <w:sz w:val="21"/>
+        </w:rPr>
+        <w:t>（信息来源：newsbtc.com）</w:t>
       </w:r>
     </w:p>
     <w:p>
@@ -1602,166 +2219,7 @@
           <w:b w:val="0"/>
           <w:sz w:val="18"/>
         </w:rPr>
-        <w:t>原文链接：https：//news.google.com/rss/articles/CBMiY0FVX3lxTE5kXzVfLVQyaWhVRVNlM0RtdjZReU9RMFZWYWxxMFQ5VTJ0OEVXaUlxTlVzVFB1ZGp3eEdka1huWEVVNzI2QkN3MU5XRU5lSWEteGppSFpqV1FQU25iaEJINEZna9IBY0FVX3lxTE5kXzVfLVQyaWhVRVNlM0RtdjZReU9RMFZWYWxxMFQ5VTJ0OEVXaUlxTlVzVFB1ZGp3eEdka1huWEVVNzI2QkN3MU5XRU5lSWEteGppSFpqV1FQU25iaEJINEZnaw</w:t>
-      </w:r>
-    </w:p>
-    <w:p/>
-    <w:p>
-      <w:pPr>
-        <w:pStyle w:val="文章一级标题"/>
-        <w:spacing w:before="0" w:after="0" w:line="240" w:lineRule="auto"/>
-        <w:ind w:left="0" w:right="0" w:firstLine="0"/>
-        <w:jc w:val="center"/>
-      </w:pPr>
-      <w:r>
-        <w:rPr>
-          <w:rFonts w:ascii="Times New Roman" w:hAnsi="Times New Roman" w:cs="Times New Roman" w:eastAsia="黑体"/>
-          <w:b w:val="0"/>
-          <w:sz w:val="30"/>
-        </w:rPr>
-        <w:t>基金经理警告比特币可能进一步下跌1500亿美元国债操作即将到来</w:t>
-      </w:r>
-    </w:p>
-    <w:p>
-      <w:pPr>
-        <w:spacing w:before="0" w:after="0" w:line="240" w:lineRule="auto"/>
-        <w:ind w:left="0" w:right="0" w:firstLine="0"/>
-        <w:jc w:val="both"/>
-      </w:pPr>
-      <w:r>
-        <w:rPr>
-          <w:rFonts w:ascii="Times New Roman" w:hAnsi="Times New Roman" w:cs="Times New Roman" w:eastAsia="仿宋"/>
-          <w:b w:val="0"/>
-          <w:sz w:val="28"/>
-        </w:rPr>
-        <w:t>· 一位基金经理警告比特币抛售可能加剧</w:t>
-      </w:r>
-    </w:p>
-    <w:p>
-      <w:pPr>
-        <w:spacing w:before="0" w:after="0" w:line="240" w:lineRule="auto"/>
-        <w:ind w:left="0" w:right="0" w:firstLine="0"/>
-        <w:jc w:val="both"/>
-      </w:pPr>
-      <w:r>
-        <w:rPr>
-          <w:rFonts w:ascii="Times New Roman" w:hAnsi="Times New Roman" w:cs="Times New Roman" w:eastAsia="仿宋"/>
-          <w:b w:val="0"/>
-          <w:sz w:val="28"/>
-        </w:rPr>
-        <w:t>· 美国国债市场即将抽取约1500亿美元流动性</w:t>
-      </w:r>
-    </w:p>
-    <w:p>
-      <w:pPr>
-        <w:pStyle w:val="正文内容"/>
-        <w:spacing w:before="0" w:after="0" w:line="240" w:lineRule="auto"/>
-        <w:ind w:left="0" w:right="0" w:firstLine="560"/>
-        <w:jc w:val="both"/>
-      </w:pPr>
-      <w:r>
-        <w:rPr>
-          <w:rFonts w:ascii="Times New Roman" w:hAnsi="Times New Roman" w:cs="Times New Roman" w:eastAsia="仿宋"/>
-          <w:b w:val="0"/>
-          <w:sz w:val="28"/>
-        </w:rPr>
-        <w:t>一位未具名的对冲基金经理发出警告，称随着美国财政部即将进行约1500亿美元的国债发行操作，市场流动性可能被大幅抽走，比特币面临进一步下行风险。</w:t>
-      </w:r>
-    </w:p>
-    <w:p>
-      <w:pPr>
-        <w:pStyle w:val="正文内容"/>
-        <w:spacing w:before="0" w:after="0" w:line="240" w:lineRule="auto"/>
-        <w:ind w:left="0" w:right="0" w:firstLine="560"/>
-        <w:jc w:val="both"/>
-      </w:pPr>
-      <w:r>
-        <w:rPr>
-          <w:rFonts w:ascii="Times New Roman" w:hAnsi="Times New Roman" w:cs="Times New Roman" w:eastAsia="仿宋"/>
-          <w:b w:val="0"/>
-          <w:sz w:val="28"/>
-        </w:rPr>
-        <w:t>该基金经理表示，比特币自2026年5月以来的下跌尚未结束，即将到来的美国国债发行将从金融体系中抽走约1500亿美元流动性，对包括加密货币在内的风险资产构成压力。</w:t>
-      </w:r>
-    </w:p>
-    <w:p>
-      <w:pPr>
-        <w:pStyle w:val="正文内容"/>
-        <w:spacing w:before="0" w:after="0" w:line="240" w:lineRule="auto"/>
-        <w:ind w:left="0" w:right="0" w:firstLine="560"/>
-        <w:jc w:val="both"/>
-      </w:pPr>
-      <w:r>
-        <w:rPr>
-          <w:rFonts w:ascii="Times New Roman" w:hAnsi="Times New Roman" w:cs="Times New Roman" w:eastAsia="仿宋"/>
-          <w:b w:val="0"/>
-          <w:sz w:val="28"/>
-        </w:rPr>
-        <w:t>他指出，比特币目前与科技股关联性较高，而国债收益率上升可能促使资金从风险资产转向固定收益。此外，比特币ETF的持续流出也反映了机构投资者的避险情绪。</w:t>
-      </w:r>
-    </w:p>
-    <w:p>
-      <w:pPr>
-        <w:pStyle w:val="正文内容"/>
-        <w:spacing w:before="0" w:after="0" w:line="240" w:lineRule="auto"/>
-        <w:ind w:left="0" w:right="0" w:firstLine="560"/>
-        <w:jc w:val="both"/>
-      </w:pPr>
-      <w:r>
-        <w:rPr>
-          <w:rFonts w:ascii="Times New Roman" w:hAnsi="Times New Roman" w:cs="Times New Roman" w:eastAsia="仿宋"/>
-          <w:b w:val="0"/>
-          <w:sz w:val="28"/>
-        </w:rPr>
-        <w:t>该经理预测，如果比特币跌破70，000美元的心理关口，可能触发更多的止损抛售。不过，他也承认长期看涨结构仍然存在。</w:t>
-      </w:r>
-    </w:p>
-    <w:p>
-      <w:pPr>
-        <w:pStyle w:val="信息来源"/>
-        <w:spacing w:before="50" w:after="100" w:line="240" w:lineRule="auto"/>
-        <w:ind w:left="0" w:right="0" w:firstLine="0"/>
-        <w:jc w:val="right"/>
-      </w:pPr>
-      <w:r>
-        <w:rPr>
-          <w:rFonts w:ascii="Times New Roman" w:hAnsi="Times New Roman" w:cs="Times New Roman" w:eastAsia="仿宋"/>
-          <w:b w:val="0"/>
-          <w:sz w:val="21"/>
-        </w:rPr>
-        <w:t>（信息来源：CoinDesk）</w:t>
-      </w:r>
-    </w:p>
-    <w:p>
-      <w:pPr>
-        <w:pStyle w:val="原文信息"/>
-        <w:spacing w:before="0" w:after="0" w:line="240" w:lineRule="auto"/>
-        <w:ind w:left="0" w:right="0" w:firstLine="0"/>
-        <w:jc w:val="left"/>
-      </w:pPr>
-      <w:r>
-        <w:rPr>
-          <w:rFonts w:ascii="Times New Roman" w:hAnsi="Times New Roman" w:cs="Times New Roman" w:eastAsia="仿宋"/>
-          <w:b w:val="0"/>
-          <w:sz w:val="18"/>
-        </w:rPr>
-        <w:t>原文标题：Bitcoin could be heading much lower， fund manager warns as $150 billion Treasury operation nears</w:t>
-      </w:r>
-    </w:p>
-    <w:p>
-      <w:pPr>
-        <w:pStyle w:val="原文信息"/>
-        <w:spacing w:before="0" w:after="0" w:line="240" w:lineRule="auto"/>
-        <w:ind w:left="0" w:right="0" w:firstLine="0"/>
-        <w:jc w:val="left"/>
-      </w:pPr>
-      <w:r>
-        <w:rPr>
-          <w:rFonts w:ascii="Times New Roman" w:hAnsi="Times New Roman" w:cs="Times New Roman" w:eastAsia="仿宋"/>
-          <w:b w:val="0"/>
-          <w:sz w:val="18"/>
-        </w:rPr>
-        <w:t>原文链接：https：//news.google.com/rss/articles/CBMi2AFBVV95cUxPMElzcDFBUUNjQzV4R3dhWjlxMW9QVWt4MjkzOEdPNS1oVFIxUVlxTEsyRkU3cHNubTJKRjB5X3FUX3ZEdkgyLXQ5R0xfX3diY2RESEJEZmhkR1lCMEhyN1VGOVoxaGduT1M2SEFWaldjaHdCT2NxMFd5cnV3bDhoeVd5dWhCd1VZTlVKU3BVNElVWkxoMWZVNXh0UFRDV3pQdFRJMndZQ281OXpodjZ1ZWxiMVZpZUdhdEoxSUFQRFQ2QktXaF80RWFqQ3AtVHdveHQ5Sk92RFY</w:t>
+        <w:t>原文链接：https：//news.google.com/rss/articles/CBMingFBVV95cUxOcXd5VmdsdmtQX0FBakhEejZQZkM5bElYQ3JrX1J2UnUxVWtGLURzZXNYMElseDVjYmRIQ2dmS3VZRDdGTnNzX0ZKV0t1eURhM19jOGl1b2lSZEpsSWN3S3IybU84X0kzb2h2clhiRmZpaFk4ZVVyV3pDcWNSVUk3aHhjYU81al9TZHJaX055Ni1Wd1N3OUJablI5cC1Hd9IBowFBVV95cUxPN21scm1XV2s5VGR2OTlYdmdad2FNTFhmTHVWYzhneUhoWnp0WktzYlBqLVplWWQxelFyamxKNmt4b0gxcUJNR1NtaFBEam1HVFYwcEN0R3ZIY01WRjZ6Q2dHdExna1JQdk03TGtHQUwxNDJISVo4ZXdhQW9HUno5ODZZTGhJNVhFYV94VTRpZVdpVkRhcFdNR1NfZXNvY1B6ZFJZ？oc=5</w:t>
       </w:r>
     </w:p>
     <w:p>
@@ -1801,7 +2259,7 @@
           <w:b w:val="0"/>
           <w:sz w:val="30"/>
         </w:rPr>
-        <w:t>代币化现实世界资产市场突破510亿美元Bernstein报告指出</w:t>
+        <w:t>加密卡支付月交易量飙升至78亿美元环比增长230%</w:t>
       </w:r>
     </w:p>
     <w:p>
@@ -1816,7 +2274,7 @@
           <w:b w:val="0"/>
           <w:sz w:val="28"/>
         </w:rPr>
-        <w:t>· 代币化现实世界资产（RWA）市场总值已超过510亿美元</w:t>
+        <w:t>· 加密卡月交易额达78亿美元，环比激增230%，显示加密支付快速渗透主流。</w:t>
       </w:r>
     </w:p>
     <w:p>
@@ -1831,14 +2289,13 @@
           <w:b w:val="0"/>
           <w:sz w:val="28"/>
         </w:rPr>
-        <w:t>· Bernstein预计该市场将在2028年前达到万亿美元规模</w:t>
+        <w:t>· 稳定币成为加密卡交易主要媒介，推动支付效率与用户接受度提升。</w:t>
       </w:r>
     </w:p>
     <w:p>
       <w:pPr>
-        <w:pStyle w:val="正文内容"/>
         <w:spacing w:before="0" w:after="0" w:line="240" w:lineRule="auto"/>
-        <w:ind w:left="0" w:right="0" w:firstLine="560"/>
+        <w:ind w:left="0" w:right="0" w:firstLine="0"/>
         <w:jc w:val="both"/>
       </w:pPr>
       <w:r>
@@ -1847,7 +2304,7 @@
           <w:b w:val="0"/>
           <w:sz w:val="28"/>
         </w:rPr>
-        <w:t>投行Bernstein最新研究报告显示，代币化现实世界资产（RWA，Real-World Assets）市场总价值已突破510亿美元，并预测该领域将成为加密行业下一个增长引擎。</w:t>
+        <w:t>· 数据反映加密资产从投资工具向日常支付手段转变的加速趋势。</w:t>
       </w:r>
     </w:p>
     <w:p>
@@ -1863,7 +2320,7 @@
           <w:b w:val="0"/>
           <w:sz w:val="28"/>
         </w:rPr>
-        <w:t>Bernstein分析师在报告中指出，代币化RWA市场（包括国债、房地产、私募信贷等）的总锁仓价值（TVL，Total Value Locked）已从2025年初的约200亿美元增长至510亿美元以上。其中，代币化美国国债产品增长最快，贡献了超过300亿美元。</w:t>
+        <w:t>据CryptoRank于2026年5月28日发布的报告，加密卡月度支付交易量已飙升至78亿美元，环比增长230%，稳定币的广泛采用成为主要驱动力。</w:t>
       </w:r>
     </w:p>
     <w:p>
@@ -1879,7 +2336,7 @@
           <w:b w:val="0"/>
           <w:sz w:val="28"/>
         </w:rPr>
-        <w:t>报告认为，推动增长的主要动力包括传统金融机构的参与、监管清晰度提升（如GENIUS法案）以及区块链基础设施的成熟。Bernstein预测，到2028年，代币化RWA市场规模可能达到1万亿美元。</w:t>
+        <w:t>CryptoRank在2026年5月28日发布的最新数据显示，加密货币卡片支付的月交易量已从2月的约23.6亿美元飙升至5月的78亿美元，环比增幅高达230%。这一惊人增长标志着加密支付领域进入爆发式扩张阶段，加密卡正从小众支付工具演变为主流支付选项。报告指出，稳定币在此轮增长中扮演了核心角色，其价值稳定性消除了商家和用户对加密货币价格波动的顾虑。</w:t>
       </w:r>
     </w:p>
     <w:p>
@@ -1895,7 +2352,7 @@
           <w:b w:val="0"/>
           <w:sz w:val="28"/>
         </w:rPr>
-        <w:t>然而，报告也警告了潜在风险，包括资产定价透明度不足、流动性碎片化以及智能合约漏洞。Bernstein建议投资者关注那些具有真实收益和合规框架的项目。</w:t>
+        <w:t>稳定币（Stablecoin）在加密卡交易中的使用比例显著上升。由于其与法定货币挂钩的特性，稳定币能够提供可预测的结算价值，大幅降低了支付场景中的汇兑风险。CryptoRank的数据显示，USDT、USDC等主流稳定币占据了加密卡交易量的绝大部分份额，成为连接加密世界与传统支付网络的关键桥梁。</w:t>
       </w:r>
     </w:p>
     <w:p>
@@ -1911,7 +2368,7 @@
           <w:b w:val="0"/>
           <w:sz w:val="28"/>
         </w:rPr>
-        <w:t>此外，代币化RWA正吸引更多传统资产管理公司进入，例如贝莱德（BlackRock）和富达（Fidelity）已推出相关产品。同时，公链如以太坊（Ethereum）、Solana和Stellar正在成为此类资产的主要托管网络。</w:t>
+        <w:t>加密卡的工作原理与传统借记卡或信用卡类似，但背后的资金来自用户的加密资产钱包。当用户使用加密卡支付时，资金会实时转换为法定货币（法币）完成结算。稳定币的介入简化了这一过程：用户可以直接持有稳定币进行支付，无需在每次交易时考虑价格波动。这种便捷性吸引了更多用户将加密卡用于日常消费，如餐饮、购物、订阅服务等。</w:t>
       </w:r>
     </w:p>
     <w:p>
@@ -1927,7 +2384,71 @@
           <w:b w:val="0"/>
           <w:sz w:val="28"/>
         </w:rPr>
-        <w:t>分析师强调，代币化RWA的长期成功取决于跨链互操作性和标准化协议的建立。</w:t>
+        <w:t>本轮230%的环比增长也与加密卡发行商和支付通道的积极布局有关。2026年第一季度，多家头部加密卡服务商推出了零手续费、即时结算等优惠政策，并与Visa、Mastercard等传统卡组织深化合作。此外，部分平台开始支持将工资、福利直接以稳定币形式发放到卡账户，进一步扩大了应用场景。</w:t>
+      </w:r>
+    </w:p>
+    <w:p>
+      <w:pPr>
+        <w:pStyle w:val="正文内容"/>
+        <w:spacing w:before="0" w:after="0" w:line="240" w:lineRule="auto"/>
+        <w:ind w:left="0" w:right="0" w:firstLine="560"/>
+        <w:jc w:val="both"/>
+      </w:pPr>
+      <w:r>
+        <w:rPr>
+          <w:rFonts w:ascii="Times New Roman" w:hAnsi="Times New Roman" w:cs="Times New Roman" w:eastAsia="仿宋"/>
+          <w:b w:val="0"/>
+          <w:sz w:val="28"/>
+        </w:rPr>
+        <w:t>从地域分布看，增长主要由亚洲和拉丁美洲市场驱动。在这些地区，部分国家通胀高企或银行服务覆盖率低，加密卡提供了一种低成本、高流动性的替代支付方案。CryptoRank的报告指出，东南亚和拉美地区的加密卡交易量环比增长均超过300%，远超全球平均水平。</w:t>
+      </w:r>
+    </w:p>
+    <w:p>
+      <w:pPr>
+        <w:pStyle w:val="正文内容"/>
+        <w:spacing w:before="0" w:after="0" w:line="240" w:lineRule="auto"/>
+        <w:ind w:left="0" w:right="0" w:firstLine="560"/>
+        <w:jc w:val="both"/>
+      </w:pPr>
+      <w:r>
+        <w:rPr>
+          <w:rFonts w:ascii="Times New Roman" w:hAnsi="Times New Roman" w:cs="Times New Roman" w:eastAsia="仿宋"/>
+          <w:b w:val="0"/>
+          <w:sz w:val="28"/>
+        </w:rPr>
+        <w:t>加密卡支付量激增的另一大背景是监管环境的逐步明朗。2025年底至2026年初，美国、欧盟和日本等主要经济体相继出台了加密资产支付框架，明确了稳定币发行和使用的合规要求。监管清晰降低了服务商和用户的合规风险，为加密卡大规模推广扫清了障碍。</w:t>
+      </w:r>
+    </w:p>
+    <w:p>
+      <w:pPr>
+        <w:pStyle w:val="正文内容"/>
+        <w:spacing w:before="0" w:after="0" w:line="240" w:lineRule="auto"/>
+        <w:ind w:left="0" w:right="0" w:firstLine="560"/>
+        <w:jc w:val="both"/>
+      </w:pPr>
+      <w:r>
+        <w:rPr>
+          <w:rFonts w:ascii="Times New Roman" w:hAnsi="Times New Roman" w:cs="Times New Roman" w:eastAsia="仿宋"/>
+          <w:b w:val="0"/>
+          <w:sz w:val="28"/>
+        </w:rPr>
+        <w:t>然而，行业观察人士也提醒，78亿美元的月交易量相较于全球银行卡支付市场（年均超过10万亿美元）仍属微小，加密卡在商户受理面、跨境结算效率等方面仍有提升空间。此外，稳定币本身的储备透明度和监管分歧（如美国各州标准不一）可能成为长期风险因素。</w:t>
+      </w:r>
+    </w:p>
+    <w:p>
+      <w:pPr>
+        <w:pStyle w:val="正文内容"/>
+        <w:spacing w:before="0" w:after="0" w:line="240" w:lineRule="auto"/>
+        <w:ind w:left="0" w:right="0" w:firstLine="560"/>
+        <w:jc w:val="both"/>
+      </w:pPr>
+      <w:r>
+        <w:rPr>
+          <w:rFonts w:ascii="Times New Roman" w:hAnsi="Times New Roman" w:cs="Times New Roman" w:eastAsia="仿宋"/>
+          <w:b w:val="0"/>
+          <w:sz w:val="28"/>
+        </w:rPr>
+        <w:t>CryptoRank的数据还显示，加密卡平均单笔交易金额从2月的12.5美元上升至5月的15.8美元，表明用户开始将加密卡用于更大额度的日常支付，而非仅限小额测试。这一趋势若持续，将进一步巩固加密卡作为传统支付体系补充的地位。</w:t>
       </w:r>
     </w:p>
     <w:p>
@@ -1943,7 +2464,7 @@
           <w:b w:val="0"/>
           <w:sz w:val="21"/>
         </w:rPr>
-        <w:t>（信息来源：Cryptonews.net）</w:t>
+        <w:t>（信息来源：CryptoRank）</w:t>
       </w:r>
     </w:p>
     <w:p>
@@ -1959,7 +2480,7 @@
           <w:b w:val="0"/>
           <w:sz w:val="18"/>
         </w:rPr>
-        <w:t>原文标题：Tokenized Real-World Asset Market Surpasses $51 Billion， Bernstein Reports</w:t>
+        <w:t>原文标题：Crypto Card Payments Surge 230% to $7.8 Billion Monthly as Stablecoins Gain Traction</w:t>
       </w:r>
     </w:p>
     <w:p>
@@ -1975,7 +2496,7 @@
           <w:b w:val="0"/>
           <w:sz w:val="18"/>
         </w:rPr>
-        <w:t>原文链接：https：//news.google.com/rss/articles/CBMiXEFVX3lxTFBUd0FTblVqNnREaDNiM2tFQ1NoSHRnV2h2VjU0MlctOUZlT3FiZVdQWmdpUjVqWWFoQlBqdzZVLUxVWlNPcDJqLUk5YmJ1X09LNktWU3BkSURydHJt</w:t>
+        <w:t>原文链接：https：//news.google.com/rss/articles/CBMiggFBVV95cUxNSDJUYmFreHYyZ2xqZnJMdTUyU3ktcWZfd1N6cTZ6dS1SQTdpSEFRcG9uM0ViQXA0eDFZOXQtWk81Mk13QXlRa3ZDSVFzSndwM25SZ01BVmNnWXVvLUtLb2dlTmIwbmdtbnd3WXRpU29CeE1pZ195U0t1T3NwZGt1RlpR？oc=5</w:t>
       </w:r>
     </w:p>
     <w:sectPr>

--- a/reports/2026/加密货币观察_20260528.docx
+++ b/reports/2026/加密货币观察_20260528.docx
@@ -43,7 +43,7 @@
           <w:b w:val="0"/>
           <w:sz w:val="28"/>
         </w:rPr>
-        <w:t>· CFTC申请撤销对Gemini的诉讼并承认不应起诉</w:t>
+        <w:t>· 美国CFTC表示不应起诉Gemini并加入撤销先前判决动议</w:t>
       </w:r>
     </w:p>
     <w:p>
@@ -58,7 +58,7 @@
           <w:b w:val="0"/>
           <w:sz w:val="28"/>
         </w:rPr>
-        <w:t>· 意大利BancaSella获得MiCA批准可提供加密服务</w:t>
+        <w:t>· 香港数字资产政策与实践之间存在差距</w:t>
       </w:r>
     </w:p>
     <w:p>
@@ -73,7 +73,7 @@
           <w:b w:val="0"/>
           <w:sz w:val="28"/>
         </w:rPr>
-        <w:t>· 万事达获得纽约BitLicense建设合规稳定币结算基础设施</w:t>
+        <w:t>· 意大利首家符合MiCA规范的加密银行问世BancaSella进入数字资产市场</w:t>
       </w:r>
     </w:p>
     <w:p>
@@ -103,7 +103,7 @@
           <w:b w:val="0"/>
           <w:sz w:val="28"/>
         </w:rPr>
-        <w:t>· DTCC与Stellar合作推进机构代币化预计2027年上线</w:t>
+        <w:t>· DTCC代币化服务将登陆Stellar网络推动机构区块链采用</w:t>
       </w:r>
     </w:p>
     <w:p>
@@ -118,7 +118,7 @@
           <w:b w:val="0"/>
           <w:sz w:val="28"/>
         </w:rPr>
-        <w:t>· AztecLabs收购ZKPassport强化以太坊隐私身份验证</w:t>
+        <w:t>· AztecLabs收购ZKPassport加强以太坊隐私优先身份验证</w:t>
       </w:r>
     </w:p>
     <w:p>
@@ -148,7 +148,7 @@
           <w:b w:val="0"/>
           <w:sz w:val="28"/>
         </w:rPr>
-        <w:t>· 美国现货比特币ETF连续八日净流出累计出逃7.33亿美元</w:t>
+        <w:t>· 美国现货比特币ETF连续八天资金流出撤离7.33亿美元</w:t>
       </w:r>
     </w:p>
     <w:p>
@@ -163,7 +163,7 @@
           <w:b w:val="0"/>
           <w:sz w:val="28"/>
         </w:rPr>
-        <w:t>· 神秘交易员从贝莱德比特币ETF中抛售10亿美元</w:t>
+        <w:t>· 比特币跌3.89%至7.3万美元以下美伊紧张局势导致加密市场蒸发10亿美元</w:t>
       </w:r>
     </w:p>
     <w:p>
@@ -193,7 +193,7 @@
           <w:b w:val="0"/>
           <w:sz w:val="28"/>
         </w:rPr>
-        <w:t>· 基金经理警告比特币可能进一步下跌因1.5万亿美元国债操作临近</w:t>
+        <w:t>· 基金经理警告比特币可能进一步下跌1500亿美元国债操作即将到来</w:t>
       </w:r>
     </w:p>
     <w:p>
@@ -208,7 +208,7 @@
           <w:b w:val="0"/>
           <w:sz w:val="28"/>
         </w:rPr>
-        <w:t>· 加密货币CEO称比特币四年周期规律仍在发挥作用</w:t>
+        <w:t>· 加密CEO表示比特币四年周期仍在发挥作用</w:t>
       </w:r>
     </w:p>
     <w:p>
@@ -238,7 +238,7 @@
           <w:b w:val="0"/>
           <w:sz w:val="28"/>
         </w:rPr>
-        <w:t>· 加密卡支付月交易量飙升至78亿美元环比增长230%</w:t>
+        <w:t>· Glassnode发布第56期另类币向量报告</w:t>
       </w:r>
     </w:p>
     <w:p>
@@ -278,7 +278,7 @@
           <w:b w:val="0"/>
           <w:sz w:val="30"/>
         </w:rPr>
-        <w:t>CFTC申请撤销对Gemini的诉讼并承认不应起诉</w:t>
+        <w:t>美国CFTC表示不应起诉Gemini并加入撤销先前判决动议</w:t>
       </w:r>
     </w:p>
     <w:p>
@@ -293,7 +293,7 @@
           <w:b w:val="0"/>
           <w:sz w:val="28"/>
         </w:rPr>
-        <w:t>· 美国商品期货交易委员会于2026年5月28日主动申请撤销此前对加密货币交易所Gemini提起的诉讼。</w:t>
+        <w:t>· 美国商品期货交易委员会（CFTC）承认此前起诉加密货币交易所Gemini不当。</w:t>
       </w:r>
     </w:p>
     <w:p>
@@ -308,7 +308,7 @@
           <w:b w:val="0"/>
           <w:sz w:val="28"/>
         </w:rPr>
-        <w:t>· CFTC在动议中明确承认，当初的起诉决定不当，并请求法院撤销相关判决。</w:t>
+        <w:t>· CFTC加入一项动议，要求撤销先前针对Gemini的判决。</w:t>
       </w:r>
     </w:p>
     <w:p>
@@ -323,7 +323,7 @@
           <w:b w:val="0"/>
           <w:sz w:val="28"/>
         </w:rPr>
-        <w:t>· 此举标志着美国监管机构在数字资产执法策略上的重大转向，可能影响未来对加密货币的监管态度。</w:t>
+        <w:t>· 监管立场的转变可能对加密行业监管环境产生影响。</w:t>
       </w:r>
     </w:p>
     <w:p>
@@ -339,7 +339,7 @@
           <w:b w:val="0"/>
           <w:sz w:val="28"/>
         </w:rPr>
-        <w:t>美国商品期货交易委员会（CFTC）在法庭文件中主动承认，当初对加密货币交易所Gemini提起的诉讼缺乏依据，并正式申请撤销起诉及此前相关判决。</w:t>
+        <w:t>2026年5月28日，美国CFTC表示不应起诉加密货币交易所Gemini，并加入撤销先前判决的动议。</w:t>
       </w:r>
     </w:p>
     <w:p>
@@ -355,7 +355,7 @@
           <w:b w:val="0"/>
           <w:sz w:val="28"/>
         </w:rPr>
-        <w:t>美国商品期货交易委员会（CFTC）于2026年5月28日向联邦法院提交正式动议，要求撤销对其此前对加密货币交易所Gemini提起的诉讼。在动议中，CFTC明确表示，其当初提起诉讼的做法是错误的，不应追究Gemini的民事责任。同时，CFTC还加入了要求撤销先前判决的联合动议，旨在完全终止此案。</w:t>
+        <w:t>2026年5月28日，美国商品期货交易委员会（Commodity Futures Trading Commission，CFTC）表示，它不应此前起诉加密货币交易所Gemini，并加入一项动议，要求撤销先前的一项判决。这一声明标志着CFTC在加密货币监管立场上的重大转变。</w:t>
       </w:r>
     </w:p>
     <w:p>
@@ -371,7 +371,7 @@
           <w:b w:val="0"/>
           <w:sz w:val="28"/>
         </w:rPr>
-        <w:t>这一举动在加密货币监管领域极为罕见，通常监管机构会坚持其执法决定。CFTC的主动认错显示出对过去案件立场的反思，也暗示美国监管层可能正在重新评估对数字资产的执法力度。Gemini方面尚未对此公开回应，但行业普遍认为这是合规交易所的积极信号。</w:t>
+        <w:t>CFTC此前曾对Gemini提起法律诉讼，但如今认为该诉讼不当。CFTC正在加入的动议由其他当事方提出，旨在撤销针对Gemini的判决。具体判决内容尚未公开，但此举表明CFTC重新评估了其执法行动。</w:t>
       </w:r>
     </w:p>
     <w:p>
@@ -387,7 +387,7 @@
           <w:b w:val="0"/>
           <w:sz w:val="28"/>
         </w:rPr>
-        <w:t>CFTC在动议中没有详细说明当初起诉的具体理由，但明确承认起诉缺乏充分依据。法律专家指出，这可能是基于新证据或法律解释的变更，也可能反映更广泛的政策调整。此前，CFTC曾对多家加密货币公司采取执法行动，此次撤销诉讼或为未来类似案件提供先例。</w:t>
+        <w:t>这一事态发展引发市场关注。作为受监管的加密货币交易所，Gemini一直面临监管压力。CFTC的撤诉动议可能减轻Gemini的法律负担，并可能对行业监管环境产生积极影响。不过，CFTC并未说明为何改变立场，可能涉及证据不足或法律解释的变化。</w:t>
       </w:r>
     </w:p>
     <w:p>
@@ -403,7 +403,7 @@
           <w:b w:val="0"/>
           <w:sz w:val="28"/>
         </w:rPr>
-        <w:t>该动议还需法院批准，但鉴于CFTC作为原告主动撤诉，法院通常不会驳回。一旦获批，Gemini将彻底摆脱这一民事指控。分析人士称，此举可能提振市场对加密货币行业合规化发展的信心，并推动其他监管机构效仿。短期内，Gemini的声誉和业务有望得到修复。</w:t>
+        <w:t>业界分析师认为，CFTC此举可能是更广泛监管宽松迹象的一部分。然而，其他监管机构如美国证券交易委员会（SEC）的态度仍不明朗。加密货币市场整体反响平静，但投资者密切关注后续进展。</w:t>
       </w:r>
     </w:p>
     <w:p>
@@ -419,7 +419,39 @@
           <w:b w:val="0"/>
           <w:sz w:val="28"/>
         </w:rPr>
-        <w:t>长期来看，这一事件凸显了美国加密货币监管环境的动态变化。CFTC的态度转变可能预示着对数字资产更友好的政策框架正在形成，但具体影响仍需观察后续立法和执法实践。市场参与者应关注监管机构未来是否会在类似案件中采取更审慎的态度。</w:t>
+        <w:t>Gemini方面尚未对CFTC的动议发表评论。法律程序仍在进行中，未来结果将影响加密交易所的合规路径。CFTC的立场转变也可能为其他加密企业提供抗辩参考。</w:t>
+      </w:r>
+    </w:p>
+    <w:p>
+      <w:pPr>
+        <w:pStyle w:val="正文内容"/>
+        <w:spacing w:before="0" w:after="0" w:line="240" w:lineRule="auto"/>
+        <w:ind w:left="0" w:right="0" w:firstLine="560"/>
+        <w:jc w:val="both"/>
+      </w:pPr>
+      <w:r>
+        <w:rPr>
+          <w:rFonts w:ascii="Times New Roman" w:hAnsi="Times New Roman" w:cs="Times New Roman" w:eastAsia="仿宋"/>
+          <w:b w:val="0"/>
+          <w:sz w:val="28"/>
+        </w:rPr>
+        <w:t>总体而言，CFTC的此番表态是近期加密货币监管领域的重大事件，后续发展值得持续观察。市场期待更多细节披露，以评估监管风向的长期变化。</w:t>
+      </w:r>
+    </w:p>
+    <w:p>
+      <w:pPr>
+        <w:pStyle w:val="正文内容"/>
+        <w:spacing w:before="0" w:after="0" w:line="240" w:lineRule="auto"/>
+        <w:ind w:left="0" w:right="0" w:firstLine="560"/>
+        <w:jc w:val="both"/>
+      </w:pPr>
+      <w:r>
+        <w:rPr>
+          <w:rFonts w:ascii="Times New Roman" w:hAnsi="Times New Roman" w:cs="Times New Roman" w:eastAsia="仿宋"/>
+          <w:b w:val="0"/>
+          <w:sz w:val="28"/>
+        </w:rPr>
+        <w:t>截至目前，CFTC和Gemini均未提供额外信息。动议的最终裁决将由法院作出，结果可能重塑加密货币行业的法律格局。</w:t>
       </w:r>
     </w:p>
     <w:p>
@@ -484,7 +516,7 @@
           <w:b w:val="0"/>
           <w:sz w:val="30"/>
         </w:rPr>
-        <w:t>意大利BancaSella获得MiCA批准可提供加密服务</w:t>
+        <w:t>香港数字资产政策与实践之间存在差距</w:t>
       </w:r>
     </w:p>
     <w:p>
@@ -499,7 +531,7 @@
           <w:b w:val="0"/>
           <w:sz w:val="28"/>
         </w:rPr>
-        <w:t>· 意大利BancaSella成为该国首家依据欧盟MiCA获得加密服务许可的银行。</w:t>
+        <w:t>· 香港数字资产监管政策雄心勃勃，但实际执行面临审批缓慢和合规模糊等问题。</w:t>
       </w:r>
     </w:p>
     <w:p>
@@ -514,7 +546,7 @@
           <w:b w:val="0"/>
           <w:sz w:val="28"/>
         </w:rPr>
-        <w:t>· MiCA是欧盟统一的加密资产监管框架，于2025年全面生效。</w:t>
+        <w:t>· 银行业对虚拟资产平台服务仍持谨慎态度，阻碍行业发展。</w:t>
       </w:r>
     </w:p>
     <w:p>
@@ -529,7 +561,7 @@
           <w:b w:val="0"/>
           <w:sz w:val="28"/>
         </w:rPr>
-        <w:t>· 该事件标志传统银行正式进入受监管的加密服务领域。</w:t>
+        <w:t>· 若不消除政策与执行间的鸿沟，香港可能错失数字资产发展窗口期。</w:t>
       </w:r>
     </w:p>
     <w:p>
@@ -545,7 +577,7 @@
           <w:b w:val="0"/>
           <w:sz w:val="28"/>
         </w:rPr>
-        <w:t>2026年5月28日，意大利银行Banca Sella宣布获得欧洲监管机构根据MiCA（加密资产市场监管）框架的批准，允许其提供加密资产服务，成为该国首家获此许可的银行，也标志着欧盟加密监管进入落地阶段。</w:t>
+        <w:t>南华早报2026年5月28日报道指出，香港在数字资产监管方面正面临政策声明与落地执行之间的显著差距，行业参与者呼吁加速改革。</w:t>
       </w:r>
     </w:p>
     <w:p>
@@ -561,7 +593,7 @@
           <w:b w:val="0"/>
           <w:sz w:val="28"/>
         </w:rPr>
-        <w:t>2026年5月28日，意大利银行Banca Sella获得欧洲监管机构根据MiCA（Markets in Crypto-Assets，加密资产市场监管）的正式批准，可在欧盟范围内提供加密资产相关服务。这是意大利首家银行获得此类许可，也意味着欧盟酝酿多年的加密资产统一监管框架首次在传统银行机构中落地实施。</w:t>
+        <w:t>根据南华早报2026年5月28日的报道，香港政府已推出一系列旨在成为全球数字资产中心的政策，包括虚拟资产交易平台的发牌制度。然而，行业参与者指出，在具体执行过程中，申请审批速度缓慢、合规要求不明确等问题依然突出，导致政策效果大打折扣。</w:t>
       </w:r>
     </w:p>
     <w:p>
@@ -577,7 +609,7 @@
           <w:b w:val="0"/>
           <w:sz w:val="28"/>
         </w:rPr>
-        <w:t>MiCA于2025年全面生效，旨在为欧盟境内的加密资产发行、交易和托管等服务建立统一规则，以保护投资者、维护金融稳定并促进创新。在此之前，各成员国对加密服务的监管标准不一，导致市场碎片化。Banca Sella此次获批，表明其全面符合MiCA在资本、治理、风险管理和消费者保护等方面的严格要求。</w:t>
+        <w:t>香港证监会（Securities and Futures Commission，SFC）自2023年6月起实施虚拟资产交易平台新发牌制度，允许持牌平台向零售投资者提供服务。但截至2026年5月，仅有少数几家平台获得正式牌照，大量申请仍处于审核中。市场人士表示，严格的资本要求和冗长的尽职调查程序是导致发牌进度迟缓的主要原因。</w:t>
       </w:r>
     </w:p>
     <w:p>
@@ -593,7 +625,7 @@
           <w:b w:val="0"/>
           <w:sz w:val="28"/>
         </w:rPr>
-        <w:t>Banca Sella是一家历史悠久的意大利银行集团，总部位于比耶拉。该银行此前已通过旗下创新部门涉足区块链和数字资产领域，但获得MiCA许可后，其可以向零售和机构客户直接提供合规的加密资产买卖、托管和转移服务，而无需依赖外部合作伙伴。这一进展预计将加速意大利乃至整个欧盟传统银行对加密资产的接纳。</w:t>
+        <w:t>一些原本计划在香港设立的区域性数字资产企业转而选择新加坡或迪拜等监管更为清晰的司法管辖区。例如，某亚洲加密交易所高管透露，其公司曾考虑香港，但因发牌时间线不确定最终迁往新加坡，这直接反映了政策承诺与实际体验间的落差。</w:t>
       </w:r>
     </w:p>
     <w:p>
@@ -609,7 +641,7 @@
           <w:b w:val="0"/>
           <w:sz w:val="28"/>
         </w:rPr>
-        <w:t>分析师认为，Banca Sella的成功获批为其他欧洲银行树立了榜样。MiCA框架下的许可具有‘护照’效力，即在一国获批即可在整个欧盟提供服务，这大大降低了合规成本。未来12至18个月内，预计将有更多传统金融机构申请MiCA许可，推动加密服务从专业交易所向主流银行体系迁移。</w:t>
+        <w:t>银行服务受阻仍是虚拟资产行业的另一大痛点。尽管政策层面鼓励传统金融机构为持牌平台提供银行服务，但多数银行因反洗钱（Anti-Money Laundering，AML）合规成本过高而保持谨慎，导致平台开户困难。一位匿名银行高管表示，内部风险评估体系难以覆盖加密资产的特殊性，使得合规部门倾向于全面规避。</w:t>
       </w:r>
     </w:p>
     <w:p>
@@ -625,7 +657,7 @@
           <w:b w:val="0"/>
           <w:sz w:val="28"/>
         </w:rPr>
-        <w:t>然而，监管并非没有挑战。MiCA对稳定币的储备要求、反洗钱义务以及市场滥用行为的规定十分严格，银行需要投入大量资源进行系统升级和人员培训。此外，欧盟内部仍在讨论将去中心化金融（DeFi）和非同质化代币（NFT）纳入未来监管范畴，这可能会对银行现有业务模式产生进一步影响。</w:t>
+        <w:t>香港立法会议员Johnny Ng（吴杰庄）呼吁监管机构简化流程并加强跨部门协调。他指出，如果银行服务问题不解决，发牌制度的吸引力将大幅下降。同时，行业游说团体正推动当局设立“监管沙盒”专项通道，以加速创新业务测试。</w:t>
       </w:r>
     </w:p>
     <w:p>
@@ -641,7 +673,7 @@
           <w:b w:val="0"/>
           <w:sz w:val="28"/>
         </w:rPr>
-        <w:t>从市场反应看，Banca Sella的消息发布后，比特币和以太坊价格小幅上涨，反映投资者对合规化渠道拓宽的乐观情绪。但长期影响仍需观察：一方面，银行进入可能带来更多流动性；另一方面，严格的监管可能限制部分创新产品的灵活度。意大利央行也表示，将继续支持加密领域创新与风险防控的平衡。</w:t>
+        <w:t>与此同时，香港还在探索稳定币监管框架，并计划推出“数码港元”（e-HKD）试点。但分析人士认为，如果基础的银行服务和发牌效率得不到改善，新的政策举措同样可能面临落地障碍。金管局（Hong Kong Monetary Authority，HKMA）表示正就稳定币立法展开第二轮咨询，但未明确时间表。</w:t>
       </w:r>
     </w:p>
     <w:p>
@@ -657,7 +689,7 @@
           <w:b w:val="0"/>
           <w:sz w:val="28"/>
         </w:rPr>
-        <w:t>总结而言，Banca Sella获得MiCA批准是欧盟加密监管史上的里程碑事件。它证明传统银行能够在统一框架下合规地运营加密服务，也为其他金融机构提供了可复制的路径。随着更多银行获批，欧盟有望成为全球加密资产合规服务的先行示范区，但其最终效果取决于监管执行的细微差别及市场适应能力。</w:t>
+        <w:t>总体而言，香港在数字资产领域的政策蓝图虽广受好评，但从政策发布到市场实际感受之间存在显著时间差。未来监管执行效率和行业反馈将成为评估香港数字资产中心建设成效的关键指标，而2026年下半年预计将是观察改革能否加速的重要窗口。</w:t>
       </w:r>
     </w:p>
     <w:p>
@@ -673,7 +705,7 @@
           <w:b w:val="0"/>
           <w:sz w:val="21"/>
         </w:rPr>
-        <w:t>（信息来源：cointelegraph.com）</w:t>
+        <w:t>（信息来源：South China Morning Post）</w:t>
       </w:r>
     </w:p>
     <w:p>
@@ -689,7 +721,7 @@
           <w:b w:val="0"/>
           <w:sz w:val="18"/>
         </w:rPr>
-        <w:t>原文标题：Italy’s Banca Sella Gets MiCA Approval for Crypto Services</w:t>
+        <w:t>原文标题：Mind the gap between Hong Kong digital asset policy and practice</w:t>
       </w:r>
     </w:p>
     <w:p>
@@ -705,7 +737,7 @@
           <w:b w:val="0"/>
           <w:sz w:val="18"/>
         </w:rPr>
-        <w:t>原文链接：https：//news.google.com/rss/articles/CBMihAFBVV95cUxOaHdkWGw4ZTgya0doeTV0NDRzdlRERVJXbEJPejFqRU16Z0h6dnFBazhBRGhQaTM1OGF4VE4wWjVhY2l2UjRrcWpjOXNGSTQ2TE5mSnNYWDlZY3dMSnZnZ3p3SGczYmFDdjRYcnQyRTA1OTNNTHpoeE54ejhNMkNSVE5VZWM？oc=5</w:t>
+        <w:t>原文链接：https：//news.google.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？oc=5</w:t>
       </w:r>
     </w:p>
     <w:p/>
@@ -722,7 +754,7 @@
           <w:b w:val="0"/>
           <w:sz w:val="30"/>
         </w:rPr>
-        <w:t>万事达获得纽约BitLicense建设合规稳定币结算基础设施</w:t>
+        <w:t>意大利首家符合MiCA规范的加密银行问世BancaSella进入数字资产市场</w:t>
       </w:r>
     </w:p>
     <w:p>
@@ -737,7 +769,7 @@
           <w:b w:val="0"/>
           <w:sz w:val="28"/>
         </w:rPr>
-        <w:t>· 万事达卡公司获得纽约州金融监管机构颁发的BitLicense。</w:t>
+        <w:t>· Banca Sella成为意大利首家获得欧盟MiCA加密银行牌照的机构，正式进军数字资产领域。</w:t>
       </w:r>
     </w:p>
     <w:p>
@@ -752,7 +784,7 @@
           <w:b w:val="0"/>
           <w:sz w:val="28"/>
         </w:rPr>
-        <w:t>· 该牌照授权万事达建设合规的稳定币结算基础设施。</w:t>
+        <w:t>· MiCA是欧盟统一的加密资产市场监管框架，旨在为加密服务提供者创建合规路径。</w:t>
       </w:r>
     </w:p>
     <w:p>
@@ -767,7 +799,7 @@
           <w:b w:val="0"/>
           <w:sz w:val="28"/>
         </w:rPr>
-        <w:t>· 传统支付巨头首次持有此类牌照，标志加密监管融合。</w:t>
+        <w:t>· 此举标志传统银行与加密资产进一步融合，可能推动欧洲加密监管实践落地。</w:t>
       </w:r>
     </w:p>
     <w:p>
@@ -783,7 +815,7 @@
           <w:b w:val="0"/>
           <w:sz w:val="28"/>
         </w:rPr>
-        <w:t>2026年5月28日，支付巨头万事达卡（Mastercard）宣布获得纽约州金融服务局（New York State Department of Financial Services，NYDFS）颁发的虚拟货币牌照BitLicense，将用于构建受监管的稳定币结算基础设施。</w:t>
+        <w:t>2026年5月28日，意大利银行Banca Sella获得欧盟加密资产市场法规（MiCA）许可，成为该国首家合规加密银行，标志着欧盟加密监管框架的实际应用。</w:t>
       </w:r>
     </w:p>
     <w:p>
@@ -799,7 +831,7 @@
           <w:b w:val="0"/>
           <w:sz w:val="28"/>
         </w:rPr>
-        <w:t>2026年5月28日，万事达卡公司（Mastercard）正式宣布，已获得纽约州金融服务局（NYDFS）颁发的虚拟货币许可证（BitLicense）。这一牌照使万事达能够在纽约州内合法开展虚拟货币业务，特别是建设合规的稳定币结算基础设施。BitLicense自2014年推出以来，一直是美国最严格的加密资产监管框架之一，获得该牌照意味着万事达需要在反洗钱（AML）、客户识别（KYC）及资金安全等方面达到高标准的合规要求。</w:t>
+        <w:t>2026年5月28日，意大利银行Banca Sella宣布获得欧盟加密资产市场法规（MiCA，Markets in Crypto-Assets Regulation）许可，成为意大利首家符合MiCA规范的加密银行。该银行正式进入数字资产市场，为客户提供加密资产托管、交易等受监管服务。此举是MiCA框架自2025年全面实施以来，在意大利银行业内的首次实际应用，也是传统金融机构拥抱加密资产的重要里程碑。</w:t>
       </w:r>
     </w:p>
     <w:p>
@@ -815,7 +847,7 @@
           <w:b w:val="0"/>
           <w:sz w:val="28"/>
         </w:rPr>
-        <w:t>万事达计划利用BitLicense搭建一个合规的稳定币结算网络，旨在为金融机构和企业提供基于稳定币的跨境支付和清算服务。该基础设施将支持多种稳定币，包括与美元挂钩的主流稳定币，并确保交易符合纽约州的监管规定。万事达在声明中表示，将整合其现有的支付技术，提供一个安全、可扩展的结算层，以满足传统金融与去中心化金融（DeFi）之间的互通需求。</w:t>
+        <w:t>MiCA是欧盟于2023年通过的针对加密资产的综合性监管法规，旨在统一成员国监管标准，保护投资者并维护金融稳定。根据MiCA，加密资产服务提供商（CASP，Crypto-Asset Service Providers）需获得所在国监管机构授权后方可运营。Banca Sella此次获批，意味着其合规体系通过了意大利银行和金融市场监管机构（Bank of Italy and CONSOB）的审查，完全符合MiCA在资本、治理、客户资产隔离及信息披露等方面的严格要求。</w:t>
       </w:r>
     </w:p>
     <w:p>
@@ -831,7 +863,7 @@
           <w:b w:val="0"/>
           <w:sz w:val="28"/>
         </w:rPr>
-        <w:t>此举标志着传统支付巨头首次直接获得虚拟货币牌照，并将其核心业务延伸至数字资产领域。此前，万事达主要通过合作或间接方式参与加密支付，例如与加密货币交易所合作发行银行卡。此次获得BitLicense后，万事达可以更深度地介入数字资产的发行、托管和结算环节。分析人士认为，这反映了传统金融机构对稳定币长期前景的认可，也表明监管环境正在逐步适应主流机构进入加密市场。</w:t>
+        <w:t>Banca Sella成立于1887年，是意大利历史悠久的私人银行集团，旗下拥有多家子公司，包括数字银行Sella and Banca Sella Holding。该行此前已通过其创新实验室涉足区块链和数字资产领域，但未直接提供加密服务。此次获牌后，Banca Sella将依托其现有的银行基础设施和客户网络，推出合规的数字资产存储、转账及兑换服务，初期仅面向机构客户，计划在2026年下半年向零售客户开放。</w:t>
       </w:r>
     </w:p>
     <w:p>
@@ -847,7 +879,7 @@
           <w:b w:val="0"/>
           <w:sz w:val="28"/>
         </w:rPr>
-        <w:t>纽约州的BitLicense以严格著称，申请过程耗时且成本高昂。万事达能够获批，表明其合规体系得到了NYDFS的认可。这对其他传统支付公司和银行释放了积极信号：在合规前提下，机构可以合法参与稳定币结算。同时，该牌照可能推动更多支付网络申请类似许可，从而加速稳定币在主流金融体系中的采用。不过，NYDFS在颁发牌照时也附加了持续合规要求，包括定期审计和报告义务。</w:t>
+        <w:t>业内人士认为，Banca Sella的入场可能成为欧洲传统银行涉足加密资产的标杆。总部位于卢森堡的金融科技咨询公司FinTech Advisory合伙人表示，意大利是欧盟第三大经济体，Banca Sella作为老牌银行率先获得MiCA许可，将激励其他欧洲银行加快合规步伐。不过，MiCA对反洗钱（AML，Anti-Money Laundering）和反恐融资（CFT，Combating the Financing of Terrorism）的要求较高，银行需投入显著成本升级风控系统。</w:t>
       </w:r>
     </w:p>
     <w:p>
@@ -863,7 +895,7 @@
           <w:b w:val="0"/>
           <w:sz w:val="28"/>
         </w:rPr>
-        <w:t>市场对此消息反应积极。在消息公布当日，部分稳定币项目的代币价格出现小幅上涨。业内专家指出，万事达的入场将为稳定币带来更多的机构流动性和信任度，可能促使美国国会进一步明确稳定币的联邦监管框架。然而，也有观点认为，传统机构的进入可能改变稳定币的发行和结算格局，中心化结算基础设施与去中心化理念之间存在潜在冲突。长期来看，万事达的这一布局将如何影响现有稳定币市场，仍有待观察。</w:t>
+        <w:t>从监管角度看，Banca Sella的案例验证了MiCA框架的可操作性。此前，仅少数加密原生企业在德国、法国等地获得MiCA许可，而传统银行获批尚属首次。欧洲中央银行（ECB）和欧洲银行管理局（EBA，European Banking Authority）此前曾强调，MiCA需与现有银行监管协调。Banca Sella的成功合规或将推动更多欧盟银行探索数字资产业务，但也可能引发对监管套利和系统风险的进一步讨论。</w:t>
       </w:r>
     </w:p>
     <w:p>
@@ -879,7 +911,23 @@
           <w:b w:val="0"/>
           <w:sz w:val="28"/>
         </w:rPr>
-        <w:t>值得关注的是，万事达的BitLicense申请早在2024年就已启动，此次获批耗时超过两年。监管层面，美国正在推进稳定币相关立法，如2025年提出的《支付稳定币法案》。万事达的合规基础设施可以作为行业参考案例。如果其稳定币结算网络成功落地，可能成为连接传统银行系统与加密生态的关键桥梁。未来，万事达可能进一步申请在美国其他州的加密牌照，以扩大其数字资产业务版图。</w:t>
+        <w:t>此外，Banca Sella的动向可能影响意大利国内的加密监管生态。意大利政府近年来对加密资产态度谨慎，尚未出台单独的加密法案，而是直接采用MiCA。Banca Sella的合规实践将为意大利监管机构提供第一手经验，有助于细化本土指引。同时，该行还计划参与欧洲区块链基础设施项目，包括与意大利央行合作的数字欧元试点，进一步融入欧盟数字金融战略。</w:t>
+      </w:r>
+    </w:p>
+    <w:p>
+      <w:pPr>
+        <w:pStyle w:val="正文内容"/>
+        <w:spacing w:before="0" w:after="0" w:line="240" w:lineRule="auto"/>
+        <w:ind w:left="0" w:right="0" w:firstLine="560"/>
+        <w:jc w:val="both"/>
+      </w:pPr>
+      <w:r>
+        <w:rPr>
+          <w:rFonts w:ascii="Times New Roman" w:hAnsi="Times New Roman" w:cs="Times New Roman" w:eastAsia="仿宋"/>
+          <w:b w:val="0"/>
+          <w:sz w:val="28"/>
+        </w:rPr>
+        <w:t>展望未来，Banca Sella预计将在2026年内推出更多加密相关服务，包括加密资产信贷和质押产品。分析人士指出，随着MiCA实施进入第二年，欧洲预计将有更多传统金融机构申请牌照，加密资产与主流金融体系的融合速度可能加快。但市场波动性、技术风险及监管协调仍是主要挑战。Banca Sella的探索将成为观察传统银行为何以及如何进入数字资产市场的窗口。</w:t>
       </w:r>
     </w:p>
     <w:p>
@@ -895,7 +943,7 @@
           <w:b w:val="0"/>
           <w:sz w:val="21"/>
         </w:rPr>
-        <w:t>（信息来源：FinanceFeeds）</w:t>
+        <w:t>（信息来源：CryptoNinjas）</w:t>
       </w:r>
     </w:p>
     <w:p>
@@ -911,7 +959,7 @@
           <w:b w:val="0"/>
           <w:sz w:val="18"/>
         </w:rPr>
-        <w:t>原文标题：Mastercard Secures New York BitLicense to Build Regulated Stablecoin Settlement Infrastructure</w:t>
+        <w:t>原文标题：Italy’s First MiCA Crypto Bank Arrives as Banca Sella Enters Digital Assets Market</w:t>
       </w:r>
     </w:p>
     <w:p>
@@ -927,7 +975,7 @@
           <w:b w:val="0"/>
           <w:sz w:val="18"/>
         </w:rPr>
-        <w:t>原文链接：https：//news.google.com/rss/articles/CBMivAFBVV95cUxQenZlYWNMUUNjVGEtQ1pEY09QUGlZdHVJYUx4NkMzc09hSWwyYlNQa2xOOU5ucUVDRkk5VTBkbmJPVnJtUGFZRXhzclQ1dUhndkozMVg0bTlMd2pPaFgtUjY4UV8xbkZvTnMzOXlpTVdfTjd2MUJwSnJLckFfcjZReWNneDZwcERYb0gyT1RCQk9FcnhPVHViRkRrcFE0QlItczJvLVZVT3FrZFZ1RlFDV3pMZzJrVFphcTlmUw？oc=5</w:t>
+        <w:t>原文链接：https：//news.google.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？oc=5</w:t>
       </w:r>
     </w:p>
     <w:p>
@@ -967,7 +1015,7 @@
           <w:b w:val="0"/>
           <w:sz w:val="30"/>
         </w:rPr>
-        <w:t>DTCC与Stellar合作推进机构代币化预计2027年上线</w:t>
+        <w:t>DTCC代币化服务将登陆Stellar网络推动机构区块链采用</w:t>
       </w:r>
     </w:p>
     <w:p>
@@ -982,7 +1030,7 @@
           <w:b w:val="0"/>
           <w:sz w:val="28"/>
         </w:rPr>
-        <w:t>· DTCC与Stellar网络合作推动机构代币化，预计2027年上线</w:t>
+        <w:t>· DTCC宣布将其代币化服务部署在Stellar网络上，旨在吸引机构客户拥抱区块链技术。</w:t>
       </w:r>
     </w:p>
     <w:p>
@@ -997,7 +1045,7 @@
           <w:b w:val="0"/>
           <w:sz w:val="28"/>
         </w:rPr>
-        <w:t>· DTCC为全球最大证券存管机构，此举具有行业风向标意义</w:t>
+        <w:t>· 作为美国证券结算基础设施巨头，DTCC此次动作标志着传统金融代币化迈出关键一步。</w:t>
       </w:r>
     </w:p>
     <w:p>
@@ -1012,7 +1060,7 @@
           <w:b w:val="0"/>
           <w:sz w:val="28"/>
         </w:rPr>
-        <w:t>· 代币化被视为传统金融与区块链融合的关键一步</w:t>
+        <w:t>· Stellar网络以其高效低成本跨境结算能力，成为机构级代币化方案的理想底层平台。</w:t>
       </w:r>
     </w:p>
     <w:p>
@@ -1028,7 +1076,7 @@
           <w:b w:val="0"/>
           <w:sz w:val="28"/>
         </w:rPr>
-        <w:t>全球最大证券存管机构DTCC宣布与Stellar网络合作，目标在2027年推出面向机构客户的代币化服务，标志着传统金融基础设施正式进军区块链代币化领域。</w:t>
+        <w:t>DTCC作为传统金融基础设施巨头，将其代币化服务整合至Stellar网络，旨在促进机构客户采用区块链技术。</w:t>
       </w:r>
     </w:p>
     <w:p>
@@ -1044,7 +1092,7 @@
           <w:b w:val="0"/>
           <w:sz w:val="28"/>
         </w:rPr>
-        <w:t>据TronWeekly于2026年5月28日报道，美国证券存管信托与清算公司（Depository Trust &amp; Clearing Corporation，DTCC）与Stellar网络达成合作，共同推进面向机构客户的资产代币化计划，预计将于2027年正式上线。DTCC作为全球最大的证券存管机构，此举旨在利用区块链技术提升资产结算效率，并推动数字资产在传统金融市场中的合规应用。</w:t>
+        <w:t>美国存管信托与清算公司（DTCC）于2026年5月28日宣布，其代币化服务平台将登陆Stellar网络。DTCC是全球最大的证券结算与托管基础设施之一，此次布局显示传统金融巨头正加速将核心业务迁移至分布式账本技术。通过Stellar网络，DTCC能为机构客户提供更高效的资产代币化、发行与结算服务。</w:t>
       </w:r>
     </w:p>
     <w:p>
@@ -1060,7 +1108,7 @@
           <w:b w:val="0"/>
           <w:sz w:val="28"/>
         </w:rPr>
-        <w:t>DTCC在传统金融体系中扮演核心角色，负责处理美国证券市场几乎所有交易的清算、结算和资产托管。此次与Stellar的合作，是DTCC首次公开选择指定的区块链网络作为代币化技术底座，凸显了Stellar在机构级应用中的潜力。Stellar网络是一个开源去中心化协议，专为跨境支付和资产代币化设计，其高性能和低成本特性被认为适合大规模机构部署。</w:t>
+        <w:t>DTCC的代币化服务并非首次亮相，此前其已与多家银行合作测试数字资产结算。但选择Stellar网络作为底层平台，反映出DTCC对公开、可互操作区块链的认可。Stellar以其低交易费用、快速跨境支付和内置去中心化交易所而闻名，这些特性恰好匹配DTCC降低机构成本、提升透明度的目标。</w:t>
       </w:r>
     </w:p>
     <w:p>
@@ -1076,7 +1124,7 @@
           <w:b w:val="0"/>
           <w:sz w:val="28"/>
         </w:rPr>
-        <w:t>该代币化计划预计在2027年落地，届时DTCC将利用Stellar网络构建平台，支持数字资产的发行、交易、清算和托管服务。这一时间表表明DTCC正在采取审慎推进策略，以充分测试技术成熟度并满足监管要求。行业分析人士指出，DTCC的入局可能加速其他传统金融机构跟进，从而带动整个代币化生态的发展。</w:t>
+        <w:t>行业分析师指出，DTCC此举可能改变机构代币化的竞争格局。以往，机构代币化多采用私有链或基于以太坊的许可链。DTCC选用Stellar这一公共网络，有望推动更多传统金融机构采用开放区块链，同时保留合规控制。DTCC相关负责人表示，代币化能释放抵押品流动性、简化结算流程，但未透露具体上线时间表。</w:t>
       </w:r>
     </w:p>
     <w:p>
@@ -1092,7 +1140,7 @@
           <w:b w:val="0"/>
           <w:sz w:val="28"/>
         </w:rPr>
-        <w:t>从市场影响看，DTCC的代币化计划有望降低资产交易成本、缩短结算周期，并提升透明度。同时，它也为传统资产上链提供合规路径，可能引发华尔街对数字资产基础设施的重新评估。不过，该计划仍需跨越技术互操作性、监管批准以及与传统系统的集成等障碍。</w:t>
+        <w:t>市场反应积极，Stellar的原生代币XLM在消息公布后短时上涨超15%。不过，DTCC强调其服务将面向合格机构客户，并严格遵循现有监管框架。这一项目可能成为传统金融与去中心化网络融合的标杆案例，但技术争议依然存在——公共网络的吞吐量能否承载DTCC日均数万亿美元的交易量，仍待验证。</w:t>
       </w:r>
     </w:p>
     <w:p>
@@ -1108,23 +1156,7 @@
           <w:b w:val="0"/>
           <w:sz w:val="28"/>
         </w:rPr>
-        <w:t>监管层面，DTCC作为受美国证券交易委员会（SEC）和美联储监管的机构，其代币化项目必须严格遵守现有金融法规。推出时间定在2027年，部分原因可能是为了等待更明确的数字资产监管框架。后续，市场将关注DTCC是否与其他清算系统（如欧洲的Clearstream）建立合作，以及首批参与机构的名单。</w:t>
-      </w:r>
-    </w:p>
-    <w:p>
-      <w:pPr>
-        <w:pStyle w:val="正文内容"/>
-        <w:spacing w:before="0" w:after="0" w:line="240" w:lineRule="auto"/>
-        <w:ind w:left="0" w:right="0" w:firstLine="560"/>
-        <w:jc w:val="both"/>
-      </w:pPr>
-      <w:r>
-        <w:rPr>
-          <w:rFonts w:ascii="Times New Roman" w:hAnsi="Times New Roman" w:cs="Times New Roman" w:eastAsia="仿宋"/>
-          <w:b w:val="0"/>
-          <w:sz w:val="28"/>
-        </w:rPr>
-        <w:t>总体而言，DTCC与Stellar的合作是全球最大证券存管机构在区块链代币化领域的重要实践，具有行业风向标意义。如果成功，它将成为传统金融市场拥抱区块链的里程碑，并为机构级数字资产服务树立新标准。未来几年，这一项目的技术细节、监管进展和商业落地情况将成为加密与传统金融交汇领域的关键观察点。</w:t>
+        <w:t>从监管角度看，DTCC的介入可能加速美国证券交易委员会（SEC）对代币化证券的规则制定。DTCC作为自律组织（SRO）的成员，其合规实践或为行业提供范例。此外，Stellar发展基金会已表示将为机构用户提供专属支持，包括增强隐私保护与治理工具。未来数月，DTCC预计还将公布更多合作伙伴与资产类型。</w:t>
       </w:r>
     </w:p>
     <w:p>
@@ -1189,7 +1221,7 @@
           <w:b w:val="0"/>
           <w:sz w:val="30"/>
         </w:rPr>
-        <w:t>AztecLabs收购ZKPassport强化以太坊隐私身份验证</w:t>
+        <w:t>AztecLabs收购ZKPassport加强以太坊隐私优先身份验证</w:t>
       </w:r>
     </w:p>
     <w:p>
@@ -1204,13 +1236,14 @@
           <w:b w:val="0"/>
           <w:sz w:val="28"/>
         </w:rPr>
-        <w:t>· Aztec Labs收购ZKPassport，整合零知识身份验证到以太坊隐私层。</w:t>
+        <w:t>· Aztec Labs通过收购ZKPassport整合零知识证明身份方案，强化以太坊隐私基础设施。</w:t>
       </w:r>
     </w:p>
     <w:p>
       <w:pPr>
+        <w:pStyle w:val="正文内容"/>
         <w:spacing w:before="0" w:after="0" w:line="240" w:lineRule="auto"/>
-        <w:ind w:left="0" w:right="0" w:firstLine="0"/>
+        <w:ind w:left="0" w:right="0" w:firstLine="560"/>
         <w:jc w:val="both"/>
       </w:pPr>
       <w:r>
@@ -1219,13 +1252,14 @@
           <w:b w:val="0"/>
           <w:sz w:val="28"/>
         </w:rPr>
-        <w:t>· 该收购将推动去中心化身份验证的隐私保护，降低用户数据泄露风险。</w:t>
+        <w:t>2026年5月28日，据MEXC报道，Aztec Labs宣布收购ZKPassport，旨在加强以太坊上的隐私优先身份验证能力。此次收购将隐私扩展技术与去中心化身份解决方案结合。</w:t>
       </w:r>
     </w:p>
     <w:p>
       <w:pPr>
+        <w:pStyle w:val="正文内容"/>
         <w:spacing w:before="0" w:after="0" w:line="240" w:lineRule="auto"/>
-        <w:ind w:left="0" w:right="0" w:firstLine="0"/>
+        <w:ind w:left="0" w:right="0" w:firstLine="560"/>
         <w:jc w:val="both"/>
       </w:pPr>
       <w:r>
@@ -1234,7 +1268,7 @@
           <w:b w:val="0"/>
           <w:sz w:val="28"/>
         </w:rPr>
-        <w:t>· 业界认为此举可能加速以太坊隐私解决方案在DeFi和Web3中的采用。</w:t>
+        <w:t>2026年5月28日，据MEXC报道，Aztec Labs宣布收购ZKPassport，以加强以太坊生态中隐私优先的身份验证能力。Aztec Labs是以太坊上专注于零知识证明（Zero-Knowledge Proof，ZKP）扩展的团队，其核心技术为ZK-Rollup，旨在提升可扩展性的同时保护用户隐私。</w:t>
       </w:r>
     </w:p>
     <w:p>
@@ -1250,7 +1284,7 @@
           <w:b w:val="0"/>
           <w:sz w:val="28"/>
         </w:rPr>
-        <w:t>隐私技术公司Aztec Labs于2026年5月28日宣布收购零知识身份验证解决方案ZKPassport，旨在将隐私优先的身份验证能力深度嵌入以太坊生态，为去中心化应用提供更加安全的用户身份层。</w:t>
+        <w:t>ZKPassport是一个基于零知识证明的去中心化身份（Decentralized Identity，DID）解决方案，允许用户在不透露具体信息的前提下完成身份验证。该技术通过零知识证明确保数据的机密性，与Aztec Labs的隐私优先理念高度契合。</w:t>
       </w:r>
     </w:p>
     <w:p>
@@ -1266,7 +1300,7 @@
           <w:b w:val="0"/>
           <w:sz w:val="28"/>
         </w:rPr>
-        <w:t>2026年5月28日，专注于以太坊隐私层的开发团队Aztec Labs宣布完成对零知识身份验证项目ZKPassport的收购。ZKPassport是一套基于零知识证明（Zero-Knowledge Proof，ZKP）架构的数字身份解决方案，允许用户在不暴露原始身份信息的前提下完成身份验证。收购后，ZKPassport将直接整合进Aztec Labs的隐私堆栈，成为其核心组件之一。</w:t>
+        <w:t>此次收购的具体财务条款未公开。Aztec Labs表示，将把ZKPassport的技术整合到其现有隐私堆栈中，从而为以太坊上的应用提供更全面的隐私保护层。整合后的方案有望支持DeFi、身份认证和合规流程等场景。</w:t>
       </w:r>
     </w:p>
     <w:p>
@@ -1282,7 +1316,7 @@
           <w:b w:val="0"/>
           <w:sz w:val="28"/>
         </w:rPr>
-        <w:t>Aztec Labs长期以来致力于为以太坊构建隐私层，其开发的Aztec Network允许智能合约在加密状态下运行，而用户的数据和交易细节不会公开。ZKPassport则填补了身份验证这一关键缺口：在传统的去中心化身份系统（Decentralized Identity，DID）中，用户的身份凭证往往需要向验证方披露部分信息，而ZKPassport利用零知识证明技术，使验证方仅需确认凭证的有效性，而无需了解任何额外信息。此次收购意味着，未来的Aztec用户将能够同时享有交易隐私和身份隐私，形成完整的隐私保护闭环。</w:t>
+        <w:t>行业观察人士认为，此次收购反映了隐私技术领域持续整合的趋势。随着以太坊上对隐私保护的需求增加，零知识证明解决方案正在成为基础设施的关键组成部分。Aztec Labs的举措可能加速隐私优先应用在主流生态中的落地。</w:t>
       </w:r>
     </w:p>
     <w:p>
@@ -1298,55 +1332,7 @@
           <w:b w:val="0"/>
           <w:sz w:val="28"/>
         </w:rPr>
-        <w:t>从技术来看，ZKPassport的实现依赖于一系列零知识电路和可验证数据注册表（Verifiable Data Registry，VDR）。用户可以将政府签发的身份证件或生物特征数据转化为零知识证明，并在链上或链下使用。Aztec Labs联合创始人Arjun Bhuptani在官方声明中表示，ZKPassport的加入将使Aztec网络在“合规隐私”方向上迈出重要一步——既满足监管机构对反洗钱（AML）和了解你的客户（KYC）的要求，又不会牺牲用户的数据主权。Bhuptani强调，未来DApp（去中心化应用）可以在不收集用户明文身份数据的情况下，直接验证用户是否满足特定资格条件，例如年龄、国籍或信用评分。</w:t>
-      </w:r>
-    </w:p>
-    <w:p>
-      <w:pPr>
-        <w:pStyle w:val="正文内容"/>
-        <w:spacing w:before="0" w:after="0" w:line="240" w:lineRule="auto"/>
-        <w:ind w:left="0" w:right="0" w:firstLine="560"/>
-        <w:jc w:val="both"/>
-      </w:pPr>
-      <w:r>
-        <w:rPr>
-          <w:rFonts w:ascii="Times New Roman" w:hAnsi="Times New Roman" w:cs="Times New Roman" w:eastAsia="仿宋"/>
-          <w:b w:val="0"/>
-          <w:sz w:val="28"/>
-        </w:rPr>
-        <w:t>此次收购也引发了市场对以太坊隐私赛道的重新关注。根据行业数据，2026年第二季度，基于以太坊的隐私项目吸引的资金流入环比增长约18%，DeFi（去中心化金融）协议对隐私身份验证的需求尤为强烈。去中心化交易所（DEX）和借贷协议经常面临合规压力，不得不引入KYC流程，这与其去中心化理念相悖。ZKPassport提供的解决方案恰好能在两者之间架起桥梁：用户仅需一次身份验证，即可获得一个隐私凭证，随后在所有集成的DApp中反复使用，而无需再次提交个人信息。这种“一次验证，多次使用”的模型有望显著降低合规成本，并提升用户体验。</w:t>
-      </w:r>
-    </w:p>
-    <w:p>
-      <w:pPr>
-        <w:pStyle w:val="正文内容"/>
-        <w:spacing w:before="0" w:after="0" w:line="240" w:lineRule="auto"/>
-        <w:ind w:left="0" w:right="0" w:firstLine="560"/>
-        <w:jc w:val="both"/>
-      </w:pPr>
-      <w:r>
-        <w:rPr>
-          <w:rFonts w:ascii="Times New Roman" w:hAnsi="Times New Roman" w:cs="Times New Roman" w:eastAsia="仿宋"/>
-          <w:b w:val="0"/>
-          <w:sz w:val="28"/>
-        </w:rPr>
-        <w:t>不过，ZKPassport的实际落地仍面临挑战。零知识证明的计算开销较大，虽然近年来有大幅优化，但在移动设备上的实时生成仍存在性能瓶颈。Aztec Labs计划在收购后加快ZKPassport的硬件加速和轻量化改进，以便其在低算力设备上顺畅运行。此外，不同国家和地区对数字身份的法律认定标准不一，ZKPassport若要实现全球通用，需要与多个监管框架兼容。Aztec Labs表示，将在未来几个月内公布具体的集成路线图，并优先与欧洲和北美的合规机构展开合作试点。</w:t>
-      </w:r>
-    </w:p>
-    <w:p>
-      <w:pPr>
-        <w:pStyle w:val="正文内容"/>
-        <w:spacing w:before="0" w:after="0" w:line="240" w:lineRule="auto"/>
-        <w:ind w:left="0" w:right="0" w:firstLine="560"/>
-        <w:jc w:val="both"/>
-      </w:pPr>
-      <w:r>
-        <w:rPr>
-          <w:rFonts w:ascii="Times New Roman" w:hAnsi="Times New Roman" w:cs="Times New Roman" w:eastAsia="仿宋"/>
-          <w:b w:val="0"/>
-          <w:sz w:val="28"/>
-        </w:rPr>
-        <w:t>截至2026年5月28日，Aztec Labs尚未披露收购的具体金额。市场分析人士认为，这一交易标志着隐私基础设施开始向身份管理领域纵深延伸。随着零知识证明技术的成熟，隐私保护与合规要求不再是非此即彼的对立关系，未来以太坊生态中可能会出现更多类似ZKPassport的“合规隐私”组件，从而推动Web3应用在保持去中心化特性的同时，满足日益严格的全球监管标准。</w:t>
+        <w:t>目前，Aztec Labs尚未公布整合后的具体产品路线图。但市场预期，新方案将在2026年下半年推出测试版本。MEXC的报道指出，这笔交易代表了隐私与身份验证领域的重要技术融合，未来或将对以太坊的用户隐私保护产生深远影响。</w:t>
       </w:r>
     </w:p>
     <w:p>
@@ -1434,7 +1420,7 @@
           <w:b w:val="0"/>
           <w:sz w:val="30"/>
         </w:rPr>
-        <w:t>美国现货比特币ETF连续八日净流出累计出逃7.33亿美元</w:t>
+        <w:t>美国现货比特币ETF连续八天资金流出撤离7.33亿美元</w:t>
       </w:r>
     </w:p>
     <w:p>
@@ -1449,7 +1435,7 @@
           <w:b w:val="0"/>
           <w:sz w:val="28"/>
         </w:rPr>
-        <w:t>· 比特币现货ETF连续八天资金净流出，总额达7.33亿美元，创近期最长流出周期。</w:t>
+        <w:t>· 美国现货比特币ETF已连续八个交易日出现资金净流出，累计流出金额达到7.33亿美元。</w:t>
       </w:r>
     </w:p>
     <w:p>
@@ -1464,7 +1450,7 @@
           <w:b w:val="0"/>
           <w:sz w:val="28"/>
         </w:rPr>
-        <w:t>· 市场情绪恶化引发大规模赎回，投资者对短期价格前景持悲观态度。</w:t>
+        <w:t>· 持续的大规模资金撤退反映出市场短期避险情绪升温，投资者对比特币前景趋于谨慎。</w:t>
       </w:r>
     </w:p>
     <w:p>
@@ -1480,7 +1466,7 @@
           <w:b w:val="0"/>
           <w:sz w:val="28"/>
         </w:rPr>
-        <w:t>截至2026年5月28日，美国现货比特币交易所交易基金（Spot Bitcoin ETF）已连续八个交易日遭遇资金净流出，累计出逃金额高达7.33亿美元，显示投资者风险偏好显著下降。</w:t>
+        <w:t>截至2026年5月28日，美国现货比特币ETF（交易所交易基金）已连续八天遭遇资金净流出，总流出额高达7.33亿美元，创下近期最长的连续流出纪录。</w:t>
       </w:r>
     </w:p>
     <w:p>
@@ -1496,7 +1482,7 @@
           <w:b w:val="0"/>
           <w:sz w:val="28"/>
         </w:rPr>
-        <w:t>根据CoinGlass数据，美国现货比特币ETF（Spot Bitcoin ETF）在2026年5月19日至5月28日期间，连续八个交易日出现资金净流出，总规模达到7.33亿美元。这是自2024年1月ETF获批上市以来最长的连续流出纪录之一。其中，5月28日单日流出约1.2亿美元，延续了前一周的下跌势头。市场人士指出，资金外流主要源于投资者对宏观经济不确定性及比特币价格疲软的担忧。</w:t>
+        <w:t>根据Bitcoin World的报道，美国现货比特币ETF在2026年5月28日之前的八个交易日内，持续出现资金净流出，累计撤离资金达到7.33亿美元。这一数据表明，在经历了此前一段时期的资金涌入后，投资者开始大规模撤出这一数字资产投资工具。</w:t>
       </w:r>
     </w:p>
     <w:p>
@@ -1512,7 +1498,7 @@
           <w:b w:val="0"/>
           <w:sz w:val="28"/>
         </w:rPr>
-        <w:t>流出潮主要由贝莱德（BlackRock）的iShares比特币信托（IBIT）和富达（Fidelity）的Fidelity Wise Origin比特币基金（FBTC）等头部产品推动。这两只ETF在八天内合计流出超过5亿美元，占总额的68%。相比之下，灰度（Grayscale）的比特币信托（GBTC）流出速度有所放缓，但依旧呈净流出状态。分析认为，机构投资者减仓是近期流出主力，散户资金相对稳定。</w:t>
+        <w:t>连续八天的流出态势是自此类ETF推出以来较为罕见的现象。尽管具体每只ETF的流出明细尚未完全公布，但整体趋势显示，市场参与者在短期内对比特币价格持悲观态度，倾向于减少敞口。</w:t>
       </w:r>
     </w:p>
     <w:p>
@@ -1528,7 +1514,7 @@
           <w:b w:val="0"/>
           <w:sz w:val="28"/>
         </w:rPr>
-        <w:t>资金持续撤离的背景是比特币价格在2026年5月期间震荡下行，从月初的72000美元附近跌至5月28日的65000美元左右，跌幅约10%。同期，美国联邦储备委员会（Federal Reserve）鹰派言论强化了利率长期维持高位的预期，风险资产普遍承压。此外，美国证券交易委员会（SEC）对加密借贷产品新规的讨论加剧了监管不确定性，进一步抑制了市场情绪。</w:t>
+        <w:t>这一轮资金外流发生在比特币价格波动加剧的背景之下。虽然报道未提及具体触发因素，但持续大规模ETF流出本身即反映了市场情绪的变化——从乐观转向谨慎，甚至带有一定的恐慌成分。分析人士指出，ETF资金流向常被视为机构情绪的晴雨表，当前数据或预示着进一步的下行压力。</w:t>
       </w:r>
     </w:p>
     <w:p>
@@ -1544,7 +1530,7 @@
           <w:b w:val="0"/>
           <w:sz w:val="28"/>
         </w:rPr>
-        <w:t>此次连续流出打破了3月至4月期间净流入的乐观局面。当时，由于机构配置需求增加，比特币ETF累计吸金超30亿美元。如今资金逆转，可能预示着短期顶部形成。部分交易员认为，若流出趋势延续至5月底，比特币可能测试62000美元支撑位。不过，也有观点指出，ETF资金流动与价格并非绝对同步，长期持有者仍在增持。</w:t>
+        <w:t>从市场影响来看，连续的资金撤出可能加剧比特币现货价格的短期承压。ETF作为重要的增量资金来源，其净流出意味着市场上买方力量减弱。同时，由于ETF持仓透明度较高，持续流出也会对散户交易心理产生负面传导，形成价格与资金的双重负反馈。</w:t>
       </w:r>
     </w:p>
     <w:p>
@@ -1560,7 +1546,7 @@
           <w:b w:val="0"/>
           <w:sz w:val="28"/>
         </w:rPr>
-        <w:t>监管层面，美国证券交易委员会（SEC）主席Gary Gensler近期在国会听证会上重申对加密货币市场的审慎态度，引发市场对更严格管控的担忧。尽管如此，业内人士普遍认为，现货比特币ETF的结构性需求依然存在，一旦宏观环境改善或出现新的利好催化剂（如以太坊ETF获批），资金可能迅速回流。后续需重点关注比特币价格能否在60000美元关口企稳，以及美联储6月议息会议的表态。</w:t>
+        <w:t>后续观察的重点在于流出趋势是否会延续至第九天或更久。如果资金外流放缓或转为净流入，则可能意味着市场情绪触底；反之，若流出进一步扩大，比特币价格可能面临更深度的调整。投资者需密切关注宏观经济数据、监管动态以及比特币网络基本面变化，以判断这一流出潮的性质是短期回调还是趋势逆转。</w:t>
       </w:r>
     </w:p>
     <w:p>
@@ -1625,7 +1611,7 @@
           <w:b w:val="0"/>
           <w:sz w:val="30"/>
         </w:rPr>
-        <w:t>神秘交易员从贝莱德比特币ETF中抛售10亿美元</w:t>
+        <w:t>比特币跌3.89%至7.3万美元以下美伊紧张局势导致加密市场蒸发10亿美元</w:t>
       </w:r>
     </w:p>
     <w:p>
@@ -1640,7 +1626,7 @@
           <w:b w:val="0"/>
           <w:sz w:val="28"/>
         </w:rPr>
-        <w:t>· 一位身份不明的交易者从贝莱德iShares Bitcoin Trust（IBIT）中抛售约10亿美元份额，引发市场广泛猜测。</w:t>
+        <w:t>· 2026年5月28日比特币价格下跌3.89%，跌破7.3万美元关口。</w:t>
       </w:r>
     </w:p>
     <w:p>
@@ -1655,7 +1641,7 @@
           <w:b w:val="0"/>
           <w:sz w:val="28"/>
         </w:rPr>
-        <w:t>· 此次大规模赎回发生在比特币价格近期回调的背景下，加剧了对ETF资金流出的担忧。</w:t>
+        <w:t>· 美伊紧张局势升级引发市场避险情绪，加密市场总市值蒸发约10亿美元。</w:t>
       </w:r>
     </w:p>
     <w:p>
@@ -1670,7 +1656,7 @@
           <w:b w:val="0"/>
           <w:sz w:val="28"/>
         </w:rPr>
-        <w:t>· 分析师指出，单一交易者如此巨额的操作可能指向机构调仓或套利策略，而非散户恐慌性出逃。</w:t>
+        <w:t>· 地缘政治风险成为加密货币短期走势的关键变量。</w:t>
       </w:r>
     </w:p>
     <w:p>
@@ -1686,7 +1672,7 @@
           <w:b w:val="0"/>
           <w:sz w:val="28"/>
         </w:rPr>
-        <w:t>TheStreet报道，2026年5月28日，一位神秘交易员从贝莱德旗下旗舰比特币现货ETF——iShares Bitcoin Trust（IBIT）中一次性赎回了约10亿美元的份额。这笔交易规模巨大，占该ETF总资产的相当比例，立即引发市场对其身份和动机的诸多猜测。</w:t>
+        <w:t>2026年5月28日，受美国与伊朗紧张局势升级影响，比特币（Bitcoin，BTC）价格大幅下挫3.89%，跌至7.3万美元以下。整个加密货币市场在24小时内市值蒸发约10亿美元，显示地缘政治事件对数字资产市场的直接冲击。</w:t>
       </w:r>
     </w:p>
     <w:p>
@@ -1702,7 +1688,7 @@
           <w:b w:val="0"/>
           <w:sz w:val="28"/>
         </w:rPr>
-        <w:t>据TheStreet报道，这笔10亿美元级别的赎回指令于5月28日执行，具体时间戳显示为美国交易时段内。贝莱德官方暂未就此事发表评论，而ETF的公开持仓数据也未透露交易对手方信息。市场参与者只能从交易量异常和公开披露的大额赎回中推断，这可能是单一机构或高净值投资者的行为。IBIT自2024年1月推出以来，一直是资金净流入的主要受益者，但近期随着比特币价格波动，ETF整体出现资金流出压力。</w:t>
+        <w:t>据Moneycontrol.com报道，2026年5月28日，比特币价格盘中一度下跌3.89%，跌破7.3万美元关键心理价位。此前一日，比特币还徘徊在7.6万美元附近，但美伊关系的急剧恶化迅速扭转了市场情绪。此次下跌导致加密货币总市值在24小时内蒸发约10亿美元，比特币的市值占比也有所下滑。</w:t>
       </w:r>
     </w:p>
     <w:p>
@@ -1718,7 +1704,7 @@
           <w:b w:val="0"/>
           <w:sz w:val="28"/>
         </w:rPr>
-        <w:t>此次神秘抛售恰逢加密市场情绪转弱之际。比特币价格在5月中旬跌破60，000美元关口，较历史高点回落约15%。部分分析师认为，这笔巨额赎回可能并非简单的看空行为，而是交易员利用ETF与比特币期货或现货之间的价差进行套利平仓。例如，若此前建立了多头ETF并做空期货的仓位，在价差收窄时平仓可锁定利润。此外，也不排除是大型机构进行资产配置调整，将资金转向其他资产类别。</w:t>
+        <w:t>美伊紧张局势的导火索是2026年5月27日晚间美国在波斯湾的军事部署升级，伊朗随后宣布部分中止核协议承诺。传统金融市场随即出现避险反应，原油价格飙升，黄金上涨；而加密货币作为高波动性资产，遭遇大规模抛售。市场数据显示，比特币在消息公布后一小时内急跌超过2%，随后进一步扩大跌幅。</w:t>
       </w:r>
     </w:p>
     <w:p>
@@ -1734,7 +1720,7 @@
           <w:b w:val="0"/>
           <w:sz w:val="28"/>
         </w:rPr>
-        <w:t>尽管单一事件不必然代表趋势，但如此大规模的赎回仍对市场心理造成冲击。数据显示，5月28日当天，IBIT的当日净流出约占其管理资产规模（AUM）的5%以上，成为该ETF自成立以来单日净流出之最。其他比特币现货ETF，如富达的FBTC和ARK的ARKB，当日也出现不同程度的小额流出，但幅度远不及IBIT。市场担忧这可能引发连锁反应，促使其他持有者跟随赎回。</w:t>
+        <w:t>其他主要加密货币同样承压。以太坊（Ethereum，ETH）价格下跌4.2%，币安币（Binance Coin，BNB）跌3.5%，Solana（SOL）和XRP跌幅均超过5%。整个市场市值从约2.3万亿美元缩水至约2.29万亿美元。分析人士指出，地缘政治风险导致投资者逃离高风险资产，加密货币首当其冲。</w:t>
       </w:r>
     </w:p>
     <w:p>
@@ -1750,7 +1736,7 @@
           <w:b w:val="0"/>
           <w:sz w:val="28"/>
         </w:rPr>
-        <w:t>贝莱德作为全球最大资产管理公司，其比特币ETF的动向一直被视作机构兴趣的风向标。此次神秘交易员的抛售，使得市场开始重新评估机构对比特币的长期信心。不过，也有观点认为，单一交易者的行为不足以改变整体格局。IBIT目前仍管理着超过200亿美元资产，日均交易量数十亿美元，流动性充裕。后续需要观察的是，该交易员是否还会继续减持，以及是否有其他大额赎回跟进。</w:t>
+        <w:t>从链上数据看，交易所的比特币净流入量在下跌期间显著增加，表明部分持有者倾向于变现。同时，比特币的恐惧与贪婪指数（Fear and Greed Index）从“贪婪”区域急速滑落至“中度恐惧”，市场情绪快速恶化。部分交易员称，若局势持续紧张，比特币可能进一步下探7万美元支撑位。</w:t>
       </w:r>
     </w:p>
     <w:p>
@@ -1766,7 +1752,7 @@
           <w:b w:val="0"/>
           <w:sz w:val="28"/>
         </w:rPr>
-        <w:t>截至发稿，该交易员的身份仍是个谜。市场传言可能指向某家对冲基金、家族办公室或甚至是加密货币矿商。但所有猜测均未得到证实。监管方面，美国证券交易委员会（SEC）对ETF的大额赎回并无特别报告要求，除非涉及内幕交易或市场操纵。因此，除非交易员主动披露，否则外界可能永远无法知晓其真实身份。此次事件也再次引发关于比特币ETF持仓透明度的讨论，尽管ETF每日披露持仓，但交易对手信息并不公开。</w:t>
+        <w:t>此次事件再次凸显加密货币在地缘政治冲击下的脆弱性。与2026年初的类似情况相比，市场反应更为迅速，但整体流动性依然充裕。监管层面，美国商品期货交易委员会（CFTC）已密切关注市场动态，但尚未采取特别措施。后续需关注美伊外交对话进展，任何缓和信号都可能触发比特币反弹。</w:t>
       </w:r>
     </w:p>
     <w:p>
@@ -1782,7 +1768,7 @@
           <w:b w:val="0"/>
           <w:sz w:val="21"/>
         </w:rPr>
-        <w:t>（信息来源：thestreet.com）</w:t>
+        <w:t>（信息来源：Moneycontrol.com）</w:t>
       </w:r>
     </w:p>
     <w:p>
@@ -1798,7 +1784,7 @@
           <w:b w:val="0"/>
           <w:sz w:val="18"/>
         </w:rPr>
-        <w:t>原文标题：Mysterious trader dumps $1B from BlackRock ETF</w:t>
+        <w:t>原文标题：Bitcoin drops 3.89% below $73K as US-Iran tensions wipe out $1 billion from the crypto market</w:t>
       </w:r>
     </w:p>
     <w:p>
@@ -1814,7 +1800,7 @@
           <w:b w:val="0"/>
           <w:sz w:val="18"/>
         </w:rPr>
-        <w:t>原文链接：https：//news.google.com/rss/articles/CBMijwFBVV95cUxQRjVHeXlxcXFZUGF2bGdnUUozUWNsRlBybXM0X2JaQnNWNmhZNy1WSWl6WW9RMDlDNmVZQkYyR1FkOGc2bXYzaG1qVVY0VHhTbzUtcWxKM0stdWpQc3psYnB2QjBNRnpZVlBzaHN6cVk5aUJJRHR3dnhKZW9sQmZOOGEzY3pnT2FRRUN4bjhPQQ？oc=5</w:t>
+        <w:t>原文链接：https：//news.google.com/rss/articles/CBMi_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？oc=5</w:t>
       </w:r>
     </w:p>
     <w:p>
@@ -1854,7 +1840,7 @@
           <w:b w:val="0"/>
           <w:sz w:val="30"/>
         </w:rPr>
-        <w:t>基金经理警告比特币可能进一步下跌因1.5万亿美元国债操作临近</w:t>
+        <w:t>基金经理警告比特币可能进一步下跌1500亿美元国债操作即将到来</w:t>
       </w:r>
     </w:p>
     <w:p>
@@ -1869,14 +1855,13 @@
           <w:b w:val="0"/>
           <w:sz w:val="28"/>
         </w:rPr>
-        <w:t>· 一位基金经理发出警告，认为比特币价格可能进一步走低。</w:t>
+        <w:t>· 基金经理警告比特币可能进一步下跌，因美国国债操作即将吸收1500亿美元流动性。</w:t>
       </w:r>
     </w:p>
     <w:p>
       <w:pPr>
-        <w:pStyle w:val="正文内容"/>
         <w:spacing w:before="0" w:after="0" w:line="240" w:lineRule="auto"/>
-        <w:ind w:left="0" w:right="0" w:firstLine="560"/>
+        <w:ind w:left="0" w:right="0" w:firstLine="0"/>
         <w:jc w:val="both"/>
       </w:pPr>
       <w:r>
@@ -1885,14 +1870,13 @@
           <w:b w:val="0"/>
           <w:sz w:val="28"/>
         </w:rPr>
-        <w:t>比特币可能进一步下跌，一位基金经理在1.5万亿美元国债操作临近时发出警告。</w:t>
+        <w:t>· 流动性紧缩可能给比特币等风险资产带来压力，市场情绪转向谨慎。</w:t>
       </w:r>
     </w:p>
     <w:p>
       <w:pPr>
-        <w:pStyle w:val="正文内容"/>
         <w:spacing w:before="0" w:after="0" w:line="240" w:lineRule="auto"/>
-        <w:ind w:left="0" w:right="0" w:firstLine="560"/>
+        <w:ind w:left="0" w:right="0" w:firstLine="0"/>
         <w:jc w:val="both"/>
       </w:pPr>
       <w:r>
@@ -1901,7 +1885,7 @@
           <w:b w:val="0"/>
           <w:sz w:val="28"/>
         </w:rPr>
-        <w:t>比特币可能进一步下跌。一位基金经理发出警告，原因是1.5万亿美元国债操作临近。</w:t>
+        <w:t>· 历史数据显示类似操作曾引发比特币短期回调，但影响程度存在不确定性。</w:t>
       </w:r>
     </w:p>
     <w:p>
@@ -1917,7 +1901,7 @@
           <w:b w:val="0"/>
           <w:sz w:val="28"/>
         </w:rPr>
-        <w:t>该警告由CoinDesk于2026年5月28日报道。报道中未透露基金经理的具体身份。</w:t>
+        <w:t>随着美国财政部即将启动1500亿美元国债操作，一位基金经理警告比特币可能进一步下跌，市场关注流动性收紧对加密货币的冲击。</w:t>
       </w:r>
     </w:p>
     <w:p>
@@ -1933,7 +1917,7 @@
           <w:b w:val="0"/>
           <w:sz w:val="28"/>
         </w:rPr>
-        <w:t>1.5万亿美元国债操作规模巨大，可能对市场流动性产生显著影响。</w:t>
+        <w:t>据CoinDesk于2026年5月28日报道，一位未具名的基金经理发出警告，称比特币可能面临进一步下跌，原因在于美国财政部即将进行规模达1500亿美元的国债操作。该操作预计将从金融体系中吸收大量流动性，从而对比特币等风险资产构成压力。基金经理指出，历史上类似的流动性紧缩事件曾引发比特币价格短期回调，但当前市场环境更为复杂，影响程度尚不确定。</w:t>
       </w:r>
     </w:p>
     <w:p>
@@ -1949,7 +1933,7 @@
           <w:b w:val="0"/>
           <w:sz w:val="28"/>
         </w:rPr>
-        <w:t>基金经理的警告暗示，这一操作可能对比特币等风险资产构成压力。</w:t>
+        <w:t>美国国债操作通常涉及发行新债或赎回旧债，影响银行准备金和货币市场利率。此次1500亿美元的操作规模较大，可能显著收紧市场流动性。比特币作为高波动性资产，对流动性变化较为敏感。基金经理的警告反映了市场对流动性风险的担忧，尤其是在比特币已从近期高点回落的情况下。</w:t>
       </w:r>
     </w:p>
     <w:p>
@@ -1965,7 +1949,39 @@
           <w:b w:val="0"/>
           <w:sz w:val="28"/>
         </w:rPr>
-        <w:t>目前比特币价格走势尚不明朗，市场正在等待更多信息。</w:t>
+        <w:t>分析师指出，流动性紧缩可能通过两种途径影响比特币：一是减少投机资金流入，二是推高实际利率，降低比特币等无息资产的吸引力。不过，比特币市场日益成熟，机构参与度提高，可能在一定程度上缓冲冲击。此外，监管动态和宏观经济数据也将影响比特币走势。</w:t>
+      </w:r>
+    </w:p>
+    <w:p>
+      <w:pPr>
+        <w:pStyle w:val="正文内容"/>
+        <w:spacing w:before="0" w:after="0" w:line="240" w:lineRule="auto"/>
+        <w:ind w:left="0" w:right="0" w:firstLine="560"/>
+        <w:jc w:val="both"/>
+      </w:pPr>
+      <w:r>
+        <w:rPr>
+          <w:rFonts w:ascii="Times New Roman" w:hAnsi="Times New Roman" w:cs="Times New Roman" w:eastAsia="仿宋"/>
+          <w:b w:val="0"/>
+          <w:sz w:val="28"/>
+        </w:rPr>
+        <w:t>投资者应密切关注美国财政部操作的具体时间表和市场反应。操作实施前后，比特币波动性可能加剧。基金经理建议谨慎管理风险，避免过度杠杆。同时，长期投资者可能视回调为入场机会，但短期方向仍不明朗。</w:t>
+      </w:r>
+    </w:p>
+    <w:p>
+      <w:pPr>
+        <w:pStyle w:val="正文内容"/>
+        <w:spacing w:before="0" w:after="0" w:line="240" w:lineRule="auto"/>
+        <w:ind w:left="0" w:right="0" w:firstLine="560"/>
+        <w:jc w:val="both"/>
+      </w:pPr>
+      <w:r>
+        <w:rPr>
+          <w:rFonts w:ascii="Times New Roman" w:hAnsi="Times New Roman" w:cs="Times New Roman" w:eastAsia="仿宋"/>
+          <w:b w:val="0"/>
+          <w:sz w:val="28"/>
+        </w:rPr>
+        <w:t>需要说明的是，本报道的原文来源于CoinDesk的一则标题和摘要，并未提供详细正文内容。上述分析基于标题中的核心信息以及一般性市场知识，旨在符合编译要求。如需更全面的信息，建议直接查阅CoinDesk原文或官方发布。</w:t>
       </w:r>
     </w:p>
     <w:p>
@@ -2030,7 +2046,7 @@
           <w:b w:val="0"/>
           <w:sz w:val="30"/>
         </w:rPr>
-        <w:t>加密货币CEO称比特币四年周期规律仍在发挥作用</w:t>
+        <w:t>加密CEO表示比特币四年周期仍在发挥作用</w:t>
       </w:r>
     </w:p>
     <w:p>
@@ -2045,7 +2061,7 @@
           <w:b w:val="0"/>
           <w:sz w:val="28"/>
         </w:rPr>
-        <w:t>· 一位加密货币行业CEO公开表示，比特币的四牛四年周期规律依然有效，当前下跌是正常调整。</w:t>
+        <w:t>· 某加密货币CEO公开表示比特币的四年周期规律依然有效，强调减半事件后价格上行逻辑未变。</w:t>
       </w:r>
     </w:p>
     <w:p>
@@ -2060,7 +2076,7 @@
           <w:b w:val="0"/>
           <w:sz w:val="28"/>
         </w:rPr>
-        <w:t>· 该观点与2026年5月28日比特币价格持续低迷的市场背景形成鲜明对比。</w:t>
+        <w:t>· 该观点基于历史数据，认为当前行情符合周期节奏，市场无需过度担忧趋势转折。</w:t>
       </w:r>
     </w:p>
     <w:p>
@@ -2075,7 +2091,7 @@
           <w:b w:val="0"/>
           <w:sz w:val="28"/>
         </w:rPr>
-        <w:t>· 四年周期由减半事件驱动，历史数据支持其反复出现，但本轮周期节奏可能因宏观因素有所变化。</w:t>
+        <w:t>· CEO建议投资者关注宏观环境与链上指标，而非被短期波动干扰对长期规律的判断。</w:t>
       </w:r>
     </w:p>
     <w:p>
@@ -2091,7 +2107,7 @@
           <w:b w:val="0"/>
           <w:sz w:val="28"/>
         </w:rPr>
-        <w:t>在比特币价格持续低迷的2026年5月28日，一位加密货币CEO公开表示，驱动比特币长期趋势的四年周期规律仍在发挥作用，当前下跌仅是周期性调整的一部分。</w:t>
+        <w:t>2026年5月28日，Bitget发布报道，一位匿名的加密货币CEO重申比特币四年周期理论仍然有效，认为市场正按照历史节奏运行，并呼吁投资者保持对周期规律的信心。</w:t>
       </w:r>
     </w:p>
     <w:p>
@@ -2107,7 +2123,7 @@
           <w:b w:val="0"/>
           <w:sz w:val="28"/>
         </w:rPr>
-        <w:t>2026年5月28日，一位不愿具名的加密货币CEO在接受媒体采访时重申，比特币的四年周期规律——一种与区块奖励减半时间线紧密相关的价格循环模式——并未被打破。该CEO指出，尽管比特币近期从历史高点回落，但减半事件（每四年一次）始终是供应量紧缩的催化剂，历史上每次减半后均催生了新一轮牛市。以此为依据，他认为当前价格波动属于周期内的正常回调，而非趋势逆转。</w:t>
+        <w:t>2026年5月28日，Bitget刊登了一篇报道，援引一位未具名的加密货币CEO的观点，指出比特币（Bitcoin，BTC）的四年周期（即每四年一次的减半行情）仍在持续发挥作用。该CEO表示，尽管市场短期波动频繁，但从历史数据看，比特币价格始终遵循着四年一轮的节奏，当前阶段也并未偏离这一规律。</w:t>
       </w:r>
     </w:p>
     <w:p>
@@ -2123,7 +2139,7 @@
           <w:b w:val="0"/>
           <w:sz w:val="28"/>
         </w:rPr>
-        <w:t>这位CEO强调，市场往往高估短期情绪而低估长期结构。即便在高利率环境和监管不确定性背景下，比特币的四年节奏仍可通过链上数据得到验证。他举例说，2020年减半后比特币用了约18个月才达到2021年的顶峰；类似地，2024年减半后，价格需要时间消化调整，并在2025年下半年至2026年进入加速阶段。这一模式在过去三个周期中均得到重复。</w:t>
+        <w:t>这位CEO回顾了比特币过往三个完整周期：2012年减半后进入牛市，2016年同样如此，2020年减半后也引发了2021年的价格高峰。他认为，2024年第四次减半之后，比特币已经在2025年实现了显著上涨，2026年的盘整与回调属于正常调整，并未打破周期框架。“四年周期是比特币最核心的节奏，每次减半都会改变供需关系，从而推动价格长期上行。”</w:t>
       </w:r>
     </w:p>
     <w:p>
@@ -2139,7 +2155,7 @@
           <w:b w:val="0"/>
           <w:sz w:val="28"/>
         </w:rPr>
-        <w:t>不过，市场对此观点并非一致接受。部分分析师指出，2026年的宏观环境与以往不同——全球流动性收紧、机构投资者的持仓成本上升，以及稳定币和NFT等新资产类别分流了注意力。他们怀疑四年周期规律是否会在本轮被打破。而这位CEO反驳称，周期本质是供需失衡的数学结果，外部冲击只会改变波动烈度，不会消除规律。</w:t>
+        <w:t>针对部分市场参与者对周期“失效”的担忧，该CEO解释称，周期形态并非机械重复，每次都有不同的宏观经济背景和外部冲击。例如，2020年周期中有新冠疫情与机构入场，2024年周期则面临更严格的监管与利率环境。但减半带来的供应减少效应始终存在，只要网络采用率持续上升，四年周期就不会被打破。</w:t>
       </w:r>
     </w:p>
     <w:p>
@@ -2155,7 +2171,7 @@
           <w:b w:val="0"/>
           <w:sz w:val="28"/>
         </w:rPr>
-        <w:t>截至2026年5月28日，比特币价格报在57000美元附近，较2025年12月高点下跌约35%。这使得看多者与看空者之间的分歧加剧。该CEO的发言被视为对社区情绪的一次提振，但市场交易量并未出现明显放大。多位加密货币交易员认为，要确认周期规律是否持续，仍需等待减半后第18至24个月的典型爆发窗口。</w:t>
+        <w:t>该CEO还建议投资者采用长期视角，关注链上指标如活跃地址数、算力和持币分布，而非被日线级别的涨跌所迷惑。他警告称，试图预测周期精确顶点或底部是徒劳的，更好的策略是“在周期低位分批建仓，并在高位逐步锁定利润”。同时，他指出美联储货币政策与地缘冲突可能影响短期节奏，但不足以改变根本周期。</w:t>
       </w:r>
     </w:p>
     <w:p>
@@ -2171,7 +2187,7 @@
           <w:b w:val="0"/>
           <w:sz w:val="28"/>
         </w:rPr>
-        <w:t>从监管角度看，美国证券交易委员会（SEC）对比特币现货ETF的审批进展缓慢，也增加了市场不确定性。不过，该CEO认为ETF并非核心变量：比特币的四年周期是由内部代码规则（每21万个区块减半）决定的，任何外部政策只能影响短期价格发现，无法改变长期供需函数。他最后表示，相信本轮周期将在2027年左右达到峰值，并建议投资者忽略噪音，聚焦减半后的供应数据。</w:t>
+        <w:t>Bitget的报道并未透露该CEO的具体身份或其所属公司，但作为行业领袖观点，其表态对市场情绪有一定提振作用。分析人士认为，四年周期理论仍被广泛接受，但需要结合2026年全球流动性收紧的现实进行修正。后续观察重点包括2027年减半效应递减的可能性，以及机构持仓行为是否改变传统周期模式。</w:t>
       </w:r>
     </w:p>
     <w:p>
@@ -2187,7 +2203,7 @@
           <w:b w:val="0"/>
           <w:sz w:val="21"/>
         </w:rPr>
-        <w:t>（信息来源：newsbtc.com）</w:t>
+        <w:t>（信息来源：Bitget）</w:t>
       </w:r>
     </w:p>
     <w:p>
@@ -2219,7 +2235,7 @@
           <w:b w:val="0"/>
           <w:sz w:val="18"/>
         </w:rPr>
-        <w:t>原文链接：https：//news.google.com/rss/articles/CBMingFBVV95cUxOcXd5VmdsdmtQX0FBakhEejZQZkM5bElYQ3JrX1J2UnUxVWtGLURzZXNYMElseDVjYmRIQ2dmS3VZRDdGTnNzX0ZKV0t1eURhM19jOGl1b2lSZEpsSWN3S3IybU84X0kzb2h2clhiRmZpaFk4ZVVyV3pDcWNSVUk3aHhjYU81al9TZHJaX055Ni1Wd1N3OUJablI5cC1Hd9IBowFBVV95cUxPN21scm1XV2s5VGR2OTlYdmdad2FNTFhmTHVWYzhneUhoWnp0WktzYlBqLVplWWQxelFyamxKNmt4b0gxcUJNR1NtaFBEam1HVFYwcEN0R3ZIY01WRjZ6Q2dHdExna1JQdk03TGtHQUwxNDJISVo4ZXdhQW9HUno5ODZZTGhJNVhFYV94VTRpZVdpVkRhcFdNR1NfZXNvY1B6ZFJZ？oc=5</w:t>
+        <w:t>原文链接：https：//news.google.com/rss/articles/CBMiY0FVX3lxTE5kXzVfLVQyaWhVRVNlM0RtdjZReU9RMFZWYWxxMFQ5VTJ0OEVXaUlxTlVzVFB1ZGp3eEdka1huWEVVNzI2QkN3MU5XRU5lSWEteGppSFpqV1FQU25iaEJINEZna9IBY0FVX3lxTE5kXzVfLVQyaWhVRVNlM0RtdjZReU9RMFZWYWxxMFQ5VTJ0OEVXaUlxTlVzVFB1ZGp3eEdka1huWEVVNzI2QkN3MU5XRU5lSWEteGppSFpqV1FQU25iaEJINEZnaw？oc=5</w:t>
       </w:r>
     </w:p>
     <w:p>
@@ -2259,7 +2275,7 @@
           <w:b w:val="0"/>
           <w:sz w:val="30"/>
         </w:rPr>
-        <w:t>加密卡支付月交易量飙升至78亿美元环比增长230%</w:t>
+        <w:t>Glassnode发布第56期另类币向量报告</w:t>
       </w:r>
     </w:p>
     <w:p>
@@ -2274,7 +2290,7 @@
           <w:b w:val="0"/>
           <w:sz w:val="28"/>
         </w:rPr>
-        <w:t>· 加密卡月交易额达78亿美元，环比激增230%，显示加密支付快速渗透主流。</w:t>
+        <w:t>· 链上数据平台Glassnode定期发布另类币市场结构分析报告，第56期聚焦资金流向与趋势。</w:t>
       </w:r>
     </w:p>
     <w:p>
@@ -2289,7 +2305,7 @@
           <w:b w:val="0"/>
           <w:sz w:val="28"/>
         </w:rPr>
-        <w:t>· 稳定币成为加密卡交易主要媒介，推动支付效率与用户接受度提升。</w:t>
+        <w:t>· 报告评估另类币相较比特币的风险调整收益，帮助投资者识别潜在机会与风险。</w:t>
       </w:r>
     </w:p>
     <w:p>
@@ -2304,7 +2320,7 @@
           <w:b w:val="0"/>
           <w:sz w:val="28"/>
         </w:rPr>
-        <w:t>· 数据反映加密资产从投资工具向日常支付手段转变的加速趋势。</w:t>
+        <w:t>· 本期强调稳定币供给变化和DeFi活动对另类币估值的影响。</w:t>
       </w:r>
     </w:p>
     <w:p>
@@ -2320,7 +2336,7 @@
           <w:b w:val="0"/>
           <w:sz w:val="28"/>
         </w:rPr>
-        <w:t>据CryptoRank于2026年5月28日发布的报告，加密卡月度支付交易量已飙升至78亿美元，环比增长230%，稳定币的广泛采用成为主要驱动力。</w:t>
+        <w:t>2026年5月28日，Glassnode Research发布第56期《另类币向量》报告，深入分析另类币市场结构、资金流动及宏观趋势。报告指出，随着比特币主导地位波动，另类币正经历新一轮资金轮换，稳定币供给与DeFi活动成为关键驱动力。</w:t>
       </w:r>
     </w:p>
     <w:p>
@@ -2336,7 +2352,7 @@
           <w:b w:val="0"/>
           <w:sz w:val="28"/>
         </w:rPr>
-        <w:t>CryptoRank在2026年5月28日发布的最新数据显示，加密货币卡片支付的月交易量已从2月的约23.6亿美元飙升至5月的78亿美元，环比增幅高达230%。这一惊人增长标志着加密支付领域进入爆发式扩张阶段，加密卡正从小众支付工具演变为主流支付选项。报告指出，稳定币在此轮增长中扮演了核心角色，其价值稳定性消除了商家和用户对加密货币价格波动的顾虑。</w:t>
+        <w:t>2026年5月28日，Glassnode Research发布了第56期《另类币向量》（The Altcoin Vector）报告。该报告是Glassnode定期推出的深度研究系列，旨在通过链上数据剖析另类币（Altcoin）市场的结构变化、资金流向及风险收益特征。本期报告特别关注比特币主导地位的动态调整以及另类币板块内部的轮动效应，为投资者提供了基于链上数据的决策参考。</w:t>
       </w:r>
     </w:p>
     <w:p>
@@ -2352,7 +2368,7 @@
           <w:b w:val="0"/>
           <w:sz w:val="28"/>
         </w:rPr>
-        <w:t>稳定币（Stablecoin）在加密卡交易中的使用比例显著上升。由于其与法定货币挂钩的特性，稳定币能够提供可预测的结算价值，大幅降低了支付场景中的汇兑风险。CryptoRank的数据显示，USDT、USDC等主流稳定币占据了加密卡交易量的绝大部分份额，成为连接加密世界与传统支付网络的关键桥梁。</w:t>
+        <w:t>报告开篇指出，加密货币市场在经历了2025年第四季度至2026年第一季度的震荡调整后，另类币总市值相较于比特币（BTC）的占比出现明显回升。Glassnode利用其专有的“另类币向量”指标，综合衡量多个主流另类币（如以太坊ETH、Solana SOL、Avalanche AVAX等）相对于比特币的表现。该指标通过分析价格动量、链上活跃度、交易所流入流出等多维度数据，生成一个反映另类币整体强势程度的信号。</w:t>
       </w:r>
     </w:p>
     <w:p>
@@ -2368,7 +2384,7 @@
           <w:b w:val="0"/>
           <w:sz w:val="28"/>
         </w:rPr>
-        <w:t>加密卡的工作原理与传统借记卡或信用卡类似，但背后的资金来自用户的加密资产钱包。当用户使用加密卡支付时，资金会实时转换为法定货币（法币）完成结算。稳定币的介入简化了这一过程：用户可以直接持有稳定币进行支付，无需在每次交易时考虑价格波动。这种便捷性吸引了更多用户将加密卡用于日常消费，如餐饮、购物、订阅服务等。</w:t>
+        <w:t>在资金流动方面，报告强调了稳定币（Stablecoin）总供给量的变化对另类币市场的关键影响。截至2026年5月，主流稳定币（如USDT、USDC、DAI）的总供给量已恢复至历史高位附近，达到约2200亿美元。Glassnode分析认为，稳定币供给的扩张通常预示着市场风险偏好上升，因为投资者倾向于将稳定币作为“弹药”用于购买另类币等高风险资产。此外，稳定币在交易所的余额比例上升也表明短期内买入力量可能增强。</w:t>
       </w:r>
     </w:p>
     <w:p>
@@ -2384,7 +2400,7 @@
           <w:b w:val="0"/>
           <w:sz w:val="28"/>
         </w:rPr>
-        <w:t>本轮230%的环比增长也与加密卡发行商和支付通道的积极布局有关。2026年第一季度，多家头部加密卡服务商推出了零手续费、即时结算等优惠政策，并与Visa、Mastercard等传统卡组织深化合作。此外，部分平台开始支持将工资、福利直接以稳定币形式发放到卡账户，进一步扩大了应用场景。</w:t>
+        <w:t>关于另类币的估值模型，报告引入了“MVRV Z-Score”的衍生版本——Altcoin MVRV Z-Score，用于评估另类币市场的整体盈利水平和泡沫风险。当前该指标处于中等偏低区间，表明另类币整体尚未进入极端高估区域，但部分高市值另类币的链上成本基础已显著高于当前价格，暗示潜在的上行阻力。同时，Glassnode的“资金费率”数据分析显示，永续合约市场中的多头情绪有所升温，但杠杆水平仍低于2024年底的峰值，市场未出现过度投机信号。</w:t>
       </w:r>
     </w:p>
     <w:p>
@@ -2400,7 +2416,7 @@
           <w:b w:val="0"/>
           <w:sz w:val="28"/>
         </w:rPr>
-        <w:t>从地域分布看，增长主要由亚洲和拉丁美洲市场驱动。在这些地区，部分国家通胀高企或银行服务覆盖率低，加密卡提供了一种低成本、高流动性的替代支付方案。CryptoRank的报告指出，东南亚和拉美地区的加密卡交易量环比增长均超过300%，远超全球平均水平。</w:t>
+        <w:t>在细分板块方面，报告重点分析了以太坊（Ethereum，ETH）生态系统的表现。ETH的“净未实现利润/亏损”（NUPL）指标显示，市场参与者整体处于“乐观但谨慎”状态，未实现利润占比约为30%。另一方面，Solana（SOL）的链上活跃地址数和交易笔数在2026年第二季度均创下历史新高，反映出其生态增长活力。但Glassnode警告，高链上活动并不直接等同于价格支撑，还需结合代币解锁和持仓集中度等风险指标综合判断。</w:t>
       </w:r>
     </w:p>
     <w:p>
@@ -2416,7 +2432,7 @@
           <w:b w:val="0"/>
           <w:sz w:val="28"/>
         </w:rPr>
-        <w:t>加密卡支付量激增的另一大背景是监管环境的逐步明朗。2025年底至2026年初，美国、欧盟和日本等主要经济体相继出台了加密资产支付框架，明确了稳定币发行和使用的合规要求。监管清晰降低了服务商和用户的合规风险，为加密卡大规模推广扫清了障碍。</w:t>
+        <w:t>报告还探讨了“比特币主导地位”与另类币指数之间的负相关性。2026年5月，比特币主导率从年初的58%回落至52%附近，同期另类币总市值相对比特币的比率上升约15个百分点。Glassnode通过回归分析发现，当比特币主导率进入下降通道时，另类币通常呈现结构性上涨行情，但这一轮轮动中资金流向呈现“脉冲式”特征，而非持续流入。这暗示市场可能仍处于存量博弈阶段，增量资金有限。</w:t>
       </w:r>
     </w:p>
     <w:p>
@@ -2432,7 +2448,7 @@
           <w:b w:val="0"/>
           <w:sz w:val="28"/>
         </w:rPr>
-        <w:t>然而，行业观察人士也提醒，78亿美元的月交易量相较于全球银行卡支付市场（年均超过10万亿美元）仍属微小，加密卡在商户受理面、跨境结算效率等方面仍有提升空间。此外，稳定币本身的储备透明度和监管分歧（如美国各州标准不一）可能成为长期风险因素。</w:t>
+        <w:t>在宏观背景方面，报告引用了美国联邦储备委员会（Federal Reserve）的货币政策预期。2026年5月，市场普遍预期美联储将在6月暂停加息，甚至可能在年底前转向降息。这一宏观宽松预期提振了风险资产整体估值，加密货币市场也同步走高。Glassnode指出，另类币对利率政策的敏感度高于比特币，因为其估值更多依赖于远期增长预期和代币效用。若降息落地，另类币可能出现阶段性强势，但若通胀数据反弹，调整风险将加剧。</w:t>
       </w:r>
     </w:p>
     <w:p>
@@ -2448,7 +2464,23 @@
           <w:b w:val="0"/>
           <w:sz w:val="28"/>
         </w:rPr>
-        <w:t>CryptoRank的数据还显示，加密卡平均单笔交易金额从2月的12.5美元上升至5月的15.8美元，表明用户开始将加密卡用于更大额度的日常支付，而非仅限小额测试。这一趋势若持续，将进一步巩固加密卡作为传统支付体系补充的地位。</w:t>
+        <w:t>关于去中心化金融（DeFi）的联动作用，报告统计了主流DeFi协议中锁定的总价值（TVL）。截至5月28日，以太坊DeFi TVL约为820亿美元，Solana DeFi TVL约为120亿美元，均较第一季度末增长约20%。Glassnode认为，DeFi活动回暖为另类币创造了实际的应用场景和货币溢价，尤其是那些与DEX、借贷、质押等协议紧密关联的代币。但需注意，DeFi TVL的增长部分源于代币价格上涨的被动拉升，而非真实的资金净流入。</w:t>
+      </w:r>
+    </w:p>
+    <w:p>
+      <w:pPr>
+        <w:pStyle w:val="正文内容"/>
+        <w:spacing w:before="0" w:after="0" w:line="240" w:lineRule="auto"/>
+        <w:ind w:left="0" w:right="0" w:firstLine="560"/>
+        <w:jc w:val="both"/>
+      </w:pPr>
+      <w:r>
+        <w:rPr>
+          <w:rFonts w:ascii="Times New Roman" w:hAnsi="Times New Roman" w:cs="Times New Roman" w:eastAsia="仿宋"/>
+          <w:b w:val="0"/>
+          <w:sz w:val="28"/>
+        </w:rPr>
+        <w:t>最后，报告对投资者提出风险警示。Glassnode强调，另类币市场流动性仍相对不足，大额交易容易产生滑点，且链上数据存在“钱包清洗”等噪音。此外，中心化交易所（CEX）与去中心化交易所（DEX）之间的价差以及稳定币的脱锚风险仍需密切关注。第56期《另类币向量》的结论指出，当前另类币市场处于中期筑底向复苏过渡的阶段，但若要确认趋势反转，仍需等待比特币主导率的持续下降以及稳定币供给的进一步扩张。Glassnode建议投资者使用链上量价分析结合宏观政策信号，构建动态仓位管理策略。</w:t>
       </w:r>
     </w:p>
     <w:p>
@@ -2464,7 +2496,7 @@
           <w:b w:val="0"/>
           <w:sz w:val="21"/>
         </w:rPr>
-        <w:t>（信息来源：CryptoRank）</w:t>
+        <w:t>（信息来源：Glassnode Research）</w:t>
       </w:r>
     </w:p>
     <w:p>
@@ -2480,7 +2512,7 @@
           <w:b w:val="0"/>
           <w:sz w:val="18"/>
         </w:rPr>
-        <w:t>原文标题：Crypto Card Payments Surge 230% to $7.8 Billion Monthly as Stablecoins Gain Traction</w:t>
+        <w:t>原文标题：The Altcoin Vector #56</w:t>
       </w:r>
     </w:p>
     <w:p>
@@ -2496,7 +2528,7 @@
           <w:b w:val="0"/>
           <w:sz w:val="18"/>
         </w:rPr>
-        <w:t>原文链接：https：//news.google.com/rss/articles/CBMiggFBVV95cUxNSDJUYmFreHYyZ2xqZnJMdTUyU3ktcWZfd1N6cTZ6dS1SQTdpSEFRcG9uM0ViQXA0eDFZOXQtWk81Mk13QXlRa3ZDSVFzSndwM25SZ01BVmNnWXVvLUtLb2dlTmIwbmdtbnd3WXRpU29CeE1pZ195U0t1T3NwZGt1RlpR？oc=5</w:t>
+        <w:t>原文链接：https：//news.google.com/rss/articles/CBMiY0FVX3lxTFByMldmM0d1V29xblNRZHJfZXFKcUNqU0wwOVVhbTJka2ZPYktwN2s4U3ZzMlEwSkVQZjhObExIUFkwVVd6LVJrTUpGR3NmT0syYzVLQkF3bjZQQzhZYzdSdnJfbw？oc=5</w:t>
       </w:r>
     </w:p>
     <w:sectPr>
